--- a/інтернет-програмування/Драч_ЛР№3_Звіт.docx
+++ b/інтернет-програмування/Драч_ЛР№3_Звіт.docx
@@ -12,6 +12,7 @@
           <w:szCs w:val="28"/>
         </w:rPr>
       </w:pPr>
+      <w:proofErr w:type="spellStart"/>
       <w:r>
         <w:rPr>
           <w:b/>
@@ -19,26 +20,9 @@
           <w:sz w:val="28"/>
           <w:szCs w:val="28"/>
         </w:rPr>
-        <w:t>Лабораторна робота №3</w:t>
-      </w:r>
-    </w:p>
-    <w:p>
-      <w:pPr>
-        <w:spacing w:after="0"/>
-        <w:rPr>
-          <w:sz w:val="28"/>
-          <w:szCs w:val="28"/>
-        </w:rPr>
-      </w:pPr>
-    </w:p>
-    <w:p>
-      <w:pPr>
-        <w:spacing w:after="0"/>
-        <w:rPr>
-          <w:sz w:val="28"/>
-          <w:szCs w:val="28"/>
-        </w:rPr>
-      </w:pPr>
+        <w:t>Лабораторна</w:t>
+      </w:r>
+      <w:proofErr w:type="spellEnd"/>
       <w:r>
         <w:rPr>
           <w:b/>
@@ -46,15 +30,17 @@
           <w:sz w:val="28"/>
           <w:szCs w:val="28"/>
         </w:rPr>
-        <w:t>Тема:</w:t>
-      </w:r>
-      <w:r>
-        <w:rPr>
-          <w:sz w:val="28"/>
-          <w:szCs w:val="28"/>
-        </w:rPr>
-        <w:t> React-застосунок</w:t>
-      </w:r>
+        <w:t xml:space="preserve"> робота №3</w:t>
+      </w:r>
+    </w:p>
+    <w:p>
+      <w:pPr>
+        <w:spacing w:after="0"/>
+        <w:rPr>
+          <w:sz w:val="28"/>
+          <w:szCs w:val="28"/>
+        </w:rPr>
+      </w:pPr>
     </w:p>
     <w:p>
       <w:pPr>
@@ -71,15 +57,24 @@
           <w:sz w:val="28"/>
           <w:szCs w:val="28"/>
         </w:rPr>
-        <w:t>Мета:</w:t>
-      </w:r>
-      <w:r>
-        <w:rPr>
-          <w:sz w:val="28"/>
-          <w:szCs w:val="28"/>
-        </w:rPr>
-        <w:t> Створити інтерактивний односторінковий застосунок «Task Manager» з використанням React та TypeScript. Закріпити навички роботи з компонентами, props, хуком useState, формами з валідацією через React Hook Form та Zod, а також CSS Modules для стилізації.</w:t>
-      </w:r>
+        <w:t>Тема:</w:t>
+      </w:r>
+      <w:r>
+        <w:rPr>
+          <w:sz w:val="28"/>
+          <w:szCs w:val="28"/>
+        </w:rPr>
+        <w:t> </w:t>
+      </w:r>
+      <w:proofErr w:type="spellStart"/>
+      <w:r>
+        <w:rPr>
+          <w:sz w:val="28"/>
+          <w:szCs w:val="28"/>
+        </w:rPr>
+        <w:t>React-застосунок</w:t>
+      </w:r>
+      <w:proofErr w:type="spellEnd"/>
     </w:p>
     <w:p>
       <w:pPr>
@@ -96,14 +91,318 @@
           <w:sz w:val="28"/>
           <w:szCs w:val="28"/>
         </w:rPr>
-        <w:t>Обладнання:</w:t>
-      </w:r>
-      <w:r>
-        <w:rPr>
-          <w:sz w:val="28"/>
-          <w:szCs w:val="28"/>
-        </w:rPr>
-        <w:t> IBM-сумісні ПК</w:t>
+        <w:t>Мета:</w:t>
+      </w:r>
+      <w:r>
+        <w:rPr>
+          <w:sz w:val="28"/>
+          <w:szCs w:val="28"/>
+        </w:rPr>
+        <w:t> </w:t>
+      </w:r>
+      <w:proofErr w:type="spellStart"/>
+      <w:r>
+        <w:rPr>
+          <w:sz w:val="28"/>
+          <w:szCs w:val="28"/>
+        </w:rPr>
+        <w:t>Створити</w:t>
+      </w:r>
+      <w:proofErr w:type="spellEnd"/>
+      <w:r>
+        <w:rPr>
+          <w:sz w:val="28"/>
+          <w:szCs w:val="28"/>
+        </w:rPr>
+        <w:t xml:space="preserve"> </w:t>
+      </w:r>
+      <w:proofErr w:type="spellStart"/>
+      <w:r>
+        <w:rPr>
+          <w:sz w:val="28"/>
+          <w:szCs w:val="28"/>
+        </w:rPr>
+        <w:t>інтерактивний</w:t>
+      </w:r>
+      <w:proofErr w:type="spellEnd"/>
+      <w:r>
+        <w:rPr>
+          <w:sz w:val="28"/>
+          <w:szCs w:val="28"/>
+        </w:rPr>
+        <w:t xml:space="preserve"> </w:t>
+      </w:r>
+      <w:proofErr w:type="spellStart"/>
+      <w:r>
+        <w:rPr>
+          <w:sz w:val="28"/>
+          <w:szCs w:val="28"/>
+        </w:rPr>
+        <w:t>односторінковий</w:t>
+      </w:r>
+      <w:proofErr w:type="spellEnd"/>
+      <w:r>
+        <w:rPr>
+          <w:sz w:val="28"/>
+          <w:szCs w:val="28"/>
+        </w:rPr>
+        <w:t xml:space="preserve"> </w:t>
+      </w:r>
+      <w:proofErr w:type="spellStart"/>
+      <w:r>
+        <w:rPr>
+          <w:sz w:val="28"/>
+          <w:szCs w:val="28"/>
+        </w:rPr>
+        <w:t>застосунок</w:t>
+      </w:r>
+      <w:proofErr w:type="spellEnd"/>
+      <w:r>
+        <w:rPr>
+          <w:sz w:val="28"/>
+          <w:szCs w:val="28"/>
+        </w:rPr>
+        <w:t xml:space="preserve"> «Task Manager» з </w:t>
+      </w:r>
+      <w:proofErr w:type="spellStart"/>
+      <w:r>
+        <w:rPr>
+          <w:sz w:val="28"/>
+          <w:szCs w:val="28"/>
+        </w:rPr>
+        <w:t>використанням</w:t>
+      </w:r>
+      <w:proofErr w:type="spellEnd"/>
+      <w:r>
+        <w:rPr>
+          <w:sz w:val="28"/>
+          <w:szCs w:val="28"/>
+        </w:rPr>
+        <w:t xml:space="preserve"> </w:t>
+      </w:r>
+      <w:proofErr w:type="spellStart"/>
+      <w:r>
+        <w:rPr>
+          <w:sz w:val="28"/>
+          <w:szCs w:val="28"/>
+        </w:rPr>
+        <w:t>React</w:t>
+      </w:r>
+      <w:proofErr w:type="spellEnd"/>
+      <w:r>
+        <w:rPr>
+          <w:sz w:val="28"/>
+          <w:szCs w:val="28"/>
+        </w:rPr>
+        <w:t xml:space="preserve"> та </w:t>
+      </w:r>
+      <w:proofErr w:type="spellStart"/>
+      <w:r>
+        <w:rPr>
+          <w:sz w:val="28"/>
+          <w:szCs w:val="28"/>
+        </w:rPr>
+        <w:t>TypeScript</w:t>
+      </w:r>
+      <w:proofErr w:type="spellEnd"/>
+      <w:r>
+        <w:rPr>
+          <w:sz w:val="28"/>
+          <w:szCs w:val="28"/>
+        </w:rPr>
+        <w:t xml:space="preserve">. </w:t>
+      </w:r>
+      <w:proofErr w:type="spellStart"/>
+      <w:r>
+        <w:rPr>
+          <w:sz w:val="28"/>
+          <w:szCs w:val="28"/>
+        </w:rPr>
+        <w:t>Закріпити</w:t>
+      </w:r>
+      <w:proofErr w:type="spellEnd"/>
+      <w:r>
+        <w:rPr>
+          <w:sz w:val="28"/>
+          <w:szCs w:val="28"/>
+        </w:rPr>
+        <w:t xml:space="preserve"> </w:t>
+      </w:r>
+      <w:proofErr w:type="spellStart"/>
+      <w:r>
+        <w:rPr>
+          <w:sz w:val="28"/>
+          <w:szCs w:val="28"/>
+        </w:rPr>
+        <w:t>навички</w:t>
+      </w:r>
+      <w:proofErr w:type="spellEnd"/>
+      <w:r>
+        <w:rPr>
+          <w:sz w:val="28"/>
+          <w:szCs w:val="28"/>
+        </w:rPr>
+        <w:t xml:space="preserve"> </w:t>
+      </w:r>
+      <w:proofErr w:type="spellStart"/>
+      <w:r>
+        <w:rPr>
+          <w:sz w:val="28"/>
+          <w:szCs w:val="28"/>
+        </w:rPr>
+        <w:t>роботи</w:t>
+      </w:r>
+      <w:proofErr w:type="spellEnd"/>
+      <w:r>
+        <w:rPr>
+          <w:sz w:val="28"/>
+          <w:szCs w:val="28"/>
+        </w:rPr>
+        <w:t xml:space="preserve"> з компонентами, </w:t>
+      </w:r>
+      <w:proofErr w:type="spellStart"/>
+      <w:r>
+        <w:rPr>
+          <w:sz w:val="28"/>
+          <w:szCs w:val="28"/>
+        </w:rPr>
+        <w:t>props</w:t>
+      </w:r>
+      <w:proofErr w:type="spellEnd"/>
+      <w:r>
+        <w:rPr>
+          <w:sz w:val="28"/>
+          <w:szCs w:val="28"/>
+        </w:rPr>
+        <w:t>, хуком </w:t>
+      </w:r>
+      <w:proofErr w:type="spellStart"/>
+      <w:r>
+        <w:rPr>
+          <w:sz w:val="28"/>
+          <w:szCs w:val="28"/>
+        </w:rPr>
+        <w:t>useState</w:t>
+      </w:r>
+      <w:proofErr w:type="spellEnd"/>
+      <w:r>
+        <w:rPr>
+          <w:sz w:val="28"/>
+          <w:szCs w:val="28"/>
+        </w:rPr>
+        <w:t xml:space="preserve">, формами з </w:t>
+      </w:r>
+      <w:proofErr w:type="spellStart"/>
+      <w:r>
+        <w:rPr>
+          <w:sz w:val="28"/>
+          <w:szCs w:val="28"/>
+        </w:rPr>
+        <w:t>валідацією</w:t>
+      </w:r>
+      <w:proofErr w:type="spellEnd"/>
+      <w:r>
+        <w:rPr>
+          <w:sz w:val="28"/>
+          <w:szCs w:val="28"/>
+        </w:rPr>
+        <w:t xml:space="preserve"> через </w:t>
+      </w:r>
+      <w:proofErr w:type="spellStart"/>
+      <w:r>
+        <w:rPr>
+          <w:sz w:val="28"/>
+          <w:szCs w:val="28"/>
+        </w:rPr>
+        <w:t>React</w:t>
+      </w:r>
+      <w:proofErr w:type="spellEnd"/>
+      <w:r>
+        <w:rPr>
+          <w:sz w:val="28"/>
+          <w:szCs w:val="28"/>
+        </w:rPr>
+        <w:t xml:space="preserve"> </w:t>
+      </w:r>
+      <w:proofErr w:type="spellStart"/>
+      <w:r>
+        <w:rPr>
+          <w:sz w:val="28"/>
+          <w:szCs w:val="28"/>
+        </w:rPr>
+        <w:t>Hook</w:t>
+      </w:r>
+      <w:proofErr w:type="spellEnd"/>
+      <w:r>
+        <w:rPr>
+          <w:sz w:val="28"/>
+          <w:szCs w:val="28"/>
+        </w:rPr>
+        <w:t xml:space="preserve"> Form та </w:t>
+      </w:r>
+      <w:proofErr w:type="spellStart"/>
+      <w:r>
+        <w:rPr>
+          <w:sz w:val="28"/>
+          <w:szCs w:val="28"/>
+        </w:rPr>
+        <w:t>Zod</w:t>
+      </w:r>
+      <w:proofErr w:type="spellEnd"/>
+      <w:r>
+        <w:rPr>
+          <w:sz w:val="28"/>
+          <w:szCs w:val="28"/>
+        </w:rPr>
+        <w:t xml:space="preserve">, а </w:t>
+      </w:r>
+      <w:proofErr w:type="spellStart"/>
+      <w:r>
+        <w:rPr>
+          <w:sz w:val="28"/>
+          <w:szCs w:val="28"/>
+        </w:rPr>
+        <w:t>також</w:t>
+      </w:r>
+      <w:proofErr w:type="spellEnd"/>
+      <w:r>
+        <w:rPr>
+          <w:sz w:val="28"/>
+          <w:szCs w:val="28"/>
+        </w:rPr>
+        <w:t xml:space="preserve"> CSS </w:t>
+      </w:r>
+      <w:proofErr w:type="spellStart"/>
+      <w:r>
+        <w:rPr>
+          <w:sz w:val="28"/>
+          <w:szCs w:val="28"/>
+        </w:rPr>
+        <w:t>Modules</w:t>
+      </w:r>
+      <w:proofErr w:type="spellEnd"/>
+      <w:r>
+        <w:rPr>
+          <w:sz w:val="28"/>
+          <w:szCs w:val="28"/>
+        </w:rPr>
+        <w:t xml:space="preserve"> для </w:t>
+      </w:r>
+      <w:proofErr w:type="spellStart"/>
+      <w:r>
+        <w:rPr>
+          <w:sz w:val="28"/>
+          <w:szCs w:val="28"/>
+        </w:rPr>
+        <w:t>стилізації</w:t>
+      </w:r>
+      <w:proofErr w:type="spellEnd"/>
+      <w:r>
+        <w:rPr>
+          <w:sz w:val="28"/>
+          <w:szCs w:val="28"/>
+        </w:rPr>
+        <w:t>.</w:t>
       </w:r>
     </w:p>
     <w:p>
@@ -121,14 +420,30 @@
           <w:sz w:val="28"/>
           <w:szCs w:val="28"/>
         </w:rPr>
-        <w:t>Програмне забезпечення:</w:t>
-      </w:r>
-      <w:r>
-        <w:rPr>
-          <w:sz w:val="28"/>
-          <w:szCs w:val="28"/>
-        </w:rPr>
-        <w:t> ОС Windows 10/11, macOS або Linux; веб-браузер (Chrome, Firefox, Edge) з розширенням React Developer Tools; обліковий запис GitHub; Git; Node.js (v18+); VS Code</w:t>
+        <w:t>Обладнання:</w:t>
+      </w:r>
+      <w:r>
+        <w:rPr>
+          <w:sz w:val="28"/>
+          <w:szCs w:val="28"/>
+        </w:rPr>
+        <w:t> IBM-</w:t>
+      </w:r>
+      <w:proofErr w:type="spellStart"/>
+      <w:r>
+        <w:rPr>
+          <w:sz w:val="28"/>
+          <w:szCs w:val="28"/>
+        </w:rPr>
+        <w:t>сумісні</w:t>
+      </w:r>
+      <w:proofErr w:type="spellEnd"/>
+      <w:r>
+        <w:rPr>
+          <w:sz w:val="28"/>
+          <w:szCs w:val="28"/>
+        </w:rPr>
+        <w:t xml:space="preserve"> ПК</w:t>
       </w:r>
     </w:p>
     <w:p>
@@ -139,26 +454,226 @@
           <w:szCs w:val="28"/>
         </w:rPr>
       </w:pPr>
-    </w:p>
-    <w:p>
-      <w:pPr>
-        <w:spacing w:after="0"/>
+      <w:proofErr w:type="spellStart"/>
+      <w:r>
         <w:rPr>
           <w:b/>
           <w:bCs/>
           <w:sz w:val="28"/>
           <w:szCs w:val="28"/>
-          <w:lang w:val="uk-UA"/>
-        </w:rPr>
-      </w:pPr>
+        </w:rPr>
+        <w:t>Програмне</w:t>
+      </w:r>
+      <w:proofErr w:type="spellEnd"/>
       <w:r>
         <w:rPr>
           <w:b/>
           <w:bCs/>
           <w:sz w:val="28"/>
           <w:szCs w:val="28"/>
+        </w:rPr>
+        <w:t xml:space="preserve"> </w:t>
+      </w:r>
+      <w:proofErr w:type="spellStart"/>
+      <w:r>
+        <w:rPr>
+          <w:b/>
+          <w:bCs/>
+          <w:sz w:val="28"/>
+          <w:szCs w:val="28"/>
+        </w:rPr>
+        <w:t>забезпечення</w:t>
+      </w:r>
+      <w:proofErr w:type="spellEnd"/>
+      <w:r>
+        <w:rPr>
+          <w:b/>
+          <w:bCs/>
+          <w:sz w:val="28"/>
+          <w:szCs w:val="28"/>
+        </w:rPr>
+        <w:t>:</w:t>
+      </w:r>
+      <w:r>
+        <w:rPr>
+          <w:sz w:val="28"/>
+          <w:szCs w:val="28"/>
+        </w:rPr>
+        <w:t xml:space="preserve"> ОС Windows 10/11, </w:t>
+      </w:r>
+      <w:proofErr w:type="spellStart"/>
+      <w:r>
+        <w:rPr>
+          <w:sz w:val="28"/>
+          <w:szCs w:val="28"/>
+        </w:rPr>
+        <w:t>macOS</w:t>
+      </w:r>
+      <w:proofErr w:type="spellEnd"/>
+      <w:r>
+        <w:rPr>
+          <w:sz w:val="28"/>
+          <w:szCs w:val="28"/>
+        </w:rPr>
+        <w:t xml:space="preserve"> </w:t>
+      </w:r>
+      <w:proofErr w:type="spellStart"/>
+      <w:r>
+        <w:rPr>
+          <w:sz w:val="28"/>
+          <w:szCs w:val="28"/>
+        </w:rPr>
+        <w:t>або</w:t>
+      </w:r>
+      <w:proofErr w:type="spellEnd"/>
+      <w:r>
+        <w:rPr>
+          <w:sz w:val="28"/>
+          <w:szCs w:val="28"/>
+        </w:rPr>
+        <w:t xml:space="preserve"> Linux; веб-браузер (</w:t>
+      </w:r>
+      <w:proofErr w:type="spellStart"/>
+      <w:r>
+        <w:rPr>
+          <w:sz w:val="28"/>
+          <w:szCs w:val="28"/>
+        </w:rPr>
+        <w:t>Chrome</w:t>
+      </w:r>
+      <w:proofErr w:type="spellEnd"/>
+      <w:r>
+        <w:rPr>
+          <w:sz w:val="28"/>
+          <w:szCs w:val="28"/>
+        </w:rPr>
+        <w:t xml:space="preserve">, Firefox, Edge) з </w:t>
+      </w:r>
+      <w:proofErr w:type="spellStart"/>
+      <w:r>
+        <w:rPr>
+          <w:sz w:val="28"/>
+          <w:szCs w:val="28"/>
+        </w:rPr>
+        <w:t>розширенням</w:t>
+      </w:r>
+      <w:proofErr w:type="spellEnd"/>
+      <w:r>
+        <w:rPr>
+          <w:sz w:val="28"/>
+          <w:szCs w:val="28"/>
+        </w:rPr>
+        <w:t xml:space="preserve"> </w:t>
+      </w:r>
+      <w:proofErr w:type="spellStart"/>
+      <w:r>
+        <w:rPr>
+          <w:sz w:val="28"/>
+          <w:szCs w:val="28"/>
+        </w:rPr>
+        <w:t>React</w:t>
+      </w:r>
+      <w:proofErr w:type="spellEnd"/>
+      <w:r>
+        <w:rPr>
+          <w:sz w:val="28"/>
+          <w:szCs w:val="28"/>
+        </w:rPr>
+        <w:t xml:space="preserve"> Developer Tools; </w:t>
+      </w:r>
+      <w:proofErr w:type="spellStart"/>
+      <w:r>
+        <w:rPr>
+          <w:sz w:val="28"/>
+          <w:szCs w:val="28"/>
+        </w:rPr>
+        <w:t>обліковий</w:t>
+      </w:r>
+      <w:proofErr w:type="spellEnd"/>
+      <w:r>
+        <w:rPr>
+          <w:sz w:val="28"/>
+          <w:szCs w:val="28"/>
+        </w:rPr>
+        <w:t xml:space="preserve"> </w:t>
+      </w:r>
+      <w:proofErr w:type="spellStart"/>
+      <w:r>
+        <w:rPr>
+          <w:sz w:val="28"/>
+          <w:szCs w:val="28"/>
+        </w:rPr>
+        <w:t>запис</w:t>
+      </w:r>
+      <w:proofErr w:type="spellEnd"/>
+      <w:r>
+        <w:rPr>
+          <w:sz w:val="28"/>
+          <w:szCs w:val="28"/>
+        </w:rPr>
+        <w:t xml:space="preserve"> </w:t>
+      </w:r>
+      <w:proofErr w:type="spellStart"/>
+      <w:r>
+        <w:rPr>
+          <w:sz w:val="28"/>
+          <w:szCs w:val="28"/>
+        </w:rPr>
+        <w:t>GitHub</w:t>
+      </w:r>
+      <w:proofErr w:type="spellEnd"/>
+      <w:r>
+        <w:rPr>
+          <w:sz w:val="28"/>
+          <w:szCs w:val="28"/>
+        </w:rPr>
+        <w:t xml:space="preserve">; </w:t>
+      </w:r>
+      <w:proofErr w:type="spellStart"/>
+      <w:r>
+        <w:rPr>
+          <w:sz w:val="28"/>
+          <w:szCs w:val="28"/>
+        </w:rPr>
+        <w:t>Git</w:t>
+      </w:r>
+      <w:proofErr w:type="spellEnd"/>
+      <w:r>
+        <w:rPr>
+          <w:sz w:val="28"/>
+          <w:szCs w:val="28"/>
+        </w:rPr>
+        <w:t>; Node.js (v18+); VS Code</w:t>
+      </w:r>
+    </w:p>
+    <w:p>
+      <w:pPr>
+        <w:spacing w:after="0"/>
+        <w:rPr>
+          <w:sz w:val="28"/>
+          <w:szCs w:val="28"/>
+        </w:rPr>
+      </w:pPr>
+    </w:p>
+    <w:p>
+      <w:pPr>
+        <w:spacing w:after="0"/>
+        <w:rPr>
+          <w:b/>
+          <w:bCs/>
+          <w:sz w:val="28"/>
+          <w:szCs w:val="28"/>
           <w:lang w:val="uk-UA"/>
         </w:rPr>
+      </w:pPr>
+      <w:r>
+        <w:rPr>
+          <w:b/>
+          <w:bCs/>
+          <w:sz w:val="28"/>
+          <w:szCs w:val="28"/>
+          <w:lang w:val="uk-UA"/>
+        </w:rPr>
         <w:t>Контрольні запитання:</w:t>
       </w:r>
     </w:p>
@@ -195,7 +710,79 @@
           <w:szCs w:val="28"/>
           <w:lang w:val="uk-UA"/>
         </w:rPr>
-        <w:t>Що таке однонаправлений потік даних у React і як він реалізується через props та callback-функції?</w:t>
+        <w:t xml:space="preserve">Що таке </w:t>
+      </w:r>
+      <w:proofErr w:type="spellStart"/>
+      <w:r>
+        <w:rPr>
+          <w:sz w:val="28"/>
+          <w:szCs w:val="28"/>
+          <w:lang w:val="uk-UA"/>
+        </w:rPr>
+        <w:t>однонаправлений</w:t>
+      </w:r>
+      <w:proofErr w:type="spellEnd"/>
+      <w:r>
+        <w:rPr>
+          <w:sz w:val="28"/>
+          <w:szCs w:val="28"/>
+          <w:lang w:val="uk-UA"/>
+        </w:rPr>
+        <w:t xml:space="preserve"> потік даних у </w:t>
+      </w:r>
+      <w:proofErr w:type="spellStart"/>
+      <w:r>
+        <w:rPr>
+          <w:sz w:val="28"/>
+          <w:szCs w:val="28"/>
+          <w:lang w:val="uk-UA"/>
+        </w:rPr>
+        <w:t>React</w:t>
+      </w:r>
+      <w:proofErr w:type="spellEnd"/>
+      <w:r>
+        <w:rPr>
+          <w:sz w:val="28"/>
+          <w:szCs w:val="28"/>
+          <w:lang w:val="uk-UA"/>
+        </w:rPr>
+        <w:t xml:space="preserve"> і як він реалізується через </w:t>
+      </w:r>
+      <w:proofErr w:type="spellStart"/>
+      <w:r>
+        <w:rPr>
+          <w:sz w:val="28"/>
+          <w:szCs w:val="28"/>
+          <w:lang w:val="uk-UA"/>
+        </w:rPr>
+        <w:t>props</w:t>
+      </w:r>
+      <w:proofErr w:type="spellEnd"/>
+      <w:r>
+        <w:rPr>
+          <w:sz w:val="28"/>
+          <w:szCs w:val="28"/>
+          <w:lang w:val="uk-UA"/>
+        </w:rPr>
+        <w:t xml:space="preserve"> та </w:t>
+      </w:r>
+      <w:proofErr w:type="spellStart"/>
+      <w:r>
+        <w:rPr>
+          <w:sz w:val="28"/>
+          <w:szCs w:val="28"/>
+          <w:lang w:val="uk-UA"/>
+        </w:rPr>
+        <w:t>callback</w:t>
+      </w:r>
+      <w:proofErr w:type="spellEnd"/>
+      <w:r>
+        <w:rPr>
+          <w:sz w:val="28"/>
+          <w:szCs w:val="28"/>
+          <w:lang w:val="uk-UA"/>
+        </w:rPr>
+        <w:t>-функції?</w:t>
       </w:r>
     </w:p>
     <w:p>
@@ -221,7 +808,25 @@
           <w:szCs w:val="28"/>
           <w:lang w:val="uk-UA"/>
         </w:rPr>
-        <w:t xml:space="preserve">У реакті всі данні йдуть зверху вниз від батьківських до дочірніх елементів і ніяк не навпаки. Батьківський елемент може передавати дочірньому елементові дані як аргументи (передавати </w:t>
+        <w:t xml:space="preserve">У </w:t>
+      </w:r>
+      <w:proofErr w:type="spellStart"/>
+      <w:r>
+        <w:rPr>
+          <w:sz w:val="28"/>
+          <w:szCs w:val="28"/>
+          <w:lang w:val="uk-UA"/>
+        </w:rPr>
+        <w:t>реакті</w:t>
+      </w:r>
+      <w:proofErr w:type="spellEnd"/>
+      <w:r>
+        <w:rPr>
+          <w:sz w:val="28"/>
+          <w:szCs w:val="28"/>
+          <w:lang w:val="uk-UA"/>
+        </w:rPr>
+        <w:t xml:space="preserve"> всі данні йдуть зверху вниз від батьківських до дочірніх елементів і ніяк не навпаки. Батьківський елемент може передавати дочірньому елементові дані як аргументи (передавати </w:t>
       </w:r>
       <w:r>
         <w:rPr>
@@ -237,7 +842,25 @@
           <w:szCs w:val="28"/>
           <w:lang w:val="uk-UA"/>
         </w:rPr>
-        <w:t>), які дочірній елемент може тільки читати і не може змінювати. Для того, щоб дочірній елемент міг передавати батьківському елементу якісь дані використовуються колбєки. Це виклик функції, яку передає батьківський елемент дочірньому, щоб він міг її визвати і передати дані батьківському елементу.</w:t>
+        <w:t xml:space="preserve">), які дочірній елемент може тільки читати і не може змінювати. Для того, щоб дочірній елемент міг передавати батьківському елементу якісь дані використовуються </w:t>
+      </w:r>
+      <w:proofErr w:type="spellStart"/>
+      <w:r>
+        <w:rPr>
+          <w:sz w:val="28"/>
+          <w:szCs w:val="28"/>
+          <w:lang w:val="uk-UA"/>
+        </w:rPr>
+        <w:t>колбєки</w:t>
+      </w:r>
+      <w:proofErr w:type="spellEnd"/>
+      <w:r>
+        <w:rPr>
+          <w:sz w:val="28"/>
+          <w:szCs w:val="28"/>
+          <w:lang w:val="uk-UA"/>
+        </w:rPr>
+        <w:t>. Це виклик функції, яку передає батьківський елемент дочірньому, щоб він міг її визвати і передати дані батьківському елементу.</w:t>
       </w:r>
     </w:p>
     <w:p>
@@ -273,7 +896,43 @@
           <w:szCs w:val="28"/>
           <w:lang w:val="uk-UA"/>
         </w:rPr>
-        <w:t>Яка різниця між контрольованими (controlled) та неконтрольованими (uncontrolled) компонентами форм?</w:t>
+        <w:t>Яка різниця між контрольованими (</w:t>
+      </w:r>
+      <w:proofErr w:type="spellStart"/>
+      <w:r>
+        <w:rPr>
+          <w:sz w:val="28"/>
+          <w:szCs w:val="28"/>
+          <w:lang w:val="uk-UA"/>
+        </w:rPr>
+        <w:t>controlled</w:t>
+      </w:r>
+      <w:proofErr w:type="spellEnd"/>
+      <w:r>
+        <w:rPr>
+          <w:sz w:val="28"/>
+          <w:szCs w:val="28"/>
+          <w:lang w:val="uk-UA"/>
+        </w:rPr>
+        <w:t>) та неконтрольованими (</w:t>
+      </w:r>
+      <w:proofErr w:type="spellStart"/>
+      <w:r>
+        <w:rPr>
+          <w:sz w:val="28"/>
+          <w:szCs w:val="28"/>
+          <w:lang w:val="uk-UA"/>
+        </w:rPr>
+        <w:t>uncontrolled</w:t>
+      </w:r>
+      <w:proofErr w:type="spellEnd"/>
+      <w:r>
+        <w:rPr>
+          <w:sz w:val="28"/>
+          <w:szCs w:val="28"/>
+          <w:lang w:val="uk-UA"/>
+        </w:rPr>
+        <w:t>) компонентами форм?</w:t>
       </w:r>
     </w:p>
     <w:p>
@@ -329,7 +988,61 @@
           <w:szCs w:val="28"/>
           <w:lang w:val="uk-UA"/>
         </w:rPr>
-        <w:t>самого реакту. Реакт є єдиним джерелом. Значення неконтрольованих компонентів зберігається в самому ДОМі. Його можна діставати лише тоді, коли воно потрібне.</w:t>
+        <w:t xml:space="preserve">самого </w:t>
+      </w:r>
+      <w:proofErr w:type="spellStart"/>
+      <w:r>
+        <w:rPr>
+          <w:sz w:val="28"/>
+          <w:szCs w:val="28"/>
+          <w:lang w:val="uk-UA"/>
+        </w:rPr>
+        <w:t>реакту</w:t>
+      </w:r>
+      <w:proofErr w:type="spellEnd"/>
+      <w:r>
+        <w:rPr>
+          <w:sz w:val="28"/>
+          <w:szCs w:val="28"/>
+          <w:lang w:val="uk-UA"/>
+        </w:rPr>
+        <w:t xml:space="preserve">. </w:t>
+      </w:r>
+      <w:proofErr w:type="spellStart"/>
+      <w:r>
+        <w:rPr>
+          <w:sz w:val="28"/>
+          <w:szCs w:val="28"/>
+          <w:lang w:val="uk-UA"/>
+        </w:rPr>
+        <w:t>Реакт</w:t>
+      </w:r>
+      <w:proofErr w:type="spellEnd"/>
+      <w:r>
+        <w:rPr>
+          <w:sz w:val="28"/>
+          <w:szCs w:val="28"/>
+          <w:lang w:val="uk-UA"/>
+        </w:rPr>
+        <w:t xml:space="preserve"> є єдиним джерелом. Значення неконтрольованих компонентів зберігається в самому </w:t>
+      </w:r>
+      <w:proofErr w:type="spellStart"/>
+      <w:r>
+        <w:rPr>
+          <w:sz w:val="28"/>
+          <w:szCs w:val="28"/>
+          <w:lang w:val="uk-UA"/>
+        </w:rPr>
+        <w:t>ДОМі</w:t>
+      </w:r>
+      <w:proofErr w:type="spellEnd"/>
+      <w:r>
+        <w:rPr>
+          <w:sz w:val="28"/>
+          <w:szCs w:val="28"/>
+          <w:lang w:val="uk-UA"/>
+        </w:rPr>
+        <w:t>. Його можна діставати лише тоді, коли воно потрібне.</w:t>
       </w:r>
     </w:p>
     <w:p>
@@ -365,7 +1078,43 @@
           <w:szCs w:val="28"/>
           <w:lang w:val="uk-UA"/>
         </w:rPr>
-        <w:t>Що таке іммутабельне оновлення стану і чому не можна мутувати масив або об'єкт у useState напряму?</w:t>
+        <w:t xml:space="preserve">Що таке </w:t>
+      </w:r>
+      <w:proofErr w:type="spellStart"/>
+      <w:r>
+        <w:rPr>
+          <w:sz w:val="28"/>
+          <w:szCs w:val="28"/>
+          <w:lang w:val="uk-UA"/>
+        </w:rPr>
+        <w:t>іммутабельне</w:t>
+      </w:r>
+      <w:proofErr w:type="spellEnd"/>
+      <w:r>
+        <w:rPr>
+          <w:sz w:val="28"/>
+          <w:szCs w:val="28"/>
+          <w:lang w:val="uk-UA"/>
+        </w:rPr>
+        <w:t xml:space="preserve"> оновлення стану і чому не можна мутувати масив або об'єкт у </w:t>
+      </w:r>
+      <w:proofErr w:type="spellStart"/>
+      <w:r>
+        <w:rPr>
+          <w:sz w:val="28"/>
+          <w:szCs w:val="28"/>
+          <w:lang w:val="uk-UA"/>
+        </w:rPr>
+        <w:t>useState</w:t>
+      </w:r>
+      <w:proofErr w:type="spellEnd"/>
+      <w:r>
+        <w:rPr>
+          <w:sz w:val="28"/>
+          <w:szCs w:val="28"/>
+          <w:lang w:val="uk-UA"/>
+        </w:rPr>
+        <w:t xml:space="preserve"> напряму?</w:t>
       </w:r>
     </w:p>
     <w:p>
@@ -385,13 +1134,41 @@
         </w:rPr>
         <w:t xml:space="preserve">– </w:t>
       </w:r>
+      <w:proofErr w:type="spellStart"/>
       <w:r>
         <w:rPr>
           <w:sz w:val="28"/>
           <w:szCs w:val="28"/>
           <w:lang w:val="uk-UA"/>
         </w:rPr>
-        <w:t>Іммутабельність – принцим незмінності даних, за якого оновлення відбувається тільки через створення копій.</w:t>
+        <w:t>Іммутабельність</w:t>
+      </w:r>
+      <w:proofErr w:type="spellEnd"/>
+      <w:r>
+        <w:rPr>
+          <w:sz w:val="28"/>
+          <w:szCs w:val="28"/>
+          <w:lang w:val="uk-UA"/>
+        </w:rPr>
+        <w:t xml:space="preserve"> – </w:t>
+      </w:r>
+      <w:proofErr w:type="spellStart"/>
+      <w:r>
+        <w:rPr>
+          <w:sz w:val="28"/>
+          <w:szCs w:val="28"/>
+          <w:lang w:val="uk-UA"/>
+        </w:rPr>
+        <w:t>принцим</w:t>
+      </w:r>
+      <w:proofErr w:type="spellEnd"/>
+      <w:r>
+        <w:rPr>
+          <w:sz w:val="28"/>
+          <w:szCs w:val="28"/>
+          <w:lang w:val="uk-UA"/>
+        </w:rPr>
+        <w:t xml:space="preserve"> незмінності даних, за якого оновлення відбувається тільки через створення копій.</w:t>
       </w:r>
     </w:p>
     <w:p>
@@ -427,7 +1204,61 @@
           <w:szCs w:val="28"/>
           <w:lang w:val="uk-UA"/>
         </w:rPr>
-        <w:t>Для чого потрібен атрибут key при рендерингу списків? Чому index масиву є поганим ключем?</w:t>
+        <w:t xml:space="preserve">Для чого потрібен атрибут </w:t>
+      </w:r>
+      <w:proofErr w:type="spellStart"/>
+      <w:r>
+        <w:rPr>
+          <w:sz w:val="28"/>
+          <w:szCs w:val="28"/>
+          <w:lang w:val="uk-UA"/>
+        </w:rPr>
+        <w:t>key</w:t>
+      </w:r>
+      <w:proofErr w:type="spellEnd"/>
+      <w:r>
+        <w:rPr>
+          <w:sz w:val="28"/>
+          <w:szCs w:val="28"/>
+          <w:lang w:val="uk-UA"/>
+        </w:rPr>
+        <w:t xml:space="preserve"> при </w:t>
+      </w:r>
+      <w:proofErr w:type="spellStart"/>
+      <w:r>
+        <w:rPr>
+          <w:sz w:val="28"/>
+          <w:szCs w:val="28"/>
+          <w:lang w:val="uk-UA"/>
+        </w:rPr>
+        <w:t>рендерингу</w:t>
+      </w:r>
+      <w:proofErr w:type="spellEnd"/>
+      <w:r>
+        <w:rPr>
+          <w:sz w:val="28"/>
+          <w:szCs w:val="28"/>
+          <w:lang w:val="uk-UA"/>
+        </w:rPr>
+        <w:t xml:space="preserve"> списків? Чому </w:t>
+      </w:r>
+      <w:proofErr w:type="spellStart"/>
+      <w:r>
+        <w:rPr>
+          <w:sz w:val="28"/>
+          <w:szCs w:val="28"/>
+          <w:lang w:val="uk-UA"/>
+        </w:rPr>
+        <w:t>index</w:t>
+      </w:r>
+      <w:proofErr w:type="spellEnd"/>
+      <w:r>
+        <w:rPr>
+          <w:sz w:val="28"/>
+          <w:szCs w:val="28"/>
+          <w:lang w:val="uk-UA"/>
+        </w:rPr>
+        <w:t xml:space="preserve"> масиву є поганим ключем?</w:t>
       </w:r>
     </w:p>
     <w:p>
@@ -476,15 +1307,69 @@
           <w:szCs w:val="28"/>
           <w:lang w:val="uk-UA"/>
         </w:rPr>
-        <w:t>допомагає React ідентифікувати, які елементи списку змінились, додались або видалились. Key має бути стабільним та унікальним серед сусідів.</w:t>
-      </w:r>
+        <w:t xml:space="preserve">допомагає </w:t>
+      </w:r>
+      <w:proofErr w:type="spellStart"/>
       <w:r>
         <w:rPr>
           <w:sz w:val="28"/>
           <w:szCs w:val="28"/>
           <w:lang w:val="uk-UA"/>
         </w:rPr>
-        <w:t xml:space="preserve"> Викоритання </w:t>
+        <w:t>React</w:t>
+      </w:r>
+      <w:proofErr w:type="spellEnd"/>
+      <w:r>
+        <w:rPr>
+          <w:sz w:val="28"/>
+          <w:szCs w:val="28"/>
+          <w:lang w:val="uk-UA"/>
+        </w:rPr>
+        <w:t xml:space="preserve"> ідентифікувати, які елементи списку змінились, додались або видалились. </w:t>
+      </w:r>
+      <w:proofErr w:type="spellStart"/>
+      <w:r>
+        <w:rPr>
+          <w:sz w:val="28"/>
+          <w:szCs w:val="28"/>
+          <w:lang w:val="uk-UA"/>
+        </w:rPr>
+        <w:t>Key</w:t>
+      </w:r>
+      <w:proofErr w:type="spellEnd"/>
+      <w:r>
+        <w:rPr>
+          <w:sz w:val="28"/>
+          <w:szCs w:val="28"/>
+          <w:lang w:val="uk-UA"/>
+        </w:rPr>
+        <w:t xml:space="preserve"> має бути стабільним та унікальним серед сусідів.</w:t>
+      </w:r>
+      <w:r>
+        <w:rPr>
+          <w:sz w:val="28"/>
+          <w:szCs w:val="28"/>
+          <w:lang w:val="uk-UA"/>
+        </w:rPr>
+        <w:t xml:space="preserve"> </w:t>
+      </w:r>
+      <w:proofErr w:type="spellStart"/>
+      <w:r>
+        <w:rPr>
+          <w:sz w:val="28"/>
+          <w:szCs w:val="28"/>
+          <w:lang w:val="uk-UA"/>
+        </w:rPr>
+        <w:t>Викоритання</w:t>
+      </w:r>
+      <w:proofErr w:type="spellEnd"/>
+      <w:r>
+        <w:rPr>
+          <w:sz w:val="28"/>
+          <w:szCs w:val="28"/>
+          <w:lang w:val="uk-UA"/>
+        </w:rPr>
+        <w:t xml:space="preserve"> </w:t>
       </w:r>
       <w:r>
         <w:rPr>
@@ -532,16 +1417,52 @@
           <w:szCs w:val="28"/>
           <w:lang w:val="uk-UA"/>
         </w:rPr>
-        <w:t xml:space="preserve">ри переставлянні або видаленні елементів React асоціює компонент зі старим індексом, а не з тими самими </w:t>
-      </w:r>
+        <w:t xml:space="preserve">ри переставлянні або видаленні елементів </w:t>
+      </w:r>
+      <w:proofErr w:type="spellStart"/>
       <w:r>
         <w:rPr>
           <w:sz w:val="28"/>
           <w:szCs w:val="28"/>
           <w:lang w:val="uk-UA"/>
         </w:rPr>
+        <w:t>React</w:t>
+      </w:r>
+      <w:proofErr w:type="spellEnd"/>
+      <w:r>
+        <w:rPr>
+          <w:sz w:val="28"/>
+          <w:szCs w:val="28"/>
+          <w:lang w:val="uk-UA"/>
+        </w:rPr>
+        <w:t xml:space="preserve"> асоціює компонент зі старим індексом, а не з тими самими </w:t>
+      </w:r>
+      <w:r>
+        <w:rPr>
+          <w:sz w:val="28"/>
+          <w:szCs w:val="28"/>
+          <w:lang w:val="uk-UA"/>
+        </w:rPr>
         <w:lastRenderedPageBreak/>
-        <w:t>даними. Це призводить до: збою анімацій, некоректного focus на полях вводу, втрати локального стану компонентів.</w:t>
+        <w:t xml:space="preserve">даними. Це призводить до: збою анімацій, некоректного </w:t>
+      </w:r>
+      <w:proofErr w:type="spellStart"/>
+      <w:r>
+        <w:rPr>
+          <w:sz w:val="28"/>
+          <w:szCs w:val="28"/>
+          <w:lang w:val="uk-UA"/>
+        </w:rPr>
+        <w:t>focus</w:t>
+      </w:r>
+      <w:proofErr w:type="spellEnd"/>
+      <w:r>
+        <w:rPr>
+          <w:sz w:val="28"/>
+          <w:szCs w:val="28"/>
+          <w:lang w:val="uk-UA"/>
+        </w:rPr>
+        <w:t xml:space="preserve"> на полях вводу, втрати локального стану компонентів.</w:t>
       </w:r>
     </w:p>
     <w:p>
@@ -577,7 +1498,115 @@
           <w:szCs w:val="28"/>
           <w:lang w:val="uk-UA"/>
         </w:rPr>
-        <w:t>Яку роль відіграє Zod у зв'язці з React Hook Form? Які переваги типобезпечної валідації?</w:t>
+        <w:t xml:space="preserve">Яку роль відіграє </w:t>
+      </w:r>
+      <w:proofErr w:type="spellStart"/>
+      <w:r>
+        <w:rPr>
+          <w:sz w:val="28"/>
+          <w:szCs w:val="28"/>
+          <w:lang w:val="uk-UA"/>
+        </w:rPr>
+        <w:t>Zod</w:t>
+      </w:r>
+      <w:proofErr w:type="spellEnd"/>
+      <w:r>
+        <w:rPr>
+          <w:sz w:val="28"/>
+          <w:szCs w:val="28"/>
+          <w:lang w:val="uk-UA"/>
+        </w:rPr>
+        <w:t xml:space="preserve"> у зв'язці з </w:t>
+      </w:r>
+      <w:proofErr w:type="spellStart"/>
+      <w:r>
+        <w:rPr>
+          <w:sz w:val="28"/>
+          <w:szCs w:val="28"/>
+          <w:lang w:val="uk-UA"/>
+        </w:rPr>
+        <w:t>React</w:t>
+      </w:r>
+      <w:proofErr w:type="spellEnd"/>
+      <w:r>
+        <w:rPr>
+          <w:sz w:val="28"/>
+          <w:szCs w:val="28"/>
+          <w:lang w:val="uk-UA"/>
+        </w:rPr>
+        <w:t xml:space="preserve"> </w:t>
+      </w:r>
+      <w:proofErr w:type="spellStart"/>
+      <w:r>
+        <w:rPr>
+          <w:sz w:val="28"/>
+          <w:szCs w:val="28"/>
+          <w:lang w:val="uk-UA"/>
+        </w:rPr>
+        <w:t>Hook</w:t>
+      </w:r>
+      <w:proofErr w:type="spellEnd"/>
+      <w:r>
+        <w:rPr>
+          <w:sz w:val="28"/>
+          <w:szCs w:val="28"/>
+          <w:lang w:val="uk-UA"/>
+        </w:rPr>
+        <w:t xml:space="preserve"> </w:t>
+      </w:r>
+      <w:proofErr w:type="spellStart"/>
+      <w:r>
+        <w:rPr>
+          <w:sz w:val="28"/>
+          <w:szCs w:val="28"/>
+          <w:lang w:val="uk-UA"/>
+        </w:rPr>
+        <w:t>Form</w:t>
+      </w:r>
+      <w:proofErr w:type="spellEnd"/>
+      <w:r>
+        <w:rPr>
+          <w:sz w:val="28"/>
+          <w:szCs w:val="28"/>
+          <w:lang w:val="uk-UA"/>
+        </w:rPr>
+        <w:t xml:space="preserve">? Які переваги </w:t>
+      </w:r>
+      <w:proofErr w:type="spellStart"/>
+      <w:r>
+        <w:rPr>
+          <w:sz w:val="28"/>
+          <w:szCs w:val="28"/>
+          <w:lang w:val="uk-UA"/>
+        </w:rPr>
+        <w:t>типобезпечної</w:t>
+      </w:r>
+      <w:proofErr w:type="spellEnd"/>
+      <w:r>
+        <w:rPr>
+          <w:sz w:val="28"/>
+          <w:szCs w:val="28"/>
+          <w:lang w:val="uk-UA"/>
+        </w:rPr>
+        <w:t xml:space="preserve"> </w:t>
+      </w:r>
+      <w:proofErr w:type="spellStart"/>
+      <w:r>
+        <w:rPr>
+          <w:sz w:val="28"/>
+          <w:szCs w:val="28"/>
+          <w:lang w:val="uk-UA"/>
+        </w:rPr>
+        <w:t>валідації</w:t>
+      </w:r>
+      <w:proofErr w:type="spellEnd"/>
+      <w:r>
+        <w:rPr>
+          <w:sz w:val="28"/>
+          <w:szCs w:val="28"/>
+          <w:lang w:val="uk-UA"/>
+        </w:rPr>
+        <w:t>?</w:t>
       </w:r>
     </w:p>
     <w:p>
@@ -602,14 +1631,68 @@
           <w:szCs w:val="28"/>
           <w:lang w:val="uk-UA"/>
         </w:rPr>
-        <w:t xml:space="preserve">Без Zod потрібно окремо підтримувати TypeScript-інтерфейс і логіку валідації </w:t>
-      </w:r>
+        <w:t xml:space="preserve">Без </w:t>
+      </w:r>
+      <w:proofErr w:type="spellStart"/>
       <w:r>
         <w:rPr>
           <w:sz w:val="28"/>
           <w:szCs w:val="28"/>
           <w:lang w:val="uk-UA"/>
         </w:rPr>
+        <w:t>Zod</w:t>
+      </w:r>
+      <w:proofErr w:type="spellEnd"/>
+      <w:r>
+        <w:rPr>
+          <w:sz w:val="28"/>
+          <w:szCs w:val="28"/>
+          <w:lang w:val="uk-UA"/>
+        </w:rPr>
+        <w:t xml:space="preserve"> потрібно окремо підтримувати </w:t>
+      </w:r>
+      <w:proofErr w:type="spellStart"/>
+      <w:r>
+        <w:rPr>
+          <w:sz w:val="28"/>
+          <w:szCs w:val="28"/>
+          <w:lang w:val="uk-UA"/>
+        </w:rPr>
+        <w:t>TypeScript</w:t>
+      </w:r>
+      <w:proofErr w:type="spellEnd"/>
+      <w:r>
+        <w:rPr>
+          <w:sz w:val="28"/>
+          <w:szCs w:val="28"/>
+          <w:lang w:val="uk-UA"/>
+        </w:rPr>
+        <w:t xml:space="preserve">-інтерфейс і логіку </w:t>
+      </w:r>
+      <w:proofErr w:type="spellStart"/>
+      <w:r>
+        <w:rPr>
+          <w:sz w:val="28"/>
+          <w:szCs w:val="28"/>
+          <w:lang w:val="uk-UA"/>
+        </w:rPr>
+        <w:t>валідації</w:t>
+      </w:r>
+      <w:proofErr w:type="spellEnd"/>
+      <w:r>
+        <w:rPr>
+          <w:sz w:val="28"/>
+          <w:szCs w:val="28"/>
+          <w:lang w:val="uk-UA"/>
+        </w:rPr>
+        <w:t xml:space="preserve"> </w:t>
+      </w:r>
+      <w:r>
+        <w:rPr>
+          <w:sz w:val="28"/>
+          <w:szCs w:val="28"/>
+          <w:lang w:val="uk-UA"/>
+        </w:rPr>
         <w:t>–</w:t>
       </w:r>
       <w:r>
@@ -618,7 +1701,25 @@
           <w:szCs w:val="28"/>
           <w:lang w:val="uk-UA"/>
         </w:rPr>
-        <w:t xml:space="preserve"> вони легко розходяться. Zod об'єднує їх в одне місце: змінили схему </w:t>
+        <w:t xml:space="preserve"> вони легко розходяться. </w:t>
+      </w:r>
+      <w:proofErr w:type="spellStart"/>
+      <w:r>
+        <w:rPr>
+          <w:sz w:val="28"/>
+          <w:szCs w:val="28"/>
+          <w:lang w:val="uk-UA"/>
+        </w:rPr>
+        <w:t>Zod</w:t>
+      </w:r>
+      <w:proofErr w:type="spellEnd"/>
+      <w:r>
+        <w:rPr>
+          <w:sz w:val="28"/>
+          <w:szCs w:val="28"/>
+          <w:lang w:val="uk-UA"/>
+        </w:rPr>
+        <w:t xml:space="preserve"> об'єднує їх в одне місце: змінили схему </w:t>
       </w:r>
       <w:r>
         <w:rPr>
@@ -961,13 +2062,23 @@
         </w:rPr>
         <w:t xml:space="preserve">Запустив </w:t>
       </w:r>
+      <w:proofErr w:type="spellStart"/>
       <w:r>
         <w:rPr>
           <w:sz w:val="28"/>
           <w:szCs w:val="28"/>
           <w:lang w:val="uk-UA"/>
         </w:rPr>
-        <w:t>dev-сервер</w:t>
+        <w:t>dev</w:t>
+      </w:r>
+      <w:proofErr w:type="spellEnd"/>
+      <w:r>
+        <w:rPr>
+          <w:sz w:val="28"/>
+          <w:szCs w:val="28"/>
+          <w:lang w:val="uk-UA"/>
+        </w:rPr>
+        <w:t>-сервер</w:t>
       </w:r>
       <w:r>
         <w:rPr>
@@ -1105,36 +2216,66 @@
         </w:rPr>
         <w:t xml:space="preserve">Видалив шаблонний зміст папок </w:t>
       </w:r>
+      <w:proofErr w:type="spellStart"/>
       <w:r>
         <w:rPr>
           <w:sz w:val="28"/>
           <w:szCs w:val="28"/>
           <w:lang w:val="uk-UA"/>
         </w:rPr>
-        <w:t>src/App.tsx</w:t>
-      </w:r>
+        <w:t>src</w:t>
+      </w:r>
+      <w:proofErr w:type="spellEnd"/>
       <w:r>
         <w:rPr>
           <w:sz w:val="28"/>
           <w:szCs w:val="28"/>
           <w:lang w:val="uk-UA"/>
         </w:rPr>
+        <w:t>/</w:t>
+      </w:r>
+      <w:proofErr w:type="spellStart"/>
+      <w:r>
+        <w:rPr>
+          <w:sz w:val="28"/>
+          <w:szCs w:val="28"/>
+          <w:lang w:val="uk-UA"/>
+        </w:rPr>
+        <w:t>App.tsx</w:t>
+      </w:r>
+      <w:proofErr w:type="spellEnd"/>
+      <w:r>
+        <w:rPr>
+          <w:sz w:val="28"/>
+          <w:szCs w:val="28"/>
+          <w:lang w:val="uk-UA"/>
+        </w:rPr>
         <w:t xml:space="preserve">, </w:t>
       </w:r>
+      <w:proofErr w:type="spellStart"/>
       <w:r>
         <w:rPr>
           <w:sz w:val="28"/>
           <w:szCs w:val="28"/>
           <w:lang w:val="uk-UA"/>
         </w:rPr>
-        <w:t>src/App.css</w:t>
-      </w:r>
+        <w:t>src</w:t>
+      </w:r>
+      <w:proofErr w:type="spellEnd"/>
       <w:r>
         <w:rPr>
           <w:sz w:val="28"/>
           <w:szCs w:val="28"/>
           <w:lang w:val="uk-UA"/>
         </w:rPr>
+        <w:t>/App.css</w:t>
+      </w:r>
+      <w:r>
+        <w:rPr>
+          <w:sz w:val="28"/>
+          <w:szCs w:val="28"/>
+          <w:lang w:val="uk-UA"/>
+        </w:rPr>
         <w:t xml:space="preserve"> та</w:t>
       </w:r>
       <w:r>
@@ -1143,7 +2284,25 @@
           <w:szCs w:val="28"/>
           <w:lang w:val="uk-UA"/>
         </w:rPr>
-        <w:t xml:space="preserve"> src/index.css</w:t>
+        <w:t xml:space="preserve"> </w:t>
+      </w:r>
+      <w:proofErr w:type="spellStart"/>
+      <w:r>
+        <w:rPr>
+          <w:sz w:val="28"/>
+          <w:szCs w:val="28"/>
+          <w:lang w:val="uk-UA"/>
+        </w:rPr>
+        <w:t>src</w:t>
+      </w:r>
+      <w:proofErr w:type="spellEnd"/>
+      <w:r>
+        <w:rPr>
+          <w:sz w:val="28"/>
+          <w:szCs w:val="28"/>
+          <w:lang w:val="uk-UA"/>
+        </w:rPr>
+        <w:t>/index.css</w:t>
       </w:r>
       <w:r>
         <w:rPr>
@@ -1229,7 +2388,25 @@
           <w:szCs w:val="28"/>
           <w:lang w:val="uk-UA"/>
         </w:rPr>
-        <w:t>Зробив коміт:</w:t>
+        <w:t xml:space="preserve">Зробив </w:t>
+      </w:r>
+      <w:proofErr w:type="spellStart"/>
+      <w:r>
+        <w:rPr>
+          <w:sz w:val="28"/>
+          <w:szCs w:val="28"/>
+          <w:lang w:val="uk-UA"/>
+        </w:rPr>
+        <w:t>коміт</w:t>
+      </w:r>
+      <w:proofErr w:type="spellEnd"/>
+      <w:r>
+        <w:rPr>
+          <w:sz w:val="28"/>
+          <w:szCs w:val="28"/>
+          <w:lang w:val="uk-UA"/>
+        </w:rPr>
+        <w:t>:</w:t>
       </w:r>
     </w:p>
     <w:p>
@@ -1829,7 +3006,61 @@
           <w:szCs w:val="28"/>
           <w:lang w:val="uk-UA"/>
         </w:rPr>
-        <w:t xml:space="preserve"> файл src/types/task.ts з типами домену:</w:t>
+        <w:t xml:space="preserve"> файл </w:t>
+      </w:r>
+      <w:proofErr w:type="spellStart"/>
+      <w:r>
+        <w:rPr>
+          <w:sz w:val="28"/>
+          <w:szCs w:val="28"/>
+          <w:lang w:val="uk-UA"/>
+        </w:rPr>
+        <w:t>src</w:t>
+      </w:r>
+      <w:proofErr w:type="spellEnd"/>
+      <w:r>
+        <w:rPr>
+          <w:sz w:val="28"/>
+          <w:szCs w:val="28"/>
+          <w:lang w:val="uk-UA"/>
+        </w:rPr>
+        <w:t>/</w:t>
+      </w:r>
+      <w:proofErr w:type="spellStart"/>
+      <w:r>
+        <w:rPr>
+          <w:sz w:val="28"/>
+          <w:szCs w:val="28"/>
+          <w:lang w:val="uk-UA"/>
+        </w:rPr>
+        <w:t>types</w:t>
+      </w:r>
+      <w:proofErr w:type="spellEnd"/>
+      <w:r>
+        <w:rPr>
+          <w:sz w:val="28"/>
+          <w:szCs w:val="28"/>
+          <w:lang w:val="uk-UA"/>
+        </w:rPr>
+        <w:t>/</w:t>
+      </w:r>
+      <w:proofErr w:type="spellStart"/>
+      <w:r>
+        <w:rPr>
+          <w:sz w:val="28"/>
+          <w:szCs w:val="28"/>
+          <w:lang w:val="uk-UA"/>
+        </w:rPr>
+        <w:t>task.ts</w:t>
+      </w:r>
+      <w:proofErr w:type="spellEnd"/>
+      <w:r>
+        <w:rPr>
+          <w:sz w:val="28"/>
+          <w:szCs w:val="28"/>
+          <w:lang w:val="uk-UA"/>
+        </w:rPr>
+        <w:t xml:space="preserve"> з типами домену:</w:t>
       </w:r>
     </w:p>
     <w:p>
@@ -2009,6 +3240,7 @@
         </w:rPr>
         <w:t xml:space="preserve">Реалізував компонент </w:t>
       </w:r>
+      <w:proofErr w:type="spellStart"/>
       <w:r>
         <w:rPr>
           <w:sz w:val="28"/>
@@ -2017,6 +3249,7 @@
         </w:rPr>
         <w:t>TaskCard</w:t>
       </w:r>
+      <w:proofErr w:type="spellEnd"/>
       <w:r>
         <w:rPr>
           <w:sz w:val="28"/>
@@ -2058,6 +3291,7 @@
         </w:rPr>
         <w:t xml:space="preserve"> </w:t>
       </w:r>
+      <w:proofErr w:type="spellStart"/>
       <w:r>
         <w:rPr>
           <w:rFonts w:ascii="Consolas" w:eastAsia="Times New Roman" w:hAnsi="Consolas" w:cs="Times New Roman"/>
@@ -2068,6 +3302,7 @@
         </w:rPr>
         <w:t>clsx</w:t>
       </w:r>
+      <w:proofErr w:type="spellEnd"/>
       <w:r>
         <w:rPr>
           <w:rFonts w:ascii="Consolas" w:eastAsia="Times New Roman" w:hAnsi="Consolas" w:cs="Times New Roman"/>
@@ -2106,7 +3341,29 @@
           <w:szCs w:val="21"/>
           <w:lang w:val="en-US" w:eastAsia="ru-RU"/>
         </w:rPr>
-        <w:t>'clsx'</w:t>
+        <w:t>'</w:t>
+      </w:r>
+      <w:proofErr w:type="spellStart"/>
+      <w:r>
+        <w:rPr>
+          <w:rFonts w:ascii="Consolas" w:eastAsia="Times New Roman" w:hAnsi="Consolas" w:cs="Times New Roman"/>
+          <w:color w:val="CE9178"/>
+          <w:sz w:val="21"/>
+          <w:szCs w:val="21"/>
+          <w:lang w:val="en-US" w:eastAsia="ru-RU"/>
+        </w:rPr>
+        <w:t>clsx</w:t>
+      </w:r>
+      <w:proofErr w:type="spellEnd"/>
+      <w:r>
+        <w:rPr>
+          <w:rFonts w:ascii="Consolas" w:eastAsia="Times New Roman" w:hAnsi="Consolas" w:cs="Times New Roman"/>
+          <w:color w:val="CE9178"/>
+          <w:sz w:val="21"/>
+          <w:szCs w:val="21"/>
+          <w:lang w:val="en-US" w:eastAsia="ru-RU"/>
+        </w:rPr>
+        <w:t>'</w:t>
       </w:r>
       <w:r>
         <w:rPr>
@@ -2191,6 +3448,7 @@
         </w:rPr>
         <w:t xml:space="preserve">, </w:t>
       </w:r>
+      <w:proofErr w:type="spellStart"/>
       <w:r>
         <w:rPr>
           <w:rFonts w:ascii="Consolas" w:eastAsia="Times New Roman" w:hAnsi="Consolas" w:cs="Times New Roman"/>
@@ -2201,6 +3459,7 @@
         </w:rPr>
         <w:t>TaskStatus</w:t>
       </w:r>
+      <w:proofErr w:type="spellEnd"/>
       <w:r>
         <w:rPr>
           <w:rFonts w:ascii="Consolas" w:eastAsia="Times New Roman" w:hAnsi="Consolas" w:cs="Times New Roman"/>
@@ -2231,6 +3490,7 @@
         </w:rPr>
         <w:t xml:space="preserve"> </w:t>
       </w:r>
+      <w:proofErr w:type="gramStart"/>
       <w:r>
         <w:rPr>
           <w:rFonts w:ascii="Consolas" w:eastAsia="Times New Roman" w:hAnsi="Consolas" w:cs="Times New Roman"/>
@@ -2239,7 +3499,18 @@
           <w:szCs w:val="21"/>
           <w:lang w:val="en-US" w:eastAsia="ru-RU"/>
         </w:rPr>
-        <w:t>'../../types/task'</w:t>
+        <w:t>'..</w:t>
+      </w:r>
+      <w:proofErr w:type="gramEnd"/>
+      <w:r>
+        <w:rPr>
+          <w:rFonts w:ascii="Consolas" w:eastAsia="Times New Roman" w:hAnsi="Consolas" w:cs="Times New Roman"/>
+          <w:color w:val="CE9178"/>
+          <w:sz w:val="21"/>
+          <w:szCs w:val="21"/>
+          <w:lang w:val="en-US" w:eastAsia="ru-RU"/>
+        </w:rPr>
+        <w:t>/../types/task'</w:t>
       </w:r>
       <w:r>
         <w:rPr>
@@ -2390,6 +3661,7 @@
         </w:rPr>
         <w:t xml:space="preserve"> </w:t>
       </w:r>
+      <w:proofErr w:type="spellStart"/>
       <w:r>
         <w:rPr>
           <w:rFonts w:ascii="Consolas" w:eastAsia="Times New Roman" w:hAnsi="Consolas" w:cs="Times New Roman"/>
@@ -2400,6 +3672,7 @@
         </w:rPr>
         <w:t>TaskCardProps</w:t>
       </w:r>
+      <w:proofErr w:type="spellEnd"/>
       <w:r>
         <w:rPr>
           <w:rFonts w:ascii="Consolas" w:eastAsia="Times New Roman" w:hAnsi="Consolas" w:cs="Times New Roman"/>
@@ -2529,6 +3802,7 @@
         </w:rPr>
         <w:t xml:space="preserve">  </w:t>
       </w:r>
+      <w:proofErr w:type="spellStart"/>
       <w:r>
         <w:rPr>
           <w:rFonts w:ascii="Consolas" w:eastAsia="Times New Roman" w:hAnsi="Consolas" w:cs="Times New Roman"/>
@@ -2539,6 +3813,7 @@
         </w:rPr>
         <w:t>onDelete</w:t>
       </w:r>
+      <w:proofErr w:type="spellEnd"/>
       <w:r>
         <w:rPr>
           <w:rFonts w:ascii="Consolas" w:eastAsia="Times New Roman" w:hAnsi="Consolas" w:cs="Times New Roman"/>
@@ -2672,6 +3947,7 @@
         </w:rPr>
         <w:t xml:space="preserve">  </w:t>
       </w:r>
+      <w:proofErr w:type="spellStart"/>
       <w:r>
         <w:rPr>
           <w:rFonts w:ascii="Consolas" w:eastAsia="Times New Roman" w:hAnsi="Consolas" w:cs="Times New Roman"/>
@@ -2682,6 +3958,7 @@
         </w:rPr>
         <w:t>onStatusChange</w:t>
       </w:r>
+      <w:proofErr w:type="spellEnd"/>
       <w:r>
         <w:rPr>
           <w:rFonts w:ascii="Consolas" w:eastAsia="Times New Roman" w:hAnsi="Consolas" w:cs="Times New Roman"/>
@@ -2782,6 +4059,7 @@
         </w:rPr>
         <w:t xml:space="preserve"> </w:t>
       </w:r>
+      <w:proofErr w:type="spellStart"/>
       <w:r>
         <w:rPr>
           <w:rFonts w:ascii="Consolas" w:eastAsia="Times New Roman" w:hAnsi="Consolas" w:cs="Times New Roman"/>
@@ -2792,6 +4070,7 @@
         </w:rPr>
         <w:t>TaskStatus</w:t>
       </w:r>
+      <w:proofErr w:type="spellEnd"/>
       <w:r>
         <w:rPr>
           <w:rFonts w:ascii="Consolas" w:eastAsia="Times New Roman" w:hAnsi="Consolas" w:cs="Times New Roman"/>
@@ -2951,6 +4230,7 @@
         </w:rPr>
         <w:t xml:space="preserve"> </w:t>
       </w:r>
+      <w:proofErr w:type="spellStart"/>
       <w:r>
         <w:rPr>
           <w:rFonts w:ascii="Consolas" w:eastAsia="Times New Roman" w:hAnsi="Consolas" w:cs="Times New Roman"/>
@@ -2961,6 +4241,7 @@
         </w:rPr>
         <w:t>TaskCard</w:t>
       </w:r>
+      <w:proofErr w:type="spellEnd"/>
       <w:r>
         <w:rPr>
           <w:rFonts w:ascii="Consolas" w:eastAsia="Times New Roman" w:hAnsi="Consolas" w:cs="Times New Roman"/>
@@ -3001,6 +4282,7 @@
         </w:rPr>
         <w:t xml:space="preserve"> </w:t>
       </w:r>
+      <w:proofErr w:type="spellStart"/>
       <w:r>
         <w:rPr>
           <w:rFonts w:ascii="Consolas" w:eastAsia="Times New Roman" w:hAnsi="Consolas" w:cs="Times New Roman"/>
@@ -3011,6 +4293,7 @@
         </w:rPr>
         <w:t>TaskCardProps</w:t>
       </w:r>
+      <w:proofErr w:type="spellEnd"/>
       <w:r>
         <w:rPr>
           <w:rFonts w:ascii="Consolas" w:eastAsia="Times New Roman" w:hAnsi="Consolas" w:cs="Times New Roman"/>
@@ -3077,6 +4360,7 @@
         </w:rPr>
         <w:t>//</w:t>
       </w:r>
+      <w:proofErr w:type="spellStart"/>
       <w:r>
         <w:rPr>
           <w:rFonts w:ascii="Consolas" w:eastAsia="Times New Roman" w:hAnsi="Consolas" w:cs="Times New Roman"/>
@@ -3087,6 +4371,7 @@
         </w:rPr>
         <w:t>деструктуризація</w:t>
       </w:r>
+      <w:proofErr w:type="spellEnd"/>
       <w:r>
         <w:rPr>
           <w:rFonts w:ascii="Consolas" w:eastAsia="Times New Roman" w:hAnsi="Consolas" w:cs="Times New Roman"/>
@@ -3160,6 +4445,7 @@
         </w:rPr>
         <w:t xml:space="preserve">, </w:t>
       </w:r>
+      <w:proofErr w:type="spellStart"/>
       <w:r>
         <w:rPr>
           <w:rFonts w:ascii="Consolas" w:eastAsia="Times New Roman" w:hAnsi="Consolas" w:cs="Times New Roman"/>
@@ -3170,6 +4456,7 @@
         </w:rPr>
         <w:t>onDelete</w:t>
       </w:r>
+      <w:proofErr w:type="spellEnd"/>
       <w:r>
         <w:rPr>
           <w:rFonts w:ascii="Consolas" w:eastAsia="Times New Roman" w:hAnsi="Consolas" w:cs="Times New Roman"/>
@@ -3180,6 +4467,7 @@
         </w:rPr>
         <w:t xml:space="preserve">, </w:t>
       </w:r>
+      <w:proofErr w:type="spellStart"/>
       <w:r>
         <w:rPr>
           <w:rFonts w:ascii="Consolas" w:eastAsia="Times New Roman" w:hAnsi="Consolas" w:cs="Times New Roman"/>
@@ -3190,6 +4478,7 @@
         </w:rPr>
         <w:t>onStatusChange</w:t>
       </w:r>
+      <w:proofErr w:type="spellEnd"/>
       <w:r>
         <w:rPr>
           <w:rFonts w:ascii="Consolas" w:eastAsia="Times New Roman" w:hAnsi="Consolas" w:cs="Times New Roman"/>
@@ -3286,6 +4575,7 @@
         </w:rPr>
         <w:t>//</w:t>
       </w:r>
+      <w:proofErr w:type="spellStart"/>
       <w:r>
         <w:rPr>
           <w:rFonts w:ascii="Consolas" w:eastAsia="Times New Roman" w:hAnsi="Consolas" w:cs="Times New Roman"/>
@@ -3296,6 +4586,7 @@
         </w:rPr>
         <w:t>підготовлюємо</w:t>
       </w:r>
+      <w:proofErr w:type="spellEnd"/>
       <w:r>
         <w:rPr>
           <w:rFonts w:ascii="Consolas" w:eastAsia="Times New Roman" w:hAnsi="Consolas" w:cs="Times New Roman"/>
@@ -3359,6 +4650,7 @@
         </w:rPr>
         <w:t xml:space="preserve"> </w:t>
       </w:r>
+      <w:proofErr w:type="spellStart"/>
       <w:r>
         <w:rPr>
           <w:rFonts w:ascii="Consolas" w:eastAsia="Times New Roman" w:hAnsi="Consolas" w:cs="Times New Roman"/>
@@ -3369,6 +4661,7 @@
         </w:rPr>
         <w:t>formattedDate</w:t>
       </w:r>
+      <w:proofErr w:type="spellEnd"/>
       <w:r>
         <w:rPr>
           <w:rFonts w:ascii="Consolas" w:eastAsia="Times New Roman" w:hAnsi="Consolas" w:cs="Times New Roman"/>
@@ -3399,6 +4692,7 @@
         </w:rPr>
         <w:t xml:space="preserve"> </w:t>
       </w:r>
+      <w:proofErr w:type="spellStart"/>
       <w:r>
         <w:rPr>
           <w:rFonts w:ascii="Consolas" w:eastAsia="Times New Roman" w:hAnsi="Consolas" w:cs="Times New Roman"/>
@@ -3449,6 +4743,7 @@
         </w:rPr>
         <w:t>toLocaleDateString</w:t>
       </w:r>
+      <w:proofErr w:type="spellEnd"/>
       <w:r>
         <w:rPr>
           <w:rFonts w:ascii="Consolas" w:eastAsia="Times New Roman" w:hAnsi="Consolas" w:cs="Times New Roman"/>
@@ -3467,7 +4762,29 @@
           <w:szCs w:val="21"/>
           <w:lang w:val="en-US" w:eastAsia="ru-RU"/>
         </w:rPr>
-        <w:t>'uk-UA'</w:t>
+        <w:t>'</w:t>
+      </w:r>
+      <w:proofErr w:type="spellStart"/>
+      <w:r>
+        <w:rPr>
+          <w:rFonts w:ascii="Consolas" w:eastAsia="Times New Roman" w:hAnsi="Consolas" w:cs="Times New Roman"/>
+          <w:color w:val="CE9178"/>
+          <w:sz w:val="21"/>
+          <w:szCs w:val="21"/>
+          <w:lang w:val="en-US" w:eastAsia="ru-RU"/>
+        </w:rPr>
+        <w:t>uk</w:t>
+      </w:r>
+      <w:proofErr w:type="spellEnd"/>
+      <w:r>
+        <w:rPr>
+          <w:rFonts w:ascii="Consolas" w:eastAsia="Times New Roman" w:hAnsi="Consolas" w:cs="Times New Roman"/>
+          <w:color w:val="CE9178"/>
+          <w:sz w:val="21"/>
+          <w:szCs w:val="21"/>
+          <w:lang w:val="en-US" w:eastAsia="ru-RU"/>
+        </w:rPr>
+        <w:t>-UA'</w:t>
       </w:r>
       <w:r>
         <w:rPr>
@@ -3523,7 +4840,139 @@
           <w:szCs w:val="21"/>
           <w:lang w:eastAsia="ru-RU"/>
         </w:rPr>
-        <w:t xml:space="preserve">//обробник події кліку на кнопку видалення. визивае колбек </w:t>
+        <w:t>//</w:t>
+      </w:r>
+      <w:proofErr w:type="spellStart"/>
+      <w:r>
+        <w:rPr>
+          <w:rFonts w:ascii="Consolas" w:eastAsia="Times New Roman" w:hAnsi="Consolas" w:cs="Times New Roman"/>
+          <w:color w:val="6A9955"/>
+          <w:sz w:val="21"/>
+          <w:szCs w:val="21"/>
+          <w:lang w:eastAsia="ru-RU"/>
+        </w:rPr>
+        <w:t>обробник</w:t>
+      </w:r>
+      <w:proofErr w:type="spellEnd"/>
+      <w:r>
+        <w:rPr>
+          <w:rFonts w:ascii="Consolas" w:eastAsia="Times New Roman" w:hAnsi="Consolas" w:cs="Times New Roman"/>
+          <w:color w:val="6A9955"/>
+          <w:sz w:val="21"/>
+          <w:szCs w:val="21"/>
+          <w:lang w:eastAsia="ru-RU"/>
+        </w:rPr>
+        <w:t xml:space="preserve"> </w:t>
+      </w:r>
+      <w:proofErr w:type="spellStart"/>
+      <w:r>
+        <w:rPr>
+          <w:rFonts w:ascii="Consolas" w:eastAsia="Times New Roman" w:hAnsi="Consolas" w:cs="Times New Roman"/>
+          <w:color w:val="6A9955"/>
+          <w:sz w:val="21"/>
+          <w:szCs w:val="21"/>
+          <w:lang w:eastAsia="ru-RU"/>
+        </w:rPr>
+        <w:t>події</w:t>
+      </w:r>
+      <w:proofErr w:type="spellEnd"/>
+      <w:r>
+        <w:rPr>
+          <w:rFonts w:ascii="Consolas" w:eastAsia="Times New Roman" w:hAnsi="Consolas" w:cs="Times New Roman"/>
+          <w:color w:val="6A9955"/>
+          <w:sz w:val="21"/>
+          <w:szCs w:val="21"/>
+          <w:lang w:eastAsia="ru-RU"/>
+        </w:rPr>
+        <w:t xml:space="preserve"> </w:t>
+      </w:r>
+      <w:proofErr w:type="spellStart"/>
+      <w:r>
+        <w:rPr>
+          <w:rFonts w:ascii="Consolas" w:eastAsia="Times New Roman" w:hAnsi="Consolas" w:cs="Times New Roman"/>
+          <w:color w:val="6A9955"/>
+          <w:sz w:val="21"/>
+          <w:szCs w:val="21"/>
+          <w:lang w:eastAsia="ru-RU"/>
+        </w:rPr>
+        <w:t>кліку</w:t>
+      </w:r>
+      <w:proofErr w:type="spellEnd"/>
+      <w:r>
+        <w:rPr>
+          <w:rFonts w:ascii="Consolas" w:eastAsia="Times New Roman" w:hAnsi="Consolas" w:cs="Times New Roman"/>
+          <w:color w:val="6A9955"/>
+          <w:sz w:val="21"/>
+          <w:szCs w:val="21"/>
+          <w:lang w:eastAsia="ru-RU"/>
+        </w:rPr>
+        <w:t xml:space="preserve"> на кнопку </w:t>
+      </w:r>
+      <w:proofErr w:type="spellStart"/>
+      <w:r>
+        <w:rPr>
+          <w:rFonts w:ascii="Consolas" w:eastAsia="Times New Roman" w:hAnsi="Consolas" w:cs="Times New Roman"/>
+          <w:color w:val="6A9955"/>
+          <w:sz w:val="21"/>
+          <w:szCs w:val="21"/>
+          <w:lang w:eastAsia="ru-RU"/>
+        </w:rPr>
+        <w:t>видалення</w:t>
+      </w:r>
+      <w:proofErr w:type="spellEnd"/>
+      <w:r>
+        <w:rPr>
+          <w:rFonts w:ascii="Consolas" w:eastAsia="Times New Roman" w:hAnsi="Consolas" w:cs="Times New Roman"/>
+          <w:color w:val="6A9955"/>
+          <w:sz w:val="21"/>
+          <w:szCs w:val="21"/>
+          <w:lang w:eastAsia="ru-RU"/>
+        </w:rPr>
+        <w:t xml:space="preserve">. </w:t>
+      </w:r>
+      <w:proofErr w:type="spellStart"/>
+      <w:r>
+        <w:rPr>
+          <w:rFonts w:ascii="Consolas" w:eastAsia="Times New Roman" w:hAnsi="Consolas" w:cs="Times New Roman"/>
+          <w:color w:val="6A9955"/>
+          <w:sz w:val="21"/>
+          <w:szCs w:val="21"/>
+          <w:lang w:eastAsia="ru-RU"/>
+        </w:rPr>
+        <w:t>визивае</w:t>
+      </w:r>
+      <w:proofErr w:type="spellEnd"/>
+      <w:r>
+        <w:rPr>
+          <w:rFonts w:ascii="Consolas" w:eastAsia="Times New Roman" w:hAnsi="Consolas" w:cs="Times New Roman"/>
+          <w:color w:val="6A9955"/>
+          <w:sz w:val="21"/>
+          <w:szCs w:val="21"/>
+          <w:lang w:eastAsia="ru-RU"/>
+        </w:rPr>
+        <w:t xml:space="preserve"> </w:t>
+      </w:r>
+      <w:proofErr w:type="spellStart"/>
+      <w:r>
+        <w:rPr>
+          <w:rFonts w:ascii="Consolas" w:eastAsia="Times New Roman" w:hAnsi="Consolas" w:cs="Times New Roman"/>
+          <w:color w:val="6A9955"/>
+          <w:sz w:val="21"/>
+          <w:szCs w:val="21"/>
+          <w:lang w:eastAsia="ru-RU"/>
+        </w:rPr>
+        <w:t>колбек</w:t>
+      </w:r>
+      <w:proofErr w:type="spellEnd"/>
+      <w:r>
+        <w:rPr>
+          <w:rFonts w:ascii="Consolas" w:eastAsia="Times New Roman" w:hAnsi="Consolas" w:cs="Times New Roman"/>
+          <w:color w:val="6A9955"/>
+          <w:sz w:val="21"/>
+          <w:szCs w:val="21"/>
+          <w:lang w:eastAsia="ru-RU"/>
+        </w:rPr>
+        <w:t xml:space="preserve"> </w:t>
       </w:r>
     </w:p>
     <w:p>
@@ -3568,6 +5017,7 @@
         </w:rPr>
         <w:t xml:space="preserve"> </w:t>
       </w:r>
+      <w:proofErr w:type="spellStart"/>
       <w:r>
         <w:rPr>
           <w:rFonts w:ascii="Consolas" w:eastAsia="Times New Roman" w:hAnsi="Consolas" w:cs="Times New Roman"/>
@@ -3578,6 +5028,7 @@
         </w:rPr>
         <w:t>handleDelete</w:t>
       </w:r>
+      <w:proofErr w:type="spellEnd"/>
       <w:r>
         <w:rPr>
           <w:rFonts w:ascii="Consolas" w:eastAsia="Times New Roman" w:hAnsi="Consolas" w:cs="Times New Roman"/>
@@ -3651,6 +5102,7 @@
         </w:rPr>
         <w:t xml:space="preserve">        </w:t>
       </w:r>
+      <w:proofErr w:type="spellStart"/>
       <w:r>
         <w:rPr>
           <w:rFonts w:ascii="Consolas" w:eastAsia="Times New Roman" w:hAnsi="Consolas" w:cs="Times New Roman"/>
@@ -3661,6 +5113,7 @@
         </w:rPr>
         <w:t>onDelete</w:t>
       </w:r>
+      <w:proofErr w:type="spellEnd"/>
       <w:r>
         <w:rPr>
           <w:rFonts w:ascii="Consolas" w:eastAsia="Times New Roman" w:hAnsi="Consolas" w:cs="Times New Roman"/>
@@ -3775,8 +5228,108 @@
           <w:szCs w:val="21"/>
           <w:lang w:eastAsia="ru-RU"/>
         </w:rPr>
-        <w:t>//обробник події зміни статусу. визивае колбек</w:t>
-      </w:r>
+        <w:t>//</w:t>
+      </w:r>
+      <w:proofErr w:type="spellStart"/>
+      <w:r>
+        <w:rPr>
+          <w:rFonts w:ascii="Consolas" w:eastAsia="Times New Roman" w:hAnsi="Consolas" w:cs="Times New Roman"/>
+          <w:color w:val="6A9955"/>
+          <w:sz w:val="21"/>
+          <w:szCs w:val="21"/>
+          <w:lang w:eastAsia="ru-RU"/>
+        </w:rPr>
+        <w:t>обробник</w:t>
+      </w:r>
+      <w:proofErr w:type="spellEnd"/>
+      <w:r>
+        <w:rPr>
+          <w:rFonts w:ascii="Consolas" w:eastAsia="Times New Roman" w:hAnsi="Consolas" w:cs="Times New Roman"/>
+          <w:color w:val="6A9955"/>
+          <w:sz w:val="21"/>
+          <w:szCs w:val="21"/>
+          <w:lang w:eastAsia="ru-RU"/>
+        </w:rPr>
+        <w:t xml:space="preserve"> </w:t>
+      </w:r>
+      <w:proofErr w:type="spellStart"/>
+      <w:r>
+        <w:rPr>
+          <w:rFonts w:ascii="Consolas" w:eastAsia="Times New Roman" w:hAnsi="Consolas" w:cs="Times New Roman"/>
+          <w:color w:val="6A9955"/>
+          <w:sz w:val="21"/>
+          <w:szCs w:val="21"/>
+          <w:lang w:eastAsia="ru-RU"/>
+        </w:rPr>
+        <w:t>події</w:t>
+      </w:r>
+      <w:proofErr w:type="spellEnd"/>
+      <w:r>
+        <w:rPr>
+          <w:rFonts w:ascii="Consolas" w:eastAsia="Times New Roman" w:hAnsi="Consolas" w:cs="Times New Roman"/>
+          <w:color w:val="6A9955"/>
+          <w:sz w:val="21"/>
+          <w:szCs w:val="21"/>
+          <w:lang w:eastAsia="ru-RU"/>
+        </w:rPr>
+        <w:t xml:space="preserve"> </w:t>
+      </w:r>
+      <w:proofErr w:type="spellStart"/>
+      <w:r>
+        <w:rPr>
+          <w:rFonts w:ascii="Consolas" w:eastAsia="Times New Roman" w:hAnsi="Consolas" w:cs="Times New Roman"/>
+          <w:color w:val="6A9955"/>
+          <w:sz w:val="21"/>
+          <w:szCs w:val="21"/>
+          <w:lang w:eastAsia="ru-RU"/>
+        </w:rPr>
+        <w:t>зміни</w:t>
+      </w:r>
+      <w:proofErr w:type="spellEnd"/>
+      <w:r>
+        <w:rPr>
+          <w:rFonts w:ascii="Consolas" w:eastAsia="Times New Roman" w:hAnsi="Consolas" w:cs="Times New Roman"/>
+          <w:color w:val="6A9955"/>
+          <w:sz w:val="21"/>
+          <w:szCs w:val="21"/>
+          <w:lang w:eastAsia="ru-RU"/>
+        </w:rPr>
+        <w:t xml:space="preserve"> статусу. </w:t>
+      </w:r>
+      <w:proofErr w:type="spellStart"/>
+      <w:r>
+        <w:rPr>
+          <w:rFonts w:ascii="Consolas" w:eastAsia="Times New Roman" w:hAnsi="Consolas" w:cs="Times New Roman"/>
+          <w:color w:val="6A9955"/>
+          <w:sz w:val="21"/>
+          <w:szCs w:val="21"/>
+          <w:lang w:eastAsia="ru-RU"/>
+        </w:rPr>
+        <w:t>визивае</w:t>
+      </w:r>
+      <w:proofErr w:type="spellEnd"/>
+      <w:r>
+        <w:rPr>
+          <w:rFonts w:ascii="Consolas" w:eastAsia="Times New Roman" w:hAnsi="Consolas" w:cs="Times New Roman"/>
+          <w:color w:val="6A9955"/>
+          <w:sz w:val="21"/>
+          <w:szCs w:val="21"/>
+          <w:lang w:eastAsia="ru-RU"/>
+        </w:rPr>
+        <w:t xml:space="preserve"> </w:t>
+      </w:r>
+      <w:proofErr w:type="spellStart"/>
+      <w:r>
+        <w:rPr>
+          <w:rFonts w:ascii="Consolas" w:eastAsia="Times New Roman" w:hAnsi="Consolas" w:cs="Times New Roman"/>
+          <w:color w:val="6A9955"/>
+          <w:sz w:val="21"/>
+          <w:szCs w:val="21"/>
+          <w:lang w:eastAsia="ru-RU"/>
+        </w:rPr>
+        <w:t>колбек</w:t>
+      </w:r>
+      <w:proofErr w:type="spellEnd"/>
     </w:p>
     <w:p>
       <w:pPr>
@@ -3820,6 +5373,7 @@
         </w:rPr>
         <w:t xml:space="preserve"> </w:t>
       </w:r>
+      <w:proofErr w:type="spellStart"/>
       <w:r>
         <w:rPr>
           <w:rFonts w:ascii="Consolas" w:eastAsia="Times New Roman" w:hAnsi="Consolas" w:cs="Times New Roman"/>
@@ -3830,6 +5384,7 @@
         </w:rPr>
         <w:t>handleStatusChange</w:t>
       </w:r>
+      <w:proofErr w:type="spellEnd"/>
       <w:r>
         <w:rPr>
           <w:rFonts w:ascii="Consolas" w:eastAsia="Times New Roman" w:hAnsi="Consolas" w:cs="Times New Roman"/>
@@ -3890,6 +5445,7 @@
         </w:rPr>
         <w:t xml:space="preserve"> </w:t>
       </w:r>
+      <w:proofErr w:type="spellStart"/>
       <w:r>
         <w:rPr>
           <w:rFonts w:ascii="Consolas" w:eastAsia="Times New Roman" w:hAnsi="Consolas" w:cs="Times New Roman"/>
@@ -3920,6 +5476,7 @@
         </w:rPr>
         <w:t>ChangeEvent</w:t>
       </w:r>
+      <w:proofErr w:type="spellEnd"/>
       <w:r>
         <w:rPr>
           <w:rFonts w:ascii="Consolas" w:eastAsia="Times New Roman" w:hAnsi="Consolas" w:cs="Times New Roman"/>
@@ -3930,6 +5487,7 @@
         </w:rPr>
         <w:t>&lt;</w:t>
       </w:r>
+      <w:proofErr w:type="spellStart"/>
       <w:r>
         <w:rPr>
           <w:rFonts w:ascii="Consolas" w:eastAsia="Times New Roman" w:hAnsi="Consolas" w:cs="Times New Roman"/>
@@ -3940,6 +5498,7 @@
         </w:rPr>
         <w:t>HTMLSelectElement</w:t>
       </w:r>
+      <w:proofErr w:type="spellEnd"/>
       <w:r>
         <w:rPr>
           <w:rFonts w:ascii="Consolas" w:eastAsia="Times New Roman" w:hAnsi="Consolas" w:cs="Times New Roman"/>
@@ -3993,6 +5552,7 @@
         </w:rPr>
         <w:t xml:space="preserve">        </w:t>
       </w:r>
+      <w:proofErr w:type="spellStart"/>
       <w:r>
         <w:rPr>
           <w:rFonts w:ascii="Consolas" w:eastAsia="Times New Roman" w:hAnsi="Consolas" w:cs="Times New Roman"/>
@@ -4003,6 +5563,7 @@
         </w:rPr>
         <w:t>onStatusChange</w:t>
       </w:r>
+      <w:proofErr w:type="spellEnd"/>
       <w:r>
         <w:rPr>
           <w:rFonts w:ascii="Consolas" w:eastAsia="Times New Roman" w:hAnsi="Consolas" w:cs="Times New Roman"/>
@@ -4053,6 +5614,7 @@
         </w:rPr>
         <w:t xml:space="preserve">, </w:t>
       </w:r>
+      <w:proofErr w:type="spellStart"/>
       <w:r>
         <w:rPr>
           <w:rFonts w:ascii="Consolas" w:eastAsia="Times New Roman" w:hAnsi="Consolas" w:cs="Times New Roman"/>
@@ -4103,6 +5665,7 @@
         </w:rPr>
         <w:t>value</w:t>
       </w:r>
+      <w:proofErr w:type="spellEnd"/>
       <w:r>
         <w:rPr>
           <w:rFonts w:ascii="Consolas" w:eastAsia="Times New Roman" w:hAnsi="Consolas" w:cs="Times New Roman"/>
@@ -4133,6 +5696,7 @@
         </w:rPr>
         <w:t xml:space="preserve"> </w:t>
       </w:r>
+      <w:proofErr w:type="spellStart"/>
       <w:r>
         <w:rPr>
           <w:rFonts w:ascii="Consolas" w:eastAsia="Times New Roman" w:hAnsi="Consolas" w:cs="Times New Roman"/>
@@ -4143,6 +5707,7 @@
         </w:rPr>
         <w:t>TaskStatus</w:t>
       </w:r>
+      <w:proofErr w:type="spellEnd"/>
       <w:r>
         <w:rPr>
           <w:rFonts w:ascii="Consolas" w:eastAsia="Times New Roman" w:hAnsi="Consolas" w:cs="Times New Roman"/>
@@ -4230,7 +5795,29 @@
           <w:szCs w:val="21"/>
           <w:lang w:eastAsia="ru-RU"/>
         </w:rPr>
-        <w:t>//повертаємо результат</w:t>
+        <w:t>//</w:t>
+      </w:r>
+      <w:proofErr w:type="spellStart"/>
+      <w:r>
+        <w:rPr>
+          <w:rFonts w:ascii="Consolas" w:eastAsia="Times New Roman" w:hAnsi="Consolas" w:cs="Times New Roman"/>
+          <w:color w:val="6A9955"/>
+          <w:sz w:val="21"/>
+          <w:szCs w:val="21"/>
+          <w:lang w:eastAsia="ru-RU"/>
+        </w:rPr>
+        <w:t>повертаємо</w:t>
+      </w:r>
+      <w:proofErr w:type="spellEnd"/>
+      <w:r>
+        <w:rPr>
+          <w:rFonts w:ascii="Consolas" w:eastAsia="Times New Roman" w:hAnsi="Consolas" w:cs="Times New Roman"/>
+          <w:color w:val="6A9955"/>
+          <w:sz w:val="21"/>
+          <w:szCs w:val="21"/>
+          <w:lang w:eastAsia="ru-RU"/>
+        </w:rPr>
+        <w:t xml:space="preserve"> результат</w:t>
       </w:r>
     </w:p>
     <w:p>
@@ -4255,6 +5842,7 @@
         </w:rPr>
         <w:t xml:space="preserve">    </w:t>
       </w:r>
+      <w:proofErr w:type="spellStart"/>
       <w:r>
         <w:rPr>
           <w:rFonts w:ascii="Consolas" w:eastAsia="Times New Roman" w:hAnsi="Consolas" w:cs="Times New Roman"/>
@@ -4265,6 +5853,7 @@
         </w:rPr>
         <w:t>return</w:t>
       </w:r>
+      <w:proofErr w:type="spellEnd"/>
       <w:r>
         <w:rPr>
           <w:rFonts w:ascii="Consolas" w:eastAsia="Times New Roman" w:hAnsi="Consolas" w:cs="Times New Roman"/>
@@ -4306,8 +5895,108 @@
           <w:szCs w:val="21"/>
           <w:lang w:eastAsia="ru-RU"/>
         </w:rPr>
-        <w:t>//встановлення класу в залежності від пріоритету</w:t>
-      </w:r>
+        <w:t>//</w:t>
+      </w:r>
+      <w:proofErr w:type="spellStart"/>
+      <w:r>
+        <w:rPr>
+          <w:rFonts w:ascii="Consolas" w:eastAsia="Times New Roman" w:hAnsi="Consolas" w:cs="Times New Roman"/>
+          <w:color w:val="6A9955"/>
+          <w:sz w:val="21"/>
+          <w:szCs w:val="21"/>
+          <w:lang w:eastAsia="ru-RU"/>
+        </w:rPr>
+        <w:t>встановлення</w:t>
+      </w:r>
+      <w:proofErr w:type="spellEnd"/>
+      <w:r>
+        <w:rPr>
+          <w:rFonts w:ascii="Consolas" w:eastAsia="Times New Roman" w:hAnsi="Consolas" w:cs="Times New Roman"/>
+          <w:color w:val="6A9955"/>
+          <w:sz w:val="21"/>
+          <w:szCs w:val="21"/>
+          <w:lang w:eastAsia="ru-RU"/>
+        </w:rPr>
+        <w:t xml:space="preserve"> </w:t>
+      </w:r>
+      <w:proofErr w:type="spellStart"/>
+      <w:r>
+        <w:rPr>
+          <w:rFonts w:ascii="Consolas" w:eastAsia="Times New Roman" w:hAnsi="Consolas" w:cs="Times New Roman"/>
+          <w:color w:val="6A9955"/>
+          <w:sz w:val="21"/>
+          <w:szCs w:val="21"/>
+          <w:lang w:eastAsia="ru-RU"/>
+        </w:rPr>
+        <w:t>класу</w:t>
+      </w:r>
+      <w:proofErr w:type="spellEnd"/>
+      <w:r>
+        <w:rPr>
+          <w:rFonts w:ascii="Consolas" w:eastAsia="Times New Roman" w:hAnsi="Consolas" w:cs="Times New Roman"/>
+          <w:color w:val="6A9955"/>
+          <w:sz w:val="21"/>
+          <w:szCs w:val="21"/>
+          <w:lang w:eastAsia="ru-RU"/>
+        </w:rPr>
+        <w:t xml:space="preserve"> в </w:t>
+      </w:r>
+      <w:proofErr w:type="spellStart"/>
+      <w:r>
+        <w:rPr>
+          <w:rFonts w:ascii="Consolas" w:eastAsia="Times New Roman" w:hAnsi="Consolas" w:cs="Times New Roman"/>
+          <w:color w:val="6A9955"/>
+          <w:sz w:val="21"/>
+          <w:szCs w:val="21"/>
+          <w:lang w:eastAsia="ru-RU"/>
+        </w:rPr>
+        <w:t>залежності</w:t>
+      </w:r>
+      <w:proofErr w:type="spellEnd"/>
+      <w:r>
+        <w:rPr>
+          <w:rFonts w:ascii="Consolas" w:eastAsia="Times New Roman" w:hAnsi="Consolas" w:cs="Times New Roman"/>
+          <w:color w:val="6A9955"/>
+          <w:sz w:val="21"/>
+          <w:szCs w:val="21"/>
+          <w:lang w:eastAsia="ru-RU"/>
+        </w:rPr>
+        <w:t xml:space="preserve"> </w:t>
+      </w:r>
+      <w:proofErr w:type="spellStart"/>
+      <w:r>
+        <w:rPr>
+          <w:rFonts w:ascii="Consolas" w:eastAsia="Times New Roman" w:hAnsi="Consolas" w:cs="Times New Roman"/>
+          <w:color w:val="6A9955"/>
+          <w:sz w:val="21"/>
+          <w:szCs w:val="21"/>
+          <w:lang w:eastAsia="ru-RU"/>
+        </w:rPr>
+        <w:t>від</w:t>
+      </w:r>
+      <w:proofErr w:type="spellEnd"/>
+      <w:r>
+        <w:rPr>
+          <w:rFonts w:ascii="Consolas" w:eastAsia="Times New Roman" w:hAnsi="Consolas" w:cs="Times New Roman"/>
+          <w:color w:val="6A9955"/>
+          <w:sz w:val="21"/>
+          <w:szCs w:val="21"/>
+          <w:lang w:eastAsia="ru-RU"/>
+        </w:rPr>
+        <w:t xml:space="preserve"> </w:t>
+      </w:r>
+      <w:proofErr w:type="spellStart"/>
+      <w:r>
+        <w:rPr>
+          <w:rFonts w:ascii="Consolas" w:eastAsia="Times New Roman" w:hAnsi="Consolas" w:cs="Times New Roman"/>
+          <w:color w:val="6A9955"/>
+          <w:sz w:val="21"/>
+          <w:szCs w:val="21"/>
+          <w:lang w:eastAsia="ru-RU"/>
+        </w:rPr>
+        <w:t>пріоритету</w:t>
+      </w:r>
+      <w:proofErr w:type="spellEnd"/>
     </w:p>
     <w:p>
       <w:pPr>
@@ -4361,6 +6050,7 @@
         </w:rPr>
         <w:t xml:space="preserve"> </w:t>
       </w:r>
+      <w:proofErr w:type="spellStart"/>
       <w:r>
         <w:rPr>
           <w:rFonts w:ascii="Consolas" w:eastAsia="Times New Roman" w:hAnsi="Consolas" w:cs="Times New Roman"/>
@@ -4371,6 +6061,7 @@
         </w:rPr>
         <w:t>className</w:t>
       </w:r>
+      <w:proofErr w:type="spellEnd"/>
       <w:r>
         <w:rPr>
           <w:rFonts w:ascii="Consolas" w:eastAsia="Times New Roman" w:hAnsi="Consolas" w:cs="Times New Roman"/>
@@ -4391,6 +6082,7 @@
         </w:rPr>
         <w:t>{</w:t>
       </w:r>
+      <w:proofErr w:type="spellStart"/>
       <w:r>
         <w:rPr>
           <w:rFonts w:ascii="Consolas" w:eastAsia="Times New Roman" w:hAnsi="Consolas" w:cs="Times New Roman"/>
@@ -4401,6 +6093,7 @@
         </w:rPr>
         <w:t>clsx</w:t>
       </w:r>
+      <w:proofErr w:type="spellEnd"/>
       <w:r>
         <w:rPr>
           <w:rFonts w:ascii="Consolas" w:eastAsia="Times New Roman" w:hAnsi="Consolas" w:cs="Times New Roman"/>
@@ -4411,6 +6104,7 @@
         </w:rPr>
         <w:t>(</w:t>
       </w:r>
+      <w:proofErr w:type="spellStart"/>
       <w:r>
         <w:rPr>
           <w:rFonts w:ascii="Consolas" w:eastAsia="Times New Roman" w:hAnsi="Consolas" w:cs="Times New Roman"/>
@@ -4441,6 +6135,7 @@
         </w:rPr>
         <w:t>card</w:t>
       </w:r>
+      <w:proofErr w:type="spellEnd"/>
       <w:r>
         <w:rPr>
           <w:rFonts w:ascii="Consolas" w:eastAsia="Times New Roman" w:hAnsi="Consolas" w:cs="Times New Roman"/>
@@ -4507,6 +6202,7 @@
         </w:rPr>
         <w:t>[</w:t>
       </w:r>
+      <w:proofErr w:type="spellStart"/>
       <w:r>
         <w:rPr>
           <w:rFonts w:ascii="Consolas" w:eastAsia="Times New Roman" w:hAnsi="Consolas" w:cs="Times New Roman"/>
@@ -4525,7 +6221,18 @@
           <w:szCs w:val="21"/>
           <w:lang w:val="en-US" w:eastAsia="ru-RU"/>
         </w:rPr>
-        <w:t>.cardLow]:</w:t>
+        <w:t>.cardLow</w:t>
+      </w:r>
+      <w:proofErr w:type="spellEnd"/>
+      <w:r>
+        <w:rPr>
+          <w:rFonts w:ascii="Consolas" w:eastAsia="Times New Roman" w:hAnsi="Consolas" w:cs="Times New Roman"/>
+          <w:color w:val="9CDCFE"/>
+          <w:sz w:val="21"/>
+          <w:szCs w:val="21"/>
+          <w:lang w:val="en-US" w:eastAsia="ru-RU"/>
+        </w:rPr>
+        <w:t>]:</w:t>
       </w:r>
       <w:r>
         <w:rPr>
@@ -4537,6 +6244,7 @@
         </w:rPr>
         <w:t xml:space="preserve"> </w:t>
       </w:r>
+      <w:proofErr w:type="spellStart"/>
       <w:r>
         <w:rPr>
           <w:rFonts w:ascii="Consolas" w:eastAsia="Times New Roman" w:hAnsi="Consolas" w:cs="Times New Roman"/>
@@ -4567,6 +6275,7 @@
         </w:rPr>
         <w:t>priority</w:t>
       </w:r>
+      <w:proofErr w:type="spellEnd"/>
       <w:r>
         <w:rPr>
           <w:rFonts w:ascii="Consolas" w:eastAsia="Times New Roman" w:hAnsi="Consolas" w:cs="Times New Roman"/>
@@ -4630,6 +6339,7 @@
         </w:rPr>
         <w:t>[</w:t>
       </w:r>
+      <w:proofErr w:type="spellStart"/>
       <w:r>
         <w:rPr>
           <w:rFonts w:ascii="Consolas" w:eastAsia="Times New Roman" w:hAnsi="Consolas" w:cs="Times New Roman"/>
@@ -4648,7 +6358,18 @@
           <w:szCs w:val="21"/>
           <w:lang w:val="en-US" w:eastAsia="ru-RU"/>
         </w:rPr>
-        <w:t>.cardMedium]:</w:t>
+        <w:t>.cardMedium</w:t>
+      </w:r>
+      <w:proofErr w:type="spellEnd"/>
+      <w:r>
+        <w:rPr>
+          <w:rFonts w:ascii="Consolas" w:eastAsia="Times New Roman" w:hAnsi="Consolas" w:cs="Times New Roman"/>
+          <w:color w:val="9CDCFE"/>
+          <w:sz w:val="21"/>
+          <w:szCs w:val="21"/>
+          <w:lang w:val="en-US" w:eastAsia="ru-RU"/>
+        </w:rPr>
+        <w:t>]:</w:t>
       </w:r>
       <w:r>
         <w:rPr>
@@ -4660,6 +6381,7 @@
         </w:rPr>
         <w:t xml:space="preserve"> </w:t>
       </w:r>
+      <w:proofErr w:type="spellStart"/>
       <w:r>
         <w:rPr>
           <w:rFonts w:ascii="Consolas" w:eastAsia="Times New Roman" w:hAnsi="Consolas" w:cs="Times New Roman"/>
@@ -4690,6 +6412,7 @@
         </w:rPr>
         <w:t>priority</w:t>
       </w:r>
+      <w:proofErr w:type="spellEnd"/>
       <w:r>
         <w:rPr>
           <w:rFonts w:ascii="Consolas" w:eastAsia="Times New Roman" w:hAnsi="Consolas" w:cs="Times New Roman"/>
@@ -4753,6 +6476,7 @@
         </w:rPr>
         <w:t>[</w:t>
       </w:r>
+      <w:proofErr w:type="spellStart"/>
       <w:r>
         <w:rPr>
           <w:rFonts w:ascii="Consolas" w:eastAsia="Times New Roman" w:hAnsi="Consolas" w:cs="Times New Roman"/>
@@ -4771,7 +6495,18 @@
           <w:szCs w:val="21"/>
           <w:lang w:val="en-US" w:eastAsia="ru-RU"/>
         </w:rPr>
-        <w:t>.cardHigh]:</w:t>
+        <w:t>.cardHigh</w:t>
+      </w:r>
+      <w:proofErr w:type="spellEnd"/>
+      <w:r>
+        <w:rPr>
+          <w:rFonts w:ascii="Consolas" w:eastAsia="Times New Roman" w:hAnsi="Consolas" w:cs="Times New Roman"/>
+          <w:color w:val="9CDCFE"/>
+          <w:sz w:val="21"/>
+          <w:szCs w:val="21"/>
+          <w:lang w:val="en-US" w:eastAsia="ru-RU"/>
+        </w:rPr>
+        <w:t>]:</w:t>
       </w:r>
       <w:r>
         <w:rPr>
@@ -4783,6 +6518,7 @@
         </w:rPr>
         <w:t xml:space="preserve"> </w:t>
       </w:r>
+      <w:proofErr w:type="spellStart"/>
       <w:r>
         <w:rPr>
           <w:rFonts w:ascii="Consolas" w:eastAsia="Times New Roman" w:hAnsi="Consolas" w:cs="Times New Roman"/>
@@ -4813,6 +6549,7 @@
         </w:rPr>
         <w:t>priority</w:t>
       </w:r>
+      <w:proofErr w:type="spellEnd"/>
       <w:r>
         <w:rPr>
           <w:rFonts w:ascii="Consolas" w:eastAsia="Times New Roman" w:hAnsi="Consolas" w:cs="Times New Roman"/>
@@ -4929,6 +6666,7 @@
         </w:rPr>
         <w:t xml:space="preserve">/* </w:t>
       </w:r>
+      <w:proofErr w:type="spellStart"/>
       <w:r>
         <w:rPr>
           <w:rFonts w:ascii="Consolas" w:eastAsia="Times New Roman" w:hAnsi="Consolas" w:cs="Times New Roman"/>
@@ -4939,6 +6677,7 @@
         </w:rPr>
         <w:t>виводимо</w:t>
       </w:r>
+      <w:proofErr w:type="spellEnd"/>
       <w:r>
         <w:rPr>
           <w:rFonts w:ascii="Consolas" w:eastAsia="Times New Roman" w:hAnsi="Consolas" w:cs="Times New Roman"/>
@@ -5033,6 +6772,7 @@
         </w:rPr>
         <w:t xml:space="preserve"> </w:t>
       </w:r>
+      <w:proofErr w:type="spellStart"/>
       <w:r>
         <w:rPr>
           <w:rFonts w:ascii="Consolas" w:eastAsia="Times New Roman" w:hAnsi="Consolas" w:cs="Times New Roman"/>
@@ -5043,6 +6783,7 @@
         </w:rPr>
         <w:t>className</w:t>
       </w:r>
+      <w:proofErr w:type="spellEnd"/>
       <w:r>
         <w:rPr>
           <w:rFonts w:ascii="Consolas" w:eastAsia="Times New Roman" w:hAnsi="Consolas" w:cs="Times New Roman"/>
@@ -5063,6 +6804,7 @@
         </w:rPr>
         <w:t>{</w:t>
       </w:r>
+      <w:proofErr w:type="spellStart"/>
       <w:r>
         <w:rPr>
           <w:rFonts w:ascii="Consolas" w:eastAsia="Times New Roman" w:hAnsi="Consolas" w:cs="Times New Roman"/>
@@ -5093,6 +6835,7 @@
         </w:rPr>
         <w:t>title</w:t>
       </w:r>
+      <w:proofErr w:type="spellEnd"/>
       <w:r>
         <w:rPr>
           <w:rFonts w:ascii="Consolas" w:eastAsia="Times New Roman" w:hAnsi="Consolas" w:cs="Times New Roman"/>
@@ -5123,6 +6866,7 @@
         </w:rPr>
         <w:t>{</w:t>
       </w:r>
+      <w:proofErr w:type="spellStart"/>
       <w:r>
         <w:rPr>
           <w:rFonts w:ascii="Consolas" w:eastAsia="Times New Roman" w:hAnsi="Consolas" w:cs="Times New Roman"/>
@@ -5153,6 +6897,7 @@
         </w:rPr>
         <w:t>title</w:t>
       </w:r>
+      <w:proofErr w:type="spellEnd"/>
       <w:r>
         <w:rPr>
           <w:rFonts w:ascii="Consolas" w:eastAsia="Times New Roman" w:hAnsi="Consolas" w:cs="Times New Roman"/>
@@ -5236,6 +6981,7 @@
         </w:rPr>
         <w:t>/*</w:t>
       </w:r>
+      <w:proofErr w:type="spellStart"/>
       <w:r>
         <w:rPr>
           <w:rFonts w:ascii="Consolas" w:eastAsia="Times New Roman" w:hAnsi="Consolas" w:cs="Times New Roman"/>
@@ -5246,6 +6992,7 @@
         </w:rPr>
         <w:t>якщо</w:t>
       </w:r>
+      <w:proofErr w:type="spellEnd"/>
       <w:r>
         <w:rPr>
           <w:rFonts w:ascii="Consolas" w:eastAsia="Times New Roman" w:hAnsi="Consolas" w:cs="Times New Roman"/>
@@ -5254,14 +7001,36 @@
           <w:szCs w:val="21"/>
           <w:lang w:val="en-US" w:eastAsia="ru-RU"/>
         </w:rPr>
-        <w:t xml:space="preserve"> task.description </w:t>
-      </w:r>
+        <w:t xml:space="preserve"> </w:t>
+      </w:r>
+      <w:proofErr w:type="spellStart"/>
       <w:r>
         <w:rPr>
           <w:rFonts w:ascii="Consolas" w:eastAsia="Times New Roman" w:hAnsi="Consolas" w:cs="Times New Roman"/>
           <w:color w:val="6A9955"/>
           <w:sz w:val="21"/>
           <w:szCs w:val="21"/>
+          <w:lang w:val="en-US" w:eastAsia="ru-RU"/>
+        </w:rPr>
+        <w:t>task.description</w:t>
+      </w:r>
+      <w:proofErr w:type="spellEnd"/>
+      <w:r>
+        <w:rPr>
+          <w:rFonts w:ascii="Consolas" w:eastAsia="Times New Roman" w:hAnsi="Consolas" w:cs="Times New Roman"/>
+          <w:color w:val="6A9955"/>
+          <w:sz w:val="21"/>
+          <w:szCs w:val="21"/>
+          <w:lang w:val="en-US" w:eastAsia="ru-RU"/>
+        </w:rPr>
+        <w:t xml:space="preserve"> </w:t>
+      </w:r>
+      <w:r>
+        <w:rPr>
+          <w:rFonts w:ascii="Consolas" w:eastAsia="Times New Roman" w:hAnsi="Consolas" w:cs="Times New Roman"/>
+          <w:color w:val="6A9955"/>
+          <w:sz w:val="21"/>
+          <w:szCs w:val="21"/>
           <w:lang w:eastAsia="ru-RU"/>
         </w:rPr>
         <w:t>є</w:t>
@@ -5276,6 +7045,7 @@
         </w:rPr>
         <w:t xml:space="preserve">, </w:t>
       </w:r>
+      <w:proofErr w:type="spellStart"/>
       <w:r>
         <w:rPr>
           <w:rFonts w:ascii="Consolas" w:eastAsia="Times New Roman" w:hAnsi="Consolas" w:cs="Times New Roman"/>
@@ -5286,6 +7056,7 @@
         </w:rPr>
         <w:t>тоді</w:t>
       </w:r>
+      <w:proofErr w:type="spellEnd"/>
       <w:r>
         <w:rPr>
           <w:rFonts w:ascii="Consolas" w:eastAsia="Times New Roman" w:hAnsi="Consolas" w:cs="Times New Roman"/>
@@ -5296,6 +7067,7 @@
         </w:rPr>
         <w:t xml:space="preserve"> </w:t>
       </w:r>
+      <w:proofErr w:type="spellStart"/>
       <w:r>
         <w:rPr>
           <w:rFonts w:ascii="Consolas" w:eastAsia="Times New Roman" w:hAnsi="Consolas" w:cs="Times New Roman"/>
@@ -5306,6 +7078,7 @@
         </w:rPr>
         <w:t>малюємо</w:t>
       </w:r>
+      <w:proofErr w:type="spellEnd"/>
       <w:r>
         <w:rPr>
           <w:rFonts w:ascii="Consolas" w:eastAsia="Times New Roman" w:hAnsi="Consolas" w:cs="Times New Roman"/>
@@ -5359,6 +7132,7 @@
         </w:rPr>
         <w:t>{</w:t>
       </w:r>
+      <w:proofErr w:type="spellStart"/>
       <w:r>
         <w:rPr>
           <w:rFonts w:ascii="Consolas" w:eastAsia="Times New Roman" w:hAnsi="Consolas" w:cs="Times New Roman"/>
@@ -5389,6 +7163,7 @@
         </w:rPr>
         <w:t>description</w:t>
       </w:r>
+      <w:proofErr w:type="spellEnd"/>
       <w:r>
         <w:rPr>
           <w:rFonts w:ascii="Consolas" w:eastAsia="Times New Roman" w:hAnsi="Consolas" w:cs="Times New Roman"/>
@@ -5429,6 +7204,7 @@
         </w:rPr>
         <w:t xml:space="preserve"> </w:t>
       </w:r>
+      <w:proofErr w:type="spellStart"/>
       <w:r>
         <w:rPr>
           <w:rFonts w:ascii="Consolas" w:eastAsia="Times New Roman" w:hAnsi="Consolas" w:cs="Times New Roman"/>
@@ -5439,6 +7215,7 @@
         </w:rPr>
         <w:t>className</w:t>
       </w:r>
+      <w:proofErr w:type="spellEnd"/>
       <w:r>
         <w:rPr>
           <w:rFonts w:ascii="Consolas" w:eastAsia="Times New Roman" w:hAnsi="Consolas" w:cs="Times New Roman"/>
@@ -5459,6 +7236,7 @@
         </w:rPr>
         <w:t>{</w:t>
       </w:r>
+      <w:proofErr w:type="spellStart"/>
       <w:r>
         <w:rPr>
           <w:rFonts w:ascii="Consolas" w:eastAsia="Times New Roman" w:hAnsi="Consolas" w:cs="Times New Roman"/>
@@ -5489,6 +7267,7 @@
         </w:rPr>
         <w:t>description</w:t>
       </w:r>
+      <w:proofErr w:type="spellEnd"/>
       <w:r>
         <w:rPr>
           <w:rFonts w:ascii="Consolas" w:eastAsia="Times New Roman" w:hAnsi="Consolas" w:cs="Times New Roman"/>
@@ -5519,6 +7298,7 @@
         </w:rPr>
         <w:t>{</w:t>
       </w:r>
+      <w:proofErr w:type="spellStart"/>
       <w:r>
         <w:rPr>
           <w:rFonts w:ascii="Consolas" w:eastAsia="Times New Roman" w:hAnsi="Consolas" w:cs="Times New Roman"/>
@@ -5549,6 +7329,7 @@
         </w:rPr>
         <w:t>description</w:t>
       </w:r>
+      <w:proofErr w:type="spellEnd"/>
       <w:r>
         <w:rPr>
           <w:rFonts w:ascii="Consolas" w:eastAsia="Times New Roman" w:hAnsi="Consolas" w:cs="Times New Roman"/>
@@ -5663,7 +7444,73 @@
           <w:szCs w:val="21"/>
           <w:lang w:eastAsia="ru-RU"/>
         </w:rPr>
-        <w:t>/*виводимо дані про дату і пріоритет */</w:t>
+        <w:t>/*</w:t>
+      </w:r>
+      <w:proofErr w:type="spellStart"/>
+      <w:r>
+        <w:rPr>
+          <w:rFonts w:ascii="Consolas" w:eastAsia="Times New Roman" w:hAnsi="Consolas" w:cs="Times New Roman"/>
+          <w:color w:val="6A9955"/>
+          <w:sz w:val="21"/>
+          <w:szCs w:val="21"/>
+          <w:lang w:eastAsia="ru-RU"/>
+        </w:rPr>
+        <w:t>виводимо</w:t>
+      </w:r>
+      <w:proofErr w:type="spellEnd"/>
+      <w:r>
+        <w:rPr>
+          <w:rFonts w:ascii="Consolas" w:eastAsia="Times New Roman" w:hAnsi="Consolas" w:cs="Times New Roman"/>
+          <w:color w:val="6A9955"/>
+          <w:sz w:val="21"/>
+          <w:szCs w:val="21"/>
+          <w:lang w:eastAsia="ru-RU"/>
+        </w:rPr>
+        <w:t xml:space="preserve"> </w:t>
+      </w:r>
+      <w:proofErr w:type="spellStart"/>
+      <w:r>
+        <w:rPr>
+          <w:rFonts w:ascii="Consolas" w:eastAsia="Times New Roman" w:hAnsi="Consolas" w:cs="Times New Roman"/>
+          <w:color w:val="6A9955"/>
+          <w:sz w:val="21"/>
+          <w:szCs w:val="21"/>
+          <w:lang w:eastAsia="ru-RU"/>
+        </w:rPr>
+        <w:t>дані</w:t>
+      </w:r>
+      <w:proofErr w:type="spellEnd"/>
+      <w:r>
+        <w:rPr>
+          <w:rFonts w:ascii="Consolas" w:eastAsia="Times New Roman" w:hAnsi="Consolas" w:cs="Times New Roman"/>
+          <w:color w:val="6A9955"/>
+          <w:sz w:val="21"/>
+          <w:szCs w:val="21"/>
+          <w:lang w:eastAsia="ru-RU"/>
+        </w:rPr>
+        <w:t xml:space="preserve"> про дату і </w:t>
+      </w:r>
+      <w:proofErr w:type="spellStart"/>
+      <w:r>
+        <w:rPr>
+          <w:rFonts w:ascii="Consolas" w:eastAsia="Times New Roman" w:hAnsi="Consolas" w:cs="Times New Roman"/>
+          <w:color w:val="6A9955"/>
+          <w:sz w:val="21"/>
+          <w:szCs w:val="21"/>
+          <w:lang w:eastAsia="ru-RU"/>
+        </w:rPr>
+        <w:t>пріоритет</w:t>
+      </w:r>
+      <w:proofErr w:type="spellEnd"/>
+      <w:r>
+        <w:rPr>
+          <w:rFonts w:ascii="Consolas" w:eastAsia="Times New Roman" w:hAnsi="Consolas" w:cs="Times New Roman"/>
+          <w:color w:val="6A9955"/>
+          <w:sz w:val="21"/>
+          <w:szCs w:val="21"/>
+          <w:lang w:eastAsia="ru-RU"/>
+        </w:rPr>
+        <w:t xml:space="preserve"> */</w:t>
       </w:r>
       <w:r>
         <w:rPr>
@@ -5728,6 +7575,7 @@
         </w:rPr>
         <w:t xml:space="preserve"> </w:t>
       </w:r>
+      <w:proofErr w:type="spellStart"/>
       <w:r>
         <w:rPr>
           <w:rFonts w:ascii="Consolas" w:eastAsia="Times New Roman" w:hAnsi="Consolas" w:cs="Times New Roman"/>
@@ -5738,6 +7586,7 @@
         </w:rPr>
         <w:t>className</w:t>
       </w:r>
+      <w:proofErr w:type="spellEnd"/>
       <w:r>
         <w:rPr>
           <w:rFonts w:ascii="Consolas" w:eastAsia="Times New Roman" w:hAnsi="Consolas" w:cs="Times New Roman"/>
@@ -5758,6 +7607,7 @@
         </w:rPr>
         <w:t>{</w:t>
       </w:r>
+      <w:proofErr w:type="spellStart"/>
       <w:r>
         <w:rPr>
           <w:rFonts w:ascii="Consolas" w:eastAsia="Times New Roman" w:hAnsi="Consolas" w:cs="Times New Roman"/>
@@ -5788,6 +7638,7 @@
         </w:rPr>
         <w:t>meta</w:t>
       </w:r>
+      <w:proofErr w:type="spellEnd"/>
       <w:r>
         <w:rPr>
           <w:rFonts w:ascii="Consolas" w:eastAsia="Times New Roman" w:hAnsi="Consolas" w:cs="Times New Roman"/>
@@ -5891,6 +7742,7 @@
         </w:rPr>
         <w:t>{</w:t>
       </w:r>
+      <w:proofErr w:type="spellStart"/>
       <w:r>
         <w:rPr>
           <w:rFonts w:ascii="Consolas" w:eastAsia="Times New Roman" w:hAnsi="Consolas" w:cs="Times New Roman"/>
@@ -5901,6 +7753,7 @@
         </w:rPr>
         <w:t>formattedDate</w:t>
       </w:r>
+      <w:proofErr w:type="spellEnd"/>
       <w:r>
         <w:rPr>
           <w:rFonts w:ascii="Consolas" w:eastAsia="Times New Roman" w:hAnsi="Consolas" w:cs="Times New Roman"/>
@@ -5994,6 +7847,7 @@
         </w:rPr>
         <w:t>&gt;</w:t>
       </w:r>
+      <w:proofErr w:type="spellStart"/>
       <w:r>
         <w:rPr>
           <w:rFonts w:ascii="Consolas" w:eastAsia="Times New Roman" w:hAnsi="Consolas" w:cs="Times New Roman"/>
@@ -6004,6 +7858,7 @@
         </w:rPr>
         <w:t>Пріоритет</w:t>
       </w:r>
+      <w:proofErr w:type="spellEnd"/>
       <w:r>
         <w:rPr>
           <w:rFonts w:ascii="Consolas" w:eastAsia="Times New Roman" w:hAnsi="Consolas" w:cs="Times New Roman"/>
@@ -6024,6 +7879,7 @@
         </w:rPr>
         <w:t>{</w:t>
       </w:r>
+      <w:proofErr w:type="spellStart"/>
       <w:r>
         <w:rPr>
           <w:rFonts w:ascii="Consolas" w:eastAsia="Times New Roman" w:hAnsi="Consolas" w:cs="Times New Roman"/>
@@ -6054,6 +7910,7 @@
         </w:rPr>
         <w:t>priority</w:t>
       </w:r>
+      <w:proofErr w:type="spellEnd"/>
       <w:r>
         <w:rPr>
           <w:rFonts w:ascii="Consolas" w:eastAsia="Times New Roman" w:hAnsi="Consolas" w:cs="Times New Roman"/>
@@ -6190,6 +8047,7 @@
         </w:rPr>
         <w:t>/*</w:t>
       </w:r>
+      <w:proofErr w:type="spellStart"/>
       <w:r>
         <w:rPr>
           <w:rFonts w:ascii="Consolas" w:eastAsia="Times New Roman" w:hAnsi="Consolas" w:cs="Times New Roman"/>
@@ -6200,6 +8058,7 @@
         </w:rPr>
         <w:t>елементи</w:t>
       </w:r>
+      <w:proofErr w:type="spellEnd"/>
       <w:r>
         <w:rPr>
           <w:rFonts w:ascii="Consolas" w:eastAsia="Times New Roman" w:hAnsi="Consolas" w:cs="Times New Roman"/>
@@ -6210,6 +8069,7 @@
         </w:rPr>
         <w:t xml:space="preserve"> </w:t>
       </w:r>
+      <w:proofErr w:type="spellStart"/>
       <w:r>
         <w:rPr>
           <w:rFonts w:ascii="Consolas" w:eastAsia="Times New Roman" w:hAnsi="Consolas" w:cs="Times New Roman"/>
@@ -6220,6 +8080,7 @@
         </w:rPr>
         <w:t>дій</w:t>
       </w:r>
+      <w:proofErr w:type="spellEnd"/>
       <w:r>
         <w:rPr>
           <w:rFonts w:ascii="Consolas" w:eastAsia="Times New Roman" w:hAnsi="Consolas" w:cs="Times New Roman"/>
@@ -6293,6 +8154,7 @@
         </w:rPr>
         <w:t xml:space="preserve"> </w:t>
       </w:r>
+      <w:proofErr w:type="spellStart"/>
       <w:r>
         <w:rPr>
           <w:rFonts w:ascii="Consolas" w:eastAsia="Times New Roman" w:hAnsi="Consolas" w:cs="Times New Roman"/>
@@ -6303,6 +8165,7 @@
         </w:rPr>
         <w:t>className</w:t>
       </w:r>
+      <w:proofErr w:type="spellEnd"/>
       <w:r>
         <w:rPr>
           <w:rFonts w:ascii="Consolas" w:eastAsia="Times New Roman" w:hAnsi="Consolas" w:cs="Times New Roman"/>
@@ -6323,6 +8186,7 @@
         </w:rPr>
         <w:t>{</w:t>
       </w:r>
+      <w:proofErr w:type="spellStart"/>
       <w:r>
         <w:rPr>
           <w:rFonts w:ascii="Consolas" w:eastAsia="Times New Roman" w:hAnsi="Consolas" w:cs="Times New Roman"/>
@@ -6353,6 +8217,7 @@
         </w:rPr>
         <w:t>actions</w:t>
       </w:r>
+      <w:proofErr w:type="spellEnd"/>
       <w:r>
         <w:rPr>
           <w:rFonts w:ascii="Consolas" w:eastAsia="Times New Roman" w:hAnsi="Consolas" w:cs="Times New Roman"/>
@@ -6416,6 +8281,7 @@
         </w:rPr>
         <w:t>/*</w:t>
       </w:r>
+      <w:proofErr w:type="spellStart"/>
       <w:r>
         <w:rPr>
           <w:rFonts w:ascii="Consolas" w:eastAsia="Times New Roman" w:hAnsi="Consolas" w:cs="Times New Roman"/>
@@ -6426,6 +8292,7 @@
         </w:rPr>
         <w:t>створення</w:t>
       </w:r>
+      <w:proofErr w:type="spellEnd"/>
       <w:r>
         <w:rPr>
           <w:rFonts w:ascii="Consolas" w:eastAsia="Times New Roman" w:hAnsi="Consolas" w:cs="Times New Roman"/>
@@ -6436,6 +8303,7 @@
         </w:rPr>
         <w:t xml:space="preserve"> </w:t>
       </w:r>
+      <w:proofErr w:type="spellStart"/>
       <w:r>
         <w:rPr>
           <w:rFonts w:ascii="Consolas" w:eastAsia="Times New Roman" w:hAnsi="Consolas" w:cs="Times New Roman"/>
@@ -6446,6 +8314,7 @@
         </w:rPr>
         <w:t>випадаючого</w:t>
       </w:r>
+      <w:proofErr w:type="spellEnd"/>
       <w:r>
         <w:rPr>
           <w:rFonts w:ascii="Consolas" w:eastAsia="Times New Roman" w:hAnsi="Consolas" w:cs="Times New Roman"/>
@@ -6569,6 +8438,7 @@
         </w:rPr>
         <w:t>{</w:t>
       </w:r>
+      <w:proofErr w:type="spellStart"/>
       <w:r>
         <w:rPr>
           <w:rFonts w:ascii="Consolas" w:eastAsia="Times New Roman" w:hAnsi="Consolas" w:cs="Times New Roman"/>
@@ -6599,6 +8469,7 @@
         </w:rPr>
         <w:t>status</w:t>
       </w:r>
+      <w:proofErr w:type="spellEnd"/>
       <w:r>
         <w:rPr>
           <w:rFonts w:ascii="Consolas" w:eastAsia="Times New Roman" w:hAnsi="Consolas" w:cs="Times New Roman"/>
@@ -6619,6 +8490,7 @@
         </w:rPr>
         <w:t xml:space="preserve"> </w:t>
       </w:r>
+      <w:proofErr w:type="spellStart"/>
       <w:r>
         <w:rPr>
           <w:rFonts w:ascii="Consolas" w:eastAsia="Times New Roman" w:hAnsi="Consolas" w:cs="Times New Roman"/>
@@ -6629,6 +8501,7 @@
         </w:rPr>
         <w:t>onChange</w:t>
       </w:r>
+      <w:proofErr w:type="spellEnd"/>
       <w:r>
         <w:rPr>
           <w:rFonts w:ascii="Consolas" w:eastAsia="Times New Roman" w:hAnsi="Consolas" w:cs="Times New Roman"/>
@@ -6649,6 +8522,7 @@
         </w:rPr>
         <w:t>{</w:t>
       </w:r>
+      <w:proofErr w:type="spellStart"/>
       <w:r>
         <w:rPr>
           <w:rFonts w:ascii="Consolas" w:eastAsia="Times New Roman" w:hAnsi="Consolas" w:cs="Times New Roman"/>
@@ -6659,6 +8533,7 @@
         </w:rPr>
         <w:t>handleStatusChange</w:t>
       </w:r>
+      <w:proofErr w:type="spellEnd"/>
       <w:r>
         <w:rPr>
           <w:rFonts w:ascii="Consolas" w:eastAsia="Times New Roman" w:hAnsi="Consolas" w:cs="Times New Roman"/>
@@ -6760,7 +8635,29 @@
           <w:szCs w:val="21"/>
           <w:lang w:val="en-US" w:eastAsia="ru-RU"/>
         </w:rPr>
-        <w:t>"todo"</w:t>
+        <w:t>"</w:t>
+      </w:r>
+      <w:proofErr w:type="spellStart"/>
+      <w:r>
+        <w:rPr>
+          <w:rFonts w:ascii="Consolas" w:eastAsia="Times New Roman" w:hAnsi="Consolas" w:cs="Times New Roman"/>
+          <w:color w:val="CE9178"/>
+          <w:sz w:val="21"/>
+          <w:szCs w:val="21"/>
+          <w:lang w:val="en-US" w:eastAsia="ru-RU"/>
+        </w:rPr>
+        <w:t>todo</w:t>
+      </w:r>
+      <w:proofErr w:type="spellEnd"/>
+      <w:r>
+        <w:rPr>
+          <w:rFonts w:ascii="Consolas" w:eastAsia="Times New Roman" w:hAnsi="Consolas" w:cs="Times New Roman"/>
+          <w:color w:val="CE9178"/>
+          <w:sz w:val="21"/>
+          <w:szCs w:val="21"/>
+          <w:lang w:val="en-US" w:eastAsia="ru-RU"/>
+        </w:rPr>
+        <w:t>"</w:t>
       </w:r>
       <w:r>
         <w:rPr>
@@ -6792,6 +8689,7 @@
         </w:rPr>
         <w:t xml:space="preserve"> </w:t>
       </w:r>
+      <w:proofErr w:type="spellStart"/>
       <w:r>
         <w:rPr>
           <w:rFonts w:ascii="Consolas" w:eastAsia="Times New Roman" w:hAnsi="Consolas" w:cs="Times New Roman"/>
@@ -6802,6 +8700,7 @@
         </w:rPr>
         <w:t>зробити</w:t>
       </w:r>
+      <w:proofErr w:type="spellEnd"/>
       <w:r>
         <w:rPr>
           <w:rFonts w:ascii="Consolas" w:eastAsia="Times New Roman" w:hAnsi="Consolas" w:cs="Times New Roman"/>
@@ -6945,6 +8844,7 @@
         </w:rPr>
         <w:t xml:space="preserve"> </w:t>
       </w:r>
+      <w:proofErr w:type="spellStart"/>
       <w:r>
         <w:rPr>
           <w:rFonts w:ascii="Consolas" w:eastAsia="Times New Roman" w:hAnsi="Consolas" w:cs="Times New Roman"/>
@@ -6955,6 +8855,7 @@
         </w:rPr>
         <w:t>роботі</w:t>
       </w:r>
+      <w:proofErr w:type="spellEnd"/>
       <w:r>
         <w:rPr>
           <w:rFonts w:ascii="Consolas" w:eastAsia="Times New Roman" w:hAnsi="Consolas" w:cs="Times New Roman"/>
@@ -7234,6 +9135,7 @@
         </w:rPr>
         <w:t xml:space="preserve"> </w:t>
       </w:r>
+      <w:proofErr w:type="spellStart"/>
       <w:r>
         <w:rPr>
           <w:rFonts w:ascii="Consolas" w:eastAsia="Times New Roman" w:hAnsi="Consolas" w:cs="Times New Roman"/>
@@ -7244,6 +9146,7 @@
         </w:rPr>
         <w:t>видалення</w:t>
       </w:r>
+      <w:proofErr w:type="spellEnd"/>
       <w:r>
         <w:rPr>
           <w:rFonts w:ascii="Consolas" w:eastAsia="Times New Roman" w:hAnsi="Consolas" w:cs="Times New Roman"/>
@@ -7317,6 +9220,7 @@
         </w:rPr>
         <w:t xml:space="preserve"> </w:t>
       </w:r>
+      <w:proofErr w:type="spellStart"/>
       <w:r>
         <w:rPr>
           <w:rFonts w:ascii="Consolas" w:eastAsia="Times New Roman" w:hAnsi="Consolas" w:cs="Times New Roman"/>
@@ -7327,6 +9231,7 @@
         </w:rPr>
         <w:t>onClick</w:t>
       </w:r>
+      <w:proofErr w:type="spellEnd"/>
       <w:r>
         <w:rPr>
           <w:rFonts w:ascii="Consolas" w:eastAsia="Times New Roman" w:hAnsi="Consolas" w:cs="Times New Roman"/>
@@ -7347,6 +9252,7 @@
         </w:rPr>
         <w:t>{</w:t>
       </w:r>
+      <w:proofErr w:type="spellStart"/>
       <w:r>
         <w:rPr>
           <w:rFonts w:ascii="Consolas" w:eastAsia="Times New Roman" w:hAnsi="Consolas" w:cs="Times New Roman"/>
@@ -7357,6 +9263,7 @@
         </w:rPr>
         <w:t>handleDelete</w:t>
       </w:r>
+      <w:proofErr w:type="spellEnd"/>
       <w:r>
         <w:rPr>
           <w:rFonts w:ascii="Consolas" w:eastAsia="Times New Roman" w:hAnsi="Consolas" w:cs="Times New Roman"/>
@@ -7377,6 +9284,7 @@
         </w:rPr>
         <w:t xml:space="preserve"> </w:t>
       </w:r>
+      <w:proofErr w:type="spellStart"/>
       <w:r>
         <w:rPr>
           <w:rFonts w:ascii="Consolas" w:eastAsia="Times New Roman" w:hAnsi="Consolas" w:cs="Times New Roman"/>
@@ -7387,6 +9295,7 @@
         </w:rPr>
         <w:t>className</w:t>
       </w:r>
+      <w:proofErr w:type="spellEnd"/>
       <w:r>
         <w:rPr>
           <w:rFonts w:ascii="Consolas" w:eastAsia="Times New Roman" w:hAnsi="Consolas" w:cs="Times New Roman"/>
@@ -7407,6 +9316,7 @@
         </w:rPr>
         <w:t>{</w:t>
       </w:r>
+      <w:proofErr w:type="spellStart"/>
       <w:r>
         <w:rPr>
           <w:rFonts w:ascii="Consolas" w:eastAsia="Times New Roman" w:hAnsi="Consolas" w:cs="Times New Roman"/>
@@ -7437,6 +9347,7 @@
         </w:rPr>
         <w:t>deleteBtn</w:t>
       </w:r>
+      <w:proofErr w:type="spellEnd"/>
       <w:r>
         <w:rPr>
           <w:rFonts w:ascii="Consolas" w:eastAsia="Times New Roman" w:hAnsi="Consolas" w:cs="Times New Roman"/>
@@ -7480,6 +9391,7 @@
         </w:rPr>
         <w:t xml:space="preserve">                    </w:t>
       </w:r>
+      <w:proofErr w:type="spellStart"/>
       <w:r>
         <w:rPr>
           <w:rFonts w:ascii="Consolas" w:eastAsia="Times New Roman" w:hAnsi="Consolas" w:cs="Times New Roman"/>
@@ -7490,6 +9402,7 @@
         </w:rPr>
         <w:t>Видалити</w:t>
       </w:r>
+      <w:proofErr w:type="spellEnd"/>
     </w:p>
     <w:p>
       <w:pPr>
@@ -7523,6 +9436,7 @@
         </w:rPr>
         <w:t>&lt;/</w:t>
       </w:r>
+      <w:proofErr w:type="spellStart"/>
       <w:r>
         <w:rPr>
           <w:rFonts w:ascii="Consolas" w:eastAsia="Times New Roman" w:hAnsi="Consolas" w:cs="Times New Roman"/>
@@ -7533,6 +9447,7 @@
         </w:rPr>
         <w:t>button</w:t>
       </w:r>
+      <w:proofErr w:type="spellEnd"/>
       <w:r>
         <w:rPr>
           <w:rFonts w:ascii="Consolas" w:eastAsia="Times New Roman" w:hAnsi="Consolas" w:cs="Times New Roman"/>
@@ -7576,6 +9491,7 @@
         </w:rPr>
         <w:t>&lt;/</w:t>
       </w:r>
+      <w:proofErr w:type="spellStart"/>
       <w:r>
         <w:rPr>
           <w:rFonts w:ascii="Consolas" w:eastAsia="Times New Roman" w:hAnsi="Consolas" w:cs="Times New Roman"/>
@@ -7586,6 +9502,7 @@
         </w:rPr>
         <w:t>div</w:t>
       </w:r>
+      <w:proofErr w:type="spellEnd"/>
       <w:r>
         <w:rPr>
           <w:rFonts w:ascii="Consolas" w:eastAsia="Times New Roman" w:hAnsi="Consolas" w:cs="Times New Roman"/>
@@ -7629,6 +9546,7 @@
         </w:rPr>
         <w:t>&lt;/</w:t>
       </w:r>
+      <w:proofErr w:type="spellStart"/>
       <w:r>
         <w:rPr>
           <w:rFonts w:ascii="Consolas" w:eastAsia="Times New Roman" w:hAnsi="Consolas" w:cs="Times New Roman"/>
@@ -7639,6 +9557,7 @@
         </w:rPr>
         <w:t>div</w:t>
       </w:r>
+      <w:proofErr w:type="spellEnd"/>
       <w:r>
         <w:rPr>
           <w:rFonts w:ascii="Consolas" w:eastAsia="Times New Roman" w:hAnsi="Consolas" w:cs="Times New Roman"/>
@@ -7736,13 +9655,23 @@
         </w:rPr>
         <w:t xml:space="preserve">Створив стилі для </w:t>
       </w:r>
+      <w:proofErr w:type="spellStart"/>
       <w:r>
         <w:rPr>
           <w:sz w:val="28"/>
           <w:szCs w:val="28"/>
           <w:lang w:val="en-US"/>
         </w:rPr>
-        <w:t>TaskCard:</w:t>
+        <w:t>TaskCard</w:t>
+      </w:r>
+      <w:proofErr w:type="spellEnd"/>
+      <w:r>
+        <w:rPr>
+          <w:sz w:val="28"/>
+          <w:szCs w:val="28"/>
+          <w:lang w:val="en-US"/>
+        </w:rPr>
+        <w:t>:</w:t>
       </w:r>
     </w:p>
     <w:p>
@@ -7767,6 +9696,7 @@
         </w:rPr>
         <w:t>/*</w:t>
       </w:r>
+      <w:proofErr w:type="spellStart"/>
       <w:r>
         <w:rPr>
           <w:rFonts w:ascii="Consolas" w:eastAsia="Times New Roman" w:hAnsi="Consolas" w:cs="Times New Roman"/>
@@ -7777,6 +9707,7 @@
         </w:rPr>
         <w:t>базова</w:t>
       </w:r>
+      <w:proofErr w:type="spellEnd"/>
       <w:r>
         <w:rPr>
           <w:rFonts w:ascii="Consolas" w:eastAsia="Times New Roman" w:hAnsi="Consolas" w:cs="Times New Roman"/>
@@ -7787,6 +9718,7 @@
         </w:rPr>
         <w:t xml:space="preserve"> </w:t>
       </w:r>
+      <w:proofErr w:type="spellStart"/>
       <w:r>
         <w:rPr>
           <w:rFonts w:ascii="Consolas" w:eastAsia="Times New Roman" w:hAnsi="Consolas" w:cs="Times New Roman"/>
@@ -7797,6 +9729,7 @@
         </w:rPr>
         <w:t>картка</w:t>
       </w:r>
+      <w:proofErr w:type="spellEnd"/>
       <w:r>
         <w:rPr>
           <w:rFonts w:ascii="Consolas" w:eastAsia="Times New Roman" w:hAnsi="Consolas" w:cs="Times New Roman"/>
@@ -8298,6 +10231,7 @@
         </w:rPr>
         <w:t xml:space="preserve"> </w:t>
       </w:r>
+      <w:proofErr w:type="spellStart"/>
       <w:r>
         <w:rPr>
           <w:rFonts w:ascii="Consolas" w:eastAsia="Times New Roman" w:hAnsi="Consolas" w:cs="Times New Roman"/>
@@ -8308,6 +10242,7 @@
         </w:rPr>
         <w:t>rgba</w:t>
       </w:r>
+      <w:proofErr w:type="spellEnd"/>
       <w:r>
         <w:rPr>
           <w:rFonts w:ascii="Consolas" w:eastAsia="Times New Roman" w:hAnsi="Consolas" w:cs="Times New Roman"/>
@@ -8429,7 +10364,73 @@
           <w:szCs w:val="21"/>
           <w:lang w:eastAsia="ru-RU"/>
         </w:rPr>
-        <w:t>/*налаштування для лівої кольорової рамки */</w:t>
+        <w:t>/*</w:t>
+      </w:r>
+      <w:proofErr w:type="spellStart"/>
+      <w:r>
+        <w:rPr>
+          <w:rFonts w:ascii="Consolas" w:eastAsia="Times New Roman" w:hAnsi="Consolas" w:cs="Times New Roman"/>
+          <w:color w:val="6A9955"/>
+          <w:sz w:val="21"/>
+          <w:szCs w:val="21"/>
+          <w:lang w:eastAsia="ru-RU"/>
+        </w:rPr>
+        <w:t>налаштування</w:t>
+      </w:r>
+      <w:proofErr w:type="spellEnd"/>
+      <w:r>
+        <w:rPr>
+          <w:rFonts w:ascii="Consolas" w:eastAsia="Times New Roman" w:hAnsi="Consolas" w:cs="Times New Roman"/>
+          <w:color w:val="6A9955"/>
+          <w:sz w:val="21"/>
+          <w:szCs w:val="21"/>
+          <w:lang w:eastAsia="ru-RU"/>
+        </w:rPr>
+        <w:t xml:space="preserve"> для </w:t>
+      </w:r>
+      <w:proofErr w:type="spellStart"/>
+      <w:r>
+        <w:rPr>
+          <w:rFonts w:ascii="Consolas" w:eastAsia="Times New Roman" w:hAnsi="Consolas" w:cs="Times New Roman"/>
+          <w:color w:val="6A9955"/>
+          <w:sz w:val="21"/>
+          <w:szCs w:val="21"/>
+          <w:lang w:eastAsia="ru-RU"/>
+        </w:rPr>
+        <w:t>лівої</w:t>
+      </w:r>
+      <w:proofErr w:type="spellEnd"/>
+      <w:r>
+        <w:rPr>
+          <w:rFonts w:ascii="Consolas" w:eastAsia="Times New Roman" w:hAnsi="Consolas" w:cs="Times New Roman"/>
+          <w:color w:val="6A9955"/>
+          <w:sz w:val="21"/>
+          <w:szCs w:val="21"/>
+          <w:lang w:eastAsia="ru-RU"/>
+        </w:rPr>
+        <w:t xml:space="preserve"> </w:t>
+      </w:r>
+      <w:proofErr w:type="spellStart"/>
+      <w:r>
+        <w:rPr>
+          <w:rFonts w:ascii="Consolas" w:eastAsia="Times New Roman" w:hAnsi="Consolas" w:cs="Times New Roman"/>
+          <w:color w:val="6A9955"/>
+          <w:sz w:val="21"/>
+          <w:szCs w:val="21"/>
+          <w:lang w:eastAsia="ru-RU"/>
+        </w:rPr>
+        <w:t>кольорової</w:t>
+      </w:r>
+      <w:proofErr w:type="spellEnd"/>
+      <w:r>
+        <w:rPr>
+          <w:rFonts w:ascii="Consolas" w:eastAsia="Times New Roman" w:hAnsi="Consolas" w:cs="Times New Roman"/>
+          <w:color w:val="6A9955"/>
+          <w:sz w:val="21"/>
+          <w:szCs w:val="21"/>
+          <w:lang w:eastAsia="ru-RU"/>
+        </w:rPr>
+        <w:t xml:space="preserve"> рамки */</w:t>
       </w:r>
     </w:p>
     <w:p>
@@ -8679,6 +10680,7 @@
         </w:rPr>
         <w:t>/*</w:t>
       </w:r>
+      <w:proofErr w:type="spellStart"/>
       <w:r>
         <w:rPr>
           <w:rFonts w:ascii="Consolas" w:eastAsia="Times New Roman" w:hAnsi="Consolas" w:cs="Times New Roman"/>
@@ -8689,6 +10691,7 @@
         </w:rPr>
         <w:t>кольорові</w:t>
       </w:r>
+      <w:proofErr w:type="spellEnd"/>
       <w:r>
         <w:rPr>
           <w:rFonts w:ascii="Consolas" w:eastAsia="Times New Roman" w:hAnsi="Consolas" w:cs="Times New Roman"/>
@@ -8699,6 +10702,7 @@
         </w:rPr>
         <w:t xml:space="preserve"> </w:t>
       </w:r>
+      <w:proofErr w:type="spellStart"/>
       <w:r>
         <w:rPr>
           <w:rFonts w:ascii="Consolas" w:eastAsia="Times New Roman" w:hAnsi="Consolas" w:cs="Times New Roman"/>
@@ -8709,6 +10713,7 @@
         </w:rPr>
         <w:t>ліві</w:t>
       </w:r>
+      <w:proofErr w:type="spellEnd"/>
       <w:r>
         <w:rPr>
           <w:rFonts w:ascii="Consolas" w:eastAsia="Times New Roman" w:hAnsi="Consolas" w:cs="Times New Roman"/>
@@ -8759,6 +10764,7 @@
         </w:rPr>
         <w:t xml:space="preserve"> </w:t>
       </w:r>
+      <w:proofErr w:type="spellStart"/>
       <w:r>
         <w:rPr>
           <w:rFonts w:ascii="Consolas" w:eastAsia="Times New Roman" w:hAnsi="Consolas" w:cs="Times New Roman"/>
@@ -8769,6 +10775,7 @@
         </w:rPr>
         <w:t>пріоритетів</w:t>
       </w:r>
+      <w:proofErr w:type="spellEnd"/>
       <w:r>
         <w:rPr>
           <w:rFonts w:ascii="Consolas" w:eastAsia="Times New Roman" w:hAnsi="Consolas" w:cs="Times New Roman"/>
@@ -8800,8 +10807,20 @@
           <w:szCs w:val="21"/>
           <w:lang w:val="en-US" w:eastAsia="ru-RU"/>
         </w:rPr>
-        <w:t>.cardLow</w:t>
-      </w:r>
+        <w:t>.</w:t>
+      </w:r>
+      <w:proofErr w:type="spellStart"/>
+      <w:r>
+        <w:rPr>
+          <w:rFonts w:ascii="Consolas" w:eastAsia="Times New Roman" w:hAnsi="Consolas" w:cs="Times New Roman"/>
+          <w:color w:val="D7BA7D"/>
+          <w:sz w:val="21"/>
+          <w:szCs w:val="21"/>
+          <w:lang w:val="en-US" w:eastAsia="ru-RU"/>
+        </w:rPr>
+        <w:t>cardLow</w:t>
+      </w:r>
+      <w:proofErr w:type="spellEnd"/>
       <w:r>
         <w:rPr>
           <w:rFonts w:ascii="Consolas" w:eastAsia="Times New Roman" w:hAnsi="Consolas" w:cs="Times New Roman"/>
@@ -8873,8 +10892,20 @@
           <w:szCs w:val="21"/>
           <w:lang w:val="en-US" w:eastAsia="ru-RU"/>
         </w:rPr>
-        <w:t>.cardMedium</w:t>
-      </w:r>
+        <w:t>.</w:t>
+      </w:r>
+      <w:proofErr w:type="spellStart"/>
+      <w:r>
+        <w:rPr>
+          <w:rFonts w:ascii="Consolas" w:eastAsia="Times New Roman" w:hAnsi="Consolas" w:cs="Times New Roman"/>
+          <w:color w:val="D7BA7D"/>
+          <w:sz w:val="21"/>
+          <w:szCs w:val="21"/>
+          <w:lang w:val="en-US" w:eastAsia="ru-RU"/>
+        </w:rPr>
+        <w:t>cardMedium</w:t>
+      </w:r>
+      <w:proofErr w:type="spellEnd"/>
       <w:r>
         <w:rPr>
           <w:rFonts w:ascii="Consolas" w:eastAsia="Times New Roman" w:hAnsi="Consolas" w:cs="Times New Roman"/>
@@ -8946,8 +10977,20 @@
           <w:szCs w:val="21"/>
           <w:lang w:val="en-US" w:eastAsia="ru-RU"/>
         </w:rPr>
-        <w:t>.cardHigh</w:t>
-      </w:r>
+        <w:t>.</w:t>
+      </w:r>
+      <w:proofErr w:type="spellStart"/>
+      <w:r>
+        <w:rPr>
+          <w:rFonts w:ascii="Consolas" w:eastAsia="Times New Roman" w:hAnsi="Consolas" w:cs="Times New Roman"/>
+          <w:color w:val="D7BA7D"/>
+          <w:sz w:val="21"/>
+          <w:szCs w:val="21"/>
+          <w:lang w:val="en-US" w:eastAsia="ru-RU"/>
+        </w:rPr>
+        <w:t>cardHigh</w:t>
+      </w:r>
+      <w:proofErr w:type="spellEnd"/>
       <w:r>
         <w:rPr>
           <w:rFonts w:ascii="Consolas" w:eastAsia="Times New Roman" w:hAnsi="Consolas" w:cs="Times New Roman"/>
@@ -9502,6 +11545,7 @@
         </w:rPr>
         <w:t>/*</w:t>
       </w:r>
+      <w:proofErr w:type="spellStart"/>
       <w:r>
         <w:rPr>
           <w:rFonts w:ascii="Consolas" w:eastAsia="Times New Roman" w:hAnsi="Consolas" w:cs="Times New Roman"/>
@@ -9512,6 +11556,7 @@
         </w:rPr>
         <w:t>опис</w:t>
       </w:r>
+      <w:proofErr w:type="spellEnd"/>
       <w:r>
         <w:rPr>
           <w:rFonts w:ascii="Consolas" w:eastAsia="Times New Roman" w:hAnsi="Consolas" w:cs="Times New Roman"/>
@@ -9522,6 +11567,7 @@
         </w:rPr>
         <w:t xml:space="preserve"> </w:t>
       </w:r>
+      <w:proofErr w:type="spellStart"/>
       <w:r>
         <w:rPr>
           <w:rFonts w:ascii="Consolas" w:eastAsia="Times New Roman" w:hAnsi="Consolas" w:cs="Times New Roman"/>
@@ -9532,6 +11578,7 @@
         </w:rPr>
         <w:t>задачі</w:t>
       </w:r>
+      <w:proofErr w:type="spellEnd"/>
       <w:r>
         <w:rPr>
           <w:rFonts w:ascii="Consolas" w:eastAsia="Times New Roman" w:hAnsi="Consolas" w:cs="Times New Roman"/>
@@ -9967,7 +12014,29 @@
           <w:szCs w:val="21"/>
           <w:lang w:eastAsia="ru-RU"/>
         </w:rPr>
-        <w:t>/*рядок з датою та пріоритетом */</w:t>
+        <w:t xml:space="preserve">/*рядок з датою та </w:t>
+      </w:r>
+      <w:proofErr w:type="spellStart"/>
+      <w:r>
+        <w:rPr>
+          <w:rFonts w:ascii="Consolas" w:eastAsia="Times New Roman" w:hAnsi="Consolas" w:cs="Times New Roman"/>
+          <w:color w:val="6A9955"/>
+          <w:sz w:val="21"/>
+          <w:szCs w:val="21"/>
+          <w:lang w:eastAsia="ru-RU"/>
+        </w:rPr>
+        <w:t>пріоритетом</w:t>
+      </w:r>
+      <w:proofErr w:type="spellEnd"/>
+      <w:r>
+        <w:rPr>
+          <w:rFonts w:ascii="Consolas" w:eastAsia="Times New Roman" w:hAnsi="Consolas" w:cs="Times New Roman"/>
+          <w:color w:val="6A9955"/>
+          <w:sz w:val="21"/>
+          <w:szCs w:val="21"/>
+          <w:lang w:eastAsia="ru-RU"/>
+        </w:rPr>
+        <w:t xml:space="preserve"> */</w:t>
       </w:r>
     </w:p>
     <w:p>
@@ -10419,6 +12488,7 @@
         </w:rPr>
         <w:t xml:space="preserve"> </w:t>
       </w:r>
+      <w:proofErr w:type="spellStart"/>
       <w:r>
         <w:rPr>
           <w:rFonts w:ascii="Consolas" w:eastAsia="Times New Roman" w:hAnsi="Consolas" w:cs="Times New Roman"/>
@@ -10429,6 +12499,7 @@
         </w:rPr>
         <w:t>із</w:t>
       </w:r>
+      <w:proofErr w:type="spellEnd"/>
       <w:r>
         <w:rPr>
           <w:rFonts w:ascii="Consolas" w:eastAsia="Times New Roman" w:hAnsi="Consolas" w:cs="Times New Roman"/>
@@ -10439,6 +12510,7 @@
         </w:rPr>
         <w:t xml:space="preserve"> </w:t>
       </w:r>
+      <w:proofErr w:type="spellStart"/>
       <w:r>
         <w:rPr>
           <w:rFonts w:ascii="Consolas" w:eastAsia="Times New Roman" w:hAnsi="Consolas" w:cs="Times New Roman"/>
@@ -10449,6 +12521,7 @@
         </w:rPr>
         <w:t>кнопкою</w:t>
       </w:r>
+      <w:proofErr w:type="spellEnd"/>
       <w:r>
         <w:rPr>
           <w:rFonts w:ascii="Consolas" w:eastAsia="Times New Roman" w:hAnsi="Consolas" w:cs="Times New Roman"/>
@@ -10479,6 +12552,7 @@
         </w:rPr>
         <w:t xml:space="preserve"> </w:t>
       </w:r>
+      <w:proofErr w:type="spellStart"/>
       <w:r>
         <w:rPr>
           <w:rFonts w:ascii="Consolas" w:eastAsia="Times New Roman" w:hAnsi="Consolas" w:cs="Times New Roman"/>
@@ -10489,6 +12563,7 @@
         </w:rPr>
         <w:t>випадаючим</w:t>
       </w:r>
+      <w:proofErr w:type="spellEnd"/>
       <w:r>
         <w:rPr>
           <w:rFonts w:ascii="Consolas" w:eastAsia="Times New Roman" w:hAnsi="Consolas" w:cs="Times New Roman"/>
@@ -10499,6 +12574,7 @@
         </w:rPr>
         <w:t xml:space="preserve"> </w:t>
       </w:r>
+      <w:proofErr w:type="spellStart"/>
       <w:r>
         <w:rPr>
           <w:rFonts w:ascii="Consolas" w:eastAsia="Times New Roman" w:hAnsi="Consolas" w:cs="Times New Roman"/>
@@ -10509,6 +12585,7 @@
         </w:rPr>
         <w:t>списокм</w:t>
       </w:r>
+      <w:proofErr w:type="spellEnd"/>
       <w:r>
         <w:rPr>
           <w:rFonts w:ascii="Consolas" w:eastAsia="Times New Roman" w:hAnsi="Consolas" w:cs="Times New Roman"/>
@@ -10966,6 +13043,7 @@
         </w:rPr>
         <w:t>/*</w:t>
       </w:r>
+      <w:proofErr w:type="spellStart"/>
       <w:r>
         <w:rPr>
           <w:rFonts w:ascii="Consolas" w:eastAsia="Times New Roman" w:hAnsi="Consolas" w:cs="Times New Roman"/>
@@ -10976,6 +13054,7 @@
         </w:rPr>
         <w:t>стилізація</w:t>
       </w:r>
+      <w:proofErr w:type="spellEnd"/>
       <w:r>
         <w:rPr>
           <w:rFonts w:ascii="Consolas" w:eastAsia="Times New Roman" w:hAnsi="Consolas" w:cs="Times New Roman"/>
@@ -10986,6 +13065,7 @@
         </w:rPr>
         <w:t xml:space="preserve"> </w:t>
       </w:r>
+      <w:proofErr w:type="spellStart"/>
       <w:r>
         <w:rPr>
           <w:rFonts w:ascii="Consolas" w:eastAsia="Times New Roman" w:hAnsi="Consolas" w:cs="Times New Roman"/>
@@ -10996,6 +13076,7 @@
         </w:rPr>
         <w:t>випадаючого</w:t>
       </w:r>
+      <w:proofErr w:type="spellEnd"/>
       <w:r>
         <w:rPr>
           <w:rFonts w:ascii="Consolas" w:eastAsia="Times New Roman" w:hAnsi="Consolas" w:cs="Times New Roman"/>
@@ -11490,6 +13571,7 @@
         </w:rPr>
         <w:t xml:space="preserve"> </w:t>
       </w:r>
+      <w:proofErr w:type="spellStart"/>
       <w:r>
         <w:rPr>
           <w:rFonts w:ascii="Consolas" w:eastAsia="Times New Roman" w:hAnsi="Consolas" w:cs="Times New Roman"/>
@@ -11500,6 +13582,7 @@
         </w:rPr>
         <w:t>видалення</w:t>
       </w:r>
+      <w:proofErr w:type="spellEnd"/>
       <w:r>
         <w:rPr>
           <w:rFonts w:ascii="Consolas" w:eastAsia="Times New Roman" w:hAnsi="Consolas" w:cs="Times New Roman"/>
@@ -11531,8 +13614,20 @@
           <w:szCs w:val="21"/>
           <w:lang w:val="en-US" w:eastAsia="ru-RU"/>
         </w:rPr>
-        <w:t>.deleteBtn</w:t>
-      </w:r>
+        <w:t>.</w:t>
+      </w:r>
+      <w:proofErr w:type="spellStart"/>
+      <w:r>
+        <w:rPr>
+          <w:rFonts w:ascii="Consolas" w:eastAsia="Times New Roman" w:hAnsi="Consolas" w:cs="Times New Roman"/>
+          <w:color w:val="D7BA7D"/>
+          <w:sz w:val="21"/>
+          <w:szCs w:val="21"/>
+          <w:lang w:val="en-US" w:eastAsia="ru-RU"/>
+        </w:rPr>
+        <w:t>deleteBtn</w:t>
+      </w:r>
+      <w:proofErr w:type="spellEnd"/>
       <w:r>
         <w:rPr>
           <w:rFonts w:ascii="Consolas" w:eastAsia="Times New Roman" w:hAnsi="Consolas" w:cs="Times New Roman"/>
@@ -12021,7 +14116,25 @@
           <w:lang w:val="uk-UA"/>
         </w:rPr>
         <w:lastRenderedPageBreak/>
-        <w:t>Перевірив компонент, тимчасово додавши мок:</w:t>
+        <w:t xml:space="preserve">Перевірив компонент, тимчасово додавши </w:t>
+      </w:r>
+      <w:proofErr w:type="spellStart"/>
+      <w:r>
+        <w:rPr>
+          <w:sz w:val="28"/>
+          <w:szCs w:val="28"/>
+          <w:lang w:val="uk-UA"/>
+        </w:rPr>
+        <w:t>мок</w:t>
+      </w:r>
+      <w:proofErr w:type="spellEnd"/>
+      <w:r>
+        <w:rPr>
+          <w:sz w:val="28"/>
+          <w:szCs w:val="28"/>
+          <w:lang w:val="uk-UA"/>
+        </w:rPr>
+        <w:t>:</w:t>
       </w:r>
     </w:p>
     <w:p>
@@ -12056,6 +14169,7 @@
         </w:rPr>
         <w:t xml:space="preserve"> </w:t>
       </w:r>
+      <w:proofErr w:type="spellStart"/>
       <w:r>
         <w:rPr>
           <w:rFonts w:ascii="Consolas" w:eastAsia="Times New Roman" w:hAnsi="Consolas" w:cs="Times New Roman"/>
@@ -12066,6 +14180,7 @@
         </w:rPr>
         <w:t>TaskCard</w:t>
       </w:r>
+      <w:proofErr w:type="spellEnd"/>
       <w:r>
         <w:rPr>
           <w:rFonts w:ascii="Consolas" w:eastAsia="Times New Roman" w:hAnsi="Consolas" w:cs="Times New Roman"/>
@@ -12104,7 +14219,51 @@
           <w:szCs w:val="21"/>
           <w:lang w:val="en-US" w:eastAsia="ru-RU"/>
         </w:rPr>
-        <w:t>"./components/TaskCard/TaskCard"</w:t>
+        <w:t>"./components/</w:t>
+      </w:r>
+      <w:proofErr w:type="spellStart"/>
+      <w:r>
+        <w:rPr>
+          <w:rFonts w:ascii="Consolas" w:eastAsia="Times New Roman" w:hAnsi="Consolas" w:cs="Times New Roman"/>
+          <w:color w:val="CE9178"/>
+          <w:sz w:val="21"/>
+          <w:szCs w:val="21"/>
+          <w:lang w:val="en-US" w:eastAsia="ru-RU"/>
+        </w:rPr>
+        <w:t>TaskCard</w:t>
+      </w:r>
+      <w:proofErr w:type="spellEnd"/>
+      <w:r>
+        <w:rPr>
+          <w:rFonts w:ascii="Consolas" w:eastAsia="Times New Roman" w:hAnsi="Consolas" w:cs="Times New Roman"/>
+          <w:color w:val="CE9178"/>
+          <w:sz w:val="21"/>
+          <w:szCs w:val="21"/>
+          <w:lang w:val="en-US" w:eastAsia="ru-RU"/>
+        </w:rPr>
+        <w:t>/</w:t>
+      </w:r>
+      <w:proofErr w:type="spellStart"/>
+      <w:r>
+        <w:rPr>
+          <w:rFonts w:ascii="Consolas" w:eastAsia="Times New Roman" w:hAnsi="Consolas" w:cs="Times New Roman"/>
+          <w:color w:val="CE9178"/>
+          <w:sz w:val="21"/>
+          <w:szCs w:val="21"/>
+          <w:lang w:val="en-US" w:eastAsia="ru-RU"/>
+        </w:rPr>
+        <w:t>TaskCard</w:t>
+      </w:r>
+      <w:proofErr w:type="spellEnd"/>
+      <w:r>
+        <w:rPr>
+          <w:rFonts w:ascii="Consolas" w:eastAsia="Times New Roman" w:hAnsi="Consolas" w:cs="Times New Roman"/>
+          <w:color w:val="CE9178"/>
+          <w:sz w:val="21"/>
+          <w:szCs w:val="21"/>
+          <w:lang w:val="en-US" w:eastAsia="ru-RU"/>
+        </w:rPr>
+        <w:t>"</w:t>
       </w:r>
       <w:r>
         <w:rPr>
@@ -12275,6 +14434,7 @@
         </w:rPr>
         <w:t xml:space="preserve"> </w:t>
       </w:r>
+      <w:proofErr w:type="spellStart"/>
       <w:r>
         <w:rPr>
           <w:rFonts w:ascii="Consolas" w:eastAsia="Times New Roman" w:hAnsi="Consolas" w:cs="Times New Roman"/>
@@ -12285,6 +14445,7 @@
         </w:rPr>
         <w:t>mockTask</w:t>
       </w:r>
+      <w:proofErr w:type="spellEnd"/>
       <w:r>
         <w:rPr>
           <w:rFonts w:ascii="Consolas" w:eastAsia="Times New Roman" w:hAnsi="Consolas" w:cs="Times New Roman"/>
@@ -12564,6 +14725,7 @@
         </w:rPr>
         <w:t>"</w:t>
       </w:r>
+      <w:proofErr w:type="spellStart"/>
       <w:r>
         <w:rPr>
           <w:rFonts w:ascii="Consolas" w:eastAsia="Times New Roman" w:hAnsi="Consolas" w:cs="Times New Roman"/>
@@ -12574,6 +14736,7 @@
         </w:rPr>
         <w:t>Перевірка</w:t>
       </w:r>
+      <w:proofErr w:type="spellEnd"/>
       <w:r>
         <w:rPr>
           <w:rFonts w:ascii="Consolas" w:eastAsia="Times New Roman" w:hAnsi="Consolas" w:cs="Times New Roman"/>
@@ -12584,6 +14747,7 @@
         </w:rPr>
         <w:t xml:space="preserve"> </w:t>
       </w:r>
+      <w:proofErr w:type="spellStart"/>
       <w:r>
         <w:rPr>
           <w:rFonts w:ascii="Consolas" w:eastAsia="Times New Roman" w:hAnsi="Consolas" w:cs="Times New Roman"/>
@@ -12594,6 +14758,7 @@
         </w:rPr>
         <w:t>відображення</w:t>
       </w:r>
+      <w:proofErr w:type="spellEnd"/>
       <w:r>
         <w:rPr>
           <w:rFonts w:ascii="Consolas" w:eastAsia="Times New Roman" w:hAnsi="Consolas" w:cs="Times New Roman"/>
@@ -12604,6 +14769,7 @@
         </w:rPr>
         <w:t xml:space="preserve"> </w:t>
       </w:r>
+      <w:proofErr w:type="spellStart"/>
       <w:r>
         <w:rPr>
           <w:rFonts w:ascii="Consolas" w:eastAsia="Times New Roman" w:hAnsi="Consolas" w:cs="Times New Roman"/>
@@ -12614,6 +14780,7 @@
         </w:rPr>
         <w:t>картки</w:t>
       </w:r>
+      <w:proofErr w:type="spellEnd"/>
       <w:r>
         <w:rPr>
           <w:rFonts w:ascii="Consolas" w:eastAsia="Times New Roman" w:hAnsi="Consolas" w:cs="Times New Roman"/>
@@ -12685,7 +14852,29 @@
           <w:szCs w:val="21"/>
           <w:lang w:val="en-US" w:eastAsia="ru-RU"/>
         </w:rPr>
-        <w:t>"todo"</w:t>
+        <w:t>"</w:t>
+      </w:r>
+      <w:proofErr w:type="spellStart"/>
+      <w:r>
+        <w:rPr>
+          <w:rFonts w:ascii="Consolas" w:eastAsia="Times New Roman" w:hAnsi="Consolas" w:cs="Times New Roman"/>
+          <w:color w:val="CE9178"/>
+          <w:sz w:val="21"/>
+          <w:szCs w:val="21"/>
+          <w:lang w:val="en-US" w:eastAsia="ru-RU"/>
+        </w:rPr>
+        <w:t>todo</w:t>
+      </w:r>
+      <w:proofErr w:type="spellEnd"/>
+      <w:r>
+        <w:rPr>
+          <w:rFonts w:ascii="Consolas" w:eastAsia="Times New Roman" w:hAnsi="Consolas" w:cs="Times New Roman"/>
+          <w:color w:val="CE9178"/>
+          <w:sz w:val="21"/>
+          <w:szCs w:val="21"/>
+          <w:lang w:val="en-US" w:eastAsia="ru-RU"/>
+        </w:rPr>
+        <w:t>"</w:t>
       </w:r>
       <w:r>
         <w:rPr>
@@ -12783,6 +14972,7 @@
         </w:rPr>
         <w:t xml:space="preserve">  </w:t>
       </w:r>
+      <w:proofErr w:type="spellStart"/>
       <w:r>
         <w:rPr>
           <w:rFonts w:ascii="Consolas" w:eastAsia="Times New Roman" w:hAnsi="Consolas" w:cs="Times New Roman"/>
@@ -12791,7 +14981,18 @@
           <w:szCs w:val="21"/>
           <w:lang w:val="en-US" w:eastAsia="ru-RU"/>
         </w:rPr>
-        <w:t>createdAt:</w:t>
+        <w:t>createdAt</w:t>
+      </w:r>
+      <w:proofErr w:type="spellEnd"/>
+      <w:r>
+        <w:rPr>
+          <w:rFonts w:ascii="Consolas" w:eastAsia="Times New Roman" w:hAnsi="Consolas" w:cs="Times New Roman"/>
+          <w:color w:val="9CDCFE"/>
+          <w:sz w:val="21"/>
+          <w:szCs w:val="21"/>
+          <w:lang w:val="en-US" w:eastAsia="ru-RU"/>
+        </w:rPr>
+        <w:t>:</w:t>
       </w:r>
       <w:r>
         <w:rPr>
@@ -13008,6 +15209,7 @@
         </w:rPr>
         <w:t>&lt;</w:t>
       </w:r>
+      <w:proofErr w:type="spellStart"/>
       <w:r>
         <w:rPr>
           <w:rFonts w:ascii="Consolas" w:eastAsia="Times New Roman" w:hAnsi="Consolas" w:cs="Times New Roman"/>
@@ -13018,6 +15220,7 @@
         </w:rPr>
         <w:t>TaskCard</w:t>
       </w:r>
+      <w:proofErr w:type="spellEnd"/>
     </w:p>
     <w:p>
       <w:pPr>
@@ -13071,6 +15274,7 @@
         </w:rPr>
         <w:t>{</w:t>
       </w:r>
+      <w:proofErr w:type="spellStart"/>
       <w:r>
         <w:rPr>
           <w:rFonts w:ascii="Consolas" w:eastAsia="Times New Roman" w:hAnsi="Consolas" w:cs="Times New Roman"/>
@@ -13081,6 +15285,7 @@
         </w:rPr>
         <w:t>mockTask</w:t>
       </w:r>
+      <w:proofErr w:type="spellEnd"/>
       <w:r>
         <w:rPr>
           <w:rFonts w:ascii="Consolas" w:eastAsia="Times New Roman" w:hAnsi="Consolas" w:cs="Times New Roman"/>
@@ -13114,6 +15319,7 @@
         </w:rPr>
         <w:t xml:space="preserve">      </w:t>
       </w:r>
+      <w:proofErr w:type="spellStart"/>
       <w:r>
         <w:rPr>
           <w:rFonts w:ascii="Consolas" w:eastAsia="Times New Roman" w:hAnsi="Consolas" w:cs="Times New Roman"/>
@@ -13124,6 +15330,7 @@
         </w:rPr>
         <w:t>onDelete</w:t>
       </w:r>
+      <w:proofErr w:type="spellEnd"/>
       <w:r>
         <w:rPr>
           <w:rFonts w:ascii="Consolas" w:eastAsia="Times New Roman" w:hAnsi="Consolas" w:cs="Times New Roman"/>
@@ -13307,6 +15514,7 @@
         </w:rPr>
         <w:t xml:space="preserve">      </w:t>
       </w:r>
+      <w:proofErr w:type="spellStart"/>
       <w:r>
         <w:rPr>
           <w:rFonts w:ascii="Consolas" w:eastAsia="Times New Roman" w:hAnsi="Consolas" w:cs="Times New Roman"/>
@@ -13317,6 +15525,7 @@
         </w:rPr>
         <w:t>onStatusChange</w:t>
       </w:r>
+      <w:proofErr w:type="spellEnd"/>
       <w:r>
         <w:rPr>
           <w:rFonts w:ascii="Consolas" w:eastAsia="Times New Roman" w:hAnsi="Consolas" w:cs="Times New Roman"/>
@@ -13622,6 +15831,7 @@
           <w:lang w:eastAsia="ru-RU"/>
         </w:rPr>
       </w:pPr>
+      <w:proofErr w:type="spellStart"/>
       <w:r>
         <w:rPr>
           <w:rFonts w:ascii="Consolas" w:eastAsia="Times New Roman" w:hAnsi="Consolas" w:cs="Times New Roman"/>
@@ -13632,6 +15842,7 @@
         </w:rPr>
         <w:t>export</w:t>
       </w:r>
+      <w:proofErr w:type="spellEnd"/>
       <w:r>
         <w:rPr>
           <w:rFonts w:ascii="Consolas" w:eastAsia="Times New Roman" w:hAnsi="Consolas" w:cs="Times New Roman"/>
@@ -13642,6 +15853,7 @@
         </w:rPr>
         <w:t xml:space="preserve"> </w:t>
       </w:r>
+      <w:proofErr w:type="spellStart"/>
       <w:r>
         <w:rPr>
           <w:rFonts w:ascii="Consolas" w:eastAsia="Times New Roman" w:hAnsi="Consolas" w:cs="Times New Roman"/>
@@ -13652,6 +15864,7 @@
         </w:rPr>
         <w:t>default</w:t>
       </w:r>
+      <w:proofErr w:type="spellEnd"/>
       <w:r>
         <w:rPr>
           <w:rFonts w:ascii="Consolas" w:eastAsia="Times New Roman" w:hAnsi="Consolas" w:cs="Times New Roman"/>
@@ -13662,6 +15875,7 @@
         </w:rPr>
         <w:t xml:space="preserve"> </w:t>
       </w:r>
+      <w:proofErr w:type="spellStart"/>
       <w:r>
         <w:rPr>
           <w:rFonts w:ascii="Consolas" w:eastAsia="Times New Roman" w:hAnsi="Consolas" w:cs="Times New Roman"/>
@@ -13672,6 +15886,7 @@
         </w:rPr>
         <w:t>App</w:t>
       </w:r>
+      <w:proofErr w:type="spellEnd"/>
       <w:r>
         <w:rPr>
           <w:rFonts w:ascii="Consolas" w:eastAsia="Times New Roman" w:hAnsi="Consolas" w:cs="Times New Roman"/>
@@ -13787,6 +16002,4324 @@
         </w:rPr>
         <w:t>Зафіксував зміни:</w:t>
       </w:r>
+    </w:p>
+    <w:p>
+      <w:pPr>
+        <w:spacing w:after="0"/>
+        <w:rPr>
+          <w:sz w:val="28"/>
+          <w:szCs w:val="28"/>
+          <w:lang w:val="uk-UA"/>
+        </w:rPr>
+      </w:pPr>
+      <w:r>
+        <w:rPr>
+          <w:noProof/>
+        </w:rPr>
+        <w:drawing>
+          <wp:inline distT="0" distB="0" distL="0" distR="0" wp14:anchorId="0A11E75E" wp14:editId="6BE5B96B">
+            <wp:extent cx="5162550" cy="1933575"/>
+            <wp:effectExtent l="0" t="0" r="0" b="9525"/>
+            <wp:docPr id="18" name="Рисунок 18"/>
+            <wp:cNvGraphicFramePr>
+              <a:graphicFrameLocks xmlns:a="http://schemas.openxmlformats.org/drawingml/2006/main" noChangeAspect="1"/>
+            </wp:cNvGraphicFramePr>
+            <a:graphic xmlns:a="http://schemas.openxmlformats.org/drawingml/2006/main">
+              <a:graphicData uri="http://schemas.openxmlformats.org/drawingml/2006/picture">
+                <pic:pic xmlns:pic="http://schemas.openxmlformats.org/drawingml/2006/picture">
+                  <pic:nvPicPr>
+                    <pic:cNvPr id="1" name=""/>
+                    <pic:cNvPicPr/>
+                  </pic:nvPicPr>
+                  <pic:blipFill>
+                    <a:blip r:embed="rId21"/>
+                    <a:stretch>
+                      <a:fillRect/>
+                    </a:stretch>
+                  </pic:blipFill>
+                  <pic:spPr>
+                    <a:xfrm>
+                      <a:off x="0" y="0"/>
+                      <a:ext cx="5162550" cy="1933575"/>
+                    </a:xfrm>
+                    <a:prstGeom prst="rect">
+                      <a:avLst/>
+                    </a:prstGeom>
+                  </pic:spPr>
+                </pic:pic>
+              </a:graphicData>
+            </a:graphic>
+          </wp:inline>
+        </w:drawing>
+      </w:r>
+    </w:p>
+    <w:p>
+      <w:pPr>
+        <w:rPr>
+          <w:sz w:val="28"/>
+          <w:szCs w:val="28"/>
+          <w:lang w:val="uk-UA"/>
+        </w:rPr>
+      </w:pPr>
+      <w:r>
+        <w:rPr>
+          <w:sz w:val="28"/>
+          <w:szCs w:val="28"/>
+          <w:lang w:val="uk-UA"/>
+        </w:rPr>
+        <w:br w:type="page"/>
+      </w:r>
+    </w:p>
+    <w:p>
+      <w:pPr>
+        <w:spacing w:after="0"/>
+        <w:rPr>
+          <w:b/>
+          <w:bCs/>
+          <w:sz w:val="28"/>
+          <w:szCs w:val="28"/>
+          <w:lang w:val="uk-UA"/>
+        </w:rPr>
+      </w:pPr>
+      <w:r>
+        <w:rPr>
+          <w:b/>
+          <w:bCs/>
+          <w:sz w:val="28"/>
+          <w:szCs w:val="28"/>
+          <w:lang w:val="uk-UA"/>
+        </w:rPr>
+        <w:lastRenderedPageBreak/>
+        <w:t>Етап №4</w:t>
+      </w:r>
+    </w:p>
+    <w:p>
+      <w:pPr>
+        <w:spacing w:after="0"/>
+        <w:rPr>
+          <w:sz w:val="28"/>
+          <w:szCs w:val="28"/>
+          <w:lang w:val="uk-UA"/>
+        </w:rPr>
+      </w:pPr>
+    </w:p>
+    <w:p>
+      <w:pPr>
+        <w:spacing w:after="0"/>
+        <w:rPr>
+          <w:sz w:val="28"/>
+          <w:szCs w:val="28"/>
+          <w:lang w:val="en-US"/>
+        </w:rPr>
+      </w:pPr>
+      <w:r>
+        <w:rPr>
+          <w:sz w:val="28"/>
+          <w:szCs w:val="28"/>
+          <w:lang w:val="uk-UA"/>
+        </w:rPr>
+        <w:t xml:space="preserve">Реалізував компонент </w:t>
+      </w:r>
+      <w:proofErr w:type="spellStart"/>
+      <w:r>
+        <w:rPr>
+          <w:sz w:val="28"/>
+          <w:szCs w:val="28"/>
+          <w:lang w:val="en-US"/>
+        </w:rPr>
+        <w:t>TaskList</w:t>
+      </w:r>
+      <w:proofErr w:type="spellEnd"/>
+      <w:r>
+        <w:rPr>
+          <w:sz w:val="28"/>
+          <w:szCs w:val="28"/>
+          <w:lang w:val="en-US"/>
+        </w:rPr>
+        <w:t>:</w:t>
+      </w:r>
+    </w:p>
+    <w:p>
+      <w:pPr>
+        <w:shd w:val="clear" w:color="auto" w:fill="1F1F1F"/>
+        <w:spacing w:after="0" w:line="285" w:lineRule="atLeast"/>
+        <w:rPr>
+          <w:rFonts w:ascii="Consolas" w:eastAsia="Times New Roman" w:hAnsi="Consolas" w:cs="Times New Roman"/>
+          <w:color w:val="CCCCCC"/>
+          <w:sz w:val="21"/>
+          <w:szCs w:val="21"/>
+          <w:lang w:val="en-US" w:eastAsia="ru-RU"/>
+        </w:rPr>
+      </w:pPr>
+      <w:r>
+        <w:rPr>
+          <w:rFonts w:ascii="Consolas" w:eastAsia="Times New Roman" w:hAnsi="Consolas" w:cs="Times New Roman"/>
+          <w:color w:val="C586C0"/>
+          <w:sz w:val="21"/>
+          <w:szCs w:val="21"/>
+          <w:lang w:val="en-US" w:eastAsia="ru-RU"/>
+        </w:rPr>
+        <w:t>import</w:t>
+      </w:r>
+      <w:r>
+        <w:rPr>
+          <w:rFonts w:ascii="Consolas" w:eastAsia="Times New Roman" w:hAnsi="Consolas" w:cs="Times New Roman"/>
+          <w:color w:val="CCCCCC"/>
+          <w:sz w:val="21"/>
+          <w:szCs w:val="21"/>
+          <w:lang w:val="en-US" w:eastAsia="ru-RU"/>
+        </w:rPr>
+        <w:t xml:space="preserve"> </w:t>
+      </w:r>
+      <w:proofErr w:type="spellStart"/>
+      <w:r>
+        <w:rPr>
+          <w:rFonts w:ascii="Consolas" w:eastAsia="Times New Roman" w:hAnsi="Consolas" w:cs="Times New Roman"/>
+          <w:color w:val="9CDCFE"/>
+          <w:sz w:val="21"/>
+          <w:szCs w:val="21"/>
+          <w:lang w:val="en-US" w:eastAsia="ru-RU"/>
+        </w:rPr>
+        <w:t>TaskCard</w:t>
+      </w:r>
+      <w:proofErr w:type="spellEnd"/>
+      <w:r>
+        <w:rPr>
+          <w:rFonts w:ascii="Consolas" w:eastAsia="Times New Roman" w:hAnsi="Consolas" w:cs="Times New Roman"/>
+          <w:color w:val="CCCCCC"/>
+          <w:sz w:val="21"/>
+          <w:szCs w:val="21"/>
+          <w:lang w:val="en-US" w:eastAsia="ru-RU"/>
+        </w:rPr>
+        <w:t xml:space="preserve"> </w:t>
+      </w:r>
+      <w:r>
+        <w:rPr>
+          <w:rFonts w:ascii="Consolas" w:eastAsia="Times New Roman" w:hAnsi="Consolas" w:cs="Times New Roman"/>
+          <w:color w:val="C586C0"/>
+          <w:sz w:val="21"/>
+          <w:szCs w:val="21"/>
+          <w:lang w:val="en-US" w:eastAsia="ru-RU"/>
+        </w:rPr>
+        <w:t>from</w:t>
+      </w:r>
+      <w:r>
+        <w:rPr>
+          <w:rFonts w:ascii="Consolas" w:eastAsia="Times New Roman" w:hAnsi="Consolas" w:cs="Times New Roman"/>
+          <w:color w:val="CCCCCC"/>
+          <w:sz w:val="21"/>
+          <w:szCs w:val="21"/>
+          <w:lang w:val="en-US" w:eastAsia="ru-RU"/>
+        </w:rPr>
+        <w:t xml:space="preserve"> </w:t>
+      </w:r>
+      <w:proofErr w:type="gramStart"/>
+      <w:r>
+        <w:rPr>
+          <w:rFonts w:ascii="Consolas" w:eastAsia="Times New Roman" w:hAnsi="Consolas" w:cs="Times New Roman"/>
+          <w:color w:val="CE9178"/>
+          <w:sz w:val="21"/>
+          <w:szCs w:val="21"/>
+          <w:lang w:val="en-US" w:eastAsia="ru-RU"/>
+        </w:rPr>
+        <w:t>'..</w:t>
+      </w:r>
+      <w:proofErr w:type="gramEnd"/>
+      <w:r>
+        <w:rPr>
+          <w:rFonts w:ascii="Consolas" w:eastAsia="Times New Roman" w:hAnsi="Consolas" w:cs="Times New Roman"/>
+          <w:color w:val="CE9178"/>
+          <w:sz w:val="21"/>
+          <w:szCs w:val="21"/>
+          <w:lang w:val="en-US" w:eastAsia="ru-RU"/>
+        </w:rPr>
+        <w:t>/</w:t>
+      </w:r>
+      <w:proofErr w:type="spellStart"/>
+      <w:r>
+        <w:rPr>
+          <w:rFonts w:ascii="Consolas" w:eastAsia="Times New Roman" w:hAnsi="Consolas" w:cs="Times New Roman"/>
+          <w:color w:val="CE9178"/>
+          <w:sz w:val="21"/>
+          <w:szCs w:val="21"/>
+          <w:lang w:val="en-US" w:eastAsia="ru-RU"/>
+        </w:rPr>
+        <w:t>TaskCard</w:t>
+      </w:r>
+      <w:proofErr w:type="spellEnd"/>
+      <w:r>
+        <w:rPr>
+          <w:rFonts w:ascii="Consolas" w:eastAsia="Times New Roman" w:hAnsi="Consolas" w:cs="Times New Roman"/>
+          <w:color w:val="CE9178"/>
+          <w:sz w:val="21"/>
+          <w:szCs w:val="21"/>
+          <w:lang w:val="en-US" w:eastAsia="ru-RU"/>
+        </w:rPr>
+        <w:t>/</w:t>
+      </w:r>
+      <w:proofErr w:type="spellStart"/>
+      <w:r>
+        <w:rPr>
+          <w:rFonts w:ascii="Consolas" w:eastAsia="Times New Roman" w:hAnsi="Consolas" w:cs="Times New Roman"/>
+          <w:color w:val="CE9178"/>
+          <w:sz w:val="21"/>
+          <w:szCs w:val="21"/>
+          <w:lang w:val="en-US" w:eastAsia="ru-RU"/>
+        </w:rPr>
+        <w:t>TaskCard</w:t>
+      </w:r>
+      <w:proofErr w:type="spellEnd"/>
+      <w:r>
+        <w:rPr>
+          <w:rFonts w:ascii="Consolas" w:eastAsia="Times New Roman" w:hAnsi="Consolas" w:cs="Times New Roman"/>
+          <w:color w:val="CE9178"/>
+          <w:sz w:val="21"/>
+          <w:szCs w:val="21"/>
+          <w:lang w:val="en-US" w:eastAsia="ru-RU"/>
+        </w:rPr>
+        <w:t>'</w:t>
+      </w:r>
+      <w:r>
+        <w:rPr>
+          <w:rFonts w:ascii="Consolas" w:eastAsia="Times New Roman" w:hAnsi="Consolas" w:cs="Times New Roman"/>
+          <w:color w:val="CCCCCC"/>
+          <w:sz w:val="21"/>
+          <w:szCs w:val="21"/>
+          <w:lang w:val="en-US" w:eastAsia="ru-RU"/>
+        </w:rPr>
+        <w:t>;</w:t>
+      </w:r>
+    </w:p>
+    <w:p>
+      <w:pPr>
+        <w:shd w:val="clear" w:color="auto" w:fill="1F1F1F"/>
+        <w:spacing w:after="0" w:line="285" w:lineRule="atLeast"/>
+        <w:rPr>
+          <w:rFonts w:ascii="Consolas" w:eastAsia="Times New Roman" w:hAnsi="Consolas" w:cs="Times New Roman"/>
+          <w:color w:val="CCCCCC"/>
+          <w:sz w:val="21"/>
+          <w:szCs w:val="21"/>
+          <w:lang w:val="en-US" w:eastAsia="ru-RU"/>
+        </w:rPr>
+      </w:pPr>
+      <w:r>
+        <w:rPr>
+          <w:rFonts w:ascii="Consolas" w:eastAsia="Times New Roman" w:hAnsi="Consolas" w:cs="Times New Roman"/>
+          <w:color w:val="C586C0"/>
+          <w:sz w:val="21"/>
+          <w:szCs w:val="21"/>
+          <w:lang w:val="en-US" w:eastAsia="ru-RU"/>
+        </w:rPr>
+        <w:t>import</w:t>
+      </w:r>
+      <w:r>
+        <w:rPr>
+          <w:rFonts w:ascii="Consolas" w:eastAsia="Times New Roman" w:hAnsi="Consolas" w:cs="Times New Roman"/>
+          <w:color w:val="CCCCCC"/>
+          <w:sz w:val="21"/>
+          <w:szCs w:val="21"/>
+          <w:lang w:val="en-US" w:eastAsia="ru-RU"/>
+        </w:rPr>
+        <w:t xml:space="preserve"> </w:t>
+      </w:r>
+      <w:r>
+        <w:rPr>
+          <w:rFonts w:ascii="Consolas" w:eastAsia="Times New Roman" w:hAnsi="Consolas" w:cs="Times New Roman"/>
+          <w:color w:val="C586C0"/>
+          <w:sz w:val="21"/>
+          <w:szCs w:val="21"/>
+          <w:lang w:val="en-US" w:eastAsia="ru-RU"/>
+        </w:rPr>
+        <w:t>type</w:t>
+      </w:r>
+      <w:r>
+        <w:rPr>
+          <w:rFonts w:ascii="Consolas" w:eastAsia="Times New Roman" w:hAnsi="Consolas" w:cs="Times New Roman"/>
+          <w:color w:val="CCCCCC"/>
+          <w:sz w:val="21"/>
+          <w:szCs w:val="21"/>
+          <w:lang w:val="en-US" w:eastAsia="ru-RU"/>
+        </w:rPr>
+        <w:t xml:space="preserve"> { </w:t>
+      </w:r>
+      <w:r>
+        <w:rPr>
+          <w:rFonts w:ascii="Consolas" w:eastAsia="Times New Roman" w:hAnsi="Consolas" w:cs="Times New Roman"/>
+          <w:color w:val="9CDCFE"/>
+          <w:sz w:val="21"/>
+          <w:szCs w:val="21"/>
+          <w:lang w:val="en-US" w:eastAsia="ru-RU"/>
+        </w:rPr>
+        <w:t>Task</w:t>
+      </w:r>
+      <w:r>
+        <w:rPr>
+          <w:rFonts w:ascii="Consolas" w:eastAsia="Times New Roman" w:hAnsi="Consolas" w:cs="Times New Roman"/>
+          <w:color w:val="CCCCCC"/>
+          <w:sz w:val="21"/>
+          <w:szCs w:val="21"/>
+          <w:lang w:val="en-US" w:eastAsia="ru-RU"/>
+        </w:rPr>
+        <w:t xml:space="preserve">, </w:t>
+      </w:r>
+      <w:proofErr w:type="spellStart"/>
+      <w:r>
+        <w:rPr>
+          <w:rFonts w:ascii="Consolas" w:eastAsia="Times New Roman" w:hAnsi="Consolas" w:cs="Times New Roman"/>
+          <w:color w:val="9CDCFE"/>
+          <w:sz w:val="21"/>
+          <w:szCs w:val="21"/>
+          <w:lang w:val="en-US" w:eastAsia="ru-RU"/>
+        </w:rPr>
+        <w:t>TaskStatus</w:t>
+      </w:r>
+      <w:proofErr w:type="spellEnd"/>
+      <w:r>
+        <w:rPr>
+          <w:rFonts w:ascii="Consolas" w:eastAsia="Times New Roman" w:hAnsi="Consolas" w:cs="Times New Roman"/>
+          <w:color w:val="CCCCCC"/>
+          <w:sz w:val="21"/>
+          <w:szCs w:val="21"/>
+          <w:lang w:val="en-US" w:eastAsia="ru-RU"/>
+        </w:rPr>
+        <w:t xml:space="preserve"> } </w:t>
+      </w:r>
+      <w:r>
+        <w:rPr>
+          <w:rFonts w:ascii="Consolas" w:eastAsia="Times New Roman" w:hAnsi="Consolas" w:cs="Times New Roman"/>
+          <w:color w:val="C586C0"/>
+          <w:sz w:val="21"/>
+          <w:szCs w:val="21"/>
+          <w:lang w:val="en-US" w:eastAsia="ru-RU"/>
+        </w:rPr>
+        <w:t>from</w:t>
+      </w:r>
+      <w:r>
+        <w:rPr>
+          <w:rFonts w:ascii="Consolas" w:eastAsia="Times New Roman" w:hAnsi="Consolas" w:cs="Times New Roman"/>
+          <w:color w:val="CCCCCC"/>
+          <w:sz w:val="21"/>
+          <w:szCs w:val="21"/>
+          <w:lang w:val="en-US" w:eastAsia="ru-RU"/>
+        </w:rPr>
+        <w:t xml:space="preserve"> </w:t>
+      </w:r>
+      <w:proofErr w:type="gramStart"/>
+      <w:r>
+        <w:rPr>
+          <w:rFonts w:ascii="Consolas" w:eastAsia="Times New Roman" w:hAnsi="Consolas" w:cs="Times New Roman"/>
+          <w:color w:val="CE9178"/>
+          <w:sz w:val="21"/>
+          <w:szCs w:val="21"/>
+          <w:lang w:val="en-US" w:eastAsia="ru-RU"/>
+        </w:rPr>
+        <w:t>'..</w:t>
+      </w:r>
+      <w:proofErr w:type="gramEnd"/>
+      <w:r>
+        <w:rPr>
+          <w:rFonts w:ascii="Consolas" w:eastAsia="Times New Roman" w:hAnsi="Consolas" w:cs="Times New Roman"/>
+          <w:color w:val="CE9178"/>
+          <w:sz w:val="21"/>
+          <w:szCs w:val="21"/>
+          <w:lang w:val="en-US" w:eastAsia="ru-RU"/>
+        </w:rPr>
+        <w:t>/../types/task'</w:t>
+      </w:r>
+      <w:r>
+        <w:rPr>
+          <w:rFonts w:ascii="Consolas" w:eastAsia="Times New Roman" w:hAnsi="Consolas" w:cs="Times New Roman"/>
+          <w:color w:val="CCCCCC"/>
+          <w:sz w:val="21"/>
+          <w:szCs w:val="21"/>
+          <w:lang w:val="en-US" w:eastAsia="ru-RU"/>
+        </w:rPr>
+        <w:t>;</w:t>
+      </w:r>
+    </w:p>
+    <w:p>
+      <w:pPr>
+        <w:shd w:val="clear" w:color="auto" w:fill="1F1F1F"/>
+        <w:spacing w:after="0" w:line="285" w:lineRule="atLeast"/>
+        <w:rPr>
+          <w:rFonts w:ascii="Consolas" w:eastAsia="Times New Roman" w:hAnsi="Consolas" w:cs="Times New Roman"/>
+          <w:color w:val="CCCCCC"/>
+          <w:sz w:val="21"/>
+          <w:szCs w:val="21"/>
+          <w:lang w:val="en-US" w:eastAsia="ru-RU"/>
+        </w:rPr>
+      </w:pPr>
+      <w:r>
+        <w:rPr>
+          <w:rFonts w:ascii="Consolas" w:eastAsia="Times New Roman" w:hAnsi="Consolas" w:cs="Times New Roman"/>
+          <w:color w:val="C586C0"/>
+          <w:sz w:val="21"/>
+          <w:szCs w:val="21"/>
+          <w:lang w:val="en-US" w:eastAsia="ru-RU"/>
+        </w:rPr>
+        <w:t>import</w:t>
+      </w:r>
+      <w:r>
+        <w:rPr>
+          <w:rFonts w:ascii="Consolas" w:eastAsia="Times New Roman" w:hAnsi="Consolas" w:cs="Times New Roman"/>
+          <w:color w:val="CCCCCC"/>
+          <w:sz w:val="21"/>
+          <w:szCs w:val="21"/>
+          <w:lang w:val="en-US" w:eastAsia="ru-RU"/>
+        </w:rPr>
+        <w:t xml:space="preserve"> </w:t>
+      </w:r>
+      <w:r>
+        <w:rPr>
+          <w:rFonts w:ascii="Consolas" w:eastAsia="Times New Roman" w:hAnsi="Consolas" w:cs="Times New Roman"/>
+          <w:color w:val="9CDCFE"/>
+          <w:sz w:val="21"/>
+          <w:szCs w:val="21"/>
+          <w:lang w:val="en-US" w:eastAsia="ru-RU"/>
+        </w:rPr>
+        <w:t>styles</w:t>
+      </w:r>
+      <w:r>
+        <w:rPr>
+          <w:rFonts w:ascii="Consolas" w:eastAsia="Times New Roman" w:hAnsi="Consolas" w:cs="Times New Roman"/>
+          <w:color w:val="CCCCCC"/>
+          <w:sz w:val="21"/>
+          <w:szCs w:val="21"/>
+          <w:lang w:val="en-US" w:eastAsia="ru-RU"/>
+        </w:rPr>
+        <w:t xml:space="preserve"> </w:t>
+      </w:r>
+      <w:r>
+        <w:rPr>
+          <w:rFonts w:ascii="Consolas" w:eastAsia="Times New Roman" w:hAnsi="Consolas" w:cs="Times New Roman"/>
+          <w:color w:val="C586C0"/>
+          <w:sz w:val="21"/>
+          <w:szCs w:val="21"/>
+          <w:lang w:val="en-US" w:eastAsia="ru-RU"/>
+        </w:rPr>
+        <w:t>from</w:t>
+      </w:r>
+      <w:r>
+        <w:rPr>
+          <w:rFonts w:ascii="Consolas" w:eastAsia="Times New Roman" w:hAnsi="Consolas" w:cs="Times New Roman"/>
+          <w:color w:val="CCCCCC"/>
+          <w:sz w:val="21"/>
+          <w:szCs w:val="21"/>
+          <w:lang w:val="en-US" w:eastAsia="ru-RU"/>
+        </w:rPr>
+        <w:t xml:space="preserve"> </w:t>
+      </w:r>
+      <w:r>
+        <w:rPr>
+          <w:rFonts w:ascii="Consolas" w:eastAsia="Times New Roman" w:hAnsi="Consolas" w:cs="Times New Roman"/>
+          <w:color w:val="CE9178"/>
+          <w:sz w:val="21"/>
+          <w:szCs w:val="21"/>
+          <w:lang w:val="en-US" w:eastAsia="ru-RU"/>
+        </w:rPr>
+        <w:t>'./TaskList.module.css'</w:t>
+      </w:r>
+      <w:r>
+        <w:rPr>
+          <w:rFonts w:ascii="Consolas" w:eastAsia="Times New Roman" w:hAnsi="Consolas" w:cs="Times New Roman"/>
+          <w:color w:val="CCCCCC"/>
+          <w:sz w:val="21"/>
+          <w:szCs w:val="21"/>
+          <w:lang w:val="en-US" w:eastAsia="ru-RU"/>
+        </w:rPr>
+        <w:t>;</w:t>
+      </w:r>
+    </w:p>
+    <w:p>
+      <w:pPr>
+        <w:shd w:val="clear" w:color="auto" w:fill="1F1F1F"/>
+        <w:spacing w:after="0" w:line="285" w:lineRule="atLeast"/>
+        <w:rPr>
+          <w:rFonts w:ascii="Consolas" w:eastAsia="Times New Roman" w:hAnsi="Consolas" w:cs="Times New Roman"/>
+          <w:color w:val="CCCCCC"/>
+          <w:sz w:val="21"/>
+          <w:szCs w:val="21"/>
+          <w:lang w:val="en-US" w:eastAsia="ru-RU"/>
+        </w:rPr>
+      </w:pPr>
+    </w:p>
+    <w:p>
+      <w:pPr>
+        <w:shd w:val="clear" w:color="auto" w:fill="1F1F1F"/>
+        <w:spacing w:after="0" w:line="285" w:lineRule="atLeast"/>
+        <w:rPr>
+          <w:rFonts w:ascii="Consolas" w:eastAsia="Times New Roman" w:hAnsi="Consolas" w:cs="Times New Roman"/>
+          <w:color w:val="CCCCCC"/>
+          <w:sz w:val="21"/>
+          <w:szCs w:val="21"/>
+          <w:lang w:val="en-US" w:eastAsia="ru-RU"/>
+        </w:rPr>
+      </w:pPr>
+      <w:r>
+        <w:rPr>
+          <w:rFonts w:ascii="Consolas" w:eastAsia="Times New Roman" w:hAnsi="Consolas" w:cs="Times New Roman"/>
+          <w:color w:val="6A9955"/>
+          <w:sz w:val="21"/>
+          <w:szCs w:val="21"/>
+          <w:lang w:val="en-US" w:eastAsia="ru-RU"/>
+        </w:rPr>
+        <w:t>//</w:t>
+      </w:r>
+    </w:p>
+    <w:p>
+      <w:pPr>
+        <w:shd w:val="clear" w:color="auto" w:fill="1F1F1F"/>
+        <w:spacing w:after="0" w:line="285" w:lineRule="atLeast"/>
+        <w:rPr>
+          <w:rFonts w:ascii="Consolas" w:eastAsia="Times New Roman" w:hAnsi="Consolas" w:cs="Times New Roman"/>
+          <w:color w:val="CCCCCC"/>
+          <w:sz w:val="21"/>
+          <w:szCs w:val="21"/>
+          <w:lang w:val="en-US" w:eastAsia="ru-RU"/>
+        </w:rPr>
+      </w:pPr>
+      <w:r>
+        <w:rPr>
+          <w:rFonts w:ascii="Consolas" w:eastAsia="Times New Roman" w:hAnsi="Consolas" w:cs="Times New Roman"/>
+          <w:color w:val="569CD6"/>
+          <w:sz w:val="21"/>
+          <w:szCs w:val="21"/>
+          <w:lang w:val="en-US" w:eastAsia="ru-RU"/>
+        </w:rPr>
+        <w:t>interface</w:t>
+      </w:r>
+      <w:r>
+        <w:rPr>
+          <w:rFonts w:ascii="Consolas" w:eastAsia="Times New Roman" w:hAnsi="Consolas" w:cs="Times New Roman"/>
+          <w:color w:val="CCCCCC"/>
+          <w:sz w:val="21"/>
+          <w:szCs w:val="21"/>
+          <w:lang w:val="en-US" w:eastAsia="ru-RU"/>
+        </w:rPr>
+        <w:t xml:space="preserve"> </w:t>
+      </w:r>
+      <w:proofErr w:type="spellStart"/>
+      <w:r>
+        <w:rPr>
+          <w:rFonts w:ascii="Consolas" w:eastAsia="Times New Roman" w:hAnsi="Consolas" w:cs="Times New Roman"/>
+          <w:color w:val="4EC9B0"/>
+          <w:sz w:val="21"/>
+          <w:szCs w:val="21"/>
+          <w:lang w:val="en-US" w:eastAsia="ru-RU"/>
+        </w:rPr>
+        <w:t>TaskListProps</w:t>
+      </w:r>
+      <w:proofErr w:type="spellEnd"/>
+      <w:r>
+        <w:rPr>
+          <w:rFonts w:ascii="Consolas" w:eastAsia="Times New Roman" w:hAnsi="Consolas" w:cs="Times New Roman"/>
+          <w:color w:val="CCCCCC"/>
+          <w:sz w:val="21"/>
+          <w:szCs w:val="21"/>
+          <w:lang w:val="en-US" w:eastAsia="ru-RU"/>
+        </w:rPr>
+        <w:t xml:space="preserve"> </w:t>
+      </w:r>
+    </w:p>
+    <w:p>
+      <w:pPr>
+        <w:shd w:val="clear" w:color="auto" w:fill="1F1F1F"/>
+        <w:spacing w:after="0" w:line="285" w:lineRule="atLeast"/>
+        <w:rPr>
+          <w:rFonts w:ascii="Consolas" w:eastAsia="Times New Roman" w:hAnsi="Consolas" w:cs="Times New Roman"/>
+          <w:color w:val="CCCCCC"/>
+          <w:sz w:val="21"/>
+          <w:szCs w:val="21"/>
+          <w:lang w:val="en-US" w:eastAsia="ru-RU"/>
+        </w:rPr>
+      </w:pPr>
+      <w:r>
+        <w:rPr>
+          <w:rFonts w:ascii="Consolas" w:eastAsia="Times New Roman" w:hAnsi="Consolas" w:cs="Times New Roman"/>
+          <w:color w:val="CCCCCC"/>
+          <w:sz w:val="21"/>
+          <w:szCs w:val="21"/>
+          <w:lang w:val="en-US" w:eastAsia="ru-RU"/>
+        </w:rPr>
+        <w:t>{</w:t>
+      </w:r>
+    </w:p>
+    <w:p>
+      <w:pPr>
+        <w:shd w:val="clear" w:color="auto" w:fill="1F1F1F"/>
+        <w:spacing w:after="0" w:line="285" w:lineRule="atLeast"/>
+        <w:rPr>
+          <w:rFonts w:ascii="Consolas" w:eastAsia="Times New Roman" w:hAnsi="Consolas" w:cs="Times New Roman"/>
+          <w:color w:val="CCCCCC"/>
+          <w:sz w:val="21"/>
+          <w:szCs w:val="21"/>
+          <w:lang w:val="en-US" w:eastAsia="ru-RU"/>
+        </w:rPr>
+      </w:pPr>
+      <w:r>
+        <w:rPr>
+          <w:rFonts w:ascii="Consolas" w:eastAsia="Times New Roman" w:hAnsi="Consolas" w:cs="Times New Roman"/>
+          <w:color w:val="CCCCCC"/>
+          <w:sz w:val="21"/>
+          <w:szCs w:val="21"/>
+          <w:lang w:val="en-US" w:eastAsia="ru-RU"/>
+        </w:rPr>
+        <w:t xml:space="preserve">    </w:t>
+      </w:r>
+      <w:r>
+        <w:rPr>
+          <w:rFonts w:ascii="Consolas" w:eastAsia="Times New Roman" w:hAnsi="Consolas" w:cs="Times New Roman"/>
+          <w:color w:val="9CDCFE"/>
+          <w:sz w:val="21"/>
+          <w:szCs w:val="21"/>
+          <w:lang w:val="en-US" w:eastAsia="ru-RU"/>
+        </w:rPr>
+        <w:t>tasks</w:t>
+      </w:r>
+      <w:r>
+        <w:rPr>
+          <w:rFonts w:ascii="Consolas" w:eastAsia="Times New Roman" w:hAnsi="Consolas" w:cs="Times New Roman"/>
+          <w:color w:val="D4D4D4"/>
+          <w:sz w:val="21"/>
+          <w:szCs w:val="21"/>
+          <w:lang w:val="en-US" w:eastAsia="ru-RU"/>
+        </w:rPr>
+        <w:t>:</w:t>
+      </w:r>
+      <w:r>
+        <w:rPr>
+          <w:rFonts w:ascii="Consolas" w:eastAsia="Times New Roman" w:hAnsi="Consolas" w:cs="Times New Roman"/>
+          <w:color w:val="CCCCCC"/>
+          <w:sz w:val="21"/>
+          <w:szCs w:val="21"/>
+          <w:lang w:val="en-US" w:eastAsia="ru-RU"/>
+        </w:rPr>
+        <w:t xml:space="preserve"> </w:t>
+      </w:r>
+      <w:r>
+        <w:rPr>
+          <w:rFonts w:ascii="Consolas" w:eastAsia="Times New Roman" w:hAnsi="Consolas" w:cs="Times New Roman"/>
+          <w:color w:val="4EC9B0"/>
+          <w:sz w:val="21"/>
+          <w:szCs w:val="21"/>
+          <w:lang w:val="en-US" w:eastAsia="ru-RU"/>
+        </w:rPr>
+        <w:t>Task</w:t>
+      </w:r>
+      <w:r>
+        <w:rPr>
+          <w:rFonts w:ascii="Consolas" w:eastAsia="Times New Roman" w:hAnsi="Consolas" w:cs="Times New Roman"/>
+          <w:color w:val="CCCCCC"/>
+          <w:sz w:val="21"/>
+          <w:szCs w:val="21"/>
+          <w:lang w:val="en-US" w:eastAsia="ru-RU"/>
+        </w:rPr>
+        <w:t xml:space="preserve">[]; </w:t>
+      </w:r>
+      <w:r>
+        <w:rPr>
+          <w:rFonts w:ascii="Consolas" w:eastAsia="Times New Roman" w:hAnsi="Consolas" w:cs="Times New Roman"/>
+          <w:color w:val="6A9955"/>
+          <w:sz w:val="21"/>
+          <w:szCs w:val="21"/>
+          <w:lang w:val="en-US" w:eastAsia="ru-RU"/>
+        </w:rPr>
+        <w:t>//</w:t>
+      </w:r>
+      <w:proofErr w:type="spellStart"/>
+      <w:r>
+        <w:rPr>
+          <w:rFonts w:ascii="Consolas" w:eastAsia="Times New Roman" w:hAnsi="Consolas" w:cs="Times New Roman"/>
+          <w:color w:val="6A9955"/>
+          <w:sz w:val="21"/>
+          <w:szCs w:val="21"/>
+          <w:lang w:eastAsia="ru-RU"/>
+        </w:rPr>
+        <w:t>масив</w:t>
+      </w:r>
+      <w:proofErr w:type="spellEnd"/>
+      <w:r>
+        <w:rPr>
+          <w:rFonts w:ascii="Consolas" w:eastAsia="Times New Roman" w:hAnsi="Consolas" w:cs="Times New Roman"/>
+          <w:color w:val="6A9955"/>
+          <w:sz w:val="21"/>
+          <w:szCs w:val="21"/>
+          <w:lang w:val="en-US" w:eastAsia="ru-RU"/>
+        </w:rPr>
+        <w:t xml:space="preserve"> </w:t>
+      </w:r>
+      <w:r>
+        <w:rPr>
+          <w:rFonts w:ascii="Consolas" w:eastAsia="Times New Roman" w:hAnsi="Consolas" w:cs="Times New Roman"/>
+          <w:color w:val="6A9955"/>
+          <w:sz w:val="21"/>
+          <w:szCs w:val="21"/>
+          <w:lang w:eastAsia="ru-RU"/>
+        </w:rPr>
+        <w:t>об</w:t>
+      </w:r>
+      <w:r>
+        <w:rPr>
+          <w:rFonts w:ascii="Consolas" w:eastAsia="Times New Roman" w:hAnsi="Consolas" w:cs="Times New Roman"/>
+          <w:color w:val="6A9955"/>
+          <w:sz w:val="21"/>
+          <w:szCs w:val="21"/>
+          <w:lang w:val="en-US" w:eastAsia="ru-RU"/>
+        </w:rPr>
+        <w:t>'</w:t>
+      </w:r>
+      <w:proofErr w:type="spellStart"/>
+      <w:r>
+        <w:rPr>
+          <w:rFonts w:ascii="Consolas" w:eastAsia="Times New Roman" w:hAnsi="Consolas" w:cs="Times New Roman"/>
+          <w:color w:val="6A9955"/>
+          <w:sz w:val="21"/>
+          <w:szCs w:val="21"/>
+          <w:lang w:eastAsia="ru-RU"/>
+        </w:rPr>
+        <w:t>єктів</w:t>
+      </w:r>
+      <w:proofErr w:type="spellEnd"/>
+      <w:r>
+        <w:rPr>
+          <w:rFonts w:ascii="Consolas" w:eastAsia="Times New Roman" w:hAnsi="Consolas" w:cs="Times New Roman"/>
+          <w:color w:val="6A9955"/>
+          <w:sz w:val="21"/>
+          <w:szCs w:val="21"/>
+          <w:lang w:val="en-US" w:eastAsia="ru-RU"/>
+        </w:rPr>
+        <w:t xml:space="preserve"> </w:t>
+      </w:r>
+      <w:r>
+        <w:rPr>
+          <w:rFonts w:ascii="Consolas" w:eastAsia="Times New Roman" w:hAnsi="Consolas" w:cs="Times New Roman"/>
+          <w:color w:val="6A9955"/>
+          <w:sz w:val="21"/>
+          <w:szCs w:val="21"/>
+          <w:lang w:eastAsia="ru-RU"/>
+        </w:rPr>
+        <w:t>задач</w:t>
+      </w:r>
+    </w:p>
+    <w:p>
+      <w:pPr>
+        <w:shd w:val="clear" w:color="auto" w:fill="1F1F1F"/>
+        <w:spacing w:after="0" w:line="285" w:lineRule="atLeast"/>
+        <w:rPr>
+          <w:rFonts w:ascii="Consolas" w:eastAsia="Times New Roman" w:hAnsi="Consolas" w:cs="Times New Roman"/>
+          <w:color w:val="CCCCCC"/>
+          <w:sz w:val="21"/>
+          <w:szCs w:val="21"/>
+          <w:lang w:val="en-US" w:eastAsia="ru-RU"/>
+        </w:rPr>
+      </w:pPr>
+      <w:r>
+        <w:rPr>
+          <w:rFonts w:ascii="Consolas" w:eastAsia="Times New Roman" w:hAnsi="Consolas" w:cs="Times New Roman"/>
+          <w:color w:val="CCCCCC"/>
+          <w:sz w:val="21"/>
+          <w:szCs w:val="21"/>
+          <w:lang w:val="en-US" w:eastAsia="ru-RU"/>
+        </w:rPr>
+        <w:t xml:space="preserve">    </w:t>
+      </w:r>
+      <w:proofErr w:type="spellStart"/>
+      <w:r>
+        <w:rPr>
+          <w:rFonts w:ascii="Consolas" w:eastAsia="Times New Roman" w:hAnsi="Consolas" w:cs="Times New Roman"/>
+          <w:color w:val="DCDCAA"/>
+          <w:sz w:val="21"/>
+          <w:szCs w:val="21"/>
+          <w:lang w:val="en-US" w:eastAsia="ru-RU"/>
+        </w:rPr>
+        <w:t>onDelete</w:t>
+      </w:r>
+      <w:proofErr w:type="spellEnd"/>
+      <w:r>
+        <w:rPr>
+          <w:rFonts w:ascii="Consolas" w:eastAsia="Times New Roman" w:hAnsi="Consolas" w:cs="Times New Roman"/>
+          <w:color w:val="D4D4D4"/>
+          <w:sz w:val="21"/>
+          <w:szCs w:val="21"/>
+          <w:lang w:val="en-US" w:eastAsia="ru-RU"/>
+        </w:rPr>
+        <w:t>:</w:t>
+      </w:r>
+      <w:r>
+        <w:rPr>
+          <w:rFonts w:ascii="Consolas" w:eastAsia="Times New Roman" w:hAnsi="Consolas" w:cs="Times New Roman"/>
+          <w:color w:val="CCCCCC"/>
+          <w:sz w:val="21"/>
+          <w:szCs w:val="21"/>
+          <w:lang w:val="en-US" w:eastAsia="ru-RU"/>
+        </w:rPr>
+        <w:t xml:space="preserve"> (</w:t>
+      </w:r>
+      <w:r>
+        <w:rPr>
+          <w:rFonts w:ascii="Consolas" w:eastAsia="Times New Roman" w:hAnsi="Consolas" w:cs="Times New Roman"/>
+          <w:color w:val="9CDCFE"/>
+          <w:sz w:val="21"/>
+          <w:szCs w:val="21"/>
+          <w:lang w:val="en-US" w:eastAsia="ru-RU"/>
+        </w:rPr>
+        <w:t>id</w:t>
+      </w:r>
+      <w:r>
+        <w:rPr>
+          <w:rFonts w:ascii="Consolas" w:eastAsia="Times New Roman" w:hAnsi="Consolas" w:cs="Times New Roman"/>
+          <w:color w:val="D4D4D4"/>
+          <w:sz w:val="21"/>
+          <w:szCs w:val="21"/>
+          <w:lang w:val="en-US" w:eastAsia="ru-RU"/>
+        </w:rPr>
+        <w:t>:</w:t>
+      </w:r>
+      <w:r>
+        <w:rPr>
+          <w:rFonts w:ascii="Consolas" w:eastAsia="Times New Roman" w:hAnsi="Consolas" w:cs="Times New Roman"/>
+          <w:color w:val="CCCCCC"/>
+          <w:sz w:val="21"/>
+          <w:szCs w:val="21"/>
+          <w:lang w:val="en-US" w:eastAsia="ru-RU"/>
+        </w:rPr>
+        <w:t xml:space="preserve"> </w:t>
+      </w:r>
+      <w:r>
+        <w:rPr>
+          <w:rFonts w:ascii="Consolas" w:eastAsia="Times New Roman" w:hAnsi="Consolas" w:cs="Times New Roman"/>
+          <w:color w:val="4EC9B0"/>
+          <w:sz w:val="21"/>
+          <w:szCs w:val="21"/>
+          <w:lang w:val="en-US" w:eastAsia="ru-RU"/>
+        </w:rPr>
+        <w:t>string</w:t>
+      </w:r>
+      <w:r>
+        <w:rPr>
+          <w:rFonts w:ascii="Consolas" w:eastAsia="Times New Roman" w:hAnsi="Consolas" w:cs="Times New Roman"/>
+          <w:color w:val="CCCCCC"/>
+          <w:sz w:val="21"/>
+          <w:szCs w:val="21"/>
+          <w:lang w:val="en-US" w:eastAsia="ru-RU"/>
+        </w:rPr>
+        <w:t xml:space="preserve">) </w:t>
+      </w:r>
+      <w:r>
+        <w:rPr>
+          <w:rFonts w:ascii="Consolas" w:eastAsia="Times New Roman" w:hAnsi="Consolas" w:cs="Times New Roman"/>
+          <w:color w:val="569CD6"/>
+          <w:sz w:val="21"/>
+          <w:szCs w:val="21"/>
+          <w:lang w:val="en-US" w:eastAsia="ru-RU"/>
+        </w:rPr>
+        <w:t>=&gt;</w:t>
+      </w:r>
+      <w:r>
+        <w:rPr>
+          <w:rFonts w:ascii="Consolas" w:eastAsia="Times New Roman" w:hAnsi="Consolas" w:cs="Times New Roman"/>
+          <w:color w:val="CCCCCC"/>
+          <w:sz w:val="21"/>
+          <w:szCs w:val="21"/>
+          <w:lang w:val="en-US" w:eastAsia="ru-RU"/>
+        </w:rPr>
+        <w:t xml:space="preserve"> </w:t>
+      </w:r>
+      <w:r>
+        <w:rPr>
+          <w:rFonts w:ascii="Consolas" w:eastAsia="Times New Roman" w:hAnsi="Consolas" w:cs="Times New Roman"/>
+          <w:color w:val="4EC9B0"/>
+          <w:sz w:val="21"/>
+          <w:szCs w:val="21"/>
+          <w:lang w:val="en-US" w:eastAsia="ru-RU"/>
+        </w:rPr>
+        <w:t>void</w:t>
+      </w:r>
+      <w:r>
+        <w:rPr>
+          <w:rFonts w:ascii="Consolas" w:eastAsia="Times New Roman" w:hAnsi="Consolas" w:cs="Times New Roman"/>
+          <w:color w:val="CCCCCC"/>
+          <w:sz w:val="21"/>
+          <w:szCs w:val="21"/>
+          <w:lang w:val="en-US" w:eastAsia="ru-RU"/>
+        </w:rPr>
+        <w:t xml:space="preserve">; </w:t>
+      </w:r>
+      <w:r>
+        <w:rPr>
+          <w:rFonts w:ascii="Consolas" w:eastAsia="Times New Roman" w:hAnsi="Consolas" w:cs="Times New Roman"/>
+          <w:color w:val="6A9955"/>
+          <w:sz w:val="21"/>
+          <w:szCs w:val="21"/>
+          <w:lang w:val="en-US" w:eastAsia="ru-RU"/>
+        </w:rPr>
+        <w:t>//</w:t>
+      </w:r>
+      <w:proofErr w:type="spellStart"/>
+      <w:r>
+        <w:rPr>
+          <w:rFonts w:ascii="Consolas" w:eastAsia="Times New Roman" w:hAnsi="Consolas" w:cs="Times New Roman"/>
+          <w:color w:val="6A9955"/>
+          <w:sz w:val="21"/>
+          <w:szCs w:val="21"/>
+          <w:lang w:eastAsia="ru-RU"/>
+        </w:rPr>
+        <w:t>функція</w:t>
+      </w:r>
+      <w:proofErr w:type="spellEnd"/>
+      <w:r>
+        <w:rPr>
+          <w:rFonts w:ascii="Consolas" w:eastAsia="Times New Roman" w:hAnsi="Consolas" w:cs="Times New Roman"/>
+          <w:color w:val="6A9955"/>
+          <w:sz w:val="21"/>
+          <w:szCs w:val="21"/>
+          <w:lang w:val="en-US" w:eastAsia="ru-RU"/>
+        </w:rPr>
+        <w:t xml:space="preserve"> </w:t>
+      </w:r>
+      <w:proofErr w:type="spellStart"/>
+      <w:r>
+        <w:rPr>
+          <w:rFonts w:ascii="Consolas" w:eastAsia="Times New Roman" w:hAnsi="Consolas" w:cs="Times New Roman"/>
+          <w:color w:val="6A9955"/>
+          <w:sz w:val="21"/>
+          <w:szCs w:val="21"/>
+          <w:lang w:eastAsia="ru-RU"/>
+        </w:rPr>
+        <w:t>видалення</w:t>
+      </w:r>
+      <w:proofErr w:type="spellEnd"/>
+    </w:p>
+    <w:p>
+      <w:pPr>
+        <w:shd w:val="clear" w:color="auto" w:fill="1F1F1F"/>
+        <w:spacing w:after="0" w:line="285" w:lineRule="atLeast"/>
+        <w:rPr>
+          <w:rFonts w:ascii="Consolas" w:eastAsia="Times New Roman" w:hAnsi="Consolas" w:cs="Times New Roman"/>
+          <w:color w:val="CCCCCC"/>
+          <w:sz w:val="21"/>
+          <w:szCs w:val="21"/>
+          <w:lang w:val="en-US" w:eastAsia="ru-RU"/>
+        </w:rPr>
+      </w:pPr>
+      <w:r>
+        <w:rPr>
+          <w:rFonts w:ascii="Consolas" w:eastAsia="Times New Roman" w:hAnsi="Consolas" w:cs="Times New Roman"/>
+          <w:color w:val="CCCCCC"/>
+          <w:sz w:val="21"/>
+          <w:szCs w:val="21"/>
+          <w:lang w:val="en-US" w:eastAsia="ru-RU"/>
+        </w:rPr>
+        <w:t xml:space="preserve">    </w:t>
+      </w:r>
+      <w:proofErr w:type="spellStart"/>
+      <w:r>
+        <w:rPr>
+          <w:rFonts w:ascii="Consolas" w:eastAsia="Times New Roman" w:hAnsi="Consolas" w:cs="Times New Roman"/>
+          <w:color w:val="DCDCAA"/>
+          <w:sz w:val="21"/>
+          <w:szCs w:val="21"/>
+          <w:lang w:val="en-US" w:eastAsia="ru-RU"/>
+        </w:rPr>
+        <w:t>onStatusChange</w:t>
+      </w:r>
+      <w:proofErr w:type="spellEnd"/>
+      <w:r>
+        <w:rPr>
+          <w:rFonts w:ascii="Consolas" w:eastAsia="Times New Roman" w:hAnsi="Consolas" w:cs="Times New Roman"/>
+          <w:color w:val="D4D4D4"/>
+          <w:sz w:val="21"/>
+          <w:szCs w:val="21"/>
+          <w:lang w:val="en-US" w:eastAsia="ru-RU"/>
+        </w:rPr>
+        <w:t>:</w:t>
+      </w:r>
+      <w:r>
+        <w:rPr>
+          <w:rFonts w:ascii="Consolas" w:eastAsia="Times New Roman" w:hAnsi="Consolas" w:cs="Times New Roman"/>
+          <w:color w:val="CCCCCC"/>
+          <w:sz w:val="21"/>
+          <w:szCs w:val="21"/>
+          <w:lang w:val="en-US" w:eastAsia="ru-RU"/>
+        </w:rPr>
+        <w:t xml:space="preserve"> (</w:t>
+      </w:r>
+      <w:r>
+        <w:rPr>
+          <w:rFonts w:ascii="Consolas" w:eastAsia="Times New Roman" w:hAnsi="Consolas" w:cs="Times New Roman"/>
+          <w:color w:val="9CDCFE"/>
+          <w:sz w:val="21"/>
+          <w:szCs w:val="21"/>
+          <w:lang w:val="en-US" w:eastAsia="ru-RU"/>
+        </w:rPr>
+        <w:t>id</w:t>
+      </w:r>
+      <w:r>
+        <w:rPr>
+          <w:rFonts w:ascii="Consolas" w:eastAsia="Times New Roman" w:hAnsi="Consolas" w:cs="Times New Roman"/>
+          <w:color w:val="D4D4D4"/>
+          <w:sz w:val="21"/>
+          <w:szCs w:val="21"/>
+          <w:lang w:val="en-US" w:eastAsia="ru-RU"/>
+        </w:rPr>
+        <w:t>:</w:t>
+      </w:r>
+      <w:r>
+        <w:rPr>
+          <w:rFonts w:ascii="Consolas" w:eastAsia="Times New Roman" w:hAnsi="Consolas" w:cs="Times New Roman"/>
+          <w:color w:val="CCCCCC"/>
+          <w:sz w:val="21"/>
+          <w:szCs w:val="21"/>
+          <w:lang w:val="en-US" w:eastAsia="ru-RU"/>
+        </w:rPr>
+        <w:t xml:space="preserve"> </w:t>
+      </w:r>
+      <w:r>
+        <w:rPr>
+          <w:rFonts w:ascii="Consolas" w:eastAsia="Times New Roman" w:hAnsi="Consolas" w:cs="Times New Roman"/>
+          <w:color w:val="4EC9B0"/>
+          <w:sz w:val="21"/>
+          <w:szCs w:val="21"/>
+          <w:lang w:val="en-US" w:eastAsia="ru-RU"/>
+        </w:rPr>
+        <w:t>string</w:t>
+      </w:r>
+      <w:r>
+        <w:rPr>
+          <w:rFonts w:ascii="Consolas" w:eastAsia="Times New Roman" w:hAnsi="Consolas" w:cs="Times New Roman"/>
+          <w:color w:val="CCCCCC"/>
+          <w:sz w:val="21"/>
+          <w:szCs w:val="21"/>
+          <w:lang w:val="en-US" w:eastAsia="ru-RU"/>
+        </w:rPr>
+        <w:t xml:space="preserve">, </w:t>
+      </w:r>
+      <w:r>
+        <w:rPr>
+          <w:rFonts w:ascii="Consolas" w:eastAsia="Times New Roman" w:hAnsi="Consolas" w:cs="Times New Roman"/>
+          <w:color w:val="9CDCFE"/>
+          <w:sz w:val="21"/>
+          <w:szCs w:val="21"/>
+          <w:lang w:val="en-US" w:eastAsia="ru-RU"/>
+        </w:rPr>
+        <w:t>status</w:t>
+      </w:r>
+      <w:r>
+        <w:rPr>
+          <w:rFonts w:ascii="Consolas" w:eastAsia="Times New Roman" w:hAnsi="Consolas" w:cs="Times New Roman"/>
+          <w:color w:val="D4D4D4"/>
+          <w:sz w:val="21"/>
+          <w:szCs w:val="21"/>
+          <w:lang w:val="en-US" w:eastAsia="ru-RU"/>
+        </w:rPr>
+        <w:t>:</w:t>
+      </w:r>
+      <w:r>
+        <w:rPr>
+          <w:rFonts w:ascii="Consolas" w:eastAsia="Times New Roman" w:hAnsi="Consolas" w:cs="Times New Roman"/>
+          <w:color w:val="CCCCCC"/>
+          <w:sz w:val="21"/>
+          <w:szCs w:val="21"/>
+          <w:lang w:val="en-US" w:eastAsia="ru-RU"/>
+        </w:rPr>
+        <w:t xml:space="preserve"> </w:t>
+      </w:r>
+      <w:proofErr w:type="spellStart"/>
+      <w:r>
+        <w:rPr>
+          <w:rFonts w:ascii="Consolas" w:eastAsia="Times New Roman" w:hAnsi="Consolas" w:cs="Times New Roman"/>
+          <w:color w:val="4EC9B0"/>
+          <w:sz w:val="21"/>
+          <w:szCs w:val="21"/>
+          <w:lang w:val="en-US" w:eastAsia="ru-RU"/>
+        </w:rPr>
+        <w:t>TaskStatus</w:t>
+      </w:r>
+      <w:proofErr w:type="spellEnd"/>
+      <w:r>
+        <w:rPr>
+          <w:rFonts w:ascii="Consolas" w:eastAsia="Times New Roman" w:hAnsi="Consolas" w:cs="Times New Roman"/>
+          <w:color w:val="CCCCCC"/>
+          <w:sz w:val="21"/>
+          <w:szCs w:val="21"/>
+          <w:lang w:val="en-US" w:eastAsia="ru-RU"/>
+        </w:rPr>
+        <w:t xml:space="preserve">) </w:t>
+      </w:r>
+      <w:r>
+        <w:rPr>
+          <w:rFonts w:ascii="Consolas" w:eastAsia="Times New Roman" w:hAnsi="Consolas" w:cs="Times New Roman"/>
+          <w:color w:val="569CD6"/>
+          <w:sz w:val="21"/>
+          <w:szCs w:val="21"/>
+          <w:lang w:val="en-US" w:eastAsia="ru-RU"/>
+        </w:rPr>
+        <w:t>=&gt;</w:t>
+      </w:r>
+      <w:r>
+        <w:rPr>
+          <w:rFonts w:ascii="Consolas" w:eastAsia="Times New Roman" w:hAnsi="Consolas" w:cs="Times New Roman"/>
+          <w:color w:val="CCCCCC"/>
+          <w:sz w:val="21"/>
+          <w:szCs w:val="21"/>
+          <w:lang w:val="en-US" w:eastAsia="ru-RU"/>
+        </w:rPr>
+        <w:t xml:space="preserve"> </w:t>
+      </w:r>
+      <w:r>
+        <w:rPr>
+          <w:rFonts w:ascii="Consolas" w:eastAsia="Times New Roman" w:hAnsi="Consolas" w:cs="Times New Roman"/>
+          <w:color w:val="4EC9B0"/>
+          <w:sz w:val="21"/>
+          <w:szCs w:val="21"/>
+          <w:lang w:val="en-US" w:eastAsia="ru-RU"/>
+        </w:rPr>
+        <w:t>void</w:t>
+      </w:r>
+      <w:r>
+        <w:rPr>
+          <w:rFonts w:ascii="Consolas" w:eastAsia="Times New Roman" w:hAnsi="Consolas" w:cs="Times New Roman"/>
+          <w:color w:val="CCCCCC"/>
+          <w:sz w:val="21"/>
+          <w:szCs w:val="21"/>
+          <w:lang w:val="en-US" w:eastAsia="ru-RU"/>
+        </w:rPr>
+        <w:t xml:space="preserve">; </w:t>
+      </w:r>
+      <w:r>
+        <w:rPr>
+          <w:rFonts w:ascii="Consolas" w:eastAsia="Times New Roman" w:hAnsi="Consolas" w:cs="Times New Roman"/>
+          <w:color w:val="6A9955"/>
+          <w:sz w:val="21"/>
+          <w:szCs w:val="21"/>
+          <w:lang w:val="en-US" w:eastAsia="ru-RU"/>
+        </w:rPr>
+        <w:t xml:space="preserve">// </w:t>
+      </w:r>
+      <w:proofErr w:type="spellStart"/>
+      <w:r>
+        <w:rPr>
+          <w:rFonts w:ascii="Consolas" w:eastAsia="Times New Roman" w:hAnsi="Consolas" w:cs="Times New Roman"/>
+          <w:color w:val="6A9955"/>
+          <w:sz w:val="21"/>
+          <w:szCs w:val="21"/>
+          <w:lang w:eastAsia="ru-RU"/>
+        </w:rPr>
+        <w:t>функція</w:t>
+      </w:r>
+      <w:proofErr w:type="spellEnd"/>
+      <w:r>
+        <w:rPr>
+          <w:rFonts w:ascii="Consolas" w:eastAsia="Times New Roman" w:hAnsi="Consolas" w:cs="Times New Roman"/>
+          <w:color w:val="6A9955"/>
+          <w:sz w:val="21"/>
+          <w:szCs w:val="21"/>
+          <w:lang w:val="en-US" w:eastAsia="ru-RU"/>
+        </w:rPr>
+        <w:t xml:space="preserve"> </w:t>
+      </w:r>
+      <w:proofErr w:type="spellStart"/>
+      <w:r>
+        <w:rPr>
+          <w:rFonts w:ascii="Consolas" w:eastAsia="Times New Roman" w:hAnsi="Consolas" w:cs="Times New Roman"/>
+          <w:color w:val="6A9955"/>
+          <w:sz w:val="21"/>
+          <w:szCs w:val="21"/>
+          <w:lang w:eastAsia="ru-RU"/>
+        </w:rPr>
+        <w:t>зміни</w:t>
+      </w:r>
+      <w:proofErr w:type="spellEnd"/>
+      <w:r>
+        <w:rPr>
+          <w:rFonts w:ascii="Consolas" w:eastAsia="Times New Roman" w:hAnsi="Consolas" w:cs="Times New Roman"/>
+          <w:color w:val="6A9955"/>
+          <w:sz w:val="21"/>
+          <w:szCs w:val="21"/>
+          <w:lang w:val="en-US" w:eastAsia="ru-RU"/>
+        </w:rPr>
+        <w:t xml:space="preserve"> </w:t>
+      </w:r>
+      <w:r>
+        <w:rPr>
+          <w:rFonts w:ascii="Consolas" w:eastAsia="Times New Roman" w:hAnsi="Consolas" w:cs="Times New Roman"/>
+          <w:color w:val="6A9955"/>
+          <w:sz w:val="21"/>
+          <w:szCs w:val="21"/>
+          <w:lang w:eastAsia="ru-RU"/>
+        </w:rPr>
+        <w:t>статусу</w:t>
+      </w:r>
+    </w:p>
+    <w:p>
+      <w:pPr>
+        <w:shd w:val="clear" w:color="auto" w:fill="1F1F1F"/>
+        <w:spacing w:after="0" w:line="285" w:lineRule="atLeast"/>
+        <w:rPr>
+          <w:rFonts w:ascii="Consolas" w:eastAsia="Times New Roman" w:hAnsi="Consolas" w:cs="Times New Roman"/>
+          <w:color w:val="CCCCCC"/>
+          <w:sz w:val="21"/>
+          <w:szCs w:val="21"/>
+          <w:lang w:val="en-US" w:eastAsia="ru-RU"/>
+        </w:rPr>
+      </w:pPr>
+      <w:r>
+        <w:rPr>
+          <w:rFonts w:ascii="Consolas" w:eastAsia="Times New Roman" w:hAnsi="Consolas" w:cs="Times New Roman"/>
+          <w:color w:val="CCCCCC"/>
+          <w:sz w:val="21"/>
+          <w:szCs w:val="21"/>
+          <w:lang w:val="en-US" w:eastAsia="ru-RU"/>
+        </w:rPr>
+        <w:t>}</w:t>
+      </w:r>
+    </w:p>
+    <w:p>
+      <w:pPr>
+        <w:shd w:val="clear" w:color="auto" w:fill="1F1F1F"/>
+        <w:spacing w:after="0" w:line="285" w:lineRule="atLeast"/>
+        <w:rPr>
+          <w:rFonts w:ascii="Consolas" w:eastAsia="Times New Roman" w:hAnsi="Consolas" w:cs="Times New Roman"/>
+          <w:color w:val="CCCCCC"/>
+          <w:sz w:val="21"/>
+          <w:szCs w:val="21"/>
+          <w:lang w:val="en-US" w:eastAsia="ru-RU"/>
+        </w:rPr>
+      </w:pPr>
+      <w:r>
+        <w:rPr>
+          <w:rFonts w:ascii="Consolas" w:eastAsia="Times New Roman" w:hAnsi="Consolas" w:cs="Times New Roman"/>
+          <w:color w:val="6A9955"/>
+          <w:sz w:val="21"/>
+          <w:szCs w:val="21"/>
+          <w:lang w:val="en-US" w:eastAsia="ru-RU"/>
+        </w:rPr>
+        <w:t>//</w:t>
+      </w:r>
+      <w:proofErr w:type="spellStart"/>
+      <w:r>
+        <w:rPr>
+          <w:rFonts w:ascii="Consolas" w:eastAsia="Times New Roman" w:hAnsi="Consolas" w:cs="Times New Roman"/>
+          <w:color w:val="6A9955"/>
+          <w:sz w:val="21"/>
+          <w:szCs w:val="21"/>
+          <w:lang w:eastAsia="ru-RU"/>
+        </w:rPr>
+        <w:t>функція</w:t>
+      </w:r>
+      <w:proofErr w:type="spellEnd"/>
+      <w:r>
+        <w:rPr>
+          <w:rFonts w:ascii="Consolas" w:eastAsia="Times New Roman" w:hAnsi="Consolas" w:cs="Times New Roman"/>
+          <w:color w:val="6A9955"/>
+          <w:sz w:val="21"/>
+          <w:szCs w:val="21"/>
+          <w:lang w:val="en-US" w:eastAsia="ru-RU"/>
+        </w:rPr>
+        <w:t xml:space="preserve">, </w:t>
+      </w:r>
+      <w:proofErr w:type="spellStart"/>
+      <w:r>
+        <w:rPr>
+          <w:rFonts w:ascii="Consolas" w:eastAsia="Times New Roman" w:hAnsi="Consolas" w:cs="Times New Roman"/>
+          <w:color w:val="6A9955"/>
+          <w:sz w:val="21"/>
+          <w:szCs w:val="21"/>
+          <w:lang w:eastAsia="ru-RU"/>
+        </w:rPr>
+        <w:t>що</w:t>
+      </w:r>
+      <w:proofErr w:type="spellEnd"/>
+      <w:r>
+        <w:rPr>
+          <w:rFonts w:ascii="Consolas" w:eastAsia="Times New Roman" w:hAnsi="Consolas" w:cs="Times New Roman"/>
+          <w:color w:val="6A9955"/>
+          <w:sz w:val="21"/>
+          <w:szCs w:val="21"/>
+          <w:lang w:val="en-US" w:eastAsia="ru-RU"/>
+        </w:rPr>
+        <w:t xml:space="preserve"> </w:t>
+      </w:r>
+      <w:proofErr w:type="spellStart"/>
+      <w:r>
+        <w:rPr>
+          <w:rFonts w:ascii="Consolas" w:eastAsia="Times New Roman" w:hAnsi="Consolas" w:cs="Times New Roman"/>
+          <w:color w:val="6A9955"/>
+          <w:sz w:val="21"/>
+          <w:szCs w:val="21"/>
+          <w:lang w:eastAsia="ru-RU"/>
+        </w:rPr>
+        <w:t>приймає</w:t>
+      </w:r>
+      <w:proofErr w:type="spellEnd"/>
+      <w:r>
+        <w:rPr>
+          <w:rFonts w:ascii="Consolas" w:eastAsia="Times New Roman" w:hAnsi="Consolas" w:cs="Times New Roman"/>
+          <w:color w:val="6A9955"/>
+          <w:sz w:val="21"/>
+          <w:szCs w:val="21"/>
+          <w:lang w:val="en-US" w:eastAsia="ru-RU"/>
+        </w:rPr>
+        <w:t xml:space="preserve"> </w:t>
+      </w:r>
+      <w:r>
+        <w:rPr>
+          <w:rFonts w:ascii="Consolas" w:eastAsia="Times New Roman" w:hAnsi="Consolas" w:cs="Times New Roman"/>
+          <w:color w:val="6A9955"/>
+          <w:sz w:val="21"/>
+          <w:szCs w:val="21"/>
+          <w:lang w:eastAsia="ru-RU"/>
+        </w:rPr>
+        <w:t>і</w:t>
+      </w:r>
+      <w:r>
+        <w:rPr>
+          <w:rFonts w:ascii="Consolas" w:eastAsia="Times New Roman" w:hAnsi="Consolas" w:cs="Times New Roman"/>
+          <w:color w:val="6A9955"/>
+          <w:sz w:val="21"/>
+          <w:szCs w:val="21"/>
+          <w:lang w:val="en-US" w:eastAsia="ru-RU"/>
+        </w:rPr>
+        <w:t xml:space="preserve"> </w:t>
+      </w:r>
+      <w:proofErr w:type="spellStart"/>
+      <w:r>
+        <w:rPr>
+          <w:rFonts w:ascii="Consolas" w:eastAsia="Times New Roman" w:hAnsi="Consolas" w:cs="Times New Roman"/>
+          <w:color w:val="6A9955"/>
+          <w:sz w:val="21"/>
+          <w:szCs w:val="21"/>
+          <w:lang w:eastAsia="ru-RU"/>
+        </w:rPr>
+        <w:t>обробляє</w:t>
+      </w:r>
+      <w:proofErr w:type="spellEnd"/>
+      <w:r>
+        <w:rPr>
+          <w:rFonts w:ascii="Consolas" w:eastAsia="Times New Roman" w:hAnsi="Consolas" w:cs="Times New Roman"/>
+          <w:color w:val="6A9955"/>
+          <w:sz w:val="21"/>
+          <w:szCs w:val="21"/>
+          <w:lang w:val="en-US" w:eastAsia="ru-RU"/>
+        </w:rPr>
+        <w:t xml:space="preserve"> props</w:t>
+      </w:r>
+    </w:p>
+    <w:p>
+      <w:pPr>
+        <w:shd w:val="clear" w:color="auto" w:fill="1F1F1F"/>
+        <w:spacing w:after="0" w:line="285" w:lineRule="atLeast"/>
+        <w:rPr>
+          <w:rFonts w:ascii="Consolas" w:eastAsia="Times New Roman" w:hAnsi="Consolas" w:cs="Times New Roman"/>
+          <w:color w:val="CCCCCC"/>
+          <w:sz w:val="21"/>
+          <w:szCs w:val="21"/>
+          <w:lang w:val="en-US" w:eastAsia="ru-RU"/>
+        </w:rPr>
+      </w:pPr>
+      <w:r>
+        <w:rPr>
+          <w:rFonts w:ascii="Consolas" w:eastAsia="Times New Roman" w:hAnsi="Consolas" w:cs="Times New Roman"/>
+          <w:color w:val="C586C0"/>
+          <w:sz w:val="21"/>
+          <w:szCs w:val="21"/>
+          <w:lang w:val="en-US" w:eastAsia="ru-RU"/>
+        </w:rPr>
+        <w:t>export</w:t>
+      </w:r>
+      <w:r>
+        <w:rPr>
+          <w:rFonts w:ascii="Consolas" w:eastAsia="Times New Roman" w:hAnsi="Consolas" w:cs="Times New Roman"/>
+          <w:color w:val="CCCCCC"/>
+          <w:sz w:val="21"/>
+          <w:szCs w:val="21"/>
+          <w:lang w:val="en-US" w:eastAsia="ru-RU"/>
+        </w:rPr>
+        <w:t xml:space="preserve"> </w:t>
+      </w:r>
+      <w:r>
+        <w:rPr>
+          <w:rFonts w:ascii="Consolas" w:eastAsia="Times New Roman" w:hAnsi="Consolas" w:cs="Times New Roman"/>
+          <w:color w:val="C586C0"/>
+          <w:sz w:val="21"/>
+          <w:szCs w:val="21"/>
+          <w:lang w:val="en-US" w:eastAsia="ru-RU"/>
+        </w:rPr>
+        <w:t>default</w:t>
+      </w:r>
+      <w:r>
+        <w:rPr>
+          <w:rFonts w:ascii="Consolas" w:eastAsia="Times New Roman" w:hAnsi="Consolas" w:cs="Times New Roman"/>
+          <w:color w:val="CCCCCC"/>
+          <w:sz w:val="21"/>
+          <w:szCs w:val="21"/>
+          <w:lang w:val="en-US" w:eastAsia="ru-RU"/>
+        </w:rPr>
+        <w:t xml:space="preserve"> </w:t>
+      </w:r>
+      <w:r>
+        <w:rPr>
+          <w:rFonts w:ascii="Consolas" w:eastAsia="Times New Roman" w:hAnsi="Consolas" w:cs="Times New Roman"/>
+          <w:color w:val="569CD6"/>
+          <w:sz w:val="21"/>
+          <w:szCs w:val="21"/>
+          <w:lang w:val="en-US" w:eastAsia="ru-RU"/>
+        </w:rPr>
+        <w:t>function</w:t>
+      </w:r>
+      <w:r>
+        <w:rPr>
+          <w:rFonts w:ascii="Consolas" w:eastAsia="Times New Roman" w:hAnsi="Consolas" w:cs="Times New Roman"/>
+          <w:color w:val="CCCCCC"/>
+          <w:sz w:val="21"/>
+          <w:szCs w:val="21"/>
+          <w:lang w:val="en-US" w:eastAsia="ru-RU"/>
+        </w:rPr>
+        <w:t xml:space="preserve"> </w:t>
+      </w:r>
+      <w:proofErr w:type="spellStart"/>
+      <w:r>
+        <w:rPr>
+          <w:rFonts w:ascii="Consolas" w:eastAsia="Times New Roman" w:hAnsi="Consolas" w:cs="Times New Roman"/>
+          <w:color w:val="DCDCAA"/>
+          <w:sz w:val="21"/>
+          <w:szCs w:val="21"/>
+          <w:lang w:val="en-US" w:eastAsia="ru-RU"/>
+        </w:rPr>
+        <w:t>TaskList</w:t>
+      </w:r>
+      <w:proofErr w:type="spellEnd"/>
+      <w:r>
+        <w:rPr>
+          <w:rFonts w:ascii="Consolas" w:eastAsia="Times New Roman" w:hAnsi="Consolas" w:cs="Times New Roman"/>
+          <w:color w:val="CCCCCC"/>
+          <w:sz w:val="21"/>
+          <w:szCs w:val="21"/>
+          <w:lang w:val="en-US" w:eastAsia="ru-RU"/>
+        </w:rPr>
+        <w:t>(</w:t>
+      </w:r>
+      <w:r>
+        <w:rPr>
+          <w:rFonts w:ascii="Consolas" w:eastAsia="Times New Roman" w:hAnsi="Consolas" w:cs="Times New Roman"/>
+          <w:color w:val="9CDCFE"/>
+          <w:sz w:val="21"/>
+          <w:szCs w:val="21"/>
+          <w:lang w:val="en-US" w:eastAsia="ru-RU"/>
+        </w:rPr>
+        <w:t>props</w:t>
+      </w:r>
+      <w:r>
+        <w:rPr>
+          <w:rFonts w:ascii="Consolas" w:eastAsia="Times New Roman" w:hAnsi="Consolas" w:cs="Times New Roman"/>
+          <w:color w:val="D4D4D4"/>
+          <w:sz w:val="21"/>
+          <w:szCs w:val="21"/>
+          <w:lang w:val="en-US" w:eastAsia="ru-RU"/>
+        </w:rPr>
+        <w:t>:</w:t>
+      </w:r>
+      <w:r>
+        <w:rPr>
+          <w:rFonts w:ascii="Consolas" w:eastAsia="Times New Roman" w:hAnsi="Consolas" w:cs="Times New Roman"/>
+          <w:color w:val="CCCCCC"/>
+          <w:sz w:val="21"/>
+          <w:szCs w:val="21"/>
+          <w:lang w:val="en-US" w:eastAsia="ru-RU"/>
+        </w:rPr>
+        <w:t xml:space="preserve"> </w:t>
+      </w:r>
+      <w:proofErr w:type="spellStart"/>
+      <w:r>
+        <w:rPr>
+          <w:rFonts w:ascii="Consolas" w:eastAsia="Times New Roman" w:hAnsi="Consolas" w:cs="Times New Roman"/>
+          <w:color w:val="4EC9B0"/>
+          <w:sz w:val="21"/>
+          <w:szCs w:val="21"/>
+          <w:lang w:val="en-US" w:eastAsia="ru-RU"/>
+        </w:rPr>
+        <w:t>TaskListProps</w:t>
+      </w:r>
+      <w:proofErr w:type="spellEnd"/>
+      <w:r>
+        <w:rPr>
+          <w:rFonts w:ascii="Consolas" w:eastAsia="Times New Roman" w:hAnsi="Consolas" w:cs="Times New Roman"/>
+          <w:color w:val="CCCCCC"/>
+          <w:sz w:val="21"/>
+          <w:szCs w:val="21"/>
+          <w:lang w:val="en-US" w:eastAsia="ru-RU"/>
+        </w:rPr>
+        <w:t xml:space="preserve">) </w:t>
+      </w:r>
+    </w:p>
+    <w:p>
+      <w:pPr>
+        <w:shd w:val="clear" w:color="auto" w:fill="1F1F1F"/>
+        <w:spacing w:after="0" w:line="285" w:lineRule="atLeast"/>
+        <w:rPr>
+          <w:rFonts w:ascii="Consolas" w:eastAsia="Times New Roman" w:hAnsi="Consolas" w:cs="Times New Roman"/>
+          <w:color w:val="CCCCCC"/>
+          <w:sz w:val="21"/>
+          <w:szCs w:val="21"/>
+          <w:lang w:val="en-US" w:eastAsia="ru-RU"/>
+        </w:rPr>
+      </w:pPr>
+      <w:r>
+        <w:rPr>
+          <w:rFonts w:ascii="Consolas" w:eastAsia="Times New Roman" w:hAnsi="Consolas" w:cs="Times New Roman"/>
+          <w:color w:val="CCCCCC"/>
+          <w:sz w:val="21"/>
+          <w:szCs w:val="21"/>
+          <w:lang w:val="en-US" w:eastAsia="ru-RU"/>
+        </w:rPr>
+        <w:t>{  </w:t>
+      </w:r>
+    </w:p>
+    <w:p>
+      <w:pPr>
+        <w:shd w:val="clear" w:color="auto" w:fill="1F1F1F"/>
+        <w:spacing w:after="0" w:line="285" w:lineRule="atLeast"/>
+        <w:rPr>
+          <w:rFonts w:ascii="Consolas" w:eastAsia="Times New Roman" w:hAnsi="Consolas" w:cs="Times New Roman"/>
+          <w:color w:val="CCCCCC"/>
+          <w:sz w:val="21"/>
+          <w:szCs w:val="21"/>
+          <w:lang w:val="en-US" w:eastAsia="ru-RU"/>
+        </w:rPr>
+      </w:pPr>
+      <w:r>
+        <w:rPr>
+          <w:rFonts w:ascii="Consolas" w:eastAsia="Times New Roman" w:hAnsi="Consolas" w:cs="Times New Roman"/>
+          <w:color w:val="CCCCCC"/>
+          <w:sz w:val="21"/>
+          <w:szCs w:val="21"/>
+          <w:lang w:val="en-US" w:eastAsia="ru-RU"/>
+        </w:rPr>
+        <w:t xml:space="preserve">    </w:t>
+      </w:r>
+      <w:r>
+        <w:rPr>
+          <w:rFonts w:ascii="Consolas" w:eastAsia="Times New Roman" w:hAnsi="Consolas" w:cs="Times New Roman"/>
+          <w:color w:val="569CD6"/>
+          <w:sz w:val="21"/>
+          <w:szCs w:val="21"/>
+          <w:lang w:val="en-US" w:eastAsia="ru-RU"/>
+        </w:rPr>
+        <w:t>const</w:t>
+      </w:r>
+      <w:r>
+        <w:rPr>
+          <w:rFonts w:ascii="Consolas" w:eastAsia="Times New Roman" w:hAnsi="Consolas" w:cs="Times New Roman"/>
+          <w:color w:val="CCCCCC"/>
+          <w:sz w:val="21"/>
+          <w:szCs w:val="21"/>
+          <w:lang w:val="en-US" w:eastAsia="ru-RU"/>
+        </w:rPr>
+        <w:t xml:space="preserve"> { </w:t>
+      </w:r>
+      <w:r>
+        <w:rPr>
+          <w:rFonts w:ascii="Consolas" w:eastAsia="Times New Roman" w:hAnsi="Consolas" w:cs="Times New Roman"/>
+          <w:color w:val="4FC1FF"/>
+          <w:sz w:val="21"/>
+          <w:szCs w:val="21"/>
+          <w:lang w:val="en-US" w:eastAsia="ru-RU"/>
+        </w:rPr>
+        <w:t>tasks</w:t>
+      </w:r>
+      <w:r>
+        <w:rPr>
+          <w:rFonts w:ascii="Consolas" w:eastAsia="Times New Roman" w:hAnsi="Consolas" w:cs="Times New Roman"/>
+          <w:color w:val="CCCCCC"/>
+          <w:sz w:val="21"/>
+          <w:szCs w:val="21"/>
+          <w:lang w:val="en-US" w:eastAsia="ru-RU"/>
+        </w:rPr>
+        <w:t xml:space="preserve">, </w:t>
+      </w:r>
+      <w:proofErr w:type="spellStart"/>
+      <w:r>
+        <w:rPr>
+          <w:rFonts w:ascii="Consolas" w:eastAsia="Times New Roman" w:hAnsi="Consolas" w:cs="Times New Roman"/>
+          <w:color w:val="DCDCAA"/>
+          <w:sz w:val="21"/>
+          <w:szCs w:val="21"/>
+          <w:lang w:val="en-US" w:eastAsia="ru-RU"/>
+        </w:rPr>
+        <w:t>onDelete</w:t>
+      </w:r>
+      <w:proofErr w:type="spellEnd"/>
+      <w:r>
+        <w:rPr>
+          <w:rFonts w:ascii="Consolas" w:eastAsia="Times New Roman" w:hAnsi="Consolas" w:cs="Times New Roman"/>
+          <w:color w:val="CCCCCC"/>
+          <w:sz w:val="21"/>
+          <w:szCs w:val="21"/>
+          <w:lang w:val="en-US" w:eastAsia="ru-RU"/>
+        </w:rPr>
+        <w:t xml:space="preserve">, </w:t>
+      </w:r>
+      <w:proofErr w:type="spellStart"/>
+      <w:r>
+        <w:rPr>
+          <w:rFonts w:ascii="Consolas" w:eastAsia="Times New Roman" w:hAnsi="Consolas" w:cs="Times New Roman"/>
+          <w:color w:val="DCDCAA"/>
+          <w:sz w:val="21"/>
+          <w:szCs w:val="21"/>
+          <w:lang w:val="en-US" w:eastAsia="ru-RU"/>
+        </w:rPr>
+        <w:t>onStatusChange</w:t>
+      </w:r>
+      <w:proofErr w:type="spellEnd"/>
+      <w:r>
+        <w:rPr>
+          <w:rFonts w:ascii="Consolas" w:eastAsia="Times New Roman" w:hAnsi="Consolas" w:cs="Times New Roman"/>
+          <w:color w:val="CCCCCC"/>
+          <w:sz w:val="21"/>
+          <w:szCs w:val="21"/>
+          <w:lang w:val="en-US" w:eastAsia="ru-RU"/>
+        </w:rPr>
+        <w:t xml:space="preserve"> } </w:t>
+      </w:r>
+      <w:r>
+        <w:rPr>
+          <w:rFonts w:ascii="Consolas" w:eastAsia="Times New Roman" w:hAnsi="Consolas" w:cs="Times New Roman"/>
+          <w:color w:val="D4D4D4"/>
+          <w:sz w:val="21"/>
+          <w:szCs w:val="21"/>
+          <w:lang w:val="en-US" w:eastAsia="ru-RU"/>
+        </w:rPr>
+        <w:t>=</w:t>
+      </w:r>
+      <w:r>
+        <w:rPr>
+          <w:rFonts w:ascii="Consolas" w:eastAsia="Times New Roman" w:hAnsi="Consolas" w:cs="Times New Roman"/>
+          <w:color w:val="CCCCCC"/>
+          <w:sz w:val="21"/>
+          <w:szCs w:val="21"/>
+          <w:lang w:val="en-US" w:eastAsia="ru-RU"/>
+        </w:rPr>
+        <w:t xml:space="preserve"> </w:t>
+      </w:r>
+      <w:r>
+        <w:rPr>
+          <w:rFonts w:ascii="Consolas" w:eastAsia="Times New Roman" w:hAnsi="Consolas" w:cs="Times New Roman"/>
+          <w:color w:val="9CDCFE"/>
+          <w:sz w:val="21"/>
+          <w:szCs w:val="21"/>
+          <w:lang w:val="en-US" w:eastAsia="ru-RU"/>
+        </w:rPr>
+        <w:t>props</w:t>
+      </w:r>
+      <w:r>
+        <w:rPr>
+          <w:rFonts w:ascii="Consolas" w:eastAsia="Times New Roman" w:hAnsi="Consolas" w:cs="Times New Roman"/>
+          <w:color w:val="CCCCCC"/>
+          <w:sz w:val="21"/>
+          <w:szCs w:val="21"/>
+          <w:lang w:val="en-US" w:eastAsia="ru-RU"/>
+        </w:rPr>
+        <w:t>;</w:t>
+      </w:r>
+    </w:p>
+    <w:p>
+      <w:pPr>
+        <w:shd w:val="clear" w:color="auto" w:fill="1F1F1F"/>
+        <w:spacing w:after="0" w:line="285" w:lineRule="atLeast"/>
+        <w:rPr>
+          <w:rFonts w:ascii="Consolas" w:eastAsia="Times New Roman" w:hAnsi="Consolas" w:cs="Times New Roman"/>
+          <w:color w:val="CCCCCC"/>
+          <w:sz w:val="21"/>
+          <w:szCs w:val="21"/>
+          <w:lang w:val="en-US" w:eastAsia="ru-RU"/>
+        </w:rPr>
+      </w:pPr>
+    </w:p>
+    <w:p>
+      <w:pPr>
+        <w:shd w:val="clear" w:color="auto" w:fill="1F1F1F"/>
+        <w:spacing w:after="0" w:line="285" w:lineRule="atLeast"/>
+        <w:rPr>
+          <w:rFonts w:ascii="Consolas" w:eastAsia="Times New Roman" w:hAnsi="Consolas" w:cs="Times New Roman"/>
+          <w:color w:val="CCCCCC"/>
+          <w:sz w:val="21"/>
+          <w:szCs w:val="21"/>
+          <w:lang w:eastAsia="ru-RU"/>
+        </w:rPr>
+      </w:pPr>
+      <w:r>
+        <w:rPr>
+          <w:rFonts w:ascii="Consolas" w:eastAsia="Times New Roman" w:hAnsi="Consolas" w:cs="Times New Roman"/>
+          <w:color w:val="CCCCCC"/>
+          <w:sz w:val="21"/>
+          <w:szCs w:val="21"/>
+          <w:lang w:val="en-US" w:eastAsia="ru-RU"/>
+        </w:rPr>
+        <w:t xml:space="preserve">    </w:t>
+      </w:r>
+      <w:r>
+        <w:rPr>
+          <w:rFonts w:ascii="Consolas" w:eastAsia="Times New Roman" w:hAnsi="Consolas" w:cs="Times New Roman"/>
+          <w:color w:val="6A9955"/>
+          <w:sz w:val="21"/>
+          <w:szCs w:val="21"/>
+          <w:lang w:eastAsia="ru-RU"/>
+        </w:rPr>
+        <w:t>//</w:t>
+      </w:r>
+      <w:proofErr w:type="spellStart"/>
+      <w:r>
+        <w:rPr>
+          <w:rFonts w:ascii="Consolas" w:eastAsia="Times New Roman" w:hAnsi="Consolas" w:cs="Times New Roman"/>
+          <w:color w:val="6A9955"/>
+          <w:sz w:val="21"/>
+          <w:szCs w:val="21"/>
+          <w:lang w:eastAsia="ru-RU"/>
+        </w:rPr>
+        <w:t>перевірка</w:t>
+      </w:r>
+      <w:proofErr w:type="spellEnd"/>
+      <w:r>
+        <w:rPr>
+          <w:rFonts w:ascii="Consolas" w:eastAsia="Times New Roman" w:hAnsi="Consolas" w:cs="Times New Roman"/>
+          <w:color w:val="6A9955"/>
+          <w:sz w:val="21"/>
+          <w:szCs w:val="21"/>
+          <w:lang w:eastAsia="ru-RU"/>
+        </w:rPr>
+        <w:t xml:space="preserve"> на </w:t>
+      </w:r>
+      <w:proofErr w:type="spellStart"/>
+      <w:r>
+        <w:rPr>
+          <w:rFonts w:ascii="Consolas" w:eastAsia="Times New Roman" w:hAnsi="Consolas" w:cs="Times New Roman"/>
+          <w:color w:val="6A9955"/>
+          <w:sz w:val="21"/>
+          <w:szCs w:val="21"/>
+          <w:lang w:eastAsia="ru-RU"/>
+        </w:rPr>
+        <w:t>порожній</w:t>
+      </w:r>
+      <w:proofErr w:type="spellEnd"/>
+      <w:r>
+        <w:rPr>
+          <w:rFonts w:ascii="Consolas" w:eastAsia="Times New Roman" w:hAnsi="Consolas" w:cs="Times New Roman"/>
+          <w:color w:val="6A9955"/>
+          <w:sz w:val="21"/>
+          <w:szCs w:val="21"/>
+          <w:lang w:eastAsia="ru-RU"/>
+        </w:rPr>
+        <w:t xml:space="preserve"> список</w:t>
+      </w:r>
+    </w:p>
+    <w:p>
+      <w:pPr>
+        <w:shd w:val="clear" w:color="auto" w:fill="1F1F1F"/>
+        <w:spacing w:after="0" w:line="285" w:lineRule="atLeast"/>
+        <w:rPr>
+          <w:rFonts w:ascii="Consolas" w:eastAsia="Times New Roman" w:hAnsi="Consolas" w:cs="Times New Roman"/>
+          <w:color w:val="CCCCCC"/>
+          <w:sz w:val="21"/>
+          <w:szCs w:val="21"/>
+          <w:lang w:eastAsia="ru-RU"/>
+        </w:rPr>
+      </w:pPr>
+      <w:r>
+        <w:rPr>
+          <w:rFonts w:ascii="Consolas" w:eastAsia="Times New Roman" w:hAnsi="Consolas" w:cs="Times New Roman"/>
+          <w:color w:val="CCCCCC"/>
+          <w:sz w:val="21"/>
+          <w:szCs w:val="21"/>
+          <w:lang w:eastAsia="ru-RU"/>
+        </w:rPr>
+        <w:t xml:space="preserve">    </w:t>
+      </w:r>
+      <w:proofErr w:type="spellStart"/>
+      <w:r>
+        <w:rPr>
+          <w:rFonts w:ascii="Consolas" w:eastAsia="Times New Roman" w:hAnsi="Consolas" w:cs="Times New Roman"/>
+          <w:color w:val="C586C0"/>
+          <w:sz w:val="21"/>
+          <w:szCs w:val="21"/>
+          <w:lang w:eastAsia="ru-RU"/>
+        </w:rPr>
+        <w:t>if</w:t>
+      </w:r>
+      <w:proofErr w:type="spellEnd"/>
+      <w:r>
+        <w:rPr>
+          <w:rFonts w:ascii="Consolas" w:eastAsia="Times New Roman" w:hAnsi="Consolas" w:cs="Times New Roman"/>
+          <w:color w:val="CCCCCC"/>
+          <w:sz w:val="21"/>
+          <w:szCs w:val="21"/>
+          <w:lang w:eastAsia="ru-RU"/>
+        </w:rPr>
+        <w:t xml:space="preserve"> (</w:t>
+      </w:r>
+      <w:proofErr w:type="spellStart"/>
+      <w:r>
+        <w:rPr>
+          <w:rFonts w:ascii="Consolas" w:eastAsia="Times New Roman" w:hAnsi="Consolas" w:cs="Times New Roman"/>
+          <w:color w:val="4FC1FF"/>
+          <w:sz w:val="21"/>
+          <w:szCs w:val="21"/>
+          <w:lang w:eastAsia="ru-RU"/>
+        </w:rPr>
+        <w:t>tasks</w:t>
+      </w:r>
+      <w:r>
+        <w:rPr>
+          <w:rFonts w:ascii="Consolas" w:eastAsia="Times New Roman" w:hAnsi="Consolas" w:cs="Times New Roman"/>
+          <w:color w:val="CCCCCC"/>
+          <w:sz w:val="21"/>
+          <w:szCs w:val="21"/>
+          <w:lang w:eastAsia="ru-RU"/>
+        </w:rPr>
+        <w:t>.</w:t>
+      </w:r>
+      <w:r>
+        <w:rPr>
+          <w:rFonts w:ascii="Consolas" w:eastAsia="Times New Roman" w:hAnsi="Consolas" w:cs="Times New Roman"/>
+          <w:color w:val="9CDCFE"/>
+          <w:sz w:val="21"/>
+          <w:szCs w:val="21"/>
+          <w:lang w:eastAsia="ru-RU"/>
+        </w:rPr>
+        <w:t>length</w:t>
+      </w:r>
+      <w:proofErr w:type="spellEnd"/>
+      <w:r>
+        <w:rPr>
+          <w:rFonts w:ascii="Consolas" w:eastAsia="Times New Roman" w:hAnsi="Consolas" w:cs="Times New Roman"/>
+          <w:color w:val="CCCCCC"/>
+          <w:sz w:val="21"/>
+          <w:szCs w:val="21"/>
+          <w:lang w:eastAsia="ru-RU"/>
+        </w:rPr>
+        <w:t xml:space="preserve"> </w:t>
+      </w:r>
+      <w:r>
+        <w:rPr>
+          <w:rFonts w:ascii="Consolas" w:eastAsia="Times New Roman" w:hAnsi="Consolas" w:cs="Times New Roman"/>
+          <w:color w:val="D4D4D4"/>
+          <w:sz w:val="21"/>
+          <w:szCs w:val="21"/>
+          <w:lang w:eastAsia="ru-RU"/>
+        </w:rPr>
+        <w:t>===</w:t>
+      </w:r>
+      <w:r>
+        <w:rPr>
+          <w:rFonts w:ascii="Consolas" w:eastAsia="Times New Roman" w:hAnsi="Consolas" w:cs="Times New Roman"/>
+          <w:color w:val="CCCCCC"/>
+          <w:sz w:val="21"/>
+          <w:szCs w:val="21"/>
+          <w:lang w:eastAsia="ru-RU"/>
+        </w:rPr>
+        <w:t xml:space="preserve"> </w:t>
+      </w:r>
+      <w:r>
+        <w:rPr>
+          <w:rFonts w:ascii="Consolas" w:eastAsia="Times New Roman" w:hAnsi="Consolas" w:cs="Times New Roman"/>
+          <w:color w:val="B5CEA8"/>
+          <w:sz w:val="21"/>
+          <w:szCs w:val="21"/>
+          <w:lang w:eastAsia="ru-RU"/>
+        </w:rPr>
+        <w:t>0</w:t>
+      </w:r>
+      <w:r>
+        <w:rPr>
+          <w:rFonts w:ascii="Consolas" w:eastAsia="Times New Roman" w:hAnsi="Consolas" w:cs="Times New Roman"/>
+          <w:color w:val="CCCCCC"/>
+          <w:sz w:val="21"/>
+          <w:szCs w:val="21"/>
+          <w:lang w:eastAsia="ru-RU"/>
+        </w:rPr>
+        <w:t xml:space="preserve">) </w:t>
+      </w:r>
+    </w:p>
+    <w:p>
+      <w:pPr>
+        <w:shd w:val="clear" w:color="auto" w:fill="1F1F1F"/>
+        <w:spacing w:after="0" w:line="285" w:lineRule="atLeast"/>
+        <w:rPr>
+          <w:rFonts w:ascii="Consolas" w:eastAsia="Times New Roman" w:hAnsi="Consolas" w:cs="Times New Roman"/>
+          <w:color w:val="CCCCCC"/>
+          <w:sz w:val="21"/>
+          <w:szCs w:val="21"/>
+          <w:lang w:eastAsia="ru-RU"/>
+        </w:rPr>
+      </w:pPr>
+      <w:r>
+        <w:rPr>
+          <w:rFonts w:ascii="Consolas" w:eastAsia="Times New Roman" w:hAnsi="Consolas" w:cs="Times New Roman"/>
+          <w:color w:val="CCCCCC"/>
+          <w:sz w:val="21"/>
+          <w:szCs w:val="21"/>
+          <w:lang w:eastAsia="ru-RU"/>
+        </w:rPr>
+        <w:t>    {</w:t>
+      </w:r>
+    </w:p>
+    <w:p>
+      <w:pPr>
+        <w:shd w:val="clear" w:color="auto" w:fill="1F1F1F"/>
+        <w:spacing w:after="0" w:line="285" w:lineRule="atLeast"/>
+        <w:rPr>
+          <w:rFonts w:ascii="Consolas" w:eastAsia="Times New Roman" w:hAnsi="Consolas" w:cs="Times New Roman"/>
+          <w:color w:val="CCCCCC"/>
+          <w:sz w:val="21"/>
+          <w:szCs w:val="21"/>
+          <w:lang w:eastAsia="ru-RU"/>
+        </w:rPr>
+      </w:pPr>
+      <w:r>
+        <w:rPr>
+          <w:rFonts w:ascii="Consolas" w:eastAsia="Times New Roman" w:hAnsi="Consolas" w:cs="Times New Roman"/>
+          <w:color w:val="CCCCCC"/>
+          <w:sz w:val="21"/>
+          <w:szCs w:val="21"/>
+          <w:lang w:eastAsia="ru-RU"/>
+        </w:rPr>
+        <w:t xml:space="preserve">        </w:t>
+      </w:r>
+      <w:proofErr w:type="spellStart"/>
+      <w:r>
+        <w:rPr>
+          <w:rFonts w:ascii="Consolas" w:eastAsia="Times New Roman" w:hAnsi="Consolas" w:cs="Times New Roman"/>
+          <w:color w:val="C586C0"/>
+          <w:sz w:val="21"/>
+          <w:szCs w:val="21"/>
+          <w:lang w:eastAsia="ru-RU"/>
+        </w:rPr>
+        <w:t>return</w:t>
+      </w:r>
+      <w:proofErr w:type="spellEnd"/>
+      <w:r>
+        <w:rPr>
+          <w:rFonts w:ascii="Consolas" w:eastAsia="Times New Roman" w:hAnsi="Consolas" w:cs="Times New Roman"/>
+          <w:color w:val="CCCCCC"/>
+          <w:sz w:val="21"/>
+          <w:szCs w:val="21"/>
+          <w:lang w:eastAsia="ru-RU"/>
+        </w:rPr>
+        <w:t xml:space="preserve"> (</w:t>
+      </w:r>
+    </w:p>
+    <w:p>
+      <w:pPr>
+        <w:shd w:val="clear" w:color="auto" w:fill="1F1F1F"/>
+        <w:spacing w:after="0" w:line="285" w:lineRule="atLeast"/>
+        <w:rPr>
+          <w:rFonts w:ascii="Consolas" w:eastAsia="Times New Roman" w:hAnsi="Consolas" w:cs="Times New Roman"/>
+          <w:color w:val="CCCCCC"/>
+          <w:sz w:val="21"/>
+          <w:szCs w:val="21"/>
+          <w:lang w:eastAsia="ru-RU"/>
+        </w:rPr>
+      </w:pPr>
+      <w:r>
+        <w:rPr>
+          <w:rFonts w:ascii="Consolas" w:eastAsia="Times New Roman" w:hAnsi="Consolas" w:cs="Times New Roman"/>
+          <w:color w:val="CCCCCC"/>
+          <w:sz w:val="21"/>
+          <w:szCs w:val="21"/>
+          <w:lang w:eastAsia="ru-RU"/>
+        </w:rPr>
+        <w:t xml:space="preserve">        </w:t>
+      </w:r>
+      <w:r>
+        <w:rPr>
+          <w:rFonts w:ascii="Consolas" w:eastAsia="Times New Roman" w:hAnsi="Consolas" w:cs="Times New Roman"/>
+          <w:color w:val="808080"/>
+          <w:sz w:val="21"/>
+          <w:szCs w:val="21"/>
+          <w:lang w:eastAsia="ru-RU"/>
+        </w:rPr>
+        <w:t>&lt;</w:t>
+      </w:r>
+      <w:r>
+        <w:rPr>
+          <w:rFonts w:ascii="Consolas" w:eastAsia="Times New Roman" w:hAnsi="Consolas" w:cs="Times New Roman"/>
+          <w:color w:val="569CD6"/>
+          <w:sz w:val="21"/>
+          <w:szCs w:val="21"/>
+          <w:lang w:eastAsia="ru-RU"/>
+        </w:rPr>
+        <w:t>p</w:t>
+      </w:r>
+      <w:r>
+        <w:rPr>
+          <w:rFonts w:ascii="Consolas" w:eastAsia="Times New Roman" w:hAnsi="Consolas" w:cs="Times New Roman"/>
+          <w:color w:val="CCCCCC"/>
+          <w:sz w:val="21"/>
+          <w:szCs w:val="21"/>
+          <w:lang w:eastAsia="ru-RU"/>
+        </w:rPr>
+        <w:t xml:space="preserve"> </w:t>
+      </w:r>
+      <w:proofErr w:type="spellStart"/>
+      <w:r>
+        <w:rPr>
+          <w:rFonts w:ascii="Consolas" w:eastAsia="Times New Roman" w:hAnsi="Consolas" w:cs="Times New Roman"/>
+          <w:color w:val="9CDCFE"/>
+          <w:sz w:val="21"/>
+          <w:szCs w:val="21"/>
+          <w:lang w:eastAsia="ru-RU"/>
+        </w:rPr>
+        <w:t>className</w:t>
+      </w:r>
+      <w:proofErr w:type="spellEnd"/>
+      <w:r>
+        <w:rPr>
+          <w:rFonts w:ascii="Consolas" w:eastAsia="Times New Roman" w:hAnsi="Consolas" w:cs="Times New Roman"/>
+          <w:color w:val="D4D4D4"/>
+          <w:sz w:val="21"/>
+          <w:szCs w:val="21"/>
+          <w:lang w:eastAsia="ru-RU"/>
+        </w:rPr>
+        <w:t>=</w:t>
+      </w:r>
+      <w:r>
+        <w:rPr>
+          <w:rFonts w:ascii="Consolas" w:eastAsia="Times New Roman" w:hAnsi="Consolas" w:cs="Times New Roman"/>
+          <w:color w:val="569CD6"/>
+          <w:sz w:val="21"/>
+          <w:szCs w:val="21"/>
+          <w:lang w:eastAsia="ru-RU"/>
+        </w:rPr>
+        <w:t>{</w:t>
+      </w:r>
+      <w:proofErr w:type="spellStart"/>
+      <w:r>
+        <w:rPr>
+          <w:rFonts w:ascii="Consolas" w:eastAsia="Times New Roman" w:hAnsi="Consolas" w:cs="Times New Roman"/>
+          <w:color w:val="4FC1FF"/>
+          <w:sz w:val="21"/>
+          <w:szCs w:val="21"/>
+          <w:lang w:eastAsia="ru-RU"/>
+        </w:rPr>
+        <w:t>styles</w:t>
+      </w:r>
+      <w:r>
+        <w:rPr>
+          <w:rFonts w:ascii="Consolas" w:eastAsia="Times New Roman" w:hAnsi="Consolas" w:cs="Times New Roman"/>
+          <w:color w:val="D4D4D4"/>
+          <w:sz w:val="21"/>
+          <w:szCs w:val="21"/>
+          <w:lang w:eastAsia="ru-RU"/>
+        </w:rPr>
+        <w:t>.</w:t>
+      </w:r>
+      <w:r>
+        <w:rPr>
+          <w:rFonts w:ascii="Consolas" w:eastAsia="Times New Roman" w:hAnsi="Consolas" w:cs="Times New Roman"/>
+          <w:color w:val="9CDCFE"/>
+          <w:sz w:val="21"/>
+          <w:szCs w:val="21"/>
+          <w:lang w:eastAsia="ru-RU"/>
+        </w:rPr>
+        <w:t>emptyMessage</w:t>
+      </w:r>
+      <w:proofErr w:type="spellEnd"/>
+      <w:r>
+        <w:rPr>
+          <w:rFonts w:ascii="Consolas" w:eastAsia="Times New Roman" w:hAnsi="Consolas" w:cs="Times New Roman"/>
+          <w:color w:val="569CD6"/>
+          <w:sz w:val="21"/>
+          <w:szCs w:val="21"/>
+          <w:lang w:eastAsia="ru-RU"/>
+        </w:rPr>
+        <w:t>}</w:t>
+      </w:r>
+      <w:r>
+        <w:rPr>
+          <w:rFonts w:ascii="Consolas" w:eastAsia="Times New Roman" w:hAnsi="Consolas" w:cs="Times New Roman"/>
+          <w:color w:val="808080"/>
+          <w:sz w:val="21"/>
+          <w:szCs w:val="21"/>
+          <w:lang w:eastAsia="ru-RU"/>
+        </w:rPr>
+        <w:t>&gt;</w:t>
+      </w:r>
+      <w:r>
+        <w:rPr>
+          <w:rFonts w:ascii="Consolas" w:eastAsia="Times New Roman" w:hAnsi="Consolas" w:cs="Times New Roman"/>
+          <w:color w:val="CCCCCC"/>
+          <w:sz w:val="21"/>
+          <w:szCs w:val="21"/>
+          <w:lang w:eastAsia="ru-RU"/>
+        </w:rPr>
+        <w:t xml:space="preserve"> Задач </w:t>
+      </w:r>
+      <w:proofErr w:type="spellStart"/>
+      <w:r>
+        <w:rPr>
+          <w:rFonts w:ascii="Consolas" w:eastAsia="Times New Roman" w:hAnsi="Consolas" w:cs="Times New Roman"/>
+          <w:color w:val="CCCCCC"/>
+          <w:sz w:val="21"/>
+          <w:szCs w:val="21"/>
+          <w:lang w:eastAsia="ru-RU"/>
+        </w:rPr>
+        <w:t>немає</w:t>
+      </w:r>
+      <w:proofErr w:type="spellEnd"/>
+      <w:r>
+        <w:rPr>
+          <w:rFonts w:ascii="Consolas" w:eastAsia="Times New Roman" w:hAnsi="Consolas" w:cs="Times New Roman"/>
+          <w:color w:val="CCCCCC"/>
+          <w:sz w:val="21"/>
+          <w:szCs w:val="21"/>
+          <w:lang w:eastAsia="ru-RU"/>
+        </w:rPr>
+        <w:t>. Додайте першу задачу!</w:t>
+      </w:r>
+      <w:r>
+        <w:rPr>
+          <w:rFonts w:ascii="Consolas" w:eastAsia="Times New Roman" w:hAnsi="Consolas" w:cs="Times New Roman"/>
+          <w:color w:val="808080"/>
+          <w:sz w:val="21"/>
+          <w:szCs w:val="21"/>
+          <w:lang w:eastAsia="ru-RU"/>
+        </w:rPr>
+        <w:t>&lt;/</w:t>
+      </w:r>
+      <w:r>
+        <w:rPr>
+          <w:rFonts w:ascii="Consolas" w:eastAsia="Times New Roman" w:hAnsi="Consolas" w:cs="Times New Roman"/>
+          <w:color w:val="569CD6"/>
+          <w:sz w:val="21"/>
+          <w:szCs w:val="21"/>
+          <w:lang w:eastAsia="ru-RU"/>
+        </w:rPr>
+        <w:t>p</w:t>
+      </w:r>
+      <w:r>
+        <w:rPr>
+          <w:rFonts w:ascii="Consolas" w:eastAsia="Times New Roman" w:hAnsi="Consolas" w:cs="Times New Roman"/>
+          <w:color w:val="808080"/>
+          <w:sz w:val="21"/>
+          <w:szCs w:val="21"/>
+          <w:lang w:eastAsia="ru-RU"/>
+        </w:rPr>
+        <w:t>&gt;</w:t>
+      </w:r>
+    </w:p>
+    <w:p>
+      <w:pPr>
+        <w:shd w:val="clear" w:color="auto" w:fill="1F1F1F"/>
+        <w:spacing w:after="0" w:line="285" w:lineRule="atLeast"/>
+        <w:rPr>
+          <w:rFonts w:ascii="Consolas" w:eastAsia="Times New Roman" w:hAnsi="Consolas" w:cs="Times New Roman"/>
+          <w:color w:val="CCCCCC"/>
+          <w:sz w:val="21"/>
+          <w:szCs w:val="21"/>
+          <w:lang w:eastAsia="ru-RU"/>
+        </w:rPr>
+      </w:pPr>
+      <w:r>
+        <w:rPr>
+          <w:rFonts w:ascii="Consolas" w:eastAsia="Times New Roman" w:hAnsi="Consolas" w:cs="Times New Roman"/>
+          <w:color w:val="CCCCCC"/>
+          <w:sz w:val="21"/>
+          <w:szCs w:val="21"/>
+          <w:lang w:eastAsia="ru-RU"/>
+        </w:rPr>
+        <w:t>        );</w:t>
+      </w:r>
+    </w:p>
+    <w:p>
+      <w:pPr>
+        <w:shd w:val="clear" w:color="auto" w:fill="1F1F1F"/>
+        <w:spacing w:after="0" w:line="285" w:lineRule="atLeast"/>
+        <w:rPr>
+          <w:rFonts w:ascii="Consolas" w:eastAsia="Times New Roman" w:hAnsi="Consolas" w:cs="Times New Roman"/>
+          <w:color w:val="CCCCCC"/>
+          <w:sz w:val="21"/>
+          <w:szCs w:val="21"/>
+          <w:lang w:eastAsia="ru-RU"/>
+        </w:rPr>
+      </w:pPr>
+      <w:r>
+        <w:rPr>
+          <w:rFonts w:ascii="Consolas" w:eastAsia="Times New Roman" w:hAnsi="Consolas" w:cs="Times New Roman"/>
+          <w:color w:val="CCCCCC"/>
+          <w:sz w:val="21"/>
+          <w:szCs w:val="21"/>
+          <w:lang w:eastAsia="ru-RU"/>
+        </w:rPr>
+        <w:t>    }</w:t>
+      </w:r>
+    </w:p>
+    <w:p>
+      <w:pPr>
+        <w:shd w:val="clear" w:color="auto" w:fill="1F1F1F"/>
+        <w:spacing w:after="0" w:line="285" w:lineRule="atLeast"/>
+        <w:rPr>
+          <w:rFonts w:ascii="Consolas" w:eastAsia="Times New Roman" w:hAnsi="Consolas" w:cs="Times New Roman"/>
+          <w:color w:val="CCCCCC"/>
+          <w:sz w:val="21"/>
+          <w:szCs w:val="21"/>
+          <w:lang w:eastAsia="ru-RU"/>
+        </w:rPr>
+      </w:pPr>
+    </w:p>
+    <w:p>
+      <w:pPr>
+        <w:shd w:val="clear" w:color="auto" w:fill="1F1F1F"/>
+        <w:spacing w:after="0" w:line="285" w:lineRule="atLeast"/>
+        <w:rPr>
+          <w:rFonts w:ascii="Consolas" w:eastAsia="Times New Roman" w:hAnsi="Consolas" w:cs="Times New Roman"/>
+          <w:color w:val="CCCCCC"/>
+          <w:sz w:val="21"/>
+          <w:szCs w:val="21"/>
+          <w:lang w:eastAsia="ru-RU"/>
+        </w:rPr>
+      </w:pPr>
+      <w:r>
+        <w:rPr>
+          <w:rFonts w:ascii="Consolas" w:eastAsia="Times New Roman" w:hAnsi="Consolas" w:cs="Times New Roman"/>
+          <w:color w:val="CCCCCC"/>
+          <w:sz w:val="21"/>
+          <w:szCs w:val="21"/>
+          <w:lang w:eastAsia="ru-RU"/>
+        </w:rPr>
+        <w:t xml:space="preserve">    </w:t>
+      </w:r>
+      <w:r>
+        <w:rPr>
+          <w:rFonts w:ascii="Consolas" w:eastAsia="Times New Roman" w:hAnsi="Consolas" w:cs="Times New Roman"/>
+          <w:color w:val="6A9955"/>
+          <w:sz w:val="21"/>
+          <w:szCs w:val="21"/>
+          <w:lang w:eastAsia="ru-RU"/>
+        </w:rPr>
+        <w:t>//рендеринг списку</w:t>
+      </w:r>
+    </w:p>
+    <w:p>
+      <w:pPr>
+        <w:shd w:val="clear" w:color="auto" w:fill="1F1F1F"/>
+        <w:spacing w:after="0" w:line="285" w:lineRule="atLeast"/>
+        <w:rPr>
+          <w:rFonts w:ascii="Consolas" w:eastAsia="Times New Roman" w:hAnsi="Consolas" w:cs="Times New Roman"/>
+          <w:color w:val="CCCCCC"/>
+          <w:sz w:val="21"/>
+          <w:szCs w:val="21"/>
+          <w:lang w:val="en-US" w:eastAsia="ru-RU"/>
+        </w:rPr>
+      </w:pPr>
+      <w:r>
+        <w:rPr>
+          <w:rFonts w:ascii="Consolas" w:eastAsia="Times New Roman" w:hAnsi="Consolas" w:cs="Times New Roman"/>
+          <w:color w:val="CCCCCC"/>
+          <w:sz w:val="21"/>
+          <w:szCs w:val="21"/>
+          <w:lang w:eastAsia="ru-RU"/>
+        </w:rPr>
+        <w:t xml:space="preserve">    </w:t>
+      </w:r>
+      <w:r>
+        <w:rPr>
+          <w:rFonts w:ascii="Consolas" w:eastAsia="Times New Roman" w:hAnsi="Consolas" w:cs="Times New Roman"/>
+          <w:color w:val="C586C0"/>
+          <w:sz w:val="21"/>
+          <w:szCs w:val="21"/>
+          <w:lang w:val="en-US" w:eastAsia="ru-RU"/>
+        </w:rPr>
+        <w:t>return</w:t>
+      </w:r>
+      <w:r>
+        <w:rPr>
+          <w:rFonts w:ascii="Consolas" w:eastAsia="Times New Roman" w:hAnsi="Consolas" w:cs="Times New Roman"/>
+          <w:color w:val="CCCCCC"/>
+          <w:sz w:val="21"/>
+          <w:szCs w:val="21"/>
+          <w:lang w:val="en-US" w:eastAsia="ru-RU"/>
+        </w:rPr>
+        <w:t xml:space="preserve"> (</w:t>
+      </w:r>
+    </w:p>
+    <w:p>
+      <w:pPr>
+        <w:shd w:val="clear" w:color="auto" w:fill="1F1F1F"/>
+        <w:spacing w:after="0" w:line="285" w:lineRule="atLeast"/>
+        <w:rPr>
+          <w:rFonts w:ascii="Consolas" w:eastAsia="Times New Roman" w:hAnsi="Consolas" w:cs="Times New Roman"/>
+          <w:color w:val="CCCCCC"/>
+          <w:sz w:val="21"/>
+          <w:szCs w:val="21"/>
+          <w:lang w:val="en-US" w:eastAsia="ru-RU"/>
+        </w:rPr>
+      </w:pPr>
+      <w:r>
+        <w:rPr>
+          <w:rFonts w:ascii="Consolas" w:eastAsia="Times New Roman" w:hAnsi="Consolas" w:cs="Times New Roman"/>
+          <w:color w:val="CCCCCC"/>
+          <w:sz w:val="21"/>
+          <w:szCs w:val="21"/>
+          <w:lang w:val="en-US" w:eastAsia="ru-RU"/>
+        </w:rPr>
+        <w:t xml:space="preserve">        </w:t>
+      </w:r>
+      <w:r>
+        <w:rPr>
+          <w:rFonts w:ascii="Consolas" w:eastAsia="Times New Roman" w:hAnsi="Consolas" w:cs="Times New Roman"/>
+          <w:color w:val="808080"/>
+          <w:sz w:val="21"/>
+          <w:szCs w:val="21"/>
+          <w:lang w:val="en-US" w:eastAsia="ru-RU"/>
+        </w:rPr>
+        <w:t>&lt;</w:t>
+      </w:r>
+      <w:r>
+        <w:rPr>
+          <w:rFonts w:ascii="Consolas" w:eastAsia="Times New Roman" w:hAnsi="Consolas" w:cs="Times New Roman"/>
+          <w:color w:val="569CD6"/>
+          <w:sz w:val="21"/>
+          <w:szCs w:val="21"/>
+          <w:lang w:val="en-US" w:eastAsia="ru-RU"/>
+        </w:rPr>
+        <w:t>div</w:t>
+      </w:r>
+      <w:r>
+        <w:rPr>
+          <w:rFonts w:ascii="Consolas" w:eastAsia="Times New Roman" w:hAnsi="Consolas" w:cs="Times New Roman"/>
+          <w:color w:val="CCCCCC"/>
+          <w:sz w:val="21"/>
+          <w:szCs w:val="21"/>
+          <w:lang w:val="en-US" w:eastAsia="ru-RU"/>
+        </w:rPr>
+        <w:t xml:space="preserve"> </w:t>
+      </w:r>
+      <w:proofErr w:type="spellStart"/>
+      <w:r>
+        <w:rPr>
+          <w:rFonts w:ascii="Consolas" w:eastAsia="Times New Roman" w:hAnsi="Consolas" w:cs="Times New Roman"/>
+          <w:color w:val="9CDCFE"/>
+          <w:sz w:val="21"/>
+          <w:szCs w:val="21"/>
+          <w:lang w:val="en-US" w:eastAsia="ru-RU"/>
+        </w:rPr>
+        <w:t>className</w:t>
+      </w:r>
+      <w:proofErr w:type="spellEnd"/>
+      <w:r>
+        <w:rPr>
+          <w:rFonts w:ascii="Consolas" w:eastAsia="Times New Roman" w:hAnsi="Consolas" w:cs="Times New Roman"/>
+          <w:color w:val="D4D4D4"/>
+          <w:sz w:val="21"/>
+          <w:szCs w:val="21"/>
+          <w:lang w:val="en-US" w:eastAsia="ru-RU"/>
+        </w:rPr>
+        <w:t>=</w:t>
+      </w:r>
+      <w:r>
+        <w:rPr>
+          <w:rFonts w:ascii="Consolas" w:eastAsia="Times New Roman" w:hAnsi="Consolas" w:cs="Times New Roman"/>
+          <w:color w:val="569CD6"/>
+          <w:sz w:val="21"/>
+          <w:szCs w:val="21"/>
+          <w:lang w:val="en-US" w:eastAsia="ru-RU"/>
+        </w:rPr>
+        <w:t>{</w:t>
+      </w:r>
+      <w:proofErr w:type="spellStart"/>
+      <w:r>
+        <w:rPr>
+          <w:rFonts w:ascii="Consolas" w:eastAsia="Times New Roman" w:hAnsi="Consolas" w:cs="Times New Roman"/>
+          <w:color w:val="4FC1FF"/>
+          <w:sz w:val="21"/>
+          <w:szCs w:val="21"/>
+          <w:lang w:val="en-US" w:eastAsia="ru-RU"/>
+        </w:rPr>
+        <w:t>styles</w:t>
+      </w:r>
+      <w:r>
+        <w:rPr>
+          <w:rFonts w:ascii="Consolas" w:eastAsia="Times New Roman" w:hAnsi="Consolas" w:cs="Times New Roman"/>
+          <w:color w:val="D4D4D4"/>
+          <w:sz w:val="21"/>
+          <w:szCs w:val="21"/>
+          <w:lang w:val="en-US" w:eastAsia="ru-RU"/>
+        </w:rPr>
+        <w:t>.</w:t>
+      </w:r>
+      <w:r>
+        <w:rPr>
+          <w:rFonts w:ascii="Consolas" w:eastAsia="Times New Roman" w:hAnsi="Consolas" w:cs="Times New Roman"/>
+          <w:color w:val="9CDCFE"/>
+          <w:sz w:val="21"/>
+          <w:szCs w:val="21"/>
+          <w:lang w:val="en-US" w:eastAsia="ru-RU"/>
+        </w:rPr>
+        <w:t>container</w:t>
+      </w:r>
+      <w:proofErr w:type="spellEnd"/>
+      <w:r>
+        <w:rPr>
+          <w:rFonts w:ascii="Consolas" w:eastAsia="Times New Roman" w:hAnsi="Consolas" w:cs="Times New Roman"/>
+          <w:color w:val="569CD6"/>
+          <w:sz w:val="21"/>
+          <w:szCs w:val="21"/>
+          <w:lang w:val="en-US" w:eastAsia="ru-RU"/>
+        </w:rPr>
+        <w:t>}</w:t>
+      </w:r>
+      <w:r>
+        <w:rPr>
+          <w:rFonts w:ascii="Consolas" w:eastAsia="Times New Roman" w:hAnsi="Consolas" w:cs="Times New Roman"/>
+          <w:color w:val="808080"/>
+          <w:sz w:val="21"/>
+          <w:szCs w:val="21"/>
+          <w:lang w:val="en-US" w:eastAsia="ru-RU"/>
+        </w:rPr>
+        <w:t>&gt;</w:t>
+      </w:r>
+    </w:p>
+    <w:p>
+      <w:pPr>
+        <w:shd w:val="clear" w:color="auto" w:fill="1F1F1F"/>
+        <w:spacing w:after="0" w:line="285" w:lineRule="atLeast"/>
+        <w:rPr>
+          <w:rFonts w:ascii="Consolas" w:eastAsia="Times New Roman" w:hAnsi="Consolas" w:cs="Times New Roman"/>
+          <w:color w:val="CCCCCC"/>
+          <w:sz w:val="21"/>
+          <w:szCs w:val="21"/>
+          <w:lang w:val="en-US" w:eastAsia="ru-RU"/>
+        </w:rPr>
+      </w:pPr>
+      <w:r>
+        <w:rPr>
+          <w:rFonts w:ascii="Consolas" w:eastAsia="Times New Roman" w:hAnsi="Consolas" w:cs="Times New Roman"/>
+          <w:color w:val="CCCCCC"/>
+          <w:sz w:val="21"/>
+          <w:szCs w:val="21"/>
+          <w:lang w:val="en-US" w:eastAsia="ru-RU"/>
+        </w:rPr>
+        <w:t xml:space="preserve">        </w:t>
+      </w:r>
+      <w:r>
+        <w:rPr>
+          <w:rFonts w:ascii="Consolas" w:eastAsia="Times New Roman" w:hAnsi="Consolas" w:cs="Times New Roman"/>
+          <w:color w:val="569CD6"/>
+          <w:sz w:val="21"/>
+          <w:szCs w:val="21"/>
+          <w:lang w:val="en-US" w:eastAsia="ru-RU"/>
+        </w:rPr>
+        <w:t>{</w:t>
+      </w:r>
+      <w:proofErr w:type="spellStart"/>
+      <w:r>
+        <w:rPr>
+          <w:rFonts w:ascii="Consolas" w:eastAsia="Times New Roman" w:hAnsi="Consolas" w:cs="Times New Roman"/>
+          <w:color w:val="4FC1FF"/>
+          <w:sz w:val="21"/>
+          <w:szCs w:val="21"/>
+          <w:lang w:val="en-US" w:eastAsia="ru-RU"/>
+        </w:rPr>
+        <w:t>tasks</w:t>
+      </w:r>
+      <w:r>
+        <w:rPr>
+          <w:rFonts w:ascii="Consolas" w:eastAsia="Times New Roman" w:hAnsi="Consolas" w:cs="Times New Roman"/>
+          <w:color w:val="D4D4D4"/>
+          <w:sz w:val="21"/>
+          <w:szCs w:val="21"/>
+          <w:lang w:val="en-US" w:eastAsia="ru-RU"/>
+        </w:rPr>
+        <w:t>.</w:t>
+      </w:r>
+      <w:r>
+        <w:rPr>
+          <w:rFonts w:ascii="Consolas" w:eastAsia="Times New Roman" w:hAnsi="Consolas" w:cs="Times New Roman"/>
+          <w:color w:val="DCDCAA"/>
+          <w:sz w:val="21"/>
+          <w:szCs w:val="21"/>
+          <w:lang w:val="en-US" w:eastAsia="ru-RU"/>
+        </w:rPr>
+        <w:t>map</w:t>
+      </w:r>
+      <w:proofErr w:type="spellEnd"/>
+      <w:r>
+        <w:rPr>
+          <w:rFonts w:ascii="Consolas" w:eastAsia="Times New Roman" w:hAnsi="Consolas" w:cs="Times New Roman"/>
+          <w:color w:val="D4D4D4"/>
+          <w:sz w:val="21"/>
+          <w:szCs w:val="21"/>
+          <w:lang w:val="en-US" w:eastAsia="ru-RU"/>
+        </w:rPr>
+        <w:t>((</w:t>
+      </w:r>
+      <w:r>
+        <w:rPr>
+          <w:rFonts w:ascii="Consolas" w:eastAsia="Times New Roman" w:hAnsi="Consolas" w:cs="Times New Roman"/>
+          <w:color w:val="9CDCFE"/>
+          <w:sz w:val="21"/>
+          <w:szCs w:val="21"/>
+          <w:lang w:val="en-US" w:eastAsia="ru-RU"/>
+        </w:rPr>
+        <w:t>task</w:t>
+      </w:r>
+      <w:r>
+        <w:rPr>
+          <w:rFonts w:ascii="Consolas" w:eastAsia="Times New Roman" w:hAnsi="Consolas" w:cs="Times New Roman"/>
+          <w:color w:val="D4D4D4"/>
+          <w:sz w:val="21"/>
+          <w:szCs w:val="21"/>
+          <w:lang w:val="en-US" w:eastAsia="ru-RU"/>
+        </w:rPr>
+        <w:t xml:space="preserve">) </w:t>
+      </w:r>
+      <w:r>
+        <w:rPr>
+          <w:rFonts w:ascii="Consolas" w:eastAsia="Times New Roman" w:hAnsi="Consolas" w:cs="Times New Roman"/>
+          <w:color w:val="569CD6"/>
+          <w:sz w:val="21"/>
+          <w:szCs w:val="21"/>
+          <w:lang w:val="en-US" w:eastAsia="ru-RU"/>
+        </w:rPr>
+        <w:t>=&gt;</w:t>
+      </w:r>
+      <w:r>
+        <w:rPr>
+          <w:rFonts w:ascii="Consolas" w:eastAsia="Times New Roman" w:hAnsi="Consolas" w:cs="Times New Roman"/>
+          <w:color w:val="D4D4D4"/>
+          <w:sz w:val="21"/>
+          <w:szCs w:val="21"/>
+          <w:lang w:val="en-US" w:eastAsia="ru-RU"/>
+        </w:rPr>
+        <w:t xml:space="preserve"> (</w:t>
+      </w:r>
+    </w:p>
+    <w:p>
+      <w:pPr>
+        <w:shd w:val="clear" w:color="auto" w:fill="1F1F1F"/>
+        <w:spacing w:after="0" w:line="285" w:lineRule="atLeast"/>
+        <w:rPr>
+          <w:rFonts w:ascii="Consolas" w:eastAsia="Times New Roman" w:hAnsi="Consolas" w:cs="Times New Roman"/>
+          <w:color w:val="CCCCCC"/>
+          <w:sz w:val="21"/>
+          <w:szCs w:val="21"/>
+          <w:lang w:val="en-US" w:eastAsia="ru-RU"/>
+        </w:rPr>
+      </w:pPr>
+      <w:r>
+        <w:rPr>
+          <w:rFonts w:ascii="Consolas" w:eastAsia="Times New Roman" w:hAnsi="Consolas" w:cs="Times New Roman"/>
+          <w:color w:val="D4D4D4"/>
+          <w:sz w:val="21"/>
+          <w:szCs w:val="21"/>
+          <w:lang w:val="en-US" w:eastAsia="ru-RU"/>
+        </w:rPr>
+        <w:t xml:space="preserve">            </w:t>
+      </w:r>
+      <w:r>
+        <w:rPr>
+          <w:rFonts w:ascii="Consolas" w:eastAsia="Times New Roman" w:hAnsi="Consolas" w:cs="Times New Roman"/>
+          <w:color w:val="808080"/>
+          <w:sz w:val="21"/>
+          <w:szCs w:val="21"/>
+          <w:lang w:val="en-US" w:eastAsia="ru-RU"/>
+        </w:rPr>
+        <w:t>&lt;</w:t>
+      </w:r>
+      <w:proofErr w:type="spellStart"/>
+      <w:r>
+        <w:rPr>
+          <w:rFonts w:ascii="Consolas" w:eastAsia="Times New Roman" w:hAnsi="Consolas" w:cs="Times New Roman"/>
+          <w:color w:val="4EC9B0"/>
+          <w:sz w:val="21"/>
+          <w:szCs w:val="21"/>
+          <w:lang w:val="en-US" w:eastAsia="ru-RU"/>
+        </w:rPr>
+        <w:t>TaskCard</w:t>
+      </w:r>
+      <w:proofErr w:type="spellEnd"/>
+      <w:r>
+        <w:rPr>
+          <w:rFonts w:ascii="Consolas" w:eastAsia="Times New Roman" w:hAnsi="Consolas" w:cs="Times New Roman"/>
+          <w:color w:val="D4D4D4"/>
+          <w:sz w:val="21"/>
+          <w:szCs w:val="21"/>
+          <w:lang w:val="en-US" w:eastAsia="ru-RU"/>
+        </w:rPr>
+        <w:t xml:space="preserve"> </w:t>
+      </w:r>
+    </w:p>
+    <w:p>
+      <w:pPr>
+        <w:shd w:val="clear" w:color="auto" w:fill="1F1F1F"/>
+        <w:spacing w:after="0" w:line="285" w:lineRule="atLeast"/>
+        <w:rPr>
+          <w:rFonts w:ascii="Consolas" w:eastAsia="Times New Roman" w:hAnsi="Consolas" w:cs="Times New Roman"/>
+          <w:color w:val="CCCCCC"/>
+          <w:sz w:val="21"/>
+          <w:szCs w:val="21"/>
+          <w:lang w:val="en-US" w:eastAsia="ru-RU"/>
+        </w:rPr>
+      </w:pPr>
+      <w:r>
+        <w:rPr>
+          <w:rFonts w:ascii="Consolas" w:eastAsia="Times New Roman" w:hAnsi="Consolas" w:cs="Times New Roman"/>
+          <w:color w:val="D4D4D4"/>
+          <w:sz w:val="21"/>
+          <w:szCs w:val="21"/>
+          <w:lang w:val="en-US" w:eastAsia="ru-RU"/>
+        </w:rPr>
+        <w:t xml:space="preserve">            </w:t>
+      </w:r>
+      <w:r>
+        <w:rPr>
+          <w:rFonts w:ascii="Consolas" w:eastAsia="Times New Roman" w:hAnsi="Consolas" w:cs="Times New Roman"/>
+          <w:color w:val="9CDCFE"/>
+          <w:sz w:val="21"/>
+          <w:szCs w:val="21"/>
+          <w:lang w:val="en-US" w:eastAsia="ru-RU"/>
+        </w:rPr>
+        <w:t>key</w:t>
+      </w:r>
+      <w:r>
+        <w:rPr>
+          <w:rFonts w:ascii="Consolas" w:eastAsia="Times New Roman" w:hAnsi="Consolas" w:cs="Times New Roman"/>
+          <w:color w:val="D4D4D4"/>
+          <w:sz w:val="21"/>
+          <w:szCs w:val="21"/>
+          <w:lang w:val="en-US" w:eastAsia="ru-RU"/>
+        </w:rPr>
+        <w:t>=</w:t>
+      </w:r>
+      <w:r>
+        <w:rPr>
+          <w:rFonts w:ascii="Consolas" w:eastAsia="Times New Roman" w:hAnsi="Consolas" w:cs="Times New Roman"/>
+          <w:color w:val="569CD6"/>
+          <w:sz w:val="21"/>
+          <w:szCs w:val="21"/>
+          <w:lang w:val="en-US" w:eastAsia="ru-RU"/>
+        </w:rPr>
+        <w:t>{</w:t>
+      </w:r>
+      <w:r>
+        <w:rPr>
+          <w:rFonts w:ascii="Consolas" w:eastAsia="Times New Roman" w:hAnsi="Consolas" w:cs="Times New Roman"/>
+          <w:color w:val="9CDCFE"/>
+          <w:sz w:val="21"/>
+          <w:szCs w:val="21"/>
+          <w:lang w:val="en-US" w:eastAsia="ru-RU"/>
+        </w:rPr>
+        <w:t>task</w:t>
+      </w:r>
+      <w:r>
+        <w:rPr>
+          <w:rFonts w:ascii="Consolas" w:eastAsia="Times New Roman" w:hAnsi="Consolas" w:cs="Times New Roman"/>
+          <w:color w:val="D4D4D4"/>
+          <w:sz w:val="21"/>
+          <w:szCs w:val="21"/>
+          <w:lang w:val="en-US" w:eastAsia="ru-RU"/>
+        </w:rPr>
+        <w:t>.</w:t>
+      </w:r>
+      <w:r>
+        <w:rPr>
+          <w:rFonts w:ascii="Consolas" w:eastAsia="Times New Roman" w:hAnsi="Consolas" w:cs="Times New Roman"/>
+          <w:color w:val="9CDCFE"/>
+          <w:sz w:val="21"/>
+          <w:szCs w:val="21"/>
+          <w:lang w:val="en-US" w:eastAsia="ru-RU"/>
+        </w:rPr>
+        <w:t>id</w:t>
+      </w:r>
+      <w:r>
+        <w:rPr>
+          <w:rFonts w:ascii="Consolas" w:eastAsia="Times New Roman" w:hAnsi="Consolas" w:cs="Times New Roman"/>
+          <w:color w:val="569CD6"/>
+          <w:sz w:val="21"/>
+          <w:szCs w:val="21"/>
+          <w:lang w:val="en-US" w:eastAsia="ru-RU"/>
+        </w:rPr>
+        <w:t>}</w:t>
+      </w:r>
+      <w:r>
+        <w:rPr>
+          <w:rFonts w:ascii="Consolas" w:eastAsia="Times New Roman" w:hAnsi="Consolas" w:cs="Times New Roman"/>
+          <w:color w:val="D4D4D4"/>
+          <w:sz w:val="21"/>
+          <w:szCs w:val="21"/>
+          <w:lang w:val="en-US" w:eastAsia="ru-RU"/>
+        </w:rPr>
+        <w:t xml:space="preserve"> </w:t>
+      </w:r>
+      <w:r>
+        <w:rPr>
+          <w:rFonts w:ascii="Consolas" w:eastAsia="Times New Roman" w:hAnsi="Consolas" w:cs="Times New Roman"/>
+          <w:color w:val="6A9955"/>
+          <w:sz w:val="21"/>
+          <w:szCs w:val="21"/>
+          <w:lang w:val="en-US" w:eastAsia="ru-RU"/>
+        </w:rPr>
+        <w:t>//</w:t>
+      </w:r>
+      <w:proofErr w:type="spellStart"/>
+      <w:r>
+        <w:rPr>
+          <w:rFonts w:ascii="Consolas" w:eastAsia="Times New Roman" w:hAnsi="Consolas" w:cs="Times New Roman"/>
+          <w:color w:val="6A9955"/>
+          <w:sz w:val="21"/>
+          <w:szCs w:val="21"/>
+          <w:lang w:eastAsia="ru-RU"/>
+        </w:rPr>
+        <w:t>унікальний</w:t>
+      </w:r>
+      <w:proofErr w:type="spellEnd"/>
+      <w:r>
+        <w:rPr>
+          <w:rFonts w:ascii="Consolas" w:eastAsia="Times New Roman" w:hAnsi="Consolas" w:cs="Times New Roman"/>
+          <w:color w:val="6A9955"/>
+          <w:sz w:val="21"/>
+          <w:szCs w:val="21"/>
+          <w:lang w:val="en-US" w:eastAsia="ru-RU"/>
+        </w:rPr>
+        <w:t xml:space="preserve"> </w:t>
+      </w:r>
+      <w:r>
+        <w:rPr>
+          <w:rFonts w:ascii="Consolas" w:eastAsia="Times New Roman" w:hAnsi="Consolas" w:cs="Times New Roman"/>
+          <w:color w:val="6A9955"/>
+          <w:sz w:val="21"/>
+          <w:szCs w:val="21"/>
+          <w:lang w:eastAsia="ru-RU"/>
+        </w:rPr>
+        <w:t>ключ</w:t>
+      </w:r>
+    </w:p>
+    <w:p>
+      <w:pPr>
+        <w:shd w:val="clear" w:color="auto" w:fill="1F1F1F"/>
+        <w:spacing w:after="0" w:line="285" w:lineRule="atLeast"/>
+        <w:rPr>
+          <w:rFonts w:ascii="Consolas" w:eastAsia="Times New Roman" w:hAnsi="Consolas" w:cs="Times New Roman"/>
+          <w:color w:val="CCCCCC"/>
+          <w:sz w:val="21"/>
+          <w:szCs w:val="21"/>
+          <w:lang w:val="en-US" w:eastAsia="ru-RU"/>
+        </w:rPr>
+      </w:pPr>
+      <w:r>
+        <w:rPr>
+          <w:rFonts w:ascii="Consolas" w:eastAsia="Times New Roman" w:hAnsi="Consolas" w:cs="Times New Roman"/>
+          <w:color w:val="D4D4D4"/>
+          <w:sz w:val="21"/>
+          <w:szCs w:val="21"/>
+          <w:lang w:val="en-US" w:eastAsia="ru-RU"/>
+        </w:rPr>
+        <w:t xml:space="preserve">            </w:t>
+      </w:r>
+      <w:r>
+        <w:rPr>
+          <w:rFonts w:ascii="Consolas" w:eastAsia="Times New Roman" w:hAnsi="Consolas" w:cs="Times New Roman"/>
+          <w:color w:val="9CDCFE"/>
+          <w:sz w:val="21"/>
+          <w:szCs w:val="21"/>
+          <w:lang w:val="en-US" w:eastAsia="ru-RU"/>
+        </w:rPr>
+        <w:t>task</w:t>
+      </w:r>
+      <w:r>
+        <w:rPr>
+          <w:rFonts w:ascii="Consolas" w:eastAsia="Times New Roman" w:hAnsi="Consolas" w:cs="Times New Roman"/>
+          <w:color w:val="D4D4D4"/>
+          <w:sz w:val="21"/>
+          <w:szCs w:val="21"/>
+          <w:lang w:val="en-US" w:eastAsia="ru-RU"/>
+        </w:rPr>
+        <w:t>=</w:t>
+      </w:r>
+      <w:r>
+        <w:rPr>
+          <w:rFonts w:ascii="Consolas" w:eastAsia="Times New Roman" w:hAnsi="Consolas" w:cs="Times New Roman"/>
+          <w:color w:val="569CD6"/>
+          <w:sz w:val="21"/>
+          <w:szCs w:val="21"/>
+          <w:lang w:val="en-US" w:eastAsia="ru-RU"/>
+        </w:rPr>
+        <w:t>{</w:t>
+      </w:r>
+      <w:r>
+        <w:rPr>
+          <w:rFonts w:ascii="Consolas" w:eastAsia="Times New Roman" w:hAnsi="Consolas" w:cs="Times New Roman"/>
+          <w:color w:val="9CDCFE"/>
+          <w:sz w:val="21"/>
+          <w:szCs w:val="21"/>
+          <w:lang w:val="en-US" w:eastAsia="ru-RU"/>
+        </w:rPr>
+        <w:t>task</w:t>
+      </w:r>
+      <w:r>
+        <w:rPr>
+          <w:rFonts w:ascii="Consolas" w:eastAsia="Times New Roman" w:hAnsi="Consolas" w:cs="Times New Roman"/>
+          <w:color w:val="569CD6"/>
+          <w:sz w:val="21"/>
+          <w:szCs w:val="21"/>
+          <w:lang w:val="en-US" w:eastAsia="ru-RU"/>
+        </w:rPr>
+        <w:t>}</w:t>
+      </w:r>
+      <w:r>
+        <w:rPr>
+          <w:rFonts w:ascii="Consolas" w:eastAsia="Times New Roman" w:hAnsi="Consolas" w:cs="Times New Roman"/>
+          <w:color w:val="D4D4D4"/>
+          <w:sz w:val="21"/>
+          <w:szCs w:val="21"/>
+          <w:lang w:val="en-US" w:eastAsia="ru-RU"/>
+        </w:rPr>
+        <w:t xml:space="preserve"> </w:t>
+      </w:r>
+      <w:r>
+        <w:rPr>
+          <w:rFonts w:ascii="Consolas" w:eastAsia="Times New Roman" w:hAnsi="Consolas" w:cs="Times New Roman"/>
+          <w:color w:val="6A9955"/>
+          <w:sz w:val="21"/>
+          <w:szCs w:val="21"/>
+          <w:lang w:val="en-US" w:eastAsia="ru-RU"/>
+        </w:rPr>
+        <w:t xml:space="preserve">// </w:t>
+      </w:r>
+      <w:proofErr w:type="spellStart"/>
+      <w:r>
+        <w:rPr>
+          <w:rFonts w:ascii="Consolas" w:eastAsia="Times New Roman" w:hAnsi="Consolas" w:cs="Times New Roman"/>
+          <w:color w:val="6A9955"/>
+          <w:sz w:val="21"/>
+          <w:szCs w:val="21"/>
+          <w:lang w:eastAsia="ru-RU"/>
+        </w:rPr>
+        <w:t>передаємо</w:t>
+      </w:r>
+      <w:proofErr w:type="spellEnd"/>
+      <w:r>
+        <w:rPr>
+          <w:rFonts w:ascii="Consolas" w:eastAsia="Times New Roman" w:hAnsi="Consolas" w:cs="Times New Roman"/>
+          <w:color w:val="6A9955"/>
+          <w:sz w:val="21"/>
+          <w:szCs w:val="21"/>
+          <w:lang w:val="en-US" w:eastAsia="ru-RU"/>
+        </w:rPr>
+        <w:t xml:space="preserve"> </w:t>
+      </w:r>
+      <w:proofErr w:type="spellStart"/>
+      <w:r>
+        <w:rPr>
+          <w:rFonts w:ascii="Consolas" w:eastAsia="Times New Roman" w:hAnsi="Consolas" w:cs="Times New Roman"/>
+          <w:color w:val="6A9955"/>
+          <w:sz w:val="21"/>
+          <w:szCs w:val="21"/>
+          <w:lang w:eastAsia="ru-RU"/>
+        </w:rPr>
+        <w:t>дані</w:t>
+      </w:r>
+      <w:proofErr w:type="spellEnd"/>
+      <w:r>
+        <w:rPr>
+          <w:rFonts w:ascii="Consolas" w:eastAsia="Times New Roman" w:hAnsi="Consolas" w:cs="Times New Roman"/>
+          <w:color w:val="6A9955"/>
+          <w:sz w:val="21"/>
+          <w:szCs w:val="21"/>
+          <w:lang w:val="en-US" w:eastAsia="ru-RU"/>
+        </w:rPr>
+        <w:t xml:space="preserve"> </w:t>
+      </w:r>
+      <w:proofErr w:type="spellStart"/>
+      <w:r>
+        <w:rPr>
+          <w:rFonts w:ascii="Consolas" w:eastAsia="Times New Roman" w:hAnsi="Consolas" w:cs="Times New Roman"/>
+          <w:color w:val="6A9955"/>
+          <w:sz w:val="21"/>
+          <w:szCs w:val="21"/>
+          <w:lang w:eastAsia="ru-RU"/>
+        </w:rPr>
+        <w:t>задачі</w:t>
+      </w:r>
+      <w:proofErr w:type="spellEnd"/>
+    </w:p>
+    <w:p>
+      <w:pPr>
+        <w:shd w:val="clear" w:color="auto" w:fill="1F1F1F"/>
+        <w:spacing w:after="0" w:line="285" w:lineRule="atLeast"/>
+        <w:rPr>
+          <w:rFonts w:ascii="Consolas" w:eastAsia="Times New Roman" w:hAnsi="Consolas" w:cs="Times New Roman"/>
+          <w:color w:val="CCCCCC"/>
+          <w:sz w:val="21"/>
+          <w:szCs w:val="21"/>
+          <w:lang w:val="en-US" w:eastAsia="ru-RU"/>
+        </w:rPr>
+      </w:pPr>
+      <w:r>
+        <w:rPr>
+          <w:rFonts w:ascii="Consolas" w:eastAsia="Times New Roman" w:hAnsi="Consolas" w:cs="Times New Roman"/>
+          <w:color w:val="D4D4D4"/>
+          <w:sz w:val="21"/>
+          <w:szCs w:val="21"/>
+          <w:lang w:val="en-US" w:eastAsia="ru-RU"/>
+        </w:rPr>
+        <w:t xml:space="preserve">            </w:t>
+      </w:r>
+      <w:proofErr w:type="spellStart"/>
+      <w:r>
+        <w:rPr>
+          <w:rFonts w:ascii="Consolas" w:eastAsia="Times New Roman" w:hAnsi="Consolas" w:cs="Times New Roman"/>
+          <w:color w:val="9CDCFE"/>
+          <w:sz w:val="21"/>
+          <w:szCs w:val="21"/>
+          <w:lang w:val="en-US" w:eastAsia="ru-RU"/>
+        </w:rPr>
+        <w:t>onDelete</w:t>
+      </w:r>
+      <w:proofErr w:type="spellEnd"/>
+      <w:r>
+        <w:rPr>
+          <w:rFonts w:ascii="Consolas" w:eastAsia="Times New Roman" w:hAnsi="Consolas" w:cs="Times New Roman"/>
+          <w:color w:val="D4D4D4"/>
+          <w:sz w:val="21"/>
+          <w:szCs w:val="21"/>
+          <w:lang w:val="en-US" w:eastAsia="ru-RU"/>
+        </w:rPr>
+        <w:t>=</w:t>
+      </w:r>
+      <w:r>
+        <w:rPr>
+          <w:rFonts w:ascii="Consolas" w:eastAsia="Times New Roman" w:hAnsi="Consolas" w:cs="Times New Roman"/>
+          <w:color w:val="569CD6"/>
+          <w:sz w:val="21"/>
+          <w:szCs w:val="21"/>
+          <w:lang w:val="en-US" w:eastAsia="ru-RU"/>
+        </w:rPr>
+        <w:t>{</w:t>
+      </w:r>
+      <w:proofErr w:type="spellStart"/>
+      <w:r>
+        <w:rPr>
+          <w:rFonts w:ascii="Consolas" w:eastAsia="Times New Roman" w:hAnsi="Consolas" w:cs="Times New Roman"/>
+          <w:color w:val="DCDCAA"/>
+          <w:sz w:val="21"/>
+          <w:szCs w:val="21"/>
+          <w:lang w:val="en-US" w:eastAsia="ru-RU"/>
+        </w:rPr>
+        <w:t>onDelete</w:t>
+      </w:r>
+      <w:proofErr w:type="spellEnd"/>
+      <w:r>
+        <w:rPr>
+          <w:rFonts w:ascii="Consolas" w:eastAsia="Times New Roman" w:hAnsi="Consolas" w:cs="Times New Roman"/>
+          <w:color w:val="569CD6"/>
+          <w:sz w:val="21"/>
+          <w:szCs w:val="21"/>
+          <w:lang w:val="en-US" w:eastAsia="ru-RU"/>
+        </w:rPr>
+        <w:t>}</w:t>
+      </w:r>
+      <w:r>
+        <w:rPr>
+          <w:rFonts w:ascii="Consolas" w:eastAsia="Times New Roman" w:hAnsi="Consolas" w:cs="Times New Roman"/>
+          <w:color w:val="D4D4D4"/>
+          <w:sz w:val="21"/>
+          <w:szCs w:val="21"/>
+          <w:lang w:val="en-US" w:eastAsia="ru-RU"/>
+        </w:rPr>
+        <w:t xml:space="preserve"> </w:t>
+      </w:r>
+      <w:r>
+        <w:rPr>
+          <w:rFonts w:ascii="Consolas" w:eastAsia="Times New Roman" w:hAnsi="Consolas" w:cs="Times New Roman"/>
+          <w:color w:val="6A9955"/>
+          <w:sz w:val="21"/>
+          <w:szCs w:val="21"/>
+          <w:lang w:val="en-US" w:eastAsia="ru-RU"/>
+        </w:rPr>
+        <w:t xml:space="preserve">// </w:t>
+      </w:r>
+      <w:r>
+        <w:rPr>
+          <w:rFonts w:ascii="Consolas" w:eastAsia="Times New Roman" w:hAnsi="Consolas" w:cs="Times New Roman"/>
+          <w:color w:val="6A9955"/>
+          <w:sz w:val="21"/>
+          <w:szCs w:val="21"/>
+          <w:lang w:eastAsia="ru-RU"/>
+        </w:rPr>
+        <w:t>передача</w:t>
+      </w:r>
+      <w:r>
+        <w:rPr>
+          <w:rFonts w:ascii="Consolas" w:eastAsia="Times New Roman" w:hAnsi="Consolas" w:cs="Times New Roman"/>
+          <w:color w:val="6A9955"/>
+          <w:sz w:val="21"/>
+          <w:szCs w:val="21"/>
+          <w:lang w:val="en-US" w:eastAsia="ru-RU"/>
+        </w:rPr>
+        <w:t xml:space="preserve"> </w:t>
+      </w:r>
+      <w:proofErr w:type="spellStart"/>
+      <w:r>
+        <w:rPr>
+          <w:rFonts w:ascii="Consolas" w:eastAsia="Times New Roman" w:hAnsi="Consolas" w:cs="Times New Roman"/>
+          <w:color w:val="6A9955"/>
+          <w:sz w:val="21"/>
+          <w:szCs w:val="21"/>
+          <w:lang w:eastAsia="ru-RU"/>
+        </w:rPr>
+        <w:t>функції</w:t>
+      </w:r>
+      <w:proofErr w:type="spellEnd"/>
+      <w:r>
+        <w:rPr>
+          <w:rFonts w:ascii="Consolas" w:eastAsia="Times New Roman" w:hAnsi="Consolas" w:cs="Times New Roman"/>
+          <w:color w:val="6A9955"/>
+          <w:sz w:val="21"/>
+          <w:szCs w:val="21"/>
+          <w:lang w:val="en-US" w:eastAsia="ru-RU"/>
+        </w:rPr>
+        <w:t xml:space="preserve"> </w:t>
+      </w:r>
+      <w:proofErr w:type="spellStart"/>
+      <w:r>
+        <w:rPr>
+          <w:rFonts w:ascii="Consolas" w:eastAsia="Times New Roman" w:hAnsi="Consolas" w:cs="Times New Roman"/>
+          <w:color w:val="6A9955"/>
+          <w:sz w:val="21"/>
+          <w:szCs w:val="21"/>
+          <w:lang w:eastAsia="ru-RU"/>
+        </w:rPr>
+        <w:t>видалення</w:t>
+      </w:r>
+      <w:proofErr w:type="spellEnd"/>
+      <w:r>
+        <w:rPr>
+          <w:rFonts w:ascii="Consolas" w:eastAsia="Times New Roman" w:hAnsi="Consolas" w:cs="Times New Roman"/>
+          <w:color w:val="6A9955"/>
+          <w:sz w:val="21"/>
+          <w:szCs w:val="21"/>
+          <w:lang w:val="en-US" w:eastAsia="ru-RU"/>
+        </w:rPr>
+        <w:t xml:space="preserve"> </w:t>
+      </w:r>
+    </w:p>
+    <w:p>
+      <w:pPr>
+        <w:shd w:val="clear" w:color="auto" w:fill="1F1F1F"/>
+        <w:spacing w:after="0" w:line="285" w:lineRule="atLeast"/>
+        <w:rPr>
+          <w:rFonts w:ascii="Consolas" w:eastAsia="Times New Roman" w:hAnsi="Consolas" w:cs="Times New Roman"/>
+          <w:color w:val="CCCCCC"/>
+          <w:sz w:val="21"/>
+          <w:szCs w:val="21"/>
+          <w:lang w:val="en-US" w:eastAsia="ru-RU"/>
+        </w:rPr>
+      </w:pPr>
+      <w:r>
+        <w:rPr>
+          <w:rFonts w:ascii="Consolas" w:eastAsia="Times New Roman" w:hAnsi="Consolas" w:cs="Times New Roman"/>
+          <w:color w:val="D4D4D4"/>
+          <w:sz w:val="21"/>
+          <w:szCs w:val="21"/>
+          <w:lang w:val="en-US" w:eastAsia="ru-RU"/>
+        </w:rPr>
+        <w:t xml:space="preserve">            </w:t>
+      </w:r>
+      <w:proofErr w:type="spellStart"/>
+      <w:r>
+        <w:rPr>
+          <w:rFonts w:ascii="Consolas" w:eastAsia="Times New Roman" w:hAnsi="Consolas" w:cs="Times New Roman"/>
+          <w:color w:val="9CDCFE"/>
+          <w:sz w:val="21"/>
+          <w:szCs w:val="21"/>
+          <w:lang w:val="en-US" w:eastAsia="ru-RU"/>
+        </w:rPr>
+        <w:t>onStatusChange</w:t>
+      </w:r>
+      <w:proofErr w:type="spellEnd"/>
+      <w:r>
+        <w:rPr>
+          <w:rFonts w:ascii="Consolas" w:eastAsia="Times New Roman" w:hAnsi="Consolas" w:cs="Times New Roman"/>
+          <w:color w:val="D4D4D4"/>
+          <w:sz w:val="21"/>
+          <w:szCs w:val="21"/>
+          <w:lang w:val="en-US" w:eastAsia="ru-RU"/>
+        </w:rPr>
+        <w:t>=</w:t>
+      </w:r>
+      <w:r>
+        <w:rPr>
+          <w:rFonts w:ascii="Consolas" w:eastAsia="Times New Roman" w:hAnsi="Consolas" w:cs="Times New Roman"/>
+          <w:color w:val="569CD6"/>
+          <w:sz w:val="21"/>
+          <w:szCs w:val="21"/>
+          <w:lang w:val="en-US" w:eastAsia="ru-RU"/>
+        </w:rPr>
+        <w:t>{</w:t>
+      </w:r>
+      <w:proofErr w:type="spellStart"/>
+      <w:r>
+        <w:rPr>
+          <w:rFonts w:ascii="Consolas" w:eastAsia="Times New Roman" w:hAnsi="Consolas" w:cs="Times New Roman"/>
+          <w:color w:val="DCDCAA"/>
+          <w:sz w:val="21"/>
+          <w:szCs w:val="21"/>
+          <w:lang w:val="en-US" w:eastAsia="ru-RU"/>
+        </w:rPr>
+        <w:t>onStatusChange</w:t>
+      </w:r>
+      <w:proofErr w:type="spellEnd"/>
+      <w:r>
+        <w:rPr>
+          <w:rFonts w:ascii="Consolas" w:eastAsia="Times New Roman" w:hAnsi="Consolas" w:cs="Times New Roman"/>
+          <w:color w:val="569CD6"/>
+          <w:sz w:val="21"/>
+          <w:szCs w:val="21"/>
+          <w:lang w:val="en-US" w:eastAsia="ru-RU"/>
+        </w:rPr>
+        <w:t>}</w:t>
+      </w:r>
+      <w:r>
+        <w:rPr>
+          <w:rFonts w:ascii="Consolas" w:eastAsia="Times New Roman" w:hAnsi="Consolas" w:cs="Times New Roman"/>
+          <w:color w:val="D4D4D4"/>
+          <w:sz w:val="21"/>
+          <w:szCs w:val="21"/>
+          <w:lang w:val="en-US" w:eastAsia="ru-RU"/>
+        </w:rPr>
+        <w:t xml:space="preserve"> </w:t>
+      </w:r>
+      <w:r>
+        <w:rPr>
+          <w:rFonts w:ascii="Consolas" w:eastAsia="Times New Roman" w:hAnsi="Consolas" w:cs="Times New Roman"/>
+          <w:color w:val="6A9955"/>
+          <w:sz w:val="21"/>
+          <w:szCs w:val="21"/>
+          <w:lang w:val="en-US" w:eastAsia="ru-RU"/>
+        </w:rPr>
+        <w:t>//</w:t>
+      </w:r>
+      <w:r>
+        <w:rPr>
+          <w:rFonts w:ascii="Consolas" w:eastAsia="Times New Roman" w:hAnsi="Consolas" w:cs="Times New Roman"/>
+          <w:color w:val="6A9955"/>
+          <w:sz w:val="21"/>
+          <w:szCs w:val="21"/>
+          <w:lang w:eastAsia="ru-RU"/>
+        </w:rPr>
+        <w:t>передача</w:t>
+      </w:r>
+      <w:r>
+        <w:rPr>
+          <w:rFonts w:ascii="Consolas" w:eastAsia="Times New Roman" w:hAnsi="Consolas" w:cs="Times New Roman"/>
+          <w:color w:val="6A9955"/>
+          <w:sz w:val="21"/>
+          <w:szCs w:val="21"/>
+          <w:lang w:val="en-US" w:eastAsia="ru-RU"/>
+        </w:rPr>
+        <w:t xml:space="preserve"> </w:t>
+      </w:r>
+      <w:proofErr w:type="spellStart"/>
+      <w:r>
+        <w:rPr>
+          <w:rFonts w:ascii="Consolas" w:eastAsia="Times New Roman" w:hAnsi="Consolas" w:cs="Times New Roman"/>
+          <w:color w:val="6A9955"/>
+          <w:sz w:val="21"/>
+          <w:szCs w:val="21"/>
+          <w:lang w:eastAsia="ru-RU"/>
+        </w:rPr>
+        <w:t>функції</w:t>
+      </w:r>
+      <w:proofErr w:type="spellEnd"/>
+      <w:r>
+        <w:rPr>
+          <w:rFonts w:ascii="Consolas" w:eastAsia="Times New Roman" w:hAnsi="Consolas" w:cs="Times New Roman"/>
+          <w:color w:val="6A9955"/>
+          <w:sz w:val="21"/>
+          <w:szCs w:val="21"/>
+          <w:lang w:val="en-US" w:eastAsia="ru-RU"/>
+        </w:rPr>
+        <w:t xml:space="preserve"> </w:t>
+      </w:r>
+      <w:proofErr w:type="spellStart"/>
+      <w:r>
+        <w:rPr>
+          <w:rFonts w:ascii="Consolas" w:eastAsia="Times New Roman" w:hAnsi="Consolas" w:cs="Times New Roman"/>
+          <w:color w:val="6A9955"/>
+          <w:sz w:val="21"/>
+          <w:szCs w:val="21"/>
+          <w:lang w:eastAsia="ru-RU"/>
+        </w:rPr>
+        <w:t>зміни</w:t>
+      </w:r>
+      <w:proofErr w:type="spellEnd"/>
+      <w:r>
+        <w:rPr>
+          <w:rFonts w:ascii="Consolas" w:eastAsia="Times New Roman" w:hAnsi="Consolas" w:cs="Times New Roman"/>
+          <w:color w:val="6A9955"/>
+          <w:sz w:val="21"/>
+          <w:szCs w:val="21"/>
+          <w:lang w:val="en-US" w:eastAsia="ru-RU"/>
+        </w:rPr>
+        <w:t xml:space="preserve"> </w:t>
+      </w:r>
+      <w:r>
+        <w:rPr>
+          <w:rFonts w:ascii="Consolas" w:eastAsia="Times New Roman" w:hAnsi="Consolas" w:cs="Times New Roman"/>
+          <w:color w:val="6A9955"/>
+          <w:sz w:val="21"/>
+          <w:szCs w:val="21"/>
+          <w:lang w:eastAsia="ru-RU"/>
+        </w:rPr>
+        <w:t>статусу</w:t>
+      </w:r>
+    </w:p>
+    <w:p>
+      <w:pPr>
+        <w:shd w:val="clear" w:color="auto" w:fill="1F1F1F"/>
+        <w:spacing w:after="0" w:line="285" w:lineRule="atLeast"/>
+        <w:rPr>
+          <w:rFonts w:ascii="Consolas" w:eastAsia="Times New Roman" w:hAnsi="Consolas" w:cs="Times New Roman"/>
+          <w:color w:val="CCCCCC"/>
+          <w:sz w:val="21"/>
+          <w:szCs w:val="21"/>
+          <w:lang w:eastAsia="ru-RU"/>
+        </w:rPr>
+      </w:pPr>
+      <w:r>
+        <w:rPr>
+          <w:rFonts w:ascii="Consolas" w:eastAsia="Times New Roman" w:hAnsi="Consolas" w:cs="Times New Roman"/>
+          <w:color w:val="D4D4D4"/>
+          <w:sz w:val="21"/>
+          <w:szCs w:val="21"/>
+          <w:lang w:val="en-US" w:eastAsia="ru-RU"/>
+        </w:rPr>
+        <w:t xml:space="preserve">            </w:t>
+      </w:r>
+      <w:r>
+        <w:rPr>
+          <w:rFonts w:ascii="Consolas" w:eastAsia="Times New Roman" w:hAnsi="Consolas" w:cs="Times New Roman"/>
+          <w:color w:val="808080"/>
+          <w:sz w:val="21"/>
+          <w:szCs w:val="21"/>
+          <w:lang w:eastAsia="ru-RU"/>
+        </w:rPr>
+        <w:t>/&gt;</w:t>
+      </w:r>
+    </w:p>
+    <w:p>
+      <w:pPr>
+        <w:shd w:val="clear" w:color="auto" w:fill="1F1F1F"/>
+        <w:spacing w:after="0" w:line="285" w:lineRule="atLeast"/>
+        <w:rPr>
+          <w:rFonts w:ascii="Consolas" w:eastAsia="Times New Roman" w:hAnsi="Consolas" w:cs="Times New Roman"/>
+          <w:color w:val="CCCCCC"/>
+          <w:sz w:val="21"/>
+          <w:szCs w:val="21"/>
+          <w:lang w:eastAsia="ru-RU"/>
+        </w:rPr>
+      </w:pPr>
+      <w:r>
+        <w:rPr>
+          <w:rFonts w:ascii="Consolas" w:eastAsia="Times New Roman" w:hAnsi="Consolas" w:cs="Times New Roman"/>
+          <w:color w:val="D4D4D4"/>
+          <w:sz w:val="21"/>
+          <w:szCs w:val="21"/>
+          <w:lang w:eastAsia="ru-RU"/>
+        </w:rPr>
+        <w:t>        ))</w:t>
+      </w:r>
+      <w:r>
+        <w:rPr>
+          <w:rFonts w:ascii="Consolas" w:eastAsia="Times New Roman" w:hAnsi="Consolas" w:cs="Times New Roman"/>
+          <w:color w:val="569CD6"/>
+          <w:sz w:val="21"/>
+          <w:szCs w:val="21"/>
+          <w:lang w:eastAsia="ru-RU"/>
+        </w:rPr>
+        <w:t>}</w:t>
+      </w:r>
+    </w:p>
+    <w:p>
+      <w:pPr>
+        <w:shd w:val="clear" w:color="auto" w:fill="1F1F1F"/>
+        <w:spacing w:after="0" w:line="285" w:lineRule="atLeast"/>
+        <w:rPr>
+          <w:rFonts w:ascii="Consolas" w:eastAsia="Times New Roman" w:hAnsi="Consolas" w:cs="Times New Roman"/>
+          <w:color w:val="CCCCCC"/>
+          <w:sz w:val="21"/>
+          <w:szCs w:val="21"/>
+          <w:lang w:eastAsia="ru-RU"/>
+        </w:rPr>
+      </w:pPr>
+      <w:r>
+        <w:rPr>
+          <w:rFonts w:ascii="Consolas" w:eastAsia="Times New Roman" w:hAnsi="Consolas" w:cs="Times New Roman"/>
+          <w:color w:val="CCCCCC"/>
+          <w:sz w:val="21"/>
+          <w:szCs w:val="21"/>
+          <w:lang w:eastAsia="ru-RU"/>
+        </w:rPr>
+        <w:t xml:space="preserve">        </w:t>
+      </w:r>
+      <w:r>
+        <w:rPr>
+          <w:rFonts w:ascii="Consolas" w:eastAsia="Times New Roman" w:hAnsi="Consolas" w:cs="Times New Roman"/>
+          <w:color w:val="808080"/>
+          <w:sz w:val="21"/>
+          <w:szCs w:val="21"/>
+          <w:lang w:eastAsia="ru-RU"/>
+        </w:rPr>
+        <w:t>&lt;/</w:t>
+      </w:r>
+      <w:proofErr w:type="spellStart"/>
+      <w:r>
+        <w:rPr>
+          <w:rFonts w:ascii="Consolas" w:eastAsia="Times New Roman" w:hAnsi="Consolas" w:cs="Times New Roman"/>
+          <w:color w:val="569CD6"/>
+          <w:sz w:val="21"/>
+          <w:szCs w:val="21"/>
+          <w:lang w:eastAsia="ru-RU"/>
+        </w:rPr>
+        <w:t>div</w:t>
+      </w:r>
+      <w:proofErr w:type="spellEnd"/>
+      <w:r>
+        <w:rPr>
+          <w:rFonts w:ascii="Consolas" w:eastAsia="Times New Roman" w:hAnsi="Consolas" w:cs="Times New Roman"/>
+          <w:color w:val="808080"/>
+          <w:sz w:val="21"/>
+          <w:szCs w:val="21"/>
+          <w:lang w:eastAsia="ru-RU"/>
+        </w:rPr>
+        <w:t>&gt;</w:t>
+      </w:r>
+    </w:p>
+    <w:p>
+      <w:pPr>
+        <w:shd w:val="clear" w:color="auto" w:fill="1F1F1F"/>
+        <w:spacing w:after="0" w:line="285" w:lineRule="atLeast"/>
+        <w:rPr>
+          <w:rFonts w:ascii="Consolas" w:eastAsia="Times New Roman" w:hAnsi="Consolas" w:cs="Times New Roman"/>
+          <w:color w:val="CCCCCC"/>
+          <w:sz w:val="21"/>
+          <w:szCs w:val="21"/>
+          <w:lang w:eastAsia="ru-RU"/>
+        </w:rPr>
+      </w:pPr>
+      <w:r>
+        <w:rPr>
+          <w:rFonts w:ascii="Consolas" w:eastAsia="Times New Roman" w:hAnsi="Consolas" w:cs="Times New Roman"/>
+          <w:color w:val="CCCCCC"/>
+          <w:sz w:val="21"/>
+          <w:szCs w:val="21"/>
+          <w:lang w:eastAsia="ru-RU"/>
+        </w:rPr>
+        <w:t>    );</w:t>
+      </w:r>
+    </w:p>
+    <w:p>
+      <w:pPr>
+        <w:shd w:val="clear" w:color="auto" w:fill="1F1F1F"/>
+        <w:spacing w:after="0" w:line="285" w:lineRule="atLeast"/>
+        <w:rPr>
+          <w:rFonts w:ascii="Consolas" w:eastAsia="Times New Roman" w:hAnsi="Consolas" w:cs="Times New Roman"/>
+          <w:color w:val="CCCCCC"/>
+          <w:sz w:val="21"/>
+          <w:szCs w:val="21"/>
+          <w:lang w:eastAsia="ru-RU"/>
+        </w:rPr>
+      </w:pPr>
+      <w:r>
+        <w:rPr>
+          <w:rFonts w:ascii="Consolas" w:eastAsia="Times New Roman" w:hAnsi="Consolas" w:cs="Times New Roman"/>
+          <w:color w:val="CCCCCC"/>
+          <w:sz w:val="21"/>
+          <w:szCs w:val="21"/>
+          <w:lang w:eastAsia="ru-RU"/>
+        </w:rPr>
+        <w:t>}</w:t>
+      </w:r>
+    </w:p>
+    <w:p>
+      <w:pPr>
+        <w:spacing w:after="0"/>
+        <w:rPr>
+          <w:sz w:val="28"/>
+          <w:szCs w:val="28"/>
+          <w:lang w:val="en-US"/>
+        </w:rPr>
+      </w:pPr>
+    </w:p>
+    <w:p>
+      <w:pPr>
+        <w:spacing w:after="0"/>
+        <w:rPr>
+          <w:sz w:val="28"/>
+          <w:szCs w:val="28"/>
+          <w:lang w:val="uk-UA"/>
+        </w:rPr>
+      </w:pPr>
+      <w:r>
+        <w:rPr>
+          <w:sz w:val="28"/>
+          <w:szCs w:val="28"/>
+          <w:lang w:val="uk-UA"/>
+        </w:rPr>
+        <w:t xml:space="preserve">Додав стилі до компоненту: </w:t>
+      </w:r>
+    </w:p>
+    <w:p>
+      <w:pPr>
+        <w:shd w:val="clear" w:color="auto" w:fill="1F1F1F"/>
+        <w:spacing w:after="0" w:line="285" w:lineRule="atLeast"/>
+        <w:rPr>
+          <w:rFonts w:ascii="Consolas" w:eastAsia="Times New Roman" w:hAnsi="Consolas" w:cs="Times New Roman"/>
+          <w:color w:val="CCCCCC"/>
+          <w:sz w:val="21"/>
+          <w:szCs w:val="21"/>
+          <w:lang w:val="en-US" w:eastAsia="ru-RU"/>
+        </w:rPr>
+      </w:pPr>
+      <w:r>
+        <w:rPr>
+          <w:rFonts w:ascii="Consolas" w:eastAsia="Times New Roman" w:hAnsi="Consolas" w:cs="Times New Roman"/>
+          <w:color w:val="D7BA7D"/>
+          <w:sz w:val="21"/>
+          <w:szCs w:val="21"/>
+          <w:lang w:val="en-US" w:eastAsia="ru-RU"/>
+        </w:rPr>
+        <w:t>.container</w:t>
+      </w:r>
+      <w:r>
+        <w:rPr>
+          <w:rFonts w:ascii="Consolas" w:eastAsia="Times New Roman" w:hAnsi="Consolas" w:cs="Times New Roman"/>
+          <w:color w:val="CCCCCC"/>
+          <w:sz w:val="21"/>
+          <w:szCs w:val="21"/>
+          <w:lang w:val="en-US" w:eastAsia="ru-RU"/>
+        </w:rPr>
+        <w:t xml:space="preserve"> </w:t>
+      </w:r>
+    </w:p>
+    <w:p>
+      <w:pPr>
+        <w:shd w:val="clear" w:color="auto" w:fill="1F1F1F"/>
+        <w:spacing w:after="0" w:line="285" w:lineRule="atLeast"/>
+        <w:rPr>
+          <w:rFonts w:ascii="Consolas" w:eastAsia="Times New Roman" w:hAnsi="Consolas" w:cs="Times New Roman"/>
+          <w:color w:val="CCCCCC"/>
+          <w:sz w:val="21"/>
+          <w:szCs w:val="21"/>
+          <w:lang w:val="en-US" w:eastAsia="ru-RU"/>
+        </w:rPr>
+      </w:pPr>
+      <w:r>
+        <w:rPr>
+          <w:rFonts w:ascii="Consolas" w:eastAsia="Times New Roman" w:hAnsi="Consolas" w:cs="Times New Roman"/>
+          <w:color w:val="CCCCCC"/>
+          <w:sz w:val="21"/>
+          <w:szCs w:val="21"/>
+          <w:lang w:val="en-US" w:eastAsia="ru-RU"/>
+        </w:rPr>
+        <w:t>{</w:t>
+      </w:r>
+    </w:p>
+    <w:p>
+      <w:pPr>
+        <w:shd w:val="clear" w:color="auto" w:fill="1F1F1F"/>
+        <w:spacing w:after="0" w:line="285" w:lineRule="atLeast"/>
+        <w:rPr>
+          <w:rFonts w:ascii="Consolas" w:eastAsia="Times New Roman" w:hAnsi="Consolas" w:cs="Times New Roman"/>
+          <w:color w:val="CCCCCC"/>
+          <w:sz w:val="21"/>
+          <w:szCs w:val="21"/>
+          <w:lang w:val="en-US" w:eastAsia="ru-RU"/>
+        </w:rPr>
+      </w:pPr>
+      <w:r>
+        <w:rPr>
+          <w:rFonts w:ascii="Consolas" w:eastAsia="Times New Roman" w:hAnsi="Consolas" w:cs="Times New Roman"/>
+          <w:color w:val="CCCCCC"/>
+          <w:sz w:val="21"/>
+          <w:szCs w:val="21"/>
+          <w:lang w:val="en-US" w:eastAsia="ru-RU"/>
+        </w:rPr>
+        <w:t xml:space="preserve">  </w:t>
+      </w:r>
+      <w:r>
+        <w:rPr>
+          <w:rFonts w:ascii="Consolas" w:eastAsia="Times New Roman" w:hAnsi="Consolas" w:cs="Times New Roman"/>
+          <w:color w:val="9CDCFE"/>
+          <w:sz w:val="21"/>
+          <w:szCs w:val="21"/>
+          <w:lang w:val="en-US" w:eastAsia="ru-RU"/>
+        </w:rPr>
+        <w:t>display</w:t>
+      </w:r>
+      <w:r>
+        <w:rPr>
+          <w:rFonts w:ascii="Consolas" w:eastAsia="Times New Roman" w:hAnsi="Consolas" w:cs="Times New Roman"/>
+          <w:color w:val="CCCCCC"/>
+          <w:sz w:val="21"/>
+          <w:szCs w:val="21"/>
+          <w:lang w:val="en-US" w:eastAsia="ru-RU"/>
+        </w:rPr>
+        <w:t xml:space="preserve">: </w:t>
+      </w:r>
+      <w:r>
+        <w:rPr>
+          <w:rFonts w:ascii="Consolas" w:eastAsia="Times New Roman" w:hAnsi="Consolas" w:cs="Times New Roman"/>
+          <w:color w:val="CE9178"/>
+          <w:sz w:val="21"/>
+          <w:szCs w:val="21"/>
+          <w:lang w:val="en-US" w:eastAsia="ru-RU"/>
+        </w:rPr>
+        <w:t>flex</w:t>
+      </w:r>
+      <w:r>
+        <w:rPr>
+          <w:rFonts w:ascii="Consolas" w:eastAsia="Times New Roman" w:hAnsi="Consolas" w:cs="Times New Roman"/>
+          <w:color w:val="CCCCCC"/>
+          <w:sz w:val="21"/>
+          <w:szCs w:val="21"/>
+          <w:lang w:val="en-US" w:eastAsia="ru-RU"/>
+        </w:rPr>
+        <w:t>;</w:t>
+      </w:r>
+    </w:p>
+    <w:p>
+      <w:pPr>
+        <w:shd w:val="clear" w:color="auto" w:fill="1F1F1F"/>
+        <w:spacing w:after="0" w:line="285" w:lineRule="atLeast"/>
+        <w:rPr>
+          <w:rFonts w:ascii="Consolas" w:eastAsia="Times New Roman" w:hAnsi="Consolas" w:cs="Times New Roman"/>
+          <w:color w:val="CCCCCC"/>
+          <w:sz w:val="21"/>
+          <w:szCs w:val="21"/>
+          <w:lang w:val="en-US" w:eastAsia="ru-RU"/>
+        </w:rPr>
+      </w:pPr>
+      <w:r>
+        <w:rPr>
+          <w:rFonts w:ascii="Consolas" w:eastAsia="Times New Roman" w:hAnsi="Consolas" w:cs="Times New Roman"/>
+          <w:color w:val="CCCCCC"/>
+          <w:sz w:val="21"/>
+          <w:szCs w:val="21"/>
+          <w:lang w:val="en-US" w:eastAsia="ru-RU"/>
+        </w:rPr>
+        <w:t xml:space="preserve">  </w:t>
+      </w:r>
+      <w:r>
+        <w:rPr>
+          <w:rFonts w:ascii="Consolas" w:eastAsia="Times New Roman" w:hAnsi="Consolas" w:cs="Times New Roman"/>
+          <w:color w:val="9CDCFE"/>
+          <w:sz w:val="21"/>
+          <w:szCs w:val="21"/>
+          <w:lang w:val="en-US" w:eastAsia="ru-RU"/>
+        </w:rPr>
+        <w:t>flex-direction</w:t>
+      </w:r>
+      <w:r>
+        <w:rPr>
+          <w:rFonts w:ascii="Consolas" w:eastAsia="Times New Roman" w:hAnsi="Consolas" w:cs="Times New Roman"/>
+          <w:color w:val="CCCCCC"/>
+          <w:sz w:val="21"/>
+          <w:szCs w:val="21"/>
+          <w:lang w:val="en-US" w:eastAsia="ru-RU"/>
+        </w:rPr>
+        <w:t xml:space="preserve">: </w:t>
+      </w:r>
+      <w:r>
+        <w:rPr>
+          <w:rFonts w:ascii="Consolas" w:eastAsia="Times New Roman" w:hAnsi="Consolas" w:cs="Times New Roman"/>
+          <w:color w:val="CE9178"/>
+          <w:sz w:val="21"/>
+          <w:szCs w:val="21"/>
+          <w:lang w:val="en-US" w:eastAsia="ru-RU"/>
+        </w:rPr>
+        <w:t>column</w:t>
+      </w:r>
+      <w:r>
+        <w:rPr>
+          <w:rFonts w:ascii="Consolas" w:eastAsia="Times New Roman" w:hAnsi="Consolas" w:cs="Times New Roman"/>
+          <w:color w:val="CCCCCC"/>
+          <w:sz w:val="21"/>
+          <w:szCs w:val="21"/>
+          <w:lang w:val="en-US" w:eastAsia="ru-RU"/>
+        </w:rPr>
+        <w:t xml:space="preserve">; </w:t>
+      </w:r>
+    </w:p>
+    <w:p>
+      <w:pPr>
+        <w:shd w:val="clear" w:color="auto" w:fill="1F1F1F"/>
+        <w:spacing w:after="0" w:line="285" w:lineRule="atLeast"/>
+        <w:rPr>
+          <w:rFonts w:ascii="Consolas" w:eastAsia="Times New Roman" w:hAnsi="Consolas" w:cs="Times New Roman"/>
+          <w:color w:val="CCCCCC"/>
+          <w:sz w:val="21"/>
+          <w:szCs w:val="21"/>
+          <w:lang w:val="en-US" w:eastAsia="ru-RU"/>
+        </w:rPr>
+      </w:pPr>
+      <w:r>
+        <w:rPr>
+          <w:rFonts w:ascii="Consolas" w:eastAsia="Times New Roman" w:hAnsi="Consolas" w:cs="Times New Roman"/>
+          <w:color w:val="CCCCCC"/>
+          <w:sz w:val="21"/>
+          <w:szCs w:val="21"/>
+          <w:lang w:val="en-US" w:eastAsia="ru-RU"/>
+        </w:rPr>
+        <w:t xml:space="preserve">  </w:t>
+      </w:r>
+      <w:r>
+        <w:rPr>
+          <w:rFonts w:ascii="Consolas" w:eastAsia="Times New Roman" w:hAnsi="Consolas" w:cs="Times New Roman"/>
+          <w:color w:val="9CDCFE"/>
+          <w:sz w:val="21"/>
+          <w:szCs w:val="21"/>
+          <w:lang w:val="en-US" w:eastAsia="ru-RU"/>
+        </w:rPr>
+        <w:t>gap</w:t>
+      </w:r>
+      <w:r>
+        <w:rPr>
+          <w:rFonts w:ascii="Consolas" w:eastAsia="Times New Roman" w:hAnsi="Consolas" w:cs="Times New Roman"/>
+          <w:color w:val="CCCCCC"/>
+          <w:sz w:val="21"/>
+          <w:szCs w:val="21"/>
+          <w:lang w:val="en-US" w:eastAsia="ru-RU"/>
+        </w:rPr>
+        <w:t xml:space="preserve">: </w:t>
+      </w:r>
+      <w:r>
+        <w:rPr>
+          <w:rFonts w:ascii="Consolas" w:eastAsia="Times New Roman" w:hAnsi="Consolas" w:cs="Times New Roman"/>
+          <w:color w:val="B5CEA8"/>
+          <w:sz w:val="21"/>
+          <w:szCs w:val="21"/>
+          <w:lang w:val="en-US" w:eastAsia="ru-RU"/>
+        </w:rPr>
+        <w:t>16px</w:t>
+      </w:r>
+      <w:r>
+        <w:rPr>
+          <w:rFonts w:ascii="Consolas" w:eastAsia="Times New Roman" w:hAnsi="Consolas" w:cs="Times New Roman"/>
+          <w:color w:val="CCCCCC"/>
+          <w:sz w:val="21"/>
+          <w:szCs w:val="21"/>
+          <w:lang w:val="en-US" w:eastAsia="ru-RU"/>
+        </w:rPr>
+        <w:t>;</w:t>
+      </w:r>
+    </w:p>
+    <w:p>
+      <w:pPr>
+        <w:shd w:val="clear" w:color="auto" w:fill="1F1F1F"/>
+        <w:spacing w:after="0" w:line="285" w:lineRule="atLeast"/>
+        <w:rPr>
+          <w:rFonts w:ascii="Consolas" w:eastAsia="Times New Roman" w:hAnsi="Consolas" w:cs="Times New Roman"/>
+          <w:color w:val="CCCCCC"/>
+          <w:sz w:val="21"/>
+          <w:szCs w:val="21"/>
+          <w:lang w:val="en-US" w:eastAsia="ru-RU"/>
+        </w:rPr>
+      </w:pPr>
+      <w:r>
+        <w:rPr>
+          <w:rFonts w:ascii="Consolas" w:eastAsia="Times New Roman" w:hAnsi="Consolas" w:cs="Times New Roman"/>
+          <w:color w:val="CCCCCC"/>
+          <w:sz w:val="21"/>
+          <w:szCs w:val="21"/>
+          <w:lang w:val="en-US" w:eastAsia="ru-RU"/>
+        </w:rPr>
+        <w:t xml:space="preserve">  </w:t>
+      </w:r>
+      <w:r>
+        <w:rPr>
+          <w:rFonts w:ascii="Consolas" w:eastAsia="Times New Roman" w:hAnsi="Consolas" w:cs="Times New Roman"/>
+          <w:color w:val="9CDCFE"/>
+          <w:sz w:val="21"/>
+          <w:szCs w:val="21"/>
+          <w:lang w:val="en-US" w:eastAsia="ru-RU"/>
+        </w:rPr>
+        <w:t>max-width</w:t>
+      </w:r>
+      <w:r>
+        <w:rPr>
+          <w:rFonts w:ascii="Consolas" w:eastAsia="Times New Roman" w:hAnsi="Consolas" w:cs="Times New Roman"/>
+          <w:color w:val="CCCCCC"/>
+          <w:sz w:val="21"/>
+          <w:szCs w:val="21"/>
+          <w:lang w:val="en-US" w:eastAsia="ru-RU"/>
+        </w:rPr>
+        <w:t xml:space="preserve">: </w:t>
+      </w:r>
+      <w:r>
+        <w:rPr>
+          <w:rFonts w:ascii="Consolas" w:eastAsia="Times New Roman" w:hAnsi="Consolas" w:cs="Times New Roman"/>
+          <w:color w:val="B5CEA8"/>
+          <w:sz w:val="21"/>
+          <w:szCs w:val="21"/>
+          <w:lang w:val="en-US" w:eastAsia="ru-RU"/>
+        </w:rPr>
+        <w:t>800px</w:t>
+      </w:r>
+      <w:r>
+        <w:rPr>
+          <w:rFonts w:ascii="Consolas" w:eastAsia="Times New Roman" w:hAnsi="Consolas" w:cs="Times New Roman"/>
+          <w:color w:val="CCCCCC"/>
+          <w:sz w:val="21"/>
+          <w:szCs w:val="21"/>
+          <w:lang w:val="en-US" w:eastAsia="ru-RU"/>
+        </w:rPr>
+        <w:t>;</w:t>
+      </w:r>
+    </w:p>
+    <w:p>
+      <w:pPr>
+        <w:shd w:val="clear" w:color="auto" w:fill="1F1F1F"/>
+        <w:spacing w:after="0" w:line="285" w:lineRule="atLeast"/>
+        <w:rPr>
+          <w:rFonts w:ascii="Consolas" w:eastAsia="Times New Roman" w:hAnsi="Consolas" w:cs="Times New Roman"/>
+          <w:color w:val="CCCCCC"/>
+          <w:sz w:val="21"/>
+          <w:szCs w:val="21"/>
+          <w:lang w:val="en-US" w:eastAsia="ru-RU"/>
+        </w:rPr>
+      </w:pPr>
+      <w:r>
+        <w:rPr>
+          <w:rFonts w:ascii="Consolas" w:eastAsia="Times New Roman" w:hAnsi="Consolas" w:cs="Times New Roman"/>
+          <w:color w:val="CCCCCC"/>
+          <w:sz w:val="21"/>
+          <w:szCs w:val="21"/>
+          <w:lang w:val="en-US" w:eastAsia="ru-RU"/>
+        </w:rPr>
+        <w:t xml:space="preserve">  </w:t>
+      </w:r>
+      <w:r>
+        <w:rPr>
+          <w:rFonts w:ascii="Consolas" w:eastAsia="Times New Roman" w:hAnsi="Consolas" w:cs="Times New Roman"/>
+          <w:color w:val="9CDCFE"/>
+          <w:sz w:val="21"/>
+          <w:szCs w:val="21"/>
+          <w:lang w:val="en-US" w:eastAsia="ru-RU"/>
+        </w:rPr>
+        <w:t>margin</w:t>
+      </w:r>
+      <w:r>
+        <w:rPr>
+          <w:rFonts w:ascii="Consolas" w:eastAsia="Times New Roman" w:hAnsi="Consolas" w:cs="Times New Roman"/>
+          <w:color w:val="CCCCCC"/>
+          <w:sz w:val="21"/>
+          <w:szCs w:val="21"/>
+          <w:lang w:val="en-US" w:eastAsia="ru-RU"/>
+        </w:rPr>
+        <w:t xml:space="preserve">: </w:t>
+      </w:r>
+      <w:r>
+        <w:rPr>
+          <w:rFonts w:ascii="Consolas" w:eastAsia="Times New Roman" w:hAnsi="Consolas" w:cs="Times New Roman"/>
+          <w:color w:val="B5CEA8"/>
+          <w:sz w:val="21"/>
+          <w:szCs w:val="21"/>
+          <w:lang w:val="en-US" w:eastAsia="ru-RU"/>
+        </w:rPr>
+        <w:t>0</w:t>
+      </w:r>
+      <w:r>
+        <w:rPr>
+          <w:rFonts w:ascii="Consolas" w:eastAsia="Times New Roman" w:hAnsi="Consolas" w:cs="Times New Roman"/>
+          <w:color w:val="CCCCCC"/>
+          <w:sz w:val="21"/>
+          <w:szCs w:val="21"/>
+          <w:lang w:val="en-US" w:eastAsia="ru-RU"/>
+        </w:rPr>
+        <w:t xml:space="preserve"> </w:t>
+      </w:r>
+      <w:r>
+        <w:rPr>
+          <w:rFonts w:ascii="Consolas" w:eastAsia="Times New Roman" w:hAnsi="Consolas" w:cs="Times New Roman"/>
+          <w:color w:val="CE9178"/>
+          <w:sz w:val="21"/>
+          <w:szCs w:val="21"/>
+          <w:lang w:val="en-US" w:eastAsia="ru-RU"/>
+        </w:rPr>
+        <w:t>auto</w:t>
+      </w:r>
+      <w:r>
+        <w:rPr>
+          <w:rFonts w:ascii="Consolas" w:eastAsia="Times New Roman" w:hAnsi="Consolas" w:cs="Times New Roman"/>
+          <w:color w:val="CCCCCC"/>
+          <w:sz w:val="21"/>
+          <w:szCs w:val="21"/>
+          <w:lang w:val="en-US" w:eastAsia="ru-RU"/>
+        </w:rPr>
+        <w:t xml:space="preserve">; </w:t>
+      </w:r>
+    </w:p>
+    <w:p>
+      <w:pPr>
+        <w:shd w:val="clear" w:color="auto" w:fill="1F1F1F"/>
+        <w:spacing w:after="0" w:line="285" w:lineRule="atLeast"/>
+        <w:rPr>
+          <w:rFonts w:ascii="Consolas" w:eastAsia="Times New Roman" w:hAnsi="Consolas" w:cs="Times New Roman"/>
+          <w:color w:val="CCCCCC"/>
+          <w:sz w:val="21"/>
+          <w:szCs w:val="21"/>
+          <w:lang w:val="en-US" w:eastAsia="ru-RU"/>
+        </w:rPr>
+      </w:pPr>
+      <w:r>
+        <w:rPr>
+          <w:rFonts w:ascii="Consolas" w:eastAsia="Times New Roman" w:hAnsi="Consolas" w:cs="Times New Roman"/>
+          <w:color w:val="CCCCCC"/>
+          <w:sz w:val="21"/>
+          <w:szCs w:val="21"/>
+          <w:lang w:val="en-US" w:eastAsia="ru-RU"/>
+        </w:rPr>
+        <w:t xml:space="preserve">  </w:t>
+      </w:r>
+      <w:r>
+        <w:rPr>
+          <w:rFonts w:ascii="Consolas" w:eastAsia="Times New Roman" w:hAnsi="Consolas" w:cs="Times New Roman"/>
+          <w:color w:val="9CDCFE"/>
+          <w:sz w:val="21"/>
+          <w:szCs w:val="21"/>
+          <w:lang w:val="en-US" w:eastAsia="ru-RU"/>
+        </w:rPr>
+        <w:t>padding</w:t>
+      </w:r>
+      <w:r>
+        <w:rPr>
+          <w:rFonts w:ascii="Consolas" w:eastAsia="Times New Roman" w:hAnsi="Consolas" w:cs="Times New Roman"/>
+          <w:color w:val="CCCCCC"/>
+          <w:sz w:val="21"/>
+          <w:szCs w:val="21"/>
+          <w:lang w:val="en-US" w:eastAsia="ru-RU"/>
+        </w:rPr>
+        <w:t xml:space="preserve">: </w:t>
+      </w:r>
+      <w:r>
+        <w:rPr>
+          <w:rFonts w:ascii="Consolas" w:eastAsia="Times New Roman" w:hAnsi="Consolas" w:cs="Times New Roman"/>
+          <w:color w:val="B5CEA8"/>
+          <w:sz w:val="21"/>
+          <w:szCs w:val="21"/>
+          <w:lang w:val="en-US" w:eastAsia="ru-RU"/>
+        </w:rPr>
+        <w:t>20px</w:t>
+      </w:r>
+      <w:r>
+        <w:rPr>
+          <w:rFonts w:ascii="Consolas" w:eastAsia="Times New Roman" w:hAnsi="Consolas" w:cs="Times New Roman"/>
+          <w:color w:val="CCCCCC"/>
+          <w:sz w:val="21"/>
+          <w:szCs w:val="21"/>
+          <w:lang w:val="en-US" w:eastAsia="ru-RU"/>
+        </w:rPr>
+        <w:t>;</w:t>
+      </w:r>
+    </w:p>
+    <w:p>
+      <w:pPr>
+        <w:shd w:val="clear" w:color="auto" w:fill="1F1F1F"/>
+        <w:spacing w:after="0" w:line="285" w:lineRule="atLeast"/>
+        <w:rPr>
+          <w:rFonts w:ascii="Consolas" w:eastAsia="Times New Roman" w:hAnsi="Consolas" w:cs="Times New Roman"/>
+          <w:color w:val="CCCCCC"/>
+          <w:sz w:val="21"/>
+          <w:szCs w:val="21"/>
+          <w:lang w:val="en-US" w:eastAsia="ru-RU"/>
+        </w:rPr>
+      </w:pPr>
+      <w:r>
+        <w:rPr>
+          <w:rFonts w:ascii="Consolas" w:eastAsia="Times New Roman" w:hAnsi="Consolas" w:cs="Times New Roman"/>
+          <w:color w:val="CCCCCC"/>
+          <w:sz w:val="21"/>
+          <w:szCs w:val="21"/>
+          <w:lang w:val="en-US" w:eastAsia="ru-RU"/>
+        </w:rPr>
+        <w:t>}</w:t>
+      </w:r>
+    </w:p>
+    <w:p>
+      <w:pPr>
+        <w:shd w:val="clear" w:color="auto" w:fill="1F1F1F"/>
+        <w:spacing w:after="0" w:line="285" w:lineRule="atLeast"/>
+        <w:rPr>
+          <w:rFonts w:ascii="Consolas" w:eastAsia="Times New Roman" w:hAnsi="Consolas" w:cs="Times New Roman"/>
+          <w:color w:val="CCCCCC"/>
+          <w:sz w:val="21"/>
+          <w:szCs w:val="21"/>
+          <w:lang w:val="en-US" w:eastAsia="ru-RU"/>
+        </w:rPr>
+      </w:pPr>
+    </w:p>
+    <w:p>
+      <w:pPr>
+        <w:shd w:val="clear" w:color="auto" w:fill="1F1F1F"/>
+        <w:spacing w:after="0" w:line="285" w:lineRule="atLeast"/>
+        <w:rPr>
+          <w:rFonts w:ascii="Consolas" w:eastAsia="Times New Roman" w:hAnsi="Consolas" w:cs="Times New Roman"/>
+          <w:color w:val="CCCCCC"/>
+          <w:sz w:val="21"/>
+          <w:szCs w:val="21"/>
+          <w:lang w:val="en-US" w:eastAsia="ru-RU"/>
+        </w:rPr>
+      </w:pPr>
+      <w:r>
+        <w:rPr>
+          <w:rFonts w:ascii="Consolas" w:eastAsia="Times New Roman" w:hAnsi="Consolas" w:cs="Times New Roman"/>
+          <w:color w:val="D7BA7D"/>
+          <w:sz w:val="21"/>
+          <w:szCs w:val="21"/>
+          <w:lang w:val="en-US" w:eastAsia="ru-RU"/>
+        </w:rPr>
+        <w:t>.</w:t>
+      </w:r>
+      <w:proofErr w:type="spellStart"/>
+      <w:r>
+        <w:rPr>
+          <w:rFonts w:ascii="Consolas" w:eastAsia="Times New Roman" w:hAnsi="Consolas" w:cs="Times New Roman"/>
+          <w:color w:val="D7BA7D"/>
+          <w:sz w:val="21"/>
+          <w:szCs w:val="21"/>
+          <w:lang w:val="en-US" w:eastAsia="ru-RU"/>
+        </w:rPr>
+        <w:t>emptyMessage</w:t>
+      </w:r>
+      <w:proofErr w:type="spellEnd"/>
+      <w:r>
+        <w:rPr>
+          <w:rFonts w:ascii="Consolas" w:eastAsia="Times New Roman" w:hAnsi="Consolas" w:cs="Times New Roman"/>
+          <w:color w:val="CCCCCC"/>
+          <w:sz w:val="21"/>
+          <w:szCs w:val="21"/>
+          <w:lang w:val="en-US" w:eastAsia="ru-RU"/>
+        </w:rPr>
+        <w:t xml:space="preserve"> </w:t>
+      </w:r>
+    </w:p>
+    <w:p>
+      <w:pPr>
+        <w:shd w:val="clear" w:color="auto" w:fill="1F1F1F"/>
+        <w:spacing w:after="0" w:line="285" w:lineRule="atLeast"/>
+        <w:rPr>
+          <w:rFonts w:ascii="Consolas" w:eastAsia="Times New Roman" w:hAnsi="Consolas" w:cs="Times New Roman"/>
+          <w:color w:val="CCCCCC"/>
+          <w:sz w:val="21"/>
+          <w:szCs w:val="21"/>
+          <w:lang w:val="en-US" w:eastAsia="ru-RU"/>
+        </w:rPr>
+      </w:pPr>
+      <w:r>
+        <w:rPr>
+          <w:rFonts w:ascii="Consolas" w:eastAsia="Times New Roman" w:hAnsi="Consolas" w:cs="Times New Roman"/>
+          <w:color w:val="CCCCCC"/>
+          <w:sz w:val="21"/>
+          <w:szCs w:val="21"/>
+          <w:lang w:val="en-US" w:eastAsia="ru-RU"/>
+        </w:rPr>
+        <w:t>{</w:t>
+      </w:r>
+    </w:p>
+    <w:p>
+      <w:pPr>
+        <w:shd w:val="clear" w:color="auto" w:fill="1F1F1F"/>
+        <w:spacing w:after="0" w:line="285" w:lineRule="atLeast"/>
+        <w:rPr>
+          <w:rFonts w:ascii="Consolas" w:eastAsia="Times New Roman" w:hAnsi="Consolas" w:cs="Times New Roman"/>
+          <w:color w:val="CCCCCC"/>
+          <w:sz w:val="21"/>
+          <w:szCs w:val="21"/>
+          <w:lang w:val="en-US" w:eastAsia="ru-RU"/>
+        </w:rPr>
+      </w:pPr>
+      <w:r>
+        <w:rPr>
+          <w:rFonts w:ascii="Consolas" w:eastAsia="Times New Roman" w:hAnsi="Consolas" w:cs="Times New Roman"/>
+          <w:color w:val="CCCCCC"/>
+          <w:sz w:val="21"/>
+          <w:szCs w:val="21"/>
+          <w:lang w:val="en-US" w:eastAsia="ru-RU"/>
+        </w:rPr>
+        <w:t xml:space="preserve">  </w:t>
+      </w:r>
+      <w:r>
+        <w:rPr>
+          <w:rFonts w:ascii="Consolas" w:eastAsia="Times New Roman" w:hAnsi="Consolas" w:cs="Times New Roman"/>
+          <w:color w:val="9CDCFE"/>
+          <w:sz w:val="21"/>
+          <w:szCs w:val="21"/>
+          <w:lang w:val="en-US" w:eastAsia="ru-RU"/>
+        </w:rPr>
+        <w:t>text-align</w:t>
+      </w:r>
+      <w:r>
+        <w:rPr>
+          <w:rFonts w:ascii="Consolas" w:eastAsia="Times New Roman" w:hAnsi="Consolas" w:cs="Times New Roman"/>
+          <w:color w:val="CCCCCC"/>
+          <w:sz w:val="21"/>
+          <w:szCs w:val="21"/>
+          <w:lang w:val="en-US" w:eastAsia="ru-RU"/>
+        </w:rPr>
+        <w:t xml:space="preserve">: </w:t>
+      </w:r>
+      <w:r>
+        <w:rPr>
+          <w:rFonts w:ascii="Consolas" w:eastAsia="Times New Roman" w:hAnsi="Consolas" w:cs="Times New Roman"/>
+          <w:color w:val="CE9178"/>
+          <w:sz w:val="21"/>
+          <w:szCs w:val="21"/>
+          <w:lang w:val="en-US" w:eastAsia="ru-RU"/>
+        </w:rPr>
+        <w:t>center</w:t>
+      </w:r>
+      <w:r>
+        <w:rPr>
+          <w:rFonts w:ascii="Consolas" w:eastAsia="Times New Roman" w:hAnsi="Consolas" w:cs="Times New Roman"/>
+          <w:color w:val="CCCCCC"/>
+          <w:sz w:val="21"/>
+          <w:szCs w:val="21"/>
+          <w:lang w:val="en-US" w:eastAsia="ru-RU"/>
+        </w:rPr>
+        <w:t>;</w:t>
+      </w:r>
+    </w:p>
+    <w:p>
+      <w:pPr>
+        <w:shd w:val="clear" w:color="auto" w:fill="1F1F1F"/>
+        <w:spacing w:after="0" w:line="285" w:lineRule="atLeast"/>
+        <w:rPr>
+          <w:rFonts w:ascii="Consolas" w:eastAsia="Times New Roman" w:hAnsi="Consolas" w:cs="Times New Roman"/>
+          <w:color w:val="CCCCCC"/>
+          <w:sz w:val="21"/>
+          <w:szCs w:val="21"/>
+          <w:lang w:val="en-US" w:eastAsia="ru-RU"/>
+        </w:rPr>
+      </w:pPr>
+      <w:r>
+        <w:rPr>
+          <w:rFonts w:ascii="Consolas" w:eastAsia="Times New Roman" w:hAnsi="Consolas" w:cs="Times New Roman"/>
+          <w:color w:val="CCCCCC"/>
+          <w:sz w:val="21"/>
+          <w:szCs w:val="21"/>
+          <w:lang w:val="en-US" w:eastAsia="ru-RU"/>
+        </w:rPr>
+        <w:t xml:space="preserve">  </w:t>
+      </w:r>
+      <w:r>
+        <w:rPr>
+          <w:rFonts w:ascii="Consolas" w:eastAsia="Times New Roman" w:hAnsi="Consolas" w:cs="Times New Roman"/>
+          <w:color w:val="9CDCFE"/>
+          <w:sz w:val="21"/>
+          <w:szCs w:val="21"/>
+          <w:lang w:val="en-US" w:eastAsia="ru-RU"/>
+        </w:rPr>
+        <w:t>color</w:t>
+      </w:r>
+      <w:r>
+        <w:rPr>
+          <w:rFonts w:ascii="Consolas" w:eastAsia="Times New Roman" w:hAnsi="Consolas" w:cs="Times New Roman"/>
+          <w:color w:val="CCCCCC"/>
+          <w:sz w:val="21"/>
+          <w:szCs w:val="21"/>
+          <w:lang w:val="en-US" w:eastAsia="ru-RU"/>
+        </w:rPr>
+        <w:t xml:space="preserve">: </w:t>
+      </w:r>
+      <w:r>
+        <w:rPr>
+          <w:rFonts w:ascii="Consolas" w:eastAsia="Times New Roman" w:hAnsi="Consolas" w:cs="Times New Roman"/>
+          <w:color w:val="CE9178"/>
+          <w:sz w:val="21"/>
+          <w:szCs w:val="21"/>
+          <w:lang w:val="en-US" w:eastAsia="ru-RU"/>
+        </w:rPr>
+        <w:t>#6e7781</w:t>
+      </w:r>
+      <w:r>
+        <w:rPr>
+          <w:rFonts w:ascii="Consolas" w:eastAsia="Times New Roman" w:hAnsi="Consolas" w:cs="Times New Roman"/>
+          <w:color w:val="CCCCCC"/>
+          <w:sz w:val="21"/>
+          <w:szCs w:val="21"/>
+          <w:lang w:val="en-US" w:eastAsia="ru-RU"/>
+        </w:rPr>
+        <w:t>;</w:t>
+      </w:r>
+    </w:p>
+    <w:p>
+      <w:pPr>
+        <w:shd w:val="clear" w:color="auto" w:fill="1F1F1F"/>
+        <w:spacing w:after="0" w:line="285" w:lineRule="atLeast"/>
+        <w:rPr>
+          <w:rFonts w:ascii="Consolas" w:eastAsia="Times New Roman" w:hAnsi="Consolas" w:cs="Times New Roman"/>
+          <w:color w:val="CCCCCC"/>
+          <w:sz w:val="21"/>
+          <w:szCs w:val="21"/>
+          <w:lang w:val="en-US" w:eastAsia="ru-RU"/>
+        </w:rPr>
+      </w:pPr>
+      <w:r>
+        <w:rPr>
+          <w:rFonts w:ascii="Consolas" w:eastAsia="Times New Roman" w:hAnsi="Consolas" w:cs="Times New Roman"/>
+          <w:color w:val="CCCCCC"/>
+          <w:sz w:val="21"/>
+          <w:szCs w:val="21"/>
+          <w:lang w:val="en-US" w:eastAsia="ru-RU"/>
+        </w:rPr>
+        <w:t xml:space="preserve">  </w:t>
+      </w:r>
+      <w:r>
+        <w:rPr>
+          <w:rFonts w:ascii="Consolas" w:eastAsia="Times New Roman" w:hAnsi="Consolas" w:cs="Times New Roman"/>
+          <w:color w:val="9CDCFE"/>
+          <w:sz w:val="21"/>
+          <w:szCs w:val="21"/>
+          <w:lang w:val="en-US" w:eastAsia="ru-RU"/>
+        </w:rPr>
+        <w:t>margin-top</w:t>
+      </w:r>
+      <w:r>
+        <w:rPr>
+          <w:rFonts w:ascii="Consolas" w:eastAsia="Times New Roman" w:hAnsi="Consolas" w:cs="Times New Roman"/>
+          <w:color w:val="CCCCCC"/>
+          <w:sz w:val="21"/>
+          <w:szCs w:val="21"/>
+          <w:lang w:val="en-US" w:eastAsia="ru-RU"/>
+        </w:rPr>
+        <w:t xml:space="preserve">: </w:t>
+      </w:r>
+      <w:r>
+        <w:rPr>
+          <w:rFonts w:ascii="Consolas" w:eastAsia="Times New Roman" w:hAnsi="Consolas" w:cs="Times New Roman"/>
+          <w:color w:val="B5CEA8"/>
+          <w:sz w:val="21"/>
+          <w:szCs w:val="21"/>
+          <w:lang w:val="en-US" w:eastAsia="ru-RU"/>
+        </w:rPr>
+        <w:t>50px</w:t>
+      </w:r>
+      <w:r>
+        <w:rPr>
+          <w:rFonts w:ascii="Consolas" w:eastAsia="Times New Roman" w:hAnsi="Consolas" w:cs="Times New Roman"/>
+          <w:color w:val="CCCCCC"/>
+          <w:sz w:val="21"/>
+          <w:szCs w:val="21"/>
+          <w:lang w:val="en-US" w:eastAsia="ru-RU"/>
+        </w:rPr>
+        <w:t>;</w:t>
+      </w:r>
+    </w:p>
+    <w:p>
+      <w:pPr>
+        <w:shd w:val="clear" w:color="auto" w:fill="1F1F1F"/>
+        <w:spacing w:after="0" w:line="285" w:lineRule="atLeast"/>
+        <w:rPr>
+          <w:rFonts w:ascii="Consolas" w:eastAsia="Times New Roman" w:hAnsi="Consolas" w:cs="Times New Roman"/>
+          <w:color w:val="CCCCCC"/>
+          <w:sz w:val="21"/>
+          <w:szCs w:val="21"/>
+          <w:lang w:val="en-US" w:eastAsia="ru-RU"/>
+        </w:rPr>
+      </w:pPr>
+      <w:r>
+        <w:rPr>
+          <w:rFonts w:ascii="Consolas" w:eastAsia="Times New Roman" w:hAnsi="Consolas" w:cs="Times New Roman"/>
+          <w:color w:val="CCCCCC"/>
+          <w:sz w:val="21"/>
+          <w:szCs w:val="21"/>
+          <w:lang w:val="en-US" w:eastAsia="ru-RU"/>
+        </w:rPr>
+        <w:t xml:space="preserve">  </w:t>
+      </w:r>
+      <w:r>
+        <w:rPr>
+          <w:rFonts w:ascii="Consolas" w:eastAsia="Times New Roman" w:hAnsi="Consolas" w:cs="Times New Roman"/>
+          <w:color w:val="9CDCFE"/>
+          <w:sz w:val="21"/>
+          <w:szCs w:val="21"/>
+          <w:lang w:val="en-US" w:eastAsia="ru-RU"/>
+        </w:rPr>
+        <w:t>font-style</w:t>
+      </w:r>
+      <w:r>
+        <w:rPr>
+          <w:rFonts w:ascii="Consolas" w:eastAsia="Times New Roman" w:hAnsi="Consolas" w:cs="Times New Roman"/>
+          <w:color w:val="CCCCCC"/>
+          <w:sz w:val="21"/>
+          <w:szCs w:val="21"/>
+          <w:lang w:val="en-US" w:eastAsia="ru-RU"/>
+        </w:rPr>
+        <w:t xml:space="preserve">: </w:t>
+      </w:r>
+      <w:r>
+        <w:rPr>
+          <w:rFonts w:ascii="Consolas" w:eastAsia="Times New Roman" w:hAnsi="Consolas" w:cs="Times New Roman"/>
+          <w:color w:val="CE9178"/>
+          <w:sz w:val="21"/>
+          <w:szCs w:val="21"/>
+          <w:lang w:val="en-US" w:eastAsia="ru-RU"/>
+        </w:rPr>
+        <w:t>italic</w:t>
+      </w:r>
+      <w:r>
+        <w:rPr>
+          <w:rFonts w:ascii="Consolas" w:eastAsia="Times New Roman" w:hAnsi="Consolas" w:cs="Times New Roman"/>
+          <w:color w:val="CCCCCC"/>
+          <w:sz w:val="21"/>
+          <w:szCs w:val="21"/>
+          <w:lang w:val="en-US" w:eastAsia="ru-RU"/>
+        </w:rPr>
+        <w:t>;</w:t>
+      </w:r>
+    </w:p>
+    <w:p>
+      <w:pPr>
+        <w:shd w:val="clear" w:color="auto" w:fill="1F1F1F"/>
+        <w:spacing w:after="0" w:line="285" w:lineRule="atLeast"/>
+        <w:rPr>
+          <w:rFonts w:ascii="Consolas" w:eastAsia="Times New Roman" w:hAnsi="Consolas" w:cs="Times New Roman"/>
+          <w:color w:val="CCCCCC"/>
+          <w:sz w:val="21"/>
+          <w:szCs w:val="21"/>
+          <w:lang w:eastAsia="ru-RU"/>
+        </w:rPr>
+      </w:pPr>
+      <w:r>
+        <w:rPr>
+          <w:rFonts w:ascii="Consolas" w:eastAsia="Times New Roman" w:hAnsi="Consolas" w:cs="Times New Roman"/>
+          <w:color w:val="CCCCCC"/>
+          <w:sz w:val="21"/>
+          <w:szCs w:val="21"/>
+          <w:lang w:eastAsia="ru-RU"/>
+        </w:rPr>
+        <w:t>}</w:t>
+      </w:r>
+    </w:p>
+    <w:p>
+      <w:pPr>
+        <w:spacing w:after="0"/>
+        <w:rPr>
+          <w:sz w:val="28"/>
+          <w:szCs w:val="28"/>
+        </w:rPr>
+      </w:pPr>
+    </w:p>
+    <w:p>
+      <w:pPr>
+        <w:spacing w:after="0"/>
+        <w:rPr>
+          <w:sz w:val="28"/>
+          <w:szCs w:val="28"/>
+          <w:lang w:val="en-US"/>
+        </w:rPr>
+      </w:pPr>
     </w:p>
     <w:sectPr>
       <w:pgSz w:w="11906" w:h="16838"/>

--- a/інтернет-програмування/Драч_ЛР№3_Звіт.docx
+++ b/інтернет-програмування/Драч_ЛР№3_Звіт.docx
@@ -20310,6 +20310,74 @@
           <w:szCs w:val="28"/>
         </w:rPr>
       </w:pPr>
+    </w:p>
+    <w:p>
+      <w:pPr>
+        <w:spacing w:after="0"/>
+        <w:rPr>
+          <w:sz w:val="28"/>
+          <w:szCs w:val="28"/>
+          <w:lang w:val="uk-UA"/>
+        </w:rPr>
+      </w:pPr>
+      <w:r>
+        <w:rPr>
+          <w:sz w:val="28"/>
+          <w:szCs w:val="28"/>
+          <w:lang w:val="uk-UA"/>
+        </w:rPr>
+        <w:t>Зафіксував зміни:</w:t>
+      </w:r>
+    </w:p>
+    <w:p>
+      <w:pPr>
+        <w:spacing w:after="0"/>
+        <w:rPr>
+          <w:sz w:val="28"/>
+          <w:szCs w:val="28"/>
+          <w:lang w:val="en-US"/>
+        </w:rPr>
+      </w:pPr>
+      <w:r>
+        <w:rPr>
+          <w:noProof/>
+        </w:rPr>
+        <w:drawing>
+          <wp:inline distT="0" distB="0" distL="0" distR="0" wp14:anchorId="512C9A42" wp14:editId="3726B716">
+            <wp:extent cx="4448175" cy="1933575"/>
+            <wp:effectExtent l="0" t="0" r="9525" b="9525"/>
+            <wp:docPr id="19" name="Рисунок 19"/>
+            <wp:cNvGraphicFramePr>
+              <a:graphicFrameLocks xmlns:a="http://schemas.openxmlformats.org/drawingml/2006/main" noChangeAspect="1"/>
+            </wp:cNvGraphicFramePr>
+            <a:graphic xmlns:a="http://schemas.openxmlformats.org/drawingml/2006/main">
+              <a:graphicData uri="http://schemas.openxmlformats.org/drawingml/2006/picture">
+                <pic:pic xmlns:pic="http://schemas.openxmlformats.org/drawingml/2006/picture">
+                  <pic:nvPicPr>
+                    <pic:cNvPr id="1" name=""/>
+                    <pic:cNvPicPr/>
+                  </pic:nvPicPr>
+                  <pic:blipFill>
+                    <a:blip r:embed="rId22"/>
+                    <a:stretch>
+                      <a:fillRect/>
+                    </a:stretch>
+                  </pic:blipFill>
+                  <pic:spPr>
+                    <a:xfrm>
+                      <a:off x="0" y="0"/>
+                      <a:ext cx="4448175" cy="1933575"/>
+                    </a:xfrm>
+                    <a:prstGeom prst="rect">
+                      <a:avLst/>
+                    </a:prstGeom>
+                  </pic:spPr>
+                </pic:pic>
+              </a:graphicData>
+            </a:graphic>
+          </wp:inline>
+        </w:drawing>
+      </w:r>
     </w:p>
     <w:p>
       <w:pPr>

--- a/інтернет-програмування/Драч_ЛР№3_Звіт.docx
+++ b/інтернет-програмування/Драч_ЛР№3_Звіт.docx
@@ -45685,6 +45685,642 @@
           <w:szCs w:val="28"/>
         </w:rPr>
       </w:pPr>
+      <w:r>
+        <w:rPr>
+          <w:noProof/>
+        </w:rPr>
+        <w:drawing>
+          <wp:inline distT="0" distB="0" distL="0" distR="0" wp14:anchorId="2B4FC1D4" wp14:editId="7877734E">
+            <wp:extent cx="4558355" cy="1385740"/>
+            <wp:effectExtent l="0" t="0" r="0" b="5080"/>
+            <wp:docPr id="23" name="Рисунок 23"/>
+            <wp:cNvGraphicFramePr>
+              <a:graphicFrameLocks xmlns:a="http://schemas.openxmlformats.org/drawingml/2006/main" noChangeAspect="1"/>
+            </wp:cNvGraphicFramePr>
+            <a:graphic xmlns:a="http://schemas.openxmlformats.org/drawingml/2006/main">
+              <a:graphicData uri="http://schemas.openxmlformats.org/drawingml/2006/picture">
+                <pic:pic xmlns:pic="http://schemas.openxmlformats.org/drawingml/2006/picture">
+                  <pic:nvPicPr>
+                    <pic:cNvPr id="1" name=""/>
+                    <pic:cNvPicPr/>
+                  </pic:nvPicPr>
+                  <pic:blipFill>
+                    <a:blip r:embed="rId26"/>
+                    <a:stretch>
+                      <a:fillRect/>
+                    </a:stretch>
+                  </pic:blipFill>
+                  <pic:spPr>
+                    <a:xfrm>
+                      <a:off x="0" y="0"/>
+                      <a:ext cx="4596448" cy="1397320"/>
+                    </a:xfrm>
+                    <a:prstGeom prst="rect">
+                      <a:avLst/>
+                    </a:prstGeom>
+                  </pic:spPr>
+                </pic:pic>
+              </a:graphicData>
+            </a:graphic>
+          </wp:inline>
+        </w:drawing>
+      </w:r>
+    </w:p>
+    <w:p>
+      <w:pPr>
+        <w:spacing w:after="0"/>
+        <w:rPr>
+          <w:b/>
+          <w:bCs/>
+          <w:sz w:val="28"/>
+          <w:szCs w:val="28"/>
+          <w:lang w:val="uk-UA"/>
+        </w:rPr>
+      </w:pPr>
+      <w:r>
+        <w:rPr>
+          <w:b/>
+          <w:bCs/>
+          <w:sz w:val="28"/>
+          <w:szCs w:val="28"/>
+          <w:lang w:val="uk-UA"/>
+        </w:rPr>
+        <w:lastRenderedPageBreak/>
+        <w:t>Етап №7</w:t>
+      </w:r>
+    </w:p>
+    <w:p>
+      <w:pPr>
+        <w:spacing w:after="0"/>
+        <w:rPr>
+          <w:sz w:val="28"/>
+          <w:szCs w:val="28"/>
+          <w:lang w:val="uk-UA"/>
+        </w:rPr>
+      </w:pPr>
+    </w:p>
+    <w:p>
+      <w:pPr>
+        <w:spacing w:after="0"/>
+        <w:rPr>
+          <w:sz w:val="28"/>
+          <w:szCs w:val="28"/>
+          <w:lang w:val="en-US"/>
+        </w:rPr>
+      </w:pPr>
+      <w:r>
+        <w:rPr>
+          <w:sz w:val="28"/>
+          <w:szCs w:val="28"/>
+          <w:lang w:val="uk-UA"/>
+        </w:rPr>
+        <w:t xml:space="preserve">Додав файл </w:t>
+      </w:r>
+      <w:r>
+        <w:rPr>
+          <w:sz w:val="28"/>
+          <w:szCs w:val="28"/>
+          <w:lang w:val="en-US"/>
+        </w:rPr>
+        <w:t>README.md</w:t>
+      </w:r>
+    </w:p>
+    <w:p>
+      <w:pPr>
+        <w:spacing w:after="0"/>
+        <w:rPr>
+          <w:sz w:val="28"/>
+          <w:szCs w:val="28"/>
+          <w:lang w:val="en-US"/>
+        </w:rPr>
+      </w:pPr>
+      <w:r>
+        <w:rPr>
+          <w:noProof/>
+        </w:rPr>
+        <w:drawing>
+          <wp:inline distT="0" distB="0" distL="0" distR="0" wp14:anchorId="5F0191E0" wp14:editId="4529755B">
+            <wp:extent cx="5843118" cy="4015818"/>
+            <wp:effectExtent l="0" t="0" r="5715" b="3810"/>
+            <wp:docPr id="24" name="Рисунок 24"/>
+            <wp:cNvGraphicFramePr>
+              <a:graphicFrameLocks xmlns:a="http://schemas.openxmlformats.org/drawingml/2006/main" noChangeAspect="1"/>
+            </wp:cNvGraphicFramePr>
+            <a:graphic xmlns:a="http://schemas.openxmlformats.org/drawingml/2006/main">
+              <a:graphicData uri="http://schemas.openxmlformats.org/drawingml/2006/picture">
+                <pic:pic xmlns:pic="http://schemas.openxmlformats.org/drawingml/2006/picture">
+                  <pic:nvPicPr>
+                    <pic:cNvPr id="1" name=""/>
+                    <pic:cNvPicPr/>
+                  </pic:nvPicPr>
+                  <pic:blipFill>
+                    <a:blip r:embed="rId27"/>
+                    <a:stretch>
+                      <a:fillRect/>
+                    </a:stretch>
+                  </pic:blipFill>
+                  <pic:spPr>
+                    <a:xfrm>
+                      <a:off x="0" y="0"/>
+                      <a:ext cx="5881041" cy="4041882"/>
+                    </a:xfrm>
+                    <a:prstGeom prst="rect">
+                      <a:avLst/>
+                    </a:prstGeom>
+                  </pic:spPr>
+                </pic:pic>
+              </a:graphicData>
+            </a:graphic>
+          </wp:inline>
+        </w:drawing>
+      </w:r>
+    </w:p>
+    <w:p>
+      <w:pPr>
+        <w:spacing w:after="0"/>
+        <w:rPr>
+          <w:sz w:val="28"/>
+          <w:szCs w:val="28"/>
+          <w:lang w:val="uk-UA"/>
+        </w:rPr>
+      </w:pPr>
+    </w:p>
+    <w:p>
+      <w:pPr>
+        <w:spacing w:after="0"/>
+        <w:rPr>
+          <w:sz w:val="28"/>
+          <w:szCs w:val="28"/>
+        </w:rPr>
+      </w:pPr>
+      <w:r>
+        <w:rPr>
+          <w:sz w:val="28"/>
+          <w:szCs w:val="28"/>
+          <w:lang w:val="uk-UA"/>
+        </w:rPr>
+        <w:t xml:space="preserve">Відправив усі зміни на </w:t>
+      </w:r>
+      <w:proofErr w:type="spellStart"/>
+      <w:r>
+        <w:rPr>
+          <w:sz w:val="28"/>
+          <w:szCs w:val="28"/>
+          <w:lang w:val="en-US"/>
+        </w:rPr>
+        <w:t>github</w:t>
+      </w:r>
+      <w:proofErr w:type="spellEnd"/>
+      <w:r>
+        <w:rPr>
+          <w:sz w:val="28"/>
+          <w:szCs w:val="28"/>
+        </w:rPr>
+        <w:t>:</w:t>
+      </w:r>
+    </w:p>
+    <w:p>
+      <w:pPr>
+        <w:spacing w:after="0"/>
+        <w:rPr>
+          <w:sz w:val="28"/>
+          <w:szCs w:val="28"/>
+          <w:lang w:val="uk-UA"/>
+        </w:rPr>
+      </w:pPr>
+      <w:r>
+        <w:rPr>
+          <w:noProof/>
+        </w:rPr>
+        <w:drawing>
+          <wp:inline distT="0" distB="0" distL="0" distR="0" wp14:anchorId="275BA57F" wp14:editId="58EC20FD">
+            <wp:extent cx="4837814" cy="2394408"/>
+            <wp:effectExtent l="0" t="0" r="1270" b="6350"/>
+            <wp:docPr id="25" name="Рисунок 25"/>
+            <wp:cNvGraphicFramePr>
+              <a:graphicFrameLocks xmlns:a="http://schemas.openxmlformats.org/drawingml/2006/main" noChangeAspect="1"/>
+            </wp:cNvGraphicFramePr>
+            <a:graphic xmlns:a="http://schemas.openxmlformats.org/drawingml/2006/main">
+              <a:graphicData uri="http://schemas.openxmlformats.org/drawingml/2006/picture">
+                <pic:pic xmlns:pic="http://schemas.openxmlformats.org/drawingml/2006/picture">
+                  <pic:nvPicPr>
+                    <pic:cNvPr id="1" name=""/>
+                    <pic:cNvPicPr/>
+                  </pic:nvPicPr>
+                  <pic:blipFill>
+                    <a:blip r:embed="rId28"/>
+                    <a:stretch>
+                      <a:fillRect/>
+                    </a:stretch>
+                  </pic:blipFill>
+                  <pic:spPr>
+                    <a:xfrm>
+                      <a:off x="0" y="0"/>
+                      <a:ext cx="4856054" cy="2403436"/>
+                    </a:xfrm>
+                    <a:prstGeom prst="rect">
+                      <a:avLst/>
+                    </a:prstGeom>
+                  </pic:spPr>
+                </pic:pic>
+              </a:graphicData>
+            </a:graphic>
+          </wp:inline>
+        </w:drawing>
+      </w:r>
+    </w:p>
+    <w:p>
+      <w:pPr>
+        <w:spacing w:after="0"/>
+        <w:rPr>
+          <w:sz w:val="28"/>
+          <w:szCs w:val="28"/>
+          <w:lang w:val="uk-UA"/>
+        </w:rPr>
+      </w:pPr>
+    </w:p>
+    <w:p>
+      <w:pPr>
+        <w:spacing w:after="0"/>
+        <w:rPr>
+          <w:sz w:val="28"/>
+          <w:szCs w:val="28"/>
+          <w:lang w:val="uk-UA"/>
+        </w:rPr>
+      </w:pPr>
+      <w:proofErr w:type="spellStart"/>
+      <w:r>
+        <w:rPr>
+          <w:sz w:val="28"/>
+          <w:szCs w:val="28"/>
+          <w:lang w:val="uk-UA"/>
+        </w:rPr>
+        <w:t>Посиладння</w:t>
+      </w:r>
+      <w:proofErr w:type="spellEnd"/>
+      <w:r>
+        <w:rPr>
+          <w:sz w:val="28"/>
+          <w:szCs w:val="28"/>
+          <w:lang w:val="uk-UA"/>
+        </w:rPr>
+        <w:t xml:space="preserve"> на гіт: </w:t>
+      </w:r>
+      <w:hyperlink r:id="rId29" w:history="1">
+        <w:r>
+          <w:rPr>
+            <w:rStyle w:val="a8"/>
+            <w:sz w:val="28"/>
+            <w:szCs w:val="28"/>
+            <w:lang w:val="uk-UA"/>
+          </w:rPr>
+          <w:t>https://github.com/Dgardes/Semestr_2</w:t>
+        </w:r>
+      </w:hyperlink>
+    </w:p>
+    <w:p>
+      <w:pPr>
+        <w:spacing w:after="0"/>
+        <w:rPr>
+          <w:sz w:val="28"/>
+          <w:szCs w:val="28"/>
+          <w:lang w:val="uk-UA"/>
+        </w:rPr>
+      </w:pPr>
+    </w:p>
+    <w:p>
+      <w:pPr>
+        <w:spacing w:after="0"/>
+        <w:rPr>
+          <w:sz w:val="28"/>
+          <w:szCs w:val="28"/>
+          <w:lang w:val="uk-UA"/>
+        </w:rPr>
+      </w:pPr>
+      <w:r>
+        <w:rPr>
+          <w:sz w:val="28"/>
+          <w:szCs w:val="28"/>
+          <w:lang w:val="uk-UA"/>
+        </w:rPr>
+        <w:t>Висновок: була проведена робота над створенням</w:t>
+      </w:r>
+      <w:r>
+        <w:rPr>
+          <w:sz w:val="28"/>
+          <w:szCs w:val="28"/>
+          <w:lang w:val="uk-UA"/>
+        </w:rPr>
+        <w:t xml:space="preserve"> інтерактивн</w:t>
+      </w:r>
+      <w:r>
+        <w:rPr>
+          <w:sz w:val="28"/>
+          <w:szCs w:val="28"/>
+          <w:lang w:val="uk-UA"/>
+        </w:rPr>
+        <w:t>ого</w:t>
+      </w:r>
+      <w:r>
+        <w:rPr>
+          <w:sz w:val="28"/>
+          <w:szCs w:val="28"/>
+          <w:lang w:val="uk-UA"/>
+        </w:rPr>
+        <w:t xml:space="preserve"> </w:t>
+      </w:r>
+      <w:proofErr w:type="spellStart"/>
+      <w:r>
+        <w:rPr>
+          <w:sz w:val="28"/>
+          <w:szCs w:val="28"/>
+          <w:lang w:val="uk-UA"/>
+        </w:rPr>
+        <w:t>односторінков</w:t>
+      </w:r>
+      <w:r>
+        <w:rPr>
+          <w:sz w:val="28"/>
+          <w:szCs w:val="28"/>
+          <w:lang w:val="uk-UA"/>
+        </w:rPr>
+        <w:t>ого</w:t>
+      </w:r>
+      <w:proofErr w:type="spellEnd"/>
+      <w:r>
+        <w:rPr>
+          <w:sz w:val="28"/>
+          <w:szCs w:val="28"/>
+          <w:lang w:val="uk-UA"/>
+        </w:rPr>
+        <w:t xml:space="preserve"> застосун</w:t>
+      </w:r>
+      <w:r>
+        <w:rPr>
+          <w:sz w:val="28"/>
+          <w:szCs w:val="28"/>
+          <w:lang w:val="uk-UA"/>
+        </w:rPr>
+        <w:t>ку</w:t>
+      </w:r>
+      <w:r>
+        <w:rPr>
+          <w:sz w:val="28"/>
+          <w:szCs w:val="28"/>
+          <w:lang w:val="uk-UA"/>
+        </w:rPr>
+        <w:t xml:space="preserve"> «</w:t>
+      </w:r>
+      <w:proofErr w:type="spellStart"/>
+      <w:r>
+        <w:rPr>
+          <w:sz w:val="28"/>
+          <w:szCs w:val="28"/>
+          <w:lang w:val="uk-UA"/>
+        </w:rPr>
+        <w:t>Task</w:t>
+      </w:r>
+      <w:proofErr w:type="spellEnd"/>
+      <w:r>
+        <w:rPr>
+          <w:sz w:val="28"/>
+          <w:szCs w:val="28"/>
+          <w:lang w:val="uk-UA"/>
+        </w:rPr>
+        <w:t xml:space="preserve"> </w:t>
+      </w:r>
+      <w:proofErr w:type="spellStart"/>
+      <w:r>
+        <w:rPr>
+          <w:sz w:val="28"/>
+          <w:szCs w:val="28"/>
+          <w:lang w:val="uk-UA"/>
+        </w:rPr>
+        <w:t>Manager</w:t>
+      </w:r>
+      <w:proofErr w:type="spellEnd"/>
+      <w:r>
+        <w:rPr>
+          <w:sz w:val="28"/>
+          <w:szCs w:val="28"/>
+          <w:lang w:val="uk-UA"/>
+        </w:rPr>
+        <w:t xml:space="preserve">» з використанням </w:t>
+      </w:r>
+      <w:proofErr w:type="spellStart"/>
+      <w:r>
+        <w:rPr>
+          <w:sz w:val="28"/>
+          <w:szCs w:val="28"/>
+          <w:lang w:val="uk-UA"/>
+        </w:rPr>
+        <w:t>React</w:t>
+      </w:r>
+      <w:proofErr w:type="spellEnd"/>
+      <w:r>
+        <w:rPr>
+          <w:sz w:val="28"/>
+          <w:szCs w:val="28"/>
+          <w:lang w:val="uk-UA"/>
+        </w:rPr>
+        <w:t xml:space="preserve"> та </w:t>
+      </w:r>
+      <w:proofErr w:type="spellStart"/>
+      <w:r>
+        <w:rPr>
+          <w:sz w:val="28"/>
+          <w:szCs w:val="28"/>
+          <w:lang w:val="uk-UA"/>
+        </w:rPr>
+        <w:t>TypeScript</w:t>
+      </w:r>
+      <w:proofErr w:type="spellEnd"/>
+      <w:r>
+        <w:rPr>
+          <w:sz w:val="28"/>
+          <w:szCs w:val="28"/>
+          <w:lang w:val="uk-UA"/>
+        </w:rPr>
+        <w:t xml:space="preserve">. </w:t>
+      </w:r>
+      <w:r>
+        <w:rPr>
+          <w:sz w:val="28"/>
+          <w:szCs w:val="28"/>
+          <w:lang w:val="uk-UA"/>
+        </w:rPr>
+        <w:t xml:space="preserve">Під час виконання лабораторної роботи було придбано практичні </w:t>
+      </w:r>
+      <w:r>
+        <w:rPr>
+          <w:sz w:val="28"/>
+          <w:szCs w:val="28"/>
+          <w:lang w:val="uk-UA"/>
+        </w:rPr>
+        <w:t xml:space="preserve">навички роботи з компонентами, </w:t>
+      </w:r>
+      <w:proofErr w:type="spellStart"/>
+      <w:r>
+        <w:rPr>
+          <w:sz w:val="28"/>
+          <w:szCs w:val="28"/>
+          <w:lang w:val="uk-UA"/>
+        </w:rPr>
+        <w:t>props</w:t>
+      </w:r>
+      <w:proofErr w:type="spellEnd"/>
+      <w:r>
+        <w:rPr>
+          <w:sz w:val="28"/>
+          <w:szCs w:val="28"/>
+          <w:lang w:val="uk-UA"/>
+        </w:rPr>
+        <w:t xml:space="preserve">, хуком </w:t>
+      </w:r>
+      <w:proofErr w:type="spellStart"/>
+      <w:r>
+        <w:rPr>
+          <w:sz w:val="28"/>
+          <w:szCs w:val="28"/>
+          <w:lang w:val="uk-UA"/>
+        </w:rPr>
+        <w:t>useState</w:t>
+      </w:r>
+      <w:proofErr w:type="spellEnd"/>
+      <w:r>
+        <w:rPr>
+          <w:sz w:val="28"/>
+          <w:szCs w:val="28"/>
+          <w:lang w:val="uk-UA"/>
+        </w:rPr>
+        <w:t xml:space="preserve">, формами з </w:t>
+      </w:r>
+      <w:proofErr w:type="spellStart"/>
+      <w:r>
+        <w:rPr>
+          <w:sz w:val="28"/>
+          <w:szCs w:val="28"/>
+          <w:lang w:val="uk-UA"/>
+        </w:rPr>
+        <w:t>валідацією</w:t>
+      </w:r>
+      <w:proofErr w:type="spellEnd"/>
+      <w:r>
+        <w:rPr>
+          <w:sz w:val="28"/>
+          <w:szCs w:val="28"/>
+          <w:lang w:val="uk-UA"/>
+        </w:rPr>
+        <w:t xml:space="preserve"> через </w:t>
+      </w:r>
+      <w:proofErr w:type="spellStart"/>
+      <w:r>
+        <w:rPr>
+          <w:sz w:val="28"/>
+          <w:szCs w:val="28"/>
+          <w:lang w:val="uk-UA"/>
+        </w:rPr>
+        <w:t>React</w:t>
+      </w:r>
+      <w:proofErr w:type="spellEnd"/>
+      <w:r>
+        <w:rPr>
+          <w:sz w:val="28"/>
+          <w:szCs w:val="28"/>
+          <w:lang w:val="uk-UA"/>
+        </w:rPr>
+        <w:t xml:space="preserve"> </w:t>
+      </w:r>
+      <w:proofErr w:type="spellStart"/>
+      <w:r>
+        <w:rPr>
+          <w:sz w:val="28"/>
+          <w:szCs w:val="28"/>
+          <w:lang w:val="uk-UA"/>
+        </w:rPr>
+        <w:t>Hook</w:t>
+      </w:r>
+      <w:proofErr w:type="spellEnd"/>
+      <w:r>
+        <w:rPr>
+          <w:sz w:val="28"/>
+          <w:szCs w:val="28"/>
+          <w:lang w:val="uk-UA"/>
+        </w:rPr>
+        <w:t xml:space="preserve"> </w:t>
+      </w:r>
+      <w:proofErr w:type="spellStart"/>
+      <w:r>
+        <w:rPr>
+          <w:sz w:val="28"/>
+          <w:szCs w:val="28"/>
+          <w:lang w:val="uk-UA"/>
+        </w:rPr>
+        <w:t>Form</w:t>
+      </w:r>
+      <w:proofErr w:type="spellEnd"/>
+      <w:r>
+        <w:rPr>
+          <w:sz w:val="28"/>
+          <w:szCs w:val="28"/>
+          <w:lang w:val="uk-UA"/>
+        </w:rPr>
+        <w:t xml:space="preserve"> та </w:t>
+      </w:r>
+      <w:proofErr w:type="spellStart"/>
+      <w:r>
+        <w:rPr>
+          <w:sz w:val="28"/>
+          <w:szCs w:val="28"/>
+          <w:lang w:val="uk-UA"/>
+        </w:rPr>
+        <w:t>Zod</w:t>
+      </w:r>
+      <w:proofErr w:type="spellEnd"/>
+      <w:r>
+        <w:rPr>
+          <w:sz w:val="28"/>
+          <w:szCs w:val="28"/>
+          <w:lang w:val="uk-UA"/>
+        </w:rPr>
+        <w:t xml:space="preserve">, а також CSS </w:t>
+      </w:r>
+      <w:proofErr w:type="spellStart"/>
+      <w:r>
+        <w:rPr>
+          <w:sz w:val="28"/>
+          <w:szCs w:val="28"/>
+          <w:lang w:val="uk-UA"/>
+        </w:rPr>
+        <w:t>Modules</w:t>
+      </w:r>
+      <w:proofErr w:type="spellEnd"/>
+      <w:r>
+        <w:rPr>
+          <w:sz w:val="28"/>
+          <w:szCs w:val="28"/>
+          <w:lang w:val="uk-UA"/>
+        </w:rPr>
+        <w:t xml:space="preserve"> для стилізації.</w:t>
+      </w:r>
+    </w:p>
+    <w:p>
+      <w:pPr>
+        <w:spacing w:after="0"/>
+        <w:rPr>
+          <w:sz w:val="28"/>
+          <w:szCs w:val="28"/>
+          <w:lang w:val="en-US"/>
+        </w:rPr>
+      </w:pPr>
+      <w:r>
+        <w:rPr>
+          <w:sz w:val="28"/>
+          <w:szCs w:val="28"/>
+          <w:lang w:val="uk-UA"/>
+        </w:rPr>
+        <w:t xml:space="preserve"> </w:t>
+      </w:r>
     </w:p>
     <w:sectPr>
       <w:pgSz w:w="11906" w:h="16838"/>
@@ -46267,6 +46903,29 @@
       </w:tblBorders>
     </w:tblPr>
   </w:style>
+  <w:style w:type="character" w:styleId="a8">
+    <w:name w:val="Hyperlink"/>
+    <w:basedOn w:val="a0"/>
+    <w:uiPriority w:val="99"/>
+    <w:unhideWhenUsed/>
+    <w:rsid w:val="0043622A"/>
+    <w:rPr>
+      <w:color w:val="0563C1" w:themeColor="hyperlink"/>
+      <w:u w:val="single"/>
+    </w:rPr>
+  </w:style>
+  <w:style w:type="character" w:styleId="a9">
+    <w:name w:val="Unresolved Mention"/>
+    <w:basedOn w:val="a0"/>
+    <w:uiPriority w:val="99"/>
+    <w:semiHidden/>
+    <w:unhideWhenUsed/>
+    <w:rsid w:val="0043622A"/>
+    <w:rPr>
+      <w:color w:val="605E5C"/>
+      <w:shd w:val="clear" w:color="auto" w:fill="E1DFDD"/>
+    </w:rPr>
+  </w:style>
 </w:styles>
 </file>
 
